--- a/APLOS/POPResources/Templates/LocalTaxInvoice202034.docx
+++ b/APLOS/POPResources/Templates/LocalTaxInvoice202034.docx
@@ -1,33 +1,34 @@
 
 <file path=word/document.xml><?xml version="1.0" encoding="utf-8"?>
-<w:document xmlns:wpc="http://schemas.microsoft.com/office/word/2010/wordprocessingCanvas" xmlns:cx="http://schemas.microsoft.com/office/drawing/2014/chartex" xmlns:cx1="http://schemas.microsoft.com/office/drawing/2015/9/8/chartex" xmlns:cx2="http://schemas.microsoft.com/office/drawing/2015/10/21/chartex" xmlns:cx3="http://schemas.microsoft.com/office/drawing/2016/5/9/chartex" xmlns:cx4="http://schemas.microsoft.com/office/drawing/2016/5/10/chartex" xmlns:cx5="http://schemas.microsoft.com/office/drawing/2016/5/11/chartex" xmlns:cx6="http://schemas.microsoft.com/office/drawing/2016/5/12/chartex" xmlns:cx7="http://schemas.microsoft.com/office/drawing/2016/5/13/chartex" xmlns:cx8="http://schemas.microsoft.com/office/drawing/2016/5/14/chartex" xmlns:mc="http://schemas.openxmlformats.org/markup-compatibility/2006" xmlns:aink="http://schemas.microsoft.com/office/drawing/2016/ink" xmlns:am3d="http://schemas.microsoft.com/office/drawing/2017/model3d" xmlns:o="urn:schemas-microsoft-com:office:office" xmlns:r="http://schemas.openxmlformats.org/officeDocument/2006/relationships" xmlns:m="http://schemas.openxmlformats.org/officeDocument/2006/math" xmlns:v="urn:schemas-microsoft-com:vml" xmlns:wp14="http://schemas.microsoft.com/office/word/2010/wordprocessingDrawing" xmlns:wp="http://schemas.openxmlformats.org/drawingml/2006/wordprocessingDrawing" xmlns:w10="urn:schemas-microsoft-com:office:word" xmlns:w="http://schemas.openxmlformats.org/wordprocessingml/2006/main" xmlns:w14="http://schemas.microsoft.com/office/word/2010/wordml" xmlns:w15="http://schemas.microsoft.com/office/word/2012/wordml" xmlns:w16cex="http://schemas.microsoft.com/office/word/2018/wordml/cex" xmlns:w16cid="http://schemas.microsoft.com/office/word/2016/wordml/cid" xmlns:w16="http://schemas.microsoft.com/office/word/2018/wordml" xmlns:w16sdtdh="http://schemas.microsoft.com/office/word/2020/wordml/sdtdatahash" xmlns:w16se="http://schemas.microsoft.com/office/word/2015/wordml/symex" xmlns:wpg="http://schemas.microsoft.com/office/word/2010/wordprocessingGroup" xmlns:wpi="http://schemas.microsoft.com/office/word/2010/wordprocessingInk" xmlns:wne="http://schemas.microsoft.com/office/word/2006/wordml" xmlns:wps="http://schemas.microsoft.com/office/word/2010/wordprocessingShape" mc:Ignorable="w14 w15 w16se w16cid w16 w16cex w16sdtdh wp14">
+<w:document xmlns:wpc="http://schemas.microsoft.com/office/word/2010/wordprocessingCanvas" xmlns:cx="http://schemas.microsoft.com/office/drawing/2014/chartex" xmlns:cx1="http://schemas.microsoft.com/office/drawing/2015/9/8/chartex" xmlns:cx2="http://schemas.microsoft.com/office/drawing/2015/10/21/chartex" xmlns:cx3="http://schemas.microsoft.com/office/drawing/2016/5/9/chartex" xmlns:cx4="http://schemas.microsoft.com/office/drawing/2016/5/10/chartex" xmlns:cx5="http://schemas.microsoft.com/office/drawing/2016/5/11/chartex" xmlns:cx6="http://schemas.microsoft.com/office/drawing/2016/5/12/chartex" xmlns:cx7="http://schemas.microsoft.com/office/drawing/2016/5/13/chartex" xmlns:cx8="http://schemas.microsoft.com/office/drawing/2016/5/14/chartex" xmlns:mc="http://schemas.openxmlformats.org/markup-compatibility/2006" xmlns:aink="http://schemas.microsoft.com/office/drawing/2016/ink" xmlns:am3d="http://schemas.microsoft.com/office/drawing/2017/model3d" xmlns:o="urn:schemas-microsoft-com:office:office" xmlns:oel="http://schemas.microsoft.com/office/2019/extlst" xmlns:r="http://schemas.openxmlformats.org/officeDocument/2006/relationships" xmlns:m="http://schemas.openxmlformats.org/officeDocument/2006/math" xmlns:v="urn:schemas-microsoft-com:vml" xmlns:wp14="http://schemas.microsoft.com/office/word/2010/wordprocessingDrawing" xmlns:wp="http://schemas.openxmlformats.org/drawingml/2006/wordprocessingDrawing" xmlns:w10="urn:schemas-microsoft-com:office:word" xmlns:w="http://schemas.openxmlformats.org/wordprocessingml/2006/main" xmlns:w14="http://schemas.microsoft.com/office/word/2010/wordml" xmlns:w15="http://schemas.microsoft.com/office/word/2012/wordml" xmlns:w16cex="http://schemas.microsoft.com/office/word/2018/wordml/cex" xmlns:w16cid="http://schemas.microsoft.com/office/word/2016/wordml/cid" xmlns:w16="http://schemas.microsoft.com/office/word/2018/wordml" xmlns:w16sdtdh="http://schemas.microsoft.com/office/word/2020/wordml/sdtdatahash" xmlns:w16se="http://schemas.microsoft.com/office/word/2015/wordml/symex" xmlns:wpg="http://schemas.microsoft.com/office/word/2010/wordprocessingGroup" xmlns:wpi="http://schemas.microsoft.com/office/word/2010/wordprocessingInk" xmlns:wne="http://schemas.microsoft.com/office/word/2006/wordml" xmlns:wps="http://schemas.microsoft.com/office/word/2010/wordprocessingShape" mc:Ignorable="w14 w15 w16se w16cid w16 w16cex w16sdtdh wp14">
   <w:body>
     <w:tbl>
       <w:tblPr>
         <w:tblStyle w:val="TableGrid"/>
         <w:tblpPr w:leftFromText="180" w:rightFromText="180" w:vertAnchor="page" w:horzAnchor="margin" w:tblpXSpec="center" w:tblpY="840"/>
-        <w:tblW w:w="17910" w:type="dxa"/>
+        <w:tblW w:w="11516" w:type="dxa"/>
         <w:tblLayout w:type="fixed"/>
         <w:tblLook w:val="04A0" w:firstRow="1" w:lastRow="0" w:firstColumn="1" w:lastColumn="0" w:noHBand="0" w:noVBand="1"/>
       </w:tblPr>
       <w:tblGrid>
-        <w:gridCol w:w="2547"/>
-        <w:gridCol w:w="2835"/>
-        <w:gridCol w:w="425"/>
-        <w:gridCol w:w="1418"/>
-        <w:gridCol w:w="2208"/>
-        <w:gridCol w:w="1052"/>
-        <w:gridCol w:w="2442"/>
-        <w:gridCol w:w="1527"/>
-        <w:gridCol w:w="3456"/>
+        <w:gridCol w:w="1636"/>
+        <w:gridCol w:w="1821"/>
+        <w:gridCol w:w="274"/>
+        <w:gridCol w:w="911"/>
+        <w:gridCol w:w="1419"/>
+        <w:gridCol w:w="678"/>
+        <w:gridCol w:w="1272"/>
+        <w:gridCol w:w="296"/>
+        <w:gridCol w:w="987"/>
+        <w:gridCol w:w="2222"/>
       </w:tblGrid>
       <w:tr>
         <w:trPr>
-          <w:trHeight w:val="440"/>
+          <w:trHeight w:val="250"/>
         </w:trPr>
         <w:tc>
           <w:tcPr>
-            <w:tcW w:w="17910" w:type="dxa"/>
+            <w:tcW w:w="9294" w:type="dxa"/>
             <w:gridSpan w:val="9"/>
             <w:vAlign w:val="center"/>
           </w:tcPr>
@@ -48,18 +49,62 @@
                 <w:szCs w:val="28"/>
               </w:rPr>
               <w:t>Tax Invoice</w:t>
+            </w:r>
+          </w:p>
+        </w:tc>
+        <w:tc>
+          <w:tcPr>
+            <w:tcW w:w="2222" w:type="dxa"/>
+            <w:vAlign w:val="center"/>
+          </w:tcPr>
+          <w:p>
+            <w:pPr>
+              <w:jc w:val="center"/>
+              <w:rPr>
+                <w:rFonts w:ascii="Tahoma" w:hAnsi="Tahoma" w:cs="Tahoma"/>
+                <w:b/>
+                <w:sz w:val="16"/>
+                <w:szCs w:val="16"/>
+              </w:rPr>
+            </w:pPr>
+            <w:r>
+              <w:rPr>
+                <w:rFonts w:ascii="Tahoma" w:hAnsi="Tahoma" w:cs="Tahoma"/>
+                <w:b/>
+                <w:bCs/>
+              </w:rPr>
+              <w:t>{</w:t>
+            </w:r>
+            <w:proofErr w:type="spellStart"/>
+            <w:r>
+              <w:rPr>
+                <w:rFonts w:ascii="Consolas" w:hAnsi="Consolas" w:cs="Consolas"/>
+                <w:color w:val="A31515"/>
+                <w:sz w:val="19"/>
+                <w:szCs w:val="19"/>
+              </w:rPr>
+              <w:t>FileCopyName</w:t>
+            </w:r>
+            <w:proofErr w:type="spellEnd"/>
+            <w:r>
+              <w:rPr>
+                <w:rFonts w:ascii="Tahoma" w:hAnsi="Tahoma" w:cs="Tahoma"/>
+                <w:b/>
+                <w:bCs/>
+              </w:rPr>
+              <w:t>}</w:t>
             </w:r>
           </w:p>
         </w:tc>
       </w:tr>
       <w:tr>
         <w:trPr>
-          <w:trHeight w:val="440"/>
+          <w:trHeight w:val="250"/>
         </w:trPr>
         <w:tc>
           <w:tcPr>
-            <w:tcW w:w="14454" w:type="dxa"/>
-            <w:gridSpan w:val="8"/>
+            <w:tcW w:w="11516" w:type="dxa"/>
+            <w:gridSpan w:val="10"/>
             <w:vAlign w:val="center"/>
           </w:tcPr>
           <w:p>
@@ -126,9 +171,8 @@
                 <w:sz w:val="20"/>
                 <w:szCs w:val="20"/>
               </w:rPr>
-              <w:t xml:space="preserve"> </w:t>
-            </w:r>
-            <w:proofErr w:type="spellStart"/>
+              <w:t xml:space="preserve"> Channa</w:t>
+            </w:r>
             <w:r>
               <w:rPr>
                 <w:rFonts w:ascii="Arial Narrow" w:hAnsi="Arial Narrow" w:cs="Tahoma"/>
@@ -136,9 +180,8 @@
                 <w:sz w:val="20"/>
                 <w:szCs w:val="20"/>
               </w:rPr>
-              <w:t>Channa</w:t>
-            </w:r>
-            <w:proofErr w:type="spellEnd"/>
+              <w:t xml:space="preserve">, </w:t>
+            </w:r>
             <w:r>
               <w:rPr>
                 <w:rFonts w:ascii="Arial Narrow" w:hAnsi="Arial Narrow" w:cs="Tahoma"/>
@@ -146,8 +189,9 @@
                 <w:sz w:val="20"/>
                 <w:szCs w:val="20"/>
               </w:rPr>
-              <w:t xml:space="preserve">, </w:t>
-            </w:r>
+              <w:t xml:space="preserve">Ludhiana - </w:t>
+            </w:r>
+            <w:proofErr w:type="spellStart"/>
             <w:r>
               <w:rPr>
                 <w:rFonts w:ascii="Arial Narrow" w:hAnsi="Arial Narrow" w:cs="Tahoma"/>
@@ -155,9 +199,9 @@
                 <w:sz w:val="20"/>
                 <w:szCs w:val="20"/>
               </w:rPr>
-              <w:t xml:space="preserve">Ludhiana - </w:t>
-            </w:r>
-            <w:proofErr w:type="spellStart"/>
+              <w:t>Malerkotla</w:t>
+            </w:r>
+            <w:proofErr w:type="spellEnd"/>
             <w:r>
               <w:rPr>
                 <w:rFonts w:ascii="Arial Narrow" w:hAnsi="Arial Narrow" w:cs="Tahoma"/>
@@ -165,9 +209,8 @@
                 <w:sz w:val="20"/>
                 <w:szCs w:val="20"/>
               </w:rPr>
-              <w:t>Malerkotla</w:t>
-            </w:r>
-            <w:proofErr w:type="spellEnd"/>
+              <w:t xml:space="preserve"> Road,</w:t>
+            </w:r>
             <w:r>
               <w:rPr>
                 <w:rFonts w:ascii="Arial Narrow" w:hAnsi="Arial Narrow" w:cs="Tahoma"/>
@@ -175,7 +218,7 @@
                 <w:sz w:val="20"/>
                 <w:szCs w:val="20"/>
               </w:rPr>
-              <w:t xml:space="preserve"> Road,</w:t>
+              <w:t xml:space="preserve"> </w:t>
             </w:r>
             <w:r>
               <w:rPr>
@@ -184,7 +227,7 @@
                 <w:sz w:val="20"/>
                 <w:szCs w:val="20"/>
               </w:rPr>
-              <w:t xml:space="preserve"> </w:t>
+              <w:t>Near</w:t>
             </w:r>
             <w:r>
               <w:rPr>
@@ -193,7 +236,7 @@
                 <w:sz w:val="20"/>
                 <w:szCs w:val="20"/>
               </w:rPr>
-              <w:t>Near</w:t>
+              <w:t>-</w:t>
             </w:r>
             <w:r>
               <w:rPr>
@@ -202,8 +245,9 @@
                 <w:sz w:val="20"/>
                 <w:szCs w:val="20"/>
               </w:rPr>
-              <w:t>-</w:t>
-            </w:r>
+              <w:t xml:space="preserve"> </w:t>
+            </w:r>
+            <w:proofErr w:type="spellStart"/>
             <w:r>
               <w:rPr>
                 <w:rFonts w:ascii="Arial Narrow" w:hAnsi="Arial Narrow" w:cs="Tahoma"/>
@@ -211,9 +255,9 @@
                 <w:sz w:val="20"/>
                 <w:szCs w:val="20"/>
               </w:rPr>
-              <w:t xml:space="preserve"> </w:t>
-            </w:r>
-            <w:proofErr w:type="spellStart"/>
+              <w:t>Ahmedgarh</w:t>
+            </w:r>
+            <w:proofErr w:type="spellEnd"/>
             <w:r>
               <w:rPr>
                 <w:rFonts w:ascii="Arial Narrow" w:hAnsi="Arial Narrow" w:cs="Tahoma"/>
@@ -221,9 +265,8 @@
                 <w:sz w:val="20"/>
                 <w:szCs w:val="20"/>
               </w:rPr>
-              <w:t>Ahmedgarh</w:t>
-            </w:r>
-            <w:proofErr w:type="spellEnd"/>
+              <w:t xml:space="preserve">, </w:t>
+            </w:r>
             <w:r>
               <w:rPr>
                 <w:rFonts w:ascii="Arial Narrow" w:hAnsi="Arial Narrow" w:cs="Tahoma"/>
@@ -231,7 +274,7 @@
                 <w:sz w:val="20"/>
                 <w:szCs w:val="20"/>
               </w:rPr>
-              <w:t xml:space="preserve">, </w:t>
+              <w:t xml:space="preserve">Distt: Sangrur </w:t>
             </w:r>
             <w:r>
               <w:rPr>
@@ -240,7 +283,7 @@
                 <w:sz w:val="20"/>
                 <w:szCs w:val="20"/>
               </w:rPr>
-              <w:t xml:space="preserve">Distt: Sangrur </w:t>
+              <w:t>–</w:t>
             </w:r>
             <w:r>
               <w:rPr>
@@ -249,25 +292,25 @@
                 <w:sz w:val="20"/>
                 <w:szCs w:val="20"/>
               </w:rPr>
-              <w:t>–</w:t>
+              <w:t xml:space="preserve"> Punjab</w:t>
             </w:r>
             <w:r>
               <w:rPr>
                 <w:rFonts w:ascii="Arial Narrow" w:hAnsi="Arial Narrow" w:cs="Tahoma"/>
-                <w:bCs/>
+                <w:b/>
                 <w:sz w:val="20"/>
                 <w:szCs w:val="20"/>
               </w:rPr>
-              <w:t xml:space="preserve"> Punjab</w:t>
+              <w:t>,</w:t>
             </w:r>
             <w:r>
               <w:rPr>
                 <w:rFonts w:ascii="Arial Narrow" w:hAnsi="Arial Narrow" w:cs="Tahoma"/>
-                <w:b/>
+                <w:bCs/>
                 <w:sz w:val="20"/>
                 <w:szCs w:val="20"/>
               </w:rPr>
-              <w:t>,</w:t>
+              <w:t xml:space="preserve"> PIN-</w:t>
             </w:r>
             <w:r>
               <w:rPr>
@@ -276,7 +319,7 @@
                 <w:sz w:val="20"/>
                 <w:szCs w:val="20"/>
               </w:rPr>
-              <w:t xml:space="preserve"> PIN-</w:t>
+              <w:t>14802</w:t>
             </w:r>
             <w:r>
               <w:rPr>
@@ -285,25 +328,15 @@
                 <w:sz w:val="20"/>
                 <w:szCs w:val="20"/>
               </w:rPr>
-              <w:t>14802</w:t>
-            </w:r>
-            <w:r>
-              <w:rPr>
-                <w:rFonts w:ascii="Arial Narrow" w:hAnsi="Arial Narrow" w:cs="Tahoma"/>
-                <w:bCs/>
-                <w:sz w:val="20"/>
-                <w:szCs w:val="20"/>
-              </w:rPr>
               <w:t>1</w:t>
             </w:r>
           </w:p>
           <w:p>
             <w:pPr>
               <w:rPr>
-                <w:rFonts w:ascii="Arial Narrow" w:hAnsi="Arial Narrow" w:cs="Tahoma"/>
-                <w:bCs/>
-                <w:sz w:val="20"/>
-                <w:szCs w:val="20"/>
+                <w:rFonts w:ascii="Tahoma" w:hAnsi="Tahoma" w:cs="Tahoma"/>
+                <w:b/>
+                <w:bCs/>
               </w:rPr>
             </w:pPr>
             <w:r>
@@ -373,44 +406,182 @@
             </w:r>
           </w:p>
         </w:tc>
+      </w:tr>
+      <w:tr>
+        <w:trPr>
+          <w:trHeight w:val="169"/>
+        </w:trPr>
         <w:tc>
           <w:tcPr>
-            <w:tcW w:w="3456" w:type="dxa"/>
+            <w:tcW w:w="3731" w:type="dxa"/>
+            <w:gridSpan w:val="3"/>
             <w:vAlign w:val="center"/>
           </w:tcPr>
           <w:p>
             <w:pPr>
-              <w:jc w:val="center"/>
-              <w:rPr>
-                <w:rFonts w:ascii="Tahoma" w:hAnsi="Tahoma" w:cs="Tahoma"/>
-                <w:b/>
-                <w:bCs/>
-              </w:rPr>
-            </w:pPr>
-            <w:r>
-              <w:rPr>
-                <w:rFonts w:ascii="Tahoma" w:hAnsi="Tahoma" w:cs="Tahoma"/>
-                <w:b/>
-                <w:bCs/>
-              </w:rPr>
-              <w:t>{</w:t>
+              <w:rPr>
+                <w:rFonts w:ascii="Tahoma" w:hAnsi="Tahoma" w:cs="Tahoma"/>
+                <w:b/>
+                <w:sz w:val="16"/>
+                <w:szCs w:val="16"/>
+              </w:rPr>
+            </w:pPr>
+            <w:r>
+              <w:rPr>
+                <w:rFonts w:ascii="Tahoma" w:hAnsi="Tahoma" w:cs="Tahoma"/>
+                <w:b/>
+                <w:sz w:val="16"/>
+                <w:szCs w:val="16"/>
+              </w:rPr>
+              <w:t xml:space="preserve">GST </w:t>
+            </w:r>
+            <w:proofErr w:type="gramStart"/>
+            <w:r>
+              <w:rPr>
+                <w:rFonts w:ascii="Tahoma" w:hAnsi="Tahoma" w:cs="Tahoma"/>
+                <w:b/>
+                <w:sz w:val="16"/>
+                <w:szCs w:val="16"/>
+              </w:rPr>
+              <w:t>NO :</w:t>
+            </w:r>
+            <w:proofErr w:type="gramEnd"/>
+            <w:r>
+              <w:rPr>
+                <w:rFonts w:ascii="Tahoma" w:hAnsi="Tahoma" w:cs="Tahoma"/>
+                <w:b/>
+                <w:sz w:val="16"/>
+                <w:szCs w:val="16"/>
+              </w:rPr>
+              <w:t xml:space="preserve"> 03AAJCC0212A1ZR</w:t>
+            </w:r>
+          </w:p>
+          <w:p>
+            <w:pPr>
+              <w:rPr>
+                <w:rFonts w:ascii="Tahoma" w:hAnsi="Tahoma" w:cs="Tahoma"/>
+                <w:b/>
+                <w:sz w:val="16"/>
+                <w:szCs w:val="16"/>
+              </w:rPr>
+            </w:pPr>
+          </w:p>
+        </w:tc>
+        <w:tc>
+          <w:tcPr>
+            <w:tcW w:w="4280" w:type="dxa"/>
+            <w:gridSpan w:val="4"/>
+            <w:vAlign w:val="center"/>
+          </w:tcPr>
+          <w:p>
+            <w:pPr>
+              <w:rPr>
+                <w:rFonts w:ascii="Tahoma" w:hAnsi="Tahoma" w:cs="Tahoma"/>
+                <w:b/>
+                <w:sz w:val="16"/>
+                <w:szCs w:val="16"/>
+              </w:rPr>
+            </w:pPr>
+            <w:r>
+              <w:rPr>
+                <w:rFonts w:ascii="Tahoma" w:hAnsi="Tahoma" w:cs="Tahoma"/>
+                <w:b/>
+                <w:sz w:val="16"/>
+                <w:szCs w:val="16"/>
+              </w:rPr>
+              <w:t xml:space="preserve">CIN NO- </w:t>
+            </w:r>
+            <w:r>
+              <w:rPr>
+                <w:rFonts w:ascii="Tahoma" w:hAnsi="Tahoma" w:cs="Tahoma"/>
+                <w:b/>
+                <w:sz w:val="16"/>
+                <w:szCs w:val="16"/>
+              </w:rPr>
+              <w:t>U17299KA2020PTC139070</w:t>
+            </w:r>
+          </w:p>
+        </w:tc>
+        <w:tc>
+          <w:tcPr>
+            <w:tcW w:w="3505" w:type="dxa"/>
+            <w:gridSpan w:val="3"/>
+            <w:vAlign w:val="center"/>
+          </w:tcPr>
+          <w:p>
+            <w:pPr>
+              <w:rPr>
+                <w:rFonts w:ascii="Tahoma" w:hAnsi="Tahoma" w:cs="Tahoma"/>
+                <w:b/>
+                <w:sz w:val="16"/>
+                <w:szCs w:val="16"/>
+              </w:rPr>
+            </w:pPr>
+            <w:r>
+              <w:rPr>
+                <w:rFonts w:ascii="Tahoma" w:hAnsi="Tahoma" w:cs="Tahoma"/>
+                <w:b/>
+                <w:sz w:val="16"/>
+                <w:szCs w:val="16"/>
+              </w:rPr>
+              <w:t>Invoice No: {</w:t>
             </w:r>
             <w:proofErr w:type="spellStart"/>
             <w:r>
               <w:rPr>
                 <w:rFonts w:ascii="Consolas" w:hAnsi="Consolas" w:cs="Consolas"/>
-                <w:color w:val="A31515"/>
+                <w:color w:val="000000"/>
                 <w:sz w:val="19"/>
                 <w:szCs w:val="19"/>
               </w:rPr>
-              <w:t>FileCopyName</w:t>
+              <w:t>InvoiceNo</w:t>
             </w:r>
             <w:proofErr w:type="spellEnd"/>
             <w:r>
               <w:rPr>
                 <w:rFonts w:ascii="Tahoma" w:hAnsi="Tahoma" w:cs="Tahoma"/>
                 <w:b/>
-                <w:bCs/>
+                <w:sz w:val="16"/>
+                <w:szCs w:val="16"/>
+              </w:rPr>
+              <w:t>}</w:t>
+            </w:r>
+          </w:p>
+          <w:p>
+            <w:pPr>
+              <w:rPr>
+                <w:rFonts w:ascii="Tahoma" w:hAnsi="Tahoma" w:cs="Tahoma"/>
+                <w:b/>
+                <w:sz w:val="16"/>
+                <w:szCs w:val="16"/>
+              </w:rPr>
+            </w:pPr>
+            <w:r>
+              <w:rPr>
+                <w:rFonts w:ascii="Tahoma" w:hAnsi="Tahoma" w:cs="Tahoma"/>
+                <w:b/>
+                <w:sz w:val="16"/>
+                <w:szCs w:val="16"/>
+              </w:rPr>
+              <w:t>Date: {</w:t>
+            </w:r>
+            <w:proofErr w:type="spellStart"/>
+            <w:r>
+              <w:rPr>
+                <w:rFonts w:ascii="Consolas" w:hAnsi="Consolas" w:cs="Consolas"/>
+                <w:color w:val="000000"/>
+                <w:sz w:val="19"/>
+                <w:szCs w:val="19"/>
+              </w:rPr>
+              <w:t>InvoiceDate</w:t>
+            </w:r>
+            <w:proofErr w:type="spellEnd"/>
+            <w:r>
+              <w:rPr>
+                <w:rFonts w:ascii="Tahoma" w:hAnsi="Tahoma" w:cs="Tahoma"/>
+                <w:b/>
+                <w:sz w:val="16"/>
+                <w:szCs w:val="16"/>
               </w:rPr>
               <w:t>}</w:t>
             </w:r>
@@ -419,11 +590,12 @@
       </w:tr>
       <w:tr>
         <w:trPr>
-          <w:trHeight w:val="298"/>
+          <w:trHeight w:val="168"/>
         </w:trPr>
         <w:tc>
           <w:tcPr>
-            <w:tcW w:w="2547" w:type="dxa"/>
+            <w:tcW w:w="11516" w:type="dxa"/>
+            <w:gridSpan w:val="10"/>
             <w:vAlign w:val="center"/>
           </w:tcPr>
           <w:p>
@@ -435,75 +607,86 @@
                 <w:szCs w:val="16"/>
               </w:rPr>
             </w:pPr>
-            <w:r>
-              <w:rPr>
-                <w:rFonts w:ascii="Tahoma" w:hAnsi="Tahoma" w:cs="Tahoma"/>
-                <w:b/>
-                <w:sz w:val="16"/>
-                <w:szCs w:val="16"/>
-              </w:rPr>
-              <w:t xml:space="preserve">GST </w:t>
-            </w:r>
-            <w:proofErr w:type="gramStart"/>
-            <w:r>
-              <w:rPr>
-                <w:rFonts w:ascii="Tahoma" w:hAnsi="Tahoma" w:cs="Tahoma"/>
-                <w:b/>
-                <w:sz w:val="16"/>
-                <w:szCs w:val="16"/>
-              </w:rPr>
-              <w:t>NO :</w:t>
-            </w:r>
-            <w:proofErr w:type="gramEnd"/>
-            <w:r>
-              <w:rPr>
-                <w:rFonts w:ascii="Tahoma" w:hAnsi="Tahoma" w:cs="Tahoma"/>
-                <w:b/>
-                <w:sz w:val="16"/>
-                <w:szCs w:val="16"/>
-              </w:rPr>
-              <w:t xml:space="preserve"> 03AAJCC0212A1ZR</w:t>
+          </w:p>
+        </w:tc>
+      </w:tr>
+      <w:tr>
+        <w:trPr>
+          <w:trHeight w:val="168"/>
+        </w:trPr>
+        <w:tc>
+          <w:tcPr>
+            <w:tcW w:w="1636" w:type="dxa"/>
+            <w:vAlign w:val="center"/>
+          </w:tcPr>
+          <w:p>
+            <w:pPr>
+              <w:rPr>
+                <w:rFonts w:ascii="Tahoma" w:hAnsi="Tahoma" w:cs="Tahoma"/>
+                <w:b/>
+                <w:sz w:val="16"/>
+                <w:szCs w:val="16"/>
+              </w:rPr>
+            </w:pPr>
+            <w:r>
+              <w:rPr>
+                <w:rFonts w:ascii="Tahoma" w:hAnsi="Tahoma" w:cs="Tahoma"/>
+                <w:b/>
+                <w:sz w:val="16"/>
+                <w:szCs w:val="16"/>
+              </w:rPr>
+              <w:t>N</w:t>
+            </w:r>
+            <w:r>
+              <w:rPr>
+                <w:rFonts w:ascii="Tahoma" w:hAnsi="Tahoma" w:cs="Tahoma"/>
+                <w:b/>
+                <w:sz w:val="16"/>
+                <w:szCs w:val="16"/>
+              </w:rPr>
+              <w:t>ame of</w:t>
+            </w:r>
+            <w:r>
+              <w:rPr>
+                <w:rFonts w:ascii="Tahoma" w:hAnsi="Tahoma" w:cs="Tahoma"/>
+                <w:b/>
+                <w:sz w:val="16"/>
+                <w:szCs w:val="16"/>
+              </w:rPr>
+              <w:t xml:space="preserve"> </w:t>
+            </w:r>
+            <w:r>
+              <w:rPr>
+                <w:rFonts w:ascii="Tahoma" w:hAnsi="Tahoma" w:cs="Tahoma"/>
+                <w:b/>
+                <w:sz w:val="16"/>
+                <w:szCs w:val="16"/>
+              </w:rPr>
+              <w:t>C</w:t>
+            </w:r>
+            <w:r>
+              <w:rPr>
+                <w:rFonts w:ascii="Tahoma" w:hAnsi="Tahoma" w:cs="Tahoma"/>
+                <w:b/>
+                <w:sz w:val="16"/>
+                <w:szCs w:val="16"/>
+              </w:rPr>
+              <w:t>onsignee</w:t>
+            </w:r>
+            <w:r>
+              <w:rPr>
+                <w:rFonts w:ascii="Tahoma" w:hAnsi="Tahoma" w:cs="Tahoma"/>
+                <w:b/>
+                <w:sz w:val="16"/>
+                <w:szCs w:val="16"/>
+              </w:rPr>
+              <w:t>:</w:t>
             </w:r>
           </w:p>
         </w:tc>
         <w:tc>
           <w:tcPr>
-            <w:tcW w:w="3260" w:type="dxa"/>
-            <w:gridSpan w:val="2"/>
-            <w:vAlign w:val="center"/>
-          </w:tcPr>
-          <w:p>
-            <w:pPr>
-              <w:rPr>
-                <w:rFonts w:ascii="Tahoma" w:hAnsi="Tahoma" w:cs="Tahoma"/>
-                <w:b/>
-                <w:sz w:val="16"/>
-                <w:szCs w:val="16"/>
-              </w:rPr>
-            </w:pPr>
-            <w:r>
-              <w:rPr>
-                <w:rFonts w:ascii="Tahoma" w:hAnsi="Tahoma" w:cs="Tahoma"/>
-                <w:b/>
-                <w:sz w:val="16"/>
-                <w:szCs w:val="16"/>
-              </w:rPr>
-              <w:t xml:space="preserve">CIN NO- </w:t>
-            </w:r>
-            <w:r>
-              <w:rPr>
-                <w:rFonts w:ascii="Tahoma" w:hAnsi="Tahoma" w:cs="Tahoma"/>
-                <w:b/>
-                <w:sz w:val="16"/>
-                <w:szCs w:val="16"/>
-              </w:rPr>
-              <w:t>U17299KA2020PTC139070</w:t>
-            </w:r>
-          </w:p>
-        </w:tc>
-        <w:tc>
-          <w:tcPr>
-            <w:tcW w:w="8647" w:type="dxa"/>
+            <w:tcW w:w="5103" w:type="dxa"/>
             <w:gridSpan w:val="5"/>
             <w:vAlign w:val="center"/>
           </w:tcPr>
@@ -516,50 +699,15 @@
                 <w:szCs w:val="16"/>
               </w:rPr>
             </w:pPr>
-          </w:p>
-        </w:tc>
-        <w:tc>
-          <w:tcPr>
-            <w:tcW w:w="3456" w:type="dxa"/>
-            <w:vAlign w:val="center"/>
-          </w:tcPr>
-          <w:p>
-            <w:pPr>
-              <w:rPr>
-                <w:rFonts w:ascii="Tahoma" w:hAnsi="Tahoma" w:cs="Tahoma"/>
-                <w:b/>
-                <w:sz w:val="16"/>
-                <w:szCs w:val="16"/>
-              </w:rPr>
-            </w:pPr>
-            <w:r>
-              <w:rPr>
-                <w:rFonts w:ascii="Tahoma" w:hAnsi="Tahoma" w:cs="Tahoma"/>
-                <w:b/>
-                <w:sz w:val="16"/>
-                <w:szCs w:val="16"/>
-              </w:rPr>
-              <w:t>I</w:t>
-            </w:r>
-            <w:r>
-              <w:rPr>
-                <w:rFonts w:ascii="Tahoma" w:hAnsi="Tahoma" w:cs="Tahoma"/>
-                <w:b/>
-                <w:sz w:val="16"/>
-                <w:szCs w:val="16"/>
-              </w:rPr>
-              <w:t>nvoice No:</w:t>
-            </w:r>
-            <w:r>
-              <w:rPr>
-                <w:rFonts w:ascii="Tahoma" w:hAnsi="Tahoma" w:cs="Tahoma"/>
-                <w:b/>
-                <w:sz w:val="16"/>
-                <w:szCs w:val="16"/>
-              </w:rPr>
-              <w:t xml:space="preserve"> {</w:t>
-            </w:r>
-            <w:proofErr w:type="spellStart"/>
+            <w:r>
+              <w:rPr>
+                <w:rFonts w:ascii="Tahoma" w:hAnsi="Tahoma" w:cs="Tahoma"/>
+                <w:b/>
+                <w:sz w:val="16"/>
+                <w:szCs w:val="16"/>
+              </w:rPr>
+              <w:t>{</w:t>
+            </w:r>
             <w:r>
               <w:rPr>
                 <w:rFonts w:ascii="Consolas" w:hAnsi="Consolas" w:cs="Consolas"/>
@@ -567,7 +715,72 @@
                 <w:sz w:val="19"/>
                 <w:szCs w:val="19"/>
               </w:rPr>
-              <w:t>InvoiceNo</w:t>
+              <w:t>Customer</w:t>
+            </w:r>
+            <w:r>
+              <w:rPr>
+                <w:rFonts w:ascii="Consolas" w:hAnsi="Consolas" w:cs="Consolas"/>
+                <w:b/>
+                <w:color w:val="000000"/>
+                <w:sz w:val="19"/>
+                <w:szCs w:val="19"/>
+              </w:rPr>
+              <w:t>}</w:t>
+            </w:r>
+          </w:p>
+        </w:tc>
+        <w:tc>
+          <w:tcPr>
+            <w:tcW w:w="2555" w:type="dxa"/>
+            <w:gridSpan w:val="3"/>
+            <w:vAlign w:val="center"/>
+          </w:tcPr>
+          <w:p>
+            <w:pPr>
+              <w:rPr>
+                <w:rFonts w:ascii="Tahoma" w:hAnsi="Tahoma" w:cs="Tahoma"/>
+                <w:b/>
+                <w:sz w:val="16"/>
+                <w:szCs w:val="16"/>
+              </w:rPr>
+            </w:pPr>
+            <w:r>
+              <w:rPr>
+                <w:rFonts w:ascii="Tahoma" w:hAnsi="Tahoma" w:cs="Tahoma"/>
+                <w:b/>
+                <w:sz w:val="16"/>
+                <w:szCs w:val="16"/>
+              </w:rPr>
+              <w:t xml:space="preserve">Customer </w:t>
+            </w:r>
+            <w:proofErr w:type="spellStart"/>
+            <w:proofErr w:type="gramStart"/>
+            <w:r>
+              <w:rPr>
+                <w:rFonts w:ascii="Tahoma" w:hAnsi="Tahoma" w:cs="Tahoma"/>
+                <w:b/>
+                <w:sz w:val="16"/>
+                <w:szCs w:val="16"/>
+              </w:rPr>
+              <w:t>GST</w:t>
+            </w:r>
+            <w:r>
+              <w:rPr>
+                <w:rFonts w:ascii="Tahoma" w:hAnsi="Tahoma" w:cs="Tahoma"/>
+                <w:b/>
+                <w:sz w:val="16"/>
+                <w:szCs w:val="16"/>
+              </w:rPr>
+              <w:t>IN</w:t>
+            </w:r>
+            <w:r>
+              <w:rPr>
+                <w:rFonts w:ascii="Tahoma" w:hAnsi="Tahoma" w:cs="Tahoma"/>
+                <w:b/>
+                <w:sz w:val="16"/>
+                <w:szCs w:val="16"/>
+              </w:rPr>
+              <w:t>o</w:t>
             </w:r>
             <w:proofErr w:type="spellEnd"/>
             <w:r>
@@ -577,53 +790,17 @@
                 <w:sz w:val="16"/>
                 <w:szCs w:val="16"/>
               </w:rPr>
-              <w:t>}</w:t>
-            </w:r>
-          </w:p>
-          <w:p>
-            <w:pPr>
-              <w:rPr>
-                <w:rFonts w:ascii="Tahoma" w:hAnsi="Tahoma" w:cs="Tahoma"/>
-                <w:b/>
-                <w:sz w:val="16"/>
-                <w:szCs w:val="16"/>
-              </w:rPr>
-            </w:pPr>
-            <w:r>
-              <w:rPr>
-                <w:rFonts w:ascii="Tahoma" w:hAnsi="Tahoma" w:cs="Tahoma"/>
-                <w:b/>
-                <w:sz w:val="16"/>
-                <w:szCs w:val="16"/>
-              </w:rPr>
-              <w:t xml:space="preserve">Invoice </w:t>
-            </w:r>
-            <w:r>
-              <w:rPr>
-                <w:rFonts w:ascii="Tahoma" w:hAnsi="Tahoma" w:cs="Tahoma"/>
-                <w:b/>
-                <w:sz w:val="16"/>
-                <w:szCs w:val="16"/>
-              </w:rPr>
-              <w:t>D</w:t>
-            </w:r>
-            <w:r>
-              <w:rPr>
-                <w:rFonts w:ascii="Tahoma" w:hAnsi="Tahoma" w:cs="Tahoma"/>
-                <w:b/>
-                <w:sz w:val="16"/>
-                <w:szCs w:val="16"/>
-              </w:rPr>
-              <w:t>ate</w:t>
-            </w:r>
-            <w:r>
-              <w:rPr>
-                <w:rFonts w:ascii="Tahoma" w:hAnsi="Tahoma" w:cs="Tahoma"/>
-                <w:b/>
-                <w:sz w:val="16"/>
-                <w:szCs w:val="16"/>
-              </w:rPr>
-              <w:t>: {</w:t>
+              <w:t>:-</w:t>
+            </w:r>
+            <w:proofErr w:type="gramEnd"/>
+            <w:r>
+              <w:rPr>
+                <w:rFonts w:ascii="Tahoma" w:hAnsi="Tahoma" w:cs="Tahoma"/>
+                <w:b/>
+                <w:sz w:val="16"/>
+                <w:szCs w:val="16"/>
+              </w:rPr>
+              <w:t>{</w:t>
             </w:r>
             <w:proofErr w:type="spellStart"/>
             <w:r>
@@ -633,7 +810,7 @@
                 <w:sz w:val="19"/>
                 <w:szCs w:val="19"/>
               </w:rPr>
-              <w:t>InvoiceDate</w:t>
+              <w:t>CustomerGSTNo</w:t>
             </w:r>
             <w:proofErr w:type="spellEnd"/>
             <w:r>
@@ -642,6 +819,89 @@
                 <w:b/>
                 <w:sz w:val="16"/>
                 <w:szCs w:val="16"/>
+              </w:rPr>
+              <w:t>}</w:t>
+            </w:r>
+          </w:p>
+        </w:tc>
+        <w:tc>
+          <w:tcPr>
+            <w:tcW w:w="2222" w:type="dxa"/>
+            <w:vAlign w:val="center"/>
+          </w:tcPr>
+          <w:p>
+            <w:pPr>
+              <w:rPr>
+                <w:rFonts w:ascii="Tahoma" w:hAnsi="Tahoma" w:cs="Tahoma"/>
+                <w:b/>
+                <w:sz w:val="16"/>
+                <w:szCs w:val="16"/>
+              </w:rPr>
+            </w:pPr>
+            <w:r>
+              <w:rPr>
+                <w:rFonts w:ascii="Tahoma" w:hAnsi="Tahoma" w:cs="Tahoma"/>
+                <w:b/>
+                <w:sz w:val="16"/>
+                <w:szCs w:val="16"/>
+              </w:rPr>
+              <w:t xml:space="preserve">Customer </w:t>
+            </w:r>
+            <w:r>
+              <w:rPr>
+                <w:rFonts w:ascii="Tahoma" w:hAnsi="Tahoma" w:cs="Tahoma"/>
+                <w:b/>
+                <w:sz w:val="16"/>
+                <w:szCs w:val="16"/>
+              </w:rPr>
+              <w:t xml:space="preserve">PAN </w:t>
+            </w:r>
+            <w:proofErr w:type="gramStart"/>
+            <w:r>
+              <w:rPr>
+                <w:rFonts w:ascii="Tahoma" w:hAnsi="Tahoma" w:cs="Tahoma"/>
+                <w:b/>
+                <w:sz w:val="16"/>
+                <w:szCs w:val="16"/>
+              </w:rPr>
+              <w:t>NO :</w:t>
+            </w:r>
+            <w:proofErr w:type="gramEnd"/>
+            <w:r>
+              <w:rPr>
+                <w:rFonts w:ascii="Tahoma" w:hAnsi="Tahoma" w:cs="Tahoma"/>
+                <w:b/>
+                <w:sz w:val="16"/>
+                <w:szCs w:val="16"/>
+              </w:rPr>
+              <w:t>-</w:t>
+            </w:r>
+            <w:r>
+              <w:rPr>
+                <w:rFonts w:ascii="Tahoma" w:hAnsi="Tahoma" w:cs="Tahoma"/>
+                <w:bCs/>
+                <w:sz w:val="16"/>
+                <w:szCs w:val="16"/>
+              </w:rPr>
+              <w:t>{</w:t>
+            </w:r>
+            <w:proofErr w:type="spellStart"/>
+            <w:r>
+              <w:rPr>
+                <w:rFonts w:ascii="Consolas" w:hAnsi="Consolas" w:cs="Consolas"/>
+                <w:color w:val="000000"/>
+                <w:sz w:val="19"/>
+                <w:szCs w:val="19"/>
+              </w:rPr>
+              <w:t>CustomerPANNo</w:t>
+            </w:r>
+            <w:proofErr w:type="spellEnd"/>
+            <w:r>
+              <w:rPr>
+                <w:rFonts w:ascii="Consolas" w:hAnsi="Consolas" w:cs="Consolas"/>
+                <w:color w:val="000000"/>
+                <w:sz w:val="19"/>
+                <w:szCs w:val="19"/>
               </w:rPr>
               <w:t>}</w:t>
             </w:r>
@@ -650,11 +910,81 @@
       </w:tr>
       <w:tr>
         <w:trPr>
-          <w:trHeight w:val="296"/>
+          <w:trHeight w:val="133"/>
         </w:trPr>
         <w:tc>
           <w:tcPr>
-            <w:tcW w:w="17910" w:type="dxa"/>
+            <w:tcW w:w="1636" w:type="dxa"/>
+            <w:vAlign w:val="center"/>
+          </w:tcPr>
+          <w:p>
+            <w:pPr>
+              <w:rPr>
+                <w:rFonts w:ascii="Tahoma" w:hAnsi="Tahoma" w:cs="Tahoma"/>
+                <w:b/>
+                <w:sz w:val="16"/>
+                <w:szCs w:val="16"/>
+              </w:rPr>
+            </w:pPr>
+            <w:r>
+              <w:rPr>
+                <w:rFonts w:ascii="Tahoma" w:hAnsi="Tahoma" w:cs="Tahoma"/>
+                <w:b/>
+                <w:sz w:val="16"/>
+                <w:szCs w:val="16"/>
+              </w:rPr>
+              <w:t>C</w:t>
+            </w:r>
+            <w:r>
+              <w:rPr>
+                <w:rFonts w:ascii="Tahoma" w:hAnsi="Tahoma" w:cs="Tahoma"/>
+                <w:b/>
+                <w:sz w:val="16"/>
+                <w:szCs w:val="16"/>
+              </w:rPr>
+              <w:t>onsignee</w:t>
+            </w:r>
+            <w:r>
+              <w:rPr>
+                <w:rFonts w:ascii="Tahoma" w:hAnsi="Tahoma" w:cs="Tahoma"/>
+                <w:b/>
+                <w:sz w:val="16"/>
+                <w:szCs w:val="16"/>
+              </w:rPr>
+              <w:t xml:space="preserve"> </w:t>
+            </w:r>
+            <w:r>
+              <w:rPr>
+                <w:rFonts w:ascii="Tahoma" w:hAnsi="Tahoma" w:cs="Tahoma"/>
+                <w:b/>
+                <w:sz w:val="16"/>
+                <w:szCs w:val="16"/>
+              </w:rPr>
+              <w:t>A</w:t>
+            </w:r>
+            <w:r>
+              <w:rPr>
+                <w:rFonts w:ascii="Tahoma" w:hAnsi="Tahoma" w:cs="Tahoma"/>
+                <w:b/>
+                <w:sz w:val="16"/>
+                <w:szCs w:val="16"/>
+              </w:rPr>
+              <w:t>ddress</w:t>
+            </w:r>
+            <w:r>
+              <w:rPr>
+                <w:rFonts w:ascii="Tahoma" w:hAnsi="Tahoma" w:cs="Tahoma"/>
+                <w:b/>
+                <w:sz w:val="16"/>
+                <w:szCs w:val="16"/>
+              </w:rPr>
+              <w:t>:</w:t>
+            </w:r>
+          </w:p>
+        </w:tc>
+        <w:tc>
+          <w:tcPr>
+            <w:tcW w:w="9880" w:type="dxa"/>
             <w:gridSpan w:val="9"/>
             <w:vAlign w:val="center"/>
           </w:tcPr>
@@ -663,20 +993,50 @@
               <w:rPr>
                 <w:rFonts w:ascii="Tahoma" w:hAnsi="Tahoma" w:cs="Tahoma"/>
                 <w:b/>
-                <w:sz w:val="16"/>
-                <w:szCs w:val="16"/>
-              </w:rPr>
-            </w:pPr>
+                <w:sz w:val="44"/>
+                <w:szCs w:val="44"/>
+              </w:rPr>
+            </w:pPr>
+            <w:r>
+              <w:rPr>
+                <w:rFonts w:ascii="Tahoma" w:hAnsi="Tahoma" w:cs="Tahoma"/>
+                <w:b/>
+                <w:sz w:val="19"/>
+                <w:szCs w:val="19"/>
+              </w:rPr>
+              <w:t>{</w:t>
+            </w:r>
+            <w:proofErr w:type="spellStart"/>
+            <w:r>
+              <w:rPr>
+                <w:rFonts w:ascii="Consolas" w:hAnsi="Consolas" w:cs="Tahoma"/>
+                <w:bCs/>
+                <w:sz w:val="19"/>
+                <w:szCs w:val="19"/>
+              </w:rPr>
+              <w:t>ConsigneeAddress</w:t>
+            </w:r>
+            <w:proofErr w:type="spellEnd"/>
+            <w:r>
+              <w:rPr>
+                <w:rFonts w:ascii="Consolas" w:hAnsi="Consolas" w:cs="Consolas"/>
+                <w:b/>
+                <w:color w:val="000000"/>
+                <w:sz w:val="19"/>
+                <w:szCs w:val="19"/>
+              </w:rPr>
+              <w:t>}</w:t>
+            </w:r>
           </w:p>
         </w:tc>
       </w:tr>
       <w:tr>
         <w:trPr>
-          <w:trHeight w:val="296"/>
+          <w:trHeight w:val="168"/>
         </w:trPr>
         <w:tc>
           <w:tcPr>
-            <w:tcW w:w="2547" w:type="dxa"/>
+            <w:tcW w:w="1636" w:type="dxa"/>
             <w:vAlign w:val="center"/>
           </w:tcPr>
           <w:p>
@@ -695,16 +1055,16 @@
                 <w:sz w:val="16"/>
                 <w:szCs w:val="16"/>
               </w:rPr>
-              <w:t>N</w:t>
-            </w:r>
-            <w:r>
-              <w:rPr>
-                <w:rFonts w:ascii="Tahoma" w:hAnsi="Tahoma" w:cs="Tahoma"/>
-                <w:b/>
-                <w:sz w:val="16"/>
-                <w:szCs w:val="16"/>
-              </w:rPr>
-              <w:t>ame of</w:t>
+              <w:t>D</w:t>
+            </w:r>
+            <w:r>
+              <w:rPr>
+                <w:rFonts w:ascii="Tahoma" w:hAnsi="Tahoma" w:cs="Tahoma"/>
+                <w:b/>
+                <w:sz w:val="16"/>
+                <w:szCs w:val="16"/>
+              </w:rPr>
+              <w:t>elivery</w:t>
             </w:r>
             <w:r>
               <w:rPr>
@@ -722,16 +1082,16 @@
                 <w:sz w:val="16"/>
                 <w:szCs w:val="16"/>
               </w:rPr>
-              <w:t>C</w:t>
-            </w:r>
-            <w:r>
-              <w:rPr>
-                <w:rFonts w:ascii="Tahoma" w:hAnsi="Tahoma" w:cs="Tahoma"/>
-                <w:b/>
-                <w:sz w:val="16"/>
-                <w:szCs w:val="16"/>
-              </w:rPr>
-              <w:t>onsignee</w:t>
+              <w:t>A</w:t>
+            </w:r>
+            <w:r>
+              <w:rPr>
+                <w:rFonts w:ascii="Tahoma" w:hAnsi="Tahoma" w:cs="Tahoma"/>
+                <w:b/>
+                <w:sz w:val="16"/>
+                <w:szCs w:val="16"/>
+              </w:rPr>
+              <w:t>ddress</w:t>
             </w:r>
             <w:r>
               <w:rPr>
@@ -746,8 +1106,8 @@
         </w:tc>
         <w:tc>
           <w:tcPr>
-            <w:tcW w:w="7938" w:type="dxa"/>
-            <w:gridSpan w:val="5"/>
+            <w:tcW w:w="9880" w:type="dxa"/>
+            <w:gridSpan w:val="9"/>
             <w:vAlign w:val="center"/>
           </w:tcPr>
           <w:p>
@@ -755,19 +1115,20 @@
               <w:rPr>
                 <w:rFonts w:ascii="Tahoma" w:hAnsi="Tahoma" w:cs="Tahoma"/>
                 <w:b/>
-                <w:sz w:val="16"/>
-                <w:szCs w:val="16"/>
-              </w:rPr>
-            </w:pPr>
-            <w:r>
-              <w:rPr>
-                <w:rFonts w:ascii="Tahoma" w:hAnsi="Tahoma" w:cs="Tahoma"/>
-                <w:b/>
-                <w:sz w:val="16"/>
-                <w:szCs w:val="16"/>
+                <w:sz w:val="44"/>
+                <w:szCs w:val="44"/>
+              </w:rPr>
+            </w:pPr>
+            <w:r>
+              <w:rPr>
+                <w:rFonts w:ascii="Tahoma" w:hAnsi="Tahoma" w:cs="Tahoma"/>
+                <w:b/>
+                <w:sz w:val="19"/>
+                <w:szCs w:val="19"/>
               </w:rPr>
               <w:t>{</w:t>
             </w:r>
+            <w:proofErr w:type="spellStart"/>
             <w:r>
               <w:rPr>
                 <w:rFonts w:ascii="Consolas" w:hAnsi="Consolas" w:cs="Consolas"/>
@@ -775,8 +1136,9 @@
                 <w:sz w:val="19"/>
                 <w:szCs w:val="19"/>
               </w:rPr>
-              <w:t>Customer</w:t>
-            </w:r>
+              <w:t>DeliveryByAddress</w:t>
+            </w:r>
+            <w:proofErr w:type="spellEnd"/>
             <w:r>
               <w:rPr>
                 <w:rFonts w:ascii="Consolas" w:hAnsi="Consolas" w:cs="Consolas"/>
@@ -789,10 +1151,14 @@
             </w:r>
           </w:p>
         </w:tc>
+      </w:tr>
+      <w:tr>
+        <w:trPr>
+          <w:trHeight w:val="168"/>
+        </w:trPr>
         <w:tc>
           <w:tcPr>
-            <w:tcW w:w="3969" w:type="dxa"/>
-            <w:gridSpan w:val="2"/>
+            <w:tcW w:w="1636" w:type="dxa"/>
             <w:vAlign w:val="center"/>
           </w:tcPr>
           <w:p>
@@ -811,48 +1177,51 @@
                 <w:sz w:val="16"/>
                 <w:szCs w:val="16"/>
               </w:rPr>
-              <w:t xml:space="preserve">Customer </w:t>
-            </w:r>
-            <w:proofErr w:type="spellStart"/>
-            <w:proofErr w:type="gramStart"/>
-            <w:r>
-              <w:rPr>
-                <w:rFonts w:ascii="Tahoma" w:hAnsi="Tahoma" w:cs="Tahoma"/>
-                <w:b/>
-                <w:sz w:val="16"/>
-                <w:szCs w:val="16"/>
-              </w:rPr>
-              <w:t>GST</w:t>
-            </w:r>
-            <w:r>
-              <w:rPr>
-                <w:rFonts w:ascii="Tahoma" w:hAnsi="Tahoma" w:cs="Tahoma"/>
-                <w:b/>
-                <w:sz w:val="16"/>
-                <w:szCs w:val="16"/>
-              </w:rPr>
-              <w:t>IN</w:t>
-            </w:r>
-            <w:r>
-              <w:rPr>
-                <w:rFonts w:ascii="Tahoma" w:hAnsi="Tahoma" w:cs="Tahoma"/>
-                <w:b/>
-                <w:sz w:val="16"/>
-                <w:szCs w:val="16"/>
-              </w:rPr>
-              <w:t>o</w:t>
-            </w:r>
-            <w:proofErr w:type="spellEnd"/>
-            <w:r>
-              <w:rPr>
-                <w:rFonts w:ascii="Tahoma" w:hAnsi="Tahoma" w:cs="Tahoma"/>
-                <w:b/>
-                <w:sz w:val="16"/>
-                <w:szCs w:val="16"/>
-              </w:rPr>
-              <w:t>:-</w:t>
-            </w:r>
-            <w:proofErr w:type="gramEnd"/>
+              <w:t>C</w:t>
+            </w:r>
+            <w:r>
+              <w:rPr>
+                <w:rFonts w:ascii="Tahoma" w:hAnsi="Tahoma" w:cs="Tahoma"/>
+                <w:b/>
+                <w:sz w:val="16"/>
+                <w:szCs w:val="16"/>
+              </w:rPr>
+              <w:t>ustomer</w:t>
+            </w:r>
+            <w:r>
+              <w:rPr>
+                <w:rFonts w:ascii="Tahoma" w:hAnsi="Tahoma" w:cs="Tahoma"/>
+                <w:b/>
+                <w:sz w:val="16"/>
+                <w:szCs w:val="16"/>
+              </w:rPr>
+              <w:t xml:space="preserve"> </w:t>
+            </w:r>
+            <w:r>
+              <w:rPr>
+                <w:rFonts w:ascii="Tahoma" w:hAnsi="Tahoma" w:cs="Tahoma"/>
+                <w:b/>
+                <w:sz w:val="16"/>
+                <w:szCs w:val="16"/>
+              </w:rPr>
+              <w:t>PO:</w:t>
+            </w:r>
+          </w:p>
+        </w:tc>
+        <w:tc>
+          <w:tcPr>
+            <w:tcW w:w="1821" w:type="dxa"/>
+            <w:vAlign w:val="center"/>
+          </w:tcPr>
+          <w:p>
+            <w:pPr>
+              <w:rPr>
+                <w:rFonts w:ascii="Tahoma" w:hAnsi="Tahoma" w:cs="Tahoma"/>
+                <w:b/>
+                <w:sz w:val="16"/>
+                <w:szCs w:val="16"/>
+              </w:rPr>
+            </w:pPr>
             <w:r>
               <w:rPr>
                 <w:rFonts w:ascii="Tahoma" w:hAnsi="Tahoma" w:cs="Tahoma"/>
@@ -870,7 +1239,7 @@
                 <w:sz w:val="19"/>
                 <w:szCs w:val="19"/>
               </w:rPr>
-              <w:t>CustomerGSTNo</w:t>
+              <w:t>PONumber</w:t>
             </w:r>
             <w:proofErr w:type="spellEnd"/>
             <w:r>
@@ -886,7 +1255,8 @@
         </w:tc>
         <w:tc>
           <w:tcPr>
-            <w:tcW w:w="3456" w:type="dxa"/>
+            <w:tcW w:w="1185" w:type="dxa"/>
+            <w:gridSpan w:val="2"/>
             <w:vAlign w:val="center"/>
           </w:tcPr>
           <w:p>
@@ -905,41 +1275,37 @@
                 <w:sz w:val="16"/>
                 <w:szCs w:val="16"/>
               </w:rPr>
-              <w:t xml:space="preserve">Customer </w:t>
-            </w:r>
-            <w:r>
-              <w:rPr>
-                <w:rFonts w:ascii="Tahoma" w:hAnsi="Tahoma" w:cs="Tahoma"/>
-                <w:b/>
-                <w:sz w:val="16"/>
-                <w:szCs w:val="16"/>
-              </w:rPr>
-              <w:t xml:space="preserve">PAN </w:t>
-            </w:r>
-            <w:proofErr w:type="gramStart"/>
-            <w:r>
-              <w:rPr>
-                <w:rFonts w:ascii="Tahoma" w:hAnsi="Tahoma" w:cs="Tahoma"/>
-                <w:b/>
-                <w:sz w:val="16"/>
-                <w:szCs w:val="16"/>
-              </w:rPr>
-              <w:t>NO :</w:t>
-            </w:r>
-            <w:proofErr w:type="gramEnd"/>
-            <w:r>
-              <w:rPr>
-                <w:rFonts w:ascii="Tahoma" w:hAnsi="Tahoma" w:cs="Tahoma"/>
-                <w:b/>
-                <w:sz w:val="16"/>
-                <w:szCs w:val="16"/>
-              </w:rPr>
-              <w:t>-</w:t>
-            </w:r>
-            <w:r>
-              <w:rPr>
-                <w:rFonts w:ascii="Tahoma" w:hAnsi="Tahoma" w:cs="Tahoma"/>
-                <w:bCs/>
+              <w:t xml:space="preserve">Order </w:t>
+            </w:r>
+            <w:r>
+              <w:rPr>
+                <w:rFonts w:ascii="Tahoma" w:hAnsi="Tahoma" w:cs="Tahoma"/>
+                <w:b/>
+                <w:sz w:val="16"/>
+                <w:szCs w:val="16"/>
+              </w:rPr>
+              <w:t>Date:</w:t>
+            </w:r>
+          </w:p>
+        </w:tc>
+        <w:tc>
+          <w:tcPr>
+            <w:tcW w:w="1419" w:type="dxa"/>
+            <w:vAlign w:val="center"/>
+          </w:tcPr>
+          <w:p>
+            <w:pPr>
+              <w:rPr>
+                <w:rFonts w:ascii="Tahoma" w:hAnsi="Tahoma" w:cs="Tahoma"/>
+                <w:b/>
+                <w:sz w:val="16"/>
+                <w:szCs w:val="16"/>
+              </w:rPr>
+            </w:pPr>
+            <w:r>
+              <w:rPr>
+                <w:rFonts w:ascii="Tahoma" w:hAnsi="Tahoma" w:cs="Tahoma"/>
+                <w:b/>
                 <w:sz w:val="16"/>
                 <w:szCs w:val="16"/>
               </w:rPr>
@@ -953,9 +1319,66 @@
                 <w:sz w:val="19"/>
                 <w:szCs w:val="19"/>
               </w:rPr>
-              <w:t>CustomerPANNo</w:t>
+              <w:t>AddedDate</w:t>
             </w:r>
             <w:proofErr w:type="spellEnd"/>
+            <w:r>
+              <w:rPr>
+                <w:rFonts w:ascii="Tahoma" w:hAnsi="Tahoma" w:cs="Tahoma"/>
+                <w:b/>
+                <w:sz w:val="16"/>
+                <w:szCs w:val="16"/>
+              </w:rPr>
+              <w:t>}</w:t>
+            </w:r>
+          </w:p>
+        </w:tc>
+        <w:tc>
+          <w:tcPr>
+            <w:tcW w:w="2246" w:type="dxa"/>
+            <w:gridSpan w:val="3"/>
+            <w:vAlign w:val="center"/>
+          </w:tcPr>
+          <w:p>
+            <w:pPr>
+              <w:rPr>
+                <w:rFonts w:ascii="Tahoma" w:hAnsi="Tahoma" w:cs="Tahoma"/>
+                <w:b/>
+                <w:sz w:val="16"/>
+                <w:szCs w:val="16"/>
+                <w:highlight w:val="yellow"/>
+              </w:rPr>
+            </w:pPr>
+            <w:r>
+              <w:rPr>
+                <w:rFonts w:ascii="Tahoma" w:hAnsi="Tahoma" w:cs="Tahoma"/>
+                <w:b/>
+                <w:sz w:val="16"/>
+                <w:szCs w:val="16"/>
+              </w:rPr>
+              <w:t xml:space="preserve">Container </w:t>
+            </w:r>
+            <w:proofErr w:type="gramStart"/>
+            <w:r>
+              <w:rPr>
+                <w:rFonts w:ascii="Tahoma" w:hAnsi="Tahoma" w:cs="Tahoma"/>
+                <w:b/>
+                <w:sz w:val="16"/>
+                <w:szCs w:val="16"/>
+              </w:rPr>
+              <w:t>No :</w:t>
+            </w:r>
+            <w:proofErr w:type="gramEnd"/>
+            <w:r>
+              <w:rPr>
+                <w:rFonts w:ascii="Tahoma" w:hAnsi="Tahoma" w:cs="Tahoma"/>
+                <w:b/>
+                <w:sz w:val="16"/>
+                <w:szCs w:val="16"/>
+              </w:rPr>
+              <w:t xml:space="preserve"> {</w:t>
+            </w:r>
+            <w:proofErr w:type="spellStart"/>
             <w:r>
               <w:rPr>
                 <w:rFonts w:ascii="Consolas" w:hAnsi="Consolas" w:cs="Consolas"/>
@@ -963,18 +1386,45 @@
                 <w:sz w:val="19"/>
                 <w:szCs w:val="19"/>
               </w:rPr>
+              <w:t>CNFContainerNo</w:t>
+            </w:r>
+            <w:proofErr w:type="spellEnd"/>
+            <w:r>
+              <w:rPr>
+                <w:rFonts w:ascii="Tahoma" w:hAnsi="Tahoma" w:cs="Tahoma"/>
+                <w:b/>
+                <w:sz w:val="16"/>
+                <w:szCs w:val="16"/>
+              </w:rPr>
               <w:t>}</w:t>
             </w:r>
+          </w:p>
+        </w:tc>
+        <w:tc>
+          <w:tcPr>
+            <w:tcW w:w="3209" w:type="dxa"/>
+            <w:gridSpan w:val="2"/>
+            <w:vAlign w:val="center"/>
+          </w:tcPr>
+          <w:p>
+            <w:pPr>
+              <w:rPr>
+                <w:rFonts w:ascii="Tahoma" w:hAnsi="Tahoma" w:cs="Tahoma"/>
+                <w:b/>
+                <w:sz w:val="16"/>
+                <w:szCs w:val="16"/>
+              </w:rPr>
+            </w:pPr>
           </w:p>
         </w:tc>
       </w:tr>
       <w:tr>
         <w:trPr>
-          <w:trHeight w:val="234"/>
+          <w:trHeight w:val="218"/>
         </w:trPr>
         <w:tc>
           <w:tcPr>
-            <w:tcW w:w="2547" w:type="dxa"/>
+            <w:tcW w:w="1636" w:type="dxa"/>
             <w:vAlign w:val="center"/>
           </w:tcPr>
           <w:p>
@@ -990,113 +1440,341 @@
               <w:rPr>
                 <w:rFonts w:ascii="Tahoma" w:hAnsi="Tahoma" w:cs="Tahoma"/>
                 <w:b/>
-                <w:sz w:val="16"/>
-                <w:szCs w:val="16"/>
-              </w:rPr>
-              <w:t>C</w:t>
-            </w:r>
-            <w:r>
-              <w:rPr>
-                <w:rFonts w:ascii="Tahoma" w:hAnsi="Tahoma" w:cs="Tahoma"/>
-                <w:b/>
-                <w:sz w:val="16"/>
-                <w:szCs w:val="16"/>
-              </w:rPr>
-              <w:t>onsignee</w:t>
-            </w:r>
-            <w:r>
-              <w:rPr>
-                <w:rFonts w:ascii="Tahoma" w:hAnsi="Tahoma" w:cs="Tahoma"/>
-                <w:b/>
-                <w:sz w:val="16"/>
-                <w:szCs w:val="16"/>
-              </w:rPr>
-              <w:t xml:space="preserve"> </w:t>
-            </w:r>
-            <w:r>
-              <w:rPr>
-                <w:rFonts w:ascii="Tahoma" w:hAnsi="Tahoma" w:cs="Tahoma"/>
-                <w:b/>
-                <w:sz w:val="16"/>
-                <w:szCs w:val="16"/>
-              </w:rPr>
-              <w:t>A</w:t>
-            </w:r>
-            <w:r>
-              <w:rPr>
-                <w:rFonts w:ascii="Tahoma" w:hAnsi="Tahoma" w:cs="Tahoma"/>
-                <w:b/>
-                <w:sz w:val="16"/>
-                <w:szCs w:val="16"/>
-              </w:rPr>
-              <w:t>ddress</w:t>
-            </w:r>
-            <w:r>
-              <w:rPr>
-                <w:rFonts w:ascii="Tahoma" w:hAnsi="Tahoma" w:cs="Tahoma"/>
-                <w:b/>
-                <w:sz w:val="16"/>
-                <w:szCs w:val="16"/>
-              </w:rPr>
-              <w:t>:</w:t>
+                <w:bCs/>
+                <w:sz w:val="16"/>
+                <w:szCs w:val="16"/>
+              </w:rPr>
+              <w:t xml:space="preserve">Lorry </w:t>
+            </w:r>
+            <w:r>
+              <w:rPr>
+                <w:rFonts w:ascii="Tahoma" w:hAnsi="Tahoma" w:cs="Tahoma"/>
+                <w:b/>
+                <w:bCs/>
+                <w:sz w:val="16"/>
+                <w:szCs w:val="16"/>
+              </w:rPr>
+              <w:t>No:</w:t>
             </w:r>
           </w:p>
         </w:tc>
         <w:tc>
           <w:tcPr>
-            <w:tcW w:w="15363" w:type="dxa"/>
-            <w:gridSpan w:val="8"/>
+            <w:tcW w:w="1821" w:type="dxa"/>
             <w:vAlign w:val="center"/>
           </w:tcPr>
           <w:p>
             <w:pPr>
-              <w:rPr>
-                <w:rFonts w:ascii="Tahoma" w:hAnsi="Tahoma" w:cs="Tahoma"/>
-                <w:b/>
-                <w:sz w:val="44"/>
-                <w:szCs w:val="44"/>
-              </w:rPr>
-            </w:pPr>
-            <w:r>
-              <w:rPr>
-                <w:rFonts w:ascii="Tahoma" w:hAnsi="Tahoma" w:cs="Tahoma"/>
-                <w:b/>
-                <w:sz w:val="19"/>
-                <w:szCs w:val="19"/>
+              <w:tabs>
+                <w:tab w:val="left" w:pos="4110"/>
+              </w:tabs>
+              <w:rPr>
+                <w:rFonts w:ascii="Tahoma" w:hAnsi="Tahoma" w:cs="Tahoma"/>
+                <w:b/>
+                <w:sz w:val="16"/>
+                <w:szCs w:val="16"/>
+              </w:rPr>
+            </w:pPr>
+            <w:r>
+              <w:rPr>
+                <w:rFonts w:ascii="Tahoma" w:hAnsi="Tahoma" w:cs="Tahoma"/>
+                <w:b/>
+                <w:bCs/>
+                <w:sz w:val="16"/>
+                <w:szCs w:val="16"/>
               </w:rPr>
               <w:t>{</w:t>
             </w:r>
             <w:proofErr w:type="spellStart"/>
             <w:r>
               <w:rPr>
-                <w:rFonts w:ascii="Consolas" w:hAnsi="Consolas" w:cs="Tahoma"/>
-                <w:bCs/>
-                <w:sz w:val="19"/>
-                <w:szCs w:val="19"/>
-              </w:rPr>
-              <w:t>ConsigneeAddress</w:t>
-            </w:r>
-            <w:proofErr w:type="spellEnd"/>
-            <w:r>
-              <w:rPr>
                 <w:rFonts w:ascii="Consolas" w:hAnsi="Consolas" w:cs="Consolas"/>
-                <w:b/>
                 <w:color w:val="000000"/>
                 <w:sz w:val="19"/>
                 <w:szCs w:val="19"/>
               </w:rPr>
+              <w:t>TransportVehicleNo</w:t>
+            </w:r>
+            <w:proofErr w:type="spellEnd"/>
+            <w:r>
+              <w:rPr>
+                <w:rFonts w:ascii="Tahoma" w:hAnsi="Tahoma" w:cs="Tahoma"/>
+                <w:b/>
+                <w:bCs/>
+                <w:sz w:val="16"/>
+                <w:szCs w:val="16"/>
+              </w:rPr>
               <w:t>}</w:t>
             </w:r>
+          </w:p>
+        </w:tc>
+        <w:tc>
+          <w:tcPr>
+            <w:tcW w:w="1185" w:type="dxa"/>
+            <w:gridSpan w:val="2"/>
+          </w:tcPr>
+          <w:p>
+            <w:pPr>
+              <w:tabs>
+                <w:tab w:val="left" w:pos="4110"/>
+              </w:tabs>
+              <w:rPr>
+                <w:rFonts w:ascii="Tahoma" w:hAnsi="Tahoma" w:cs="Tahoma"/>
+                <w:b/>
+                <w:sz w:val="16"/>
+                <w:szCs w:val="16"/>
+              </w:rPr>
+            </w:pPr>
+            <w:r>
+              <w:rPr>
+                <w:rFonts w:ascii="Tahoma" w:hAnsi="Tahoma" w:cs="Tahoma"/>
+                <w:b/>
+                <w:bCs/>
+                <w:sz w:val="16"/>
+                <w:szCs w:val="16"/>
+              </w:rPr>
+              <w:t xml:space="preserve">Transporter </w:t>
+            </w:r>
+            <w:r>
+              <w:rPr>
+                <w:rFonts w:ascii="Tahoma" w:hAnsi="Tahoma" w:cs="Tahoma"/>
+                <w:b/>
+                <w:bCs/>
+                <w:sz w:val="16"/>
+                <w:szCs w:val="16"/>
+              </w:rPr>
+              <w:t>Name:</w:t>
+            </w:r>
+          </w:p>
+        </w:tc>
+        <w:tc>
+          <w:tcPr>
+            <w:tcW w:w="1419" w:type="dxa"/>
+          </w:tcPr>
+          <w:p>
+            <w:pPr>
+              <w:tabs>
+                <w:tab w:val="left" w:pos="4110"/>
+              </w:tabs>
+              <w:rPr>
+                <w:rFonts w:ascii="Tahoma" w:hAnsi="Tahoma" w:cs="Tahoma"/>
+                <w:b/>
+                <w:sz w:val="16"/>
+                <w:szCs w:val="16"/>
+              </w:rPr>
+            </w:pPr>
+            <w:r>
+              <w:rPr>
+                <w:rFonts w:ascii="Tahoma" w:hAnsi="Tahoma" w:cs="Tahoma"/>
+                <w:b/>
+                <w:bCs/>
+                <w:sz w:val="16"/>
+                <w:szCs w:val="16"/>
+              </w:rPr>
+              <w:t>{</w:t>
+            </w:r>
+            <w:proofErr w:type="spellStart"/>
+            <w:r>
+              <w:rPr>
+                <w:rFonts w:ascii="Consolas" w:hAnsi="Consolas" w:cs="Consolas"/>
+                <w:color w:val="000000"/>
+                <w:sz w:val="19"/>
+                <w:szCs w:val="19"/>
+              </w:rPr>
+              <w:t>TransporterName</w:t>
+            </w:r>
+            <w:proofErr w:type="spellEnd"/>
+            <w:r>
+              <w:rPr>
+                <w:rFonts w:ascii="Tahoma" w:hAnsi="Tahoma" w:cs="Tahoma"/>
+                <w:b/>
+                <w:bCs/>
+                <w:sz w:val="16"/>
+                <w:szCs w:val="16"/>
+              </w:rPr>
+              <w:t>}</w:t>
+            </w:r>
+          </w:p>
+        </w:tc>
+        <w:tc>
+          <w:tcPr>
+            <w:tcW w:w="2246" w:type="dxa"/>
+            <w:gridSpan w:val="3"/>
+          </w:tcPr>
+          <w:p>
+            <w:pPr>
+              <w:tabs>
+                <w:tab w:val="left" w:pos="4110"/>
+              </w:tabs>
+              <w:rPr>
+                <w:rFonts w:ascii="Tahoma" w:hAnsi="Tahoma" w:cs="Tahoma"/>
+                <w:b/>
+                <w:bCs/>
+                <w:sz w:val="16"/>
+                <w:szCs w:val="16"/>
+              </w:rPr>
+            </w:pPr>
+            <w:r>
+              <w:rPr>
+                <w:rFonts w:ascii="Tahoma" w:hAnsi="Tahoma" w:cs="Tahoma"/>
+                <w:b/>
+                <w:bCs/>
+                <w:sz w:val="16"/>
+                <w:szCs w:val="16"/>
+              </w:rPr>
+              <w:t xml:space="preserve">Transport Doc </w:t>
+            </w:r>
+            <w:r>
+              <w:rPr>
+                <w:rFonts w:ascii="Tahoma" w:hAnsi="Tahoma" w:cs="Tahoma"/>
+                <w:b/>
+                <w:bCs/>
+                <w:sz w:val="16"/>
+                <w:szCs w:val="16"/>
+              </w:rPr>
+              <w:t>Date:</w:t>
+            </w:r>
+            <w:r>
+              <w:rPr>
+                <w:rFonts w:ascii="Tahoma" w:hAnsi="Tahoma" w:cs="Tahoma"/>
+                <w:b/>
+                <w:bCs/>
+                <w:sz w:val="16"/>
+                <w:szCs w:val="16"/>
+              </w:rPr>
+              <w:t xml:space="preserve"> {</w:t>
+            </w:r>
+            <w:proofErr w:type="spellStart"/>
+            <w:r>
+              <w:rPr>
+                <w:rFonts w:ascii="Consolas" w:hAnsi="Consolas" w:cs="Consolas"/>
+                <w:color w:val="000000"/>
+                <w:sz w:val="19"/>
+                <w:szCs w:val="19"/>
+              </w:rPr>
+              <w:t>CNFBLAWBDate</w:t>
+            </w:r>
+            <w:proofErr w:type="spellEnd"/>
+            <w:r>
+              <w:rPr>
+                <w:rFonts w:ascii="Tahoma" w:hAnsi="Tahoma" w:cs="Tahoma"/>
+                <w:b/>
+                <w:bCs/>
+                <w:sz w:val="16"/>
+                <w:szCs w:val="16"/>
+              </w:rPr>
+              <w:t>}</w:t>
+            </w:r>
+          </w:p>
+          <w:p>
+            <w:pPr>
+              <w:tabs>
+                <w:tab w:val="left" w:pos="4110"/>
+              </w:tabs>
+              <w:rPr>
+                <w:rFonts w:ascii="Tahoma" w:hAnsi="Tahoma" w:cs="Tahoma"/>
+                <w:b/>
+                <w:sz w:val="16"/>
+                <w:szCs w:val="16"/>
+                <w:highlight w:val="yellow"/>
+              </w:rPr>
+            </w:pPr>
+          </w:p>
+        </w:tc>
+        <w:tc>
+          <w:tcPr>
+            <w:tcW w:w="3209" w:type="dxa"/>
+            <w:gridSpan w:val="2"/>
+          </w:tcPr>
+          <w:p>
+            <w:pPr>
+              <w:tabs>
+                <w:tab w:val="left" w:pos="4110"/>
+              </w:tabs>
+              <w:rPr>
+                <w:rFonts w:ascii="Tahoma" w:hAnsi="Tahoma" w:cs="Tahoma"/>
+                <w:b/>
+                <w:bCs/>
+                <w:sz w:val="16"/>
+                <w:szCs w:val="16"/>
+              </w:rPr>
+            </w:pPr>
+            <w:r>
+              <w:rPr>
+                <w:rFonts w:ascii="Tahoma" w:hAnsi="Tahoma" w:cs="Tahoma"/>
+                <w:b/>
+                <w:bCs/>
+                <w:sz w:val="16"/>
+                <w:szCs w:val="16"/>
+              </w:rPr>
+              <w:t xml:space="preserve">Transport Doc </w:t>
+            </w:r>
+            <w:proofErr w:type="gramStart"/>
+            <w:r>
+              <w:rPr>
+                <w:rFonts w:ascii="Tahoma" w:hAnsi="Tahoma" w:cs="Tahoma"/>
+                <w:b/>
+                <w:bCs/>
+                <w:sz w:val="16"/>
+                <w:szCs w:val="16"/>
+              </w:rPr>
+              <w:t>Ref:</w:t>
+            </w:r>
+            <w:r>
+              <w:rPr>
+                <w:rFonts w:ascii="Tahoma" w:hAnsi="Tahoma" w:cs="Tahoma"/>
+                <w:b/>
+                <w:bCs/>
+                <w:sz w:val="16"/>
+                <w:szCs w:val="16"/>
+              </w:rPr>
+              <w:t>{</w:t>
+            </w:r>
+            <w:proofErr w:type="spellStart"/>
+            <w:proofErr w:type="gramEnd"/>
+            <w:r>
+              <w:rPr>
+                <w:rFonts w:ascii="Consolas" w:hAnsi="Consolas" w:cs="Consolas"/>
+                <w:color w:val="000000"/>
+                <w:sz w:val="19"/>
+                <w:szCs w:val="19"/>
+              </w:rPr>
+              <w:t>TransportDocRefNo</w:t>
+            </w:r>
+            <w:proofErr w:type="spellEnd"/>
+            <w:r>
+              <w:rPr>
+                <w:rFonts w:ascii="Consolas" w:hAnsi="Consolas" w:cs="Consolas"/>
+                <w:color w:val="000000"/>
+                <w:sz w:val="19"/>
+                <w:szCs w:val="19"/>
+              </w:rPr>
+              <w:t>}</w:t>
+            </w:r>
+          </w:p>
+          <w:p>
+            <w:pPr>
+              <w:tabs>
+                <w:tab w:val="left" w:pos="4110"/>
+              </w:tabs>
+              <w:rPr>
+                <w:rFonts w:ascii="Tahoma" w:hAnsi="Tahoma" w:cs="Tahoma"/>
+                <w:b/>
+                <w:sz w:val="16"/>
+                <w:szCs w:val="16"/>
+                <w:highlight w:val="yellow"/>
+              </w:rPr>
+            </w:pPr>
           </w:p>
         </w:tc>
       </w:tr>
       <w:tr>
         <w:trPr>
-          <w:trHeight w:val="296"/>
+          <w:trHeight w:val="168"/>
         </w:trPr>
         <w:tc>
           <w:tcPr>
-            <w:tcW w:w="2547" w:type="dxa"/>
+            <w:tcW w:w="1636" w:type="dxa"/>
             <w:vAlign w:val="center"/>
           </w:tcPr>
           <w:p>
@@ -1124,34 +1802,7 @@
                 <w:sz w:val="16"/>
                 <w:szCs w:val="16"/>
               </w:rPr>
-              <w:t>elivery</w:t>
-            </w:r>
-            <w:r>
-              <w:rPr>
-                <w:rFonts w:ascii="Tahoma" w:hAnsi="Tahoma" w:cs="Tahoma"/>
-                <w:b/>
-                <w:sz w:val="16"/>
-                <w:szCs w:val="16"/>
-              </w:rPr>
-              <w:t xml:space="preserve"> </w:t>
-            </w:r>
-            <w:r>
-              <w:rPr>
-                <w:rFonts w:ascii="Tahoma" w:hAnsi="Tahoma" w:cs="Tahoma"/>
-                <w:b/>
-                <w:sz w:val="16"/>
-                <w:szCs w:val="16"/>
-              </w:rPr>
-              <w:t>A</w:t>
-            </w:r>
-            <w:r>
-              <w:rPr>
-                <w:rFonts w:ascii="Tahoma" w:hAnsi="Tahoma" w:cs="Tahoma"/>
-                <w:b/>
-                <w:sz w:val="16"/>
-                <w:szCs w:val="16"/>
-              </w:rPr>
-              <w:t>ddress</w:t>
+              <w:t>escription</w:t>
             </w:r>
             <w:r>
               <w:rPr>
@@ -1166,8 +1817,8 @@
         </w:tc>
         <w:tc>
           <w:tcPr>
-            <w:tcW w:w="15363" w:type="dxa"/>
-            <w:gridSpan w:val="8"/>
+            <w:tcW w:w="9880" w:type="dxa"/>
+            <w:gridSpan w:val="9"/>
             <w:vAlign w:val="center"/>
           </w:tcPr>
           <w:p>
@@ -1175,16 +1826,16 @@
               <w:rPr>
                 <w:rFonts w:ascii="Tahoma" w:hAnsi="Tahoma" w:cs="Tahoma"/>
                 <w:b/>
-                <w:sz w:val="44"/>
-                <w:szCs w:val="44"/>
-              </w:rPr>
-            </w:pPr>
-            <w:r>
-              <w:rPr>
-                <w:rFonts w:ascii="Tahoma" w:hAnsi="Tahoma" w:cs="Tahoma"/>
-                <w:b/>
-                <w:sz w:val="19"/>
-                <w:szCs w:val="19"/>
+                <w:sz w:val="16"/>
+                <w:szCs w:val="16"/>
+              </w:rPr>
+            </w:pPr>
+            <w:r>
+              <w:rPr>
+                <w:rFonts w:ascii="Tahoma" w:hAnsi="Tahoma" w:cs="Tahoma"/>
+                <w:b/>
+                <w:sz w:val="16"/>
+                <w:szCs w:val="16"/>
               </w:rPr>
               <w:t>{</w:t>
             </w:r>
@@ -1196,16 +1847,15 @@
                 <w:sz w:val="19"/>
                 <w:szCs w:val="19"/>
               </w:rPr>
-              <w:t>DeliveryByAddress</w:t>
+              <w:t>ItemDescription</w:t>
             </w:r>
             <w:proofErr w:type="spellEnd"/>
             <w:r>
               <w:rPr>
-                <w:rFonts w:ascii="Consolas" w:hAnsi="Consolas" w:cs="Consolas"/>
-                <w:b/>
-                <w:color w:val="000000"/>
-                <w:sz w:val="19"/>
-                <w:szCs w:val="19"/>
+                <w:rFonts w:ascii="Tahoma" w:hAnsi="Tahoma" w:cs="Tahoma"/>
+                <w:b/>
+                <w:sz w:val="16"/>
+                <w:szCs w:val="16"/>
               </w:rPr>
               <w:t>}</w:t>
             </w:r>
@@ -1214,11 +1864,12 @@
       </w:tr>
       <w:tr>
         <w:trPr>
-          <w:trHeight w:val="296"/>
+          <w:trHeight w:val="168"/>
         </w:trPr>
         <w:tc>
           <w:tcPr>
-            <w:tcW w:w="2547" w:type="dxa"/>
+            <w:tcW w:w="11516" w:type="dxa"/>
+            <w:gridSpan w:val="10"/>
             <w:vAlign w:val="center"/>
           </w:tcPr>
           <w:p>
@@ -1230,62 +1881,42 @@
                 <w:szCs w:val="16"/>
               </w:rPr>
             </w:pPr>
-            <w:r>
-              <w:rPr>
-                <w:rFonts w:ascii="Tahoma" w:hAnsi="Tahoma" w:cs="Tahoma"/>
-                <w:b/>
-                <w:sz w:val="16"/>
-                <w:szCs w:val="16"/>
-              </w:rPr>
-              <w:t>C</w:t>
-            </w:r>
-            <w:r>
-              <w:rPr>
-                <w:rFonts w:ascii="Tahoma" w:hAnsi="Tahoma" w:cs="Tahoma"/>
-                <w:b/>
-                <w:sz w:val="16"/>
-                <w:szCs w:val="16"/>
-              </w:rPr>
-              <w:t>ustomer</w:t>
-            </w:r>
-            <w:r>
-              <w:rPr>
-                <w:rFonts w:ascii="Tahoma" w:hAnsi="Tahoma" w:cs="Tahoma"/>
-                <w:b/>
-                <w:sz w:val="16"/>
-                <w:szCs w:val="16"/>
-              </w:rPr>
-              <w:t xml:space="preserve"> </w:t>
-            </w:r>
-            <w:r>
-              <w:rPr>
-                <w:rFonts w:ascii="Tahoma" w:hAnsi="Tahoma" w:cs="Tahoma"/>
-                <w:b/>
-                <w:sz w:val="16"/>
-                <w:szCs w:val="16"/>
-              </w:rPr>
-              <w:t>PO:</w:t>
-            </w:r>
-          </w:p>
-        </w:tc>
-        <w:tc>
-          <w:tcPr>
-            <w:tcW w:w="2835" w:type="dxa"/>
-            <w:vAlign w:val="center"/>
-          </w:tcPr>
-          <w:p>
-            <w:pPr>
-              <w:rPr>
-                <w:rFonts w:ascii="Tahoma" w:hAnsi="Tahoma" w:cs="Tahoma"/>
-                <w:b/>
-                <w:sz w:val="16"/>
-                <w:szCs w:val="16"/>
-              </w:rPr>
-            </w:pPr>
-            <w:r>
-              <w:rPr>
-                <w:rFonts w:ascii="Tahoma" w:hAnsi="Tahoma" w:cs="Tahoma"/>
-                <w:b/>
+          </w:p>
+          <w:p>
+            <w:pPr>
+              <w:rPr>
+                <w:rFonts w:ascii="Tahoma" w:eastAsia="Arial" w:hAnsi="Tahoma" w:cs="Tahoma"/>
+                <w:b/>
+                <w:bCs/>
+                <w:sz w:val="16"/>
+                <w:szCs w:val="16"/>
+              </w:rPr>
+            </w:pPr>
+            <w:r>
+              <w:rPr>
+                <w:rFonts w:ascii="Tahoma" w:eastAsia="Arial" w:hAnsi="Tahoma" w:cs="Tahoma"/>
+                <w:b/>
+                <w:bCs/>
+                <w:sz w:val="16"/>
+                <w:szCs w:val="16"/>
+              </w:rPr>
+              <w:t>Material Details</w:t>
+            </w:r>
+          </w:p>
+          <w:p>
+            <w:pPr>
+              <w:rPr>
+                <w:rFonts w:ascii="Tahoma" w:hAnsi="Tahoma" w:cs="Tahoma"/>
+                <w:b/>
+                <w:sz w:val="16"/>
+                <w:szCs w:val="16"/>
+              </w:rPr>
+            </w:pPr>
+            <w:r>
+              <w:rPr>
+                <w:rFonts w:ascii="Tahoma" w:eastAsia="Arial" w:hAnsi="Tahoma" w:cs="Tahoma"/>
+                <w:b/>
+                <w:bCs/>
                 <w:sz w:val="16"/>
                 <w:szCs w:val="16"/>
               </w:rPr>
@@ -1294,178 +1925,26 @@
             <w:proofErr w:type="spellStart"/>
             <w:r>
               <w:rPr>
-                <w:rFonts w:ascii="Consolas" w:hAnsi="Consolas" w:cs="Consolas"/>
-                <w:color w:val="000000"/>
-                <w:sz w:val="19"/>
-                <w:szCs w:val="19"/>
-              </w:rPr>
-              <w:t>PONumber</w:t>
+                <w:rFonts w:ascii="Tahoma" w:eastAsia="Arial" w:hAnsi="Tahoma" w:cs="Tahoma"/>
+                <w:b/>
+                <w:bCs/>
+                <w:sz w:val="16"/>
+                <w:szCs w:val="16"/>
+              </w:rPr>
+              <w:t>materialItems</w:t>
             </w:r>
             <w:proofErr w:type="spellEnd"/>
             <w:r>
               <w:rPr>
-                <w:rFonts w:ascii="Tahoma" w:hAnsi="Tahoma" w:cs="Tahoma"/>
-                <w:b/>
+                <w:rFonts w:ascii="Tahoma" w:eastAsia="Arial" w:hAnsi="Tahoma" w:cs="Tahoma"/>
+                <w:b/>
+                <w:bCs/>
                 <w:sz w:val="16"/>
                 <w:szCs w:val="16"/>
               </w:rPr>
               <w:t>}</w:t>
             </w:r>
           </w:p>
-        </w:tc>
-        <w:tc>
-          <w:tcPr>
-            <w:tcW w:w="1843" w:type="dxa"/>
-            <w:gridSpan w:val="2"/>
-            <w:vAlign w:val="center"/>
-          </w:tcPr>
-          <w:p>
-            <w:pPr>
-              <w:rPr>
-                <w:rFonts w:ascii="Tahoma" w:hAnsi="Tahoma" w:cs="Tahoma"/>
-                <w:b/>
-                <w:sz w:val="16"/>
-                <w:szCs w:val="16"/>
-              </w:rPr>
-            </w:pPr>
-            <w:r>
-              <w:rPr>
-                <w:rFonts w:ascii="Tahoma" w:hAnsi="Tahoma" w:cs="Tahoma"/>
-                <w:b/>
-                <w:sz w:val="16"/>
-                <w:szCs w:val="16"/>
-              </w:rPr>
-              <w:t xml:space="preserve">Order </w:t>
-            </w:r>
-            <w:r>
-              <w:rPr>
-                <w:rFonts w:ascii="Tahoma" w:hAnsi="Tahoma" w:cs="Tahoma"/>
-                <w:b/>
-                <w:sz w:val="16"/>
-                <w:szCs w:val="16"/>
-              </w:rPr>
-              <w:t>Date:</w:t>
-            </w:r>
-          </w:p>
-        </w:tc>
-        <w:tc>
-          <w:tcPr>
-            <w:tcW w:w="2208" w:type="dxa"/>
-            <w:vAlign w:val="center"/>
-          </w:tcPr>
-          <w:p>
-            <w:pPr>
-              <w:rPr>
-                <w:rFonts w:ascii="Tahoma" w:hAnsi="Tahoma" w:cs="Tahoma"/>
-                <w:b/>
-                <w:sz w:val="16"/>
-                <w:szCs w:val="16"/>
-              </w:rPr>
-            </w:pPr>
-            <w:r>
-              <w:rPr>
-                <w:rFonts w:ascii="Tahoma" w:hAnsi="Tahoma" w:cs="Tahoma"/>
-                <w:b/>
-                <w:sz w:val="16"/>
-                <w:szCs w:val="16"/>
-              </w:rPr>
-              <w:t>{</w:t>
-            </w:r>
-            <w:proofErr w:type="spellStart"/>
-            <w:r>
-              <w:rPr>
-                <w:rFonts w:ascii="Consolas" w:hAnsi="Consolas" w:cs="Consolas"/>
-                <w:color w:val="000000"/>
-                <w:sz w:val="19"/>
-                <w:szCs w:val="19"/>
-              </w:rPr>
-              <w:t>AddedDate</w:t>
-            </w:r>
-            <w:proofErr w:type="spellEnd"/>
-            <w:r>
-              <w:rPr>
-                <w:rFonts w:ascii="Tahoma" w:hAnsi="Tahoma" w:cs="Tahoma"/>
-                <w:b/>
-                <w:sz w:val="16"/>
-                <w:szCs w:val="16"/>
-              </w:rPr>
-              <w:t>}</w:t>
-            </w:r>
-          </w:p>
-        </w:tc>
-        <w:tc>
-          <w:tcPr>
-            <w:tcW w:w="3494" w:type="dxa"/>
-            <w:gridSpan w:val="2"/>
-            <w:vAlign w:val="center"/>
-          </w:tcPr>
-          <w:p>
-            <w:pPr>
-              <w:rPr>
-                <w:rFonts w:ascii="Tahoma" w:hAnsi="Tahoma" w:cs="Tahoma"/>
-                <w:b/>
-                <w:sz w:val="16"/>
-                <w:szCs w:val="16"/>
-                <w:highlight w:val="yellow"/>
-              </w:rPr>
-            </w:pPr>
-            <w:r>
-              <w:rPr>
-                <w:rFonts w:ascii="Tahoma" w:hAnsi="Tahoma" w:cs="Tahoma"/>
-                <w:b/>
-                <w:sz w:val="16"/>
-                <w:szCs w:val="16"/>
-              </w:rPr>
-              <w:t xml:space="preserve">Container </w:t>
-            </w:r>
-            <w:proofErr w:type="gramStart"/>
-            <w:r>
-              <w:rPr>
-                <w:rFonts w:ascii="Tahoma" w:hAnsi="Tahoma" w:cs="Tahoma"/>
-                <w:b/>
-                <w:sz w:val="16"/>
-                <w:szCs w:val="16"/>
-              </w:rPr>
-              <w:t>No :</w:t>
-            </w:r>
-            <w:proofErr w:type="gramEnd"/>
-            <w:r>
-              <w:rPr>
-                <w:rFonts w:ascii="Tahoma" w:hAnsi="Tahoma" w:cs="Tahoma"/>
-                <w:b/>
-                <w:sz w:val="16"/>
-                <w:szCs w:val="16"/>
-              </w:rPr>
-              <w:t xml:space="preserve"> {</w:t>
-            </w:r>
-            <w:proofErr w:type="spellStart"/>
-            <w:r>
-              <w:rPr>
-                <w:rFonts w:ascii="Consolas" w:hAnsi="Consolas" w:cs="Consolas"/>
-                <w:color w:val="000000"/>
-                <w:sz w:val="19"/>
-                <w:szCs w:val="19"/>
-              </w:rPr>
-              <w:t>CNFContainerNo</w:t>
-            </w:r>
-            <w:proofErr w:type="spellEnd"/>
-            <w:r>
-              <w:rPr>
-                <w:rFonts w:ascii="Tahoma" w:hAnsi="Tahoma" w:cs="Tahoma"/>
-                <w:b/>
-                <w:sz w:val="16"/>
-                <w:szCs w:val="16"/>
-              </w:rPr>
-              <w:t>}</w:t>
-            </w:r>
-          </w:p>
-        </w:tc>
-        <w:tc>
-          <w:tcPr>
-            <w:tcW w:w="4983" w:type="dxa"/>
-            <w:gridSpan w:val="2"/>
-            <w:vAlign w:val="center"/>
-          </w:tcPr>
           <w:p>
             <w:pPr>
               <w:rPr>
@@ -1480,551 +1959,12 @@
       </w:tr>
       <w:tr>
         <w:trPr>
-          <w:trHeight w:val="384"/>
+          <w:trHeight w:val="168"/>
         </w:trPr>
         <w:tc>
           <w:tcPr>
-            <w:tcW w:w="2547" w:type="dxa"/>
-            <w:vAlign w:val="center"/>
-          </w:tcPr>
-          <w:p>
-            <w:pPr>
-              <w:rPr>
-                <w:rFonts w:ascii="Tahoma" w:hAnsi="Tahoma" w:cs="Tahoma"/>
-                <w:b/>
-                <w:sz w:val="16"/>
-                <w:szCs w:val="16"/>
-              </w:rPr>
-            </w:pPr>
-            <w:r>
-              <w:rPr>
-                <w:rFonts w:ascii="Tahoma" w:hAnsi="Tahoma" w:cs="Tahoma"/>
-                <w:b/>
-                <w:bCs/>
-                <w:sz w:val="16"/>
-                <w:szCs w:val="16"/>
-              </w:rPr>
-              <w:t xml:space="preserve">Lorry </w:t>
-            </w:r>
-            <w:r>
-              <w:rPr>
-                <w:rFonts w:ascii="Tahoma" w:hAnsi="Tahoma" w:cs="Tahoma"/>
-                <w:b/>
-                <w:bCs/>
-                <w:sz w:val="16"/>
-                <w:szCs w:val="16"/>
-              </w:rPr>
-              <w:t>No:</w:t>
-            </w:r>
-          </w:p>
-        </w:tc>
-        <w:tc>
-          <w:tcPr>
-            <w:tcW w:w="2835" w:type="dxa"/>
-            <w:vAlign w:val="center"/>
-          </w:tcPr>
-          <w:p>
-            <w:pPr>
-              <w:tabs>
-                <w:tab w:val="left" w:pos="4110"/>
-              </w:tabs>
-              <w:rPr>
-                <w:rFonts w:ascii="Tahoma" w:hAnsi="Tahoma" w:cs="Tahoma"/>
-                <w:b/>
-                <w:sz w:val="16"/>
-                <w:szCs w:val="16"/>
-              </w:rPr>
-            </w:pPr>
-            <w:r>
-              <w:rPr>
-                <w:rFonts w:ascii="Tahoma" w:hAnsi="Tahoma" w:cs="Tahoma"/>
-                <w:b/>
-                <w:bCs/>
-                <w:sz w:val="16"/>
-                <w:szCs w:val="16"/>
-              </w:rPr>
-              <w:t>{</w:t>
-            </w:r>
-            <w:proofErr w:type="spellStart"/>
-            <w:r>
-              <w:rPr>
-                <w:rFonts w:ascii="Consolas" w:hAnsi="Consolas" w:cs="Consolas"/>
-                <w:color w:val="000000"/>
-                <w:sz w:val="19"/>
-                <w:szCs w:val="19"/>
-              </w:rPr>
-              <w:t>TransportVehicleNo</w:t>
-            </w:r>
-            <w:proofErr w:type="spellEnd"/>
-            <w:r>
-              <w:rPr>
-                <w:rFonts w:ascii="Tahoma" w:hAnsi="Tahoma" w:cs="Tahoma"/>
-                <w:b/>
-                <w:bCs/>
-                <w:sz w:val="16"/>
-                <w:szCs w:val="16"/>
-              </w:rPr>
-              <w:t>}</w:t>
-            </w:r>
-          </w:p>
-        </w:tc>
-        <w:tc>
-          <w:tcPr>
-            <w:tcW w:w="1843" w:type="dxa"/>
-            <w:gridSpan w:val="2"/>
-          </w:tcPr>
-          <w:p>
-            <w:pPr>
-              <w:tabs>
-                <w:tab w:val="left" w:pos="4110"/>
-              </w:tabs>
-              <w:rPr>
-                <w:rFonts w:ascii="Tahoma" w:hAnsi="Tahoma" w:cs="Tahoma"/>
-                <w:b/>
-                <w:sz w:val="16"/>
-                <w:szCs w:val="16"/>
-              </w:rPr>
-            </w:pPr>
-            <w:r>
-              <w:rPr>
-                <w:rFonts w:ascii="Tahoma" w:hAnsi="Tahoma" w:cs="Tahoma"/>
-                <w:b/>
-                <w:bCs/>
-                <w:sz w:val="16"/>
-                <w:szCs w:val="16"/>
-              </w:rPr>
-              <w:t xml:space="preserve">Transporter </w:t>
-            </w:r>
-            <w:r>
-              <w:rPr>
-                <w:rFonts w:ascii="Tahoma" w:hAnsi="Tahoma" w:cs="Tahoma"/>
-                <w:b/>
-                <w:bCs/>
-                <w:sz w:val="16"/>
-                <w:szCs w:val="16"/>
-              </w:rPr>
-              <w:t>Name:</w:t>
-            </w:r>
-          </w:p>
-        </w:tc>
-        <w:tc>
-          <w:tcPr>
-            <w:tcW w:w="2208" w:type="dxa"/>
-          </w:tcPr>
-          <w:p>
-            <w:pPr>
-              <w:tabs>
-                <w:tab w:val="left" w:pos="4110"/>
-              </w:tabs>
-              <w:rPr>
-                <w:rFonts w:ascii="Tahoma" w:hAnsi="Tahoma" w:cs="Tahoma"/>
-                <w:b/>
-                <w:sz w:val="16"/>
-                <w:szCs w:val="16"/>
-              </w:rPr>
-            </w:pPr>
-            <w:r>
-              <w:rPr>
-                <w:rFonts w:ascii="Tahoma" w:hAnsi="Tahoma" w:cs="Tahoma"/>
-                <w:b/>
-                <w:bCs/>
-                <w:sz w:val="16"/>
-                <w:szCs w:val="16"/>
-              </w:rPr>
-              <w:t>{</w:t>
-            </w:r>
-            <w:proofErr w:type="spellStart"/>
-            <w:r>
-              <w:rPr>
-                <w:rFonts w:ascii="Consolas" w:hAnsi="Consolas" w:cs="Consolas"/>
-                <w:color w:val="000000"/>
-                <w:sz w:val="19"/>
-                <w:szCs w:val="19"/>
-              </w:rPr>
-              <w:t>TransporterName</w:t>
-            </w:r>
-            <w:proofErr w:type="spellEnd"/>
-            <w:r>
-              <w:rPr>
-                <w:rFonts w:ascii="Tahoma" w:hAnsi="Tahoma" w:cs="Tahoma"/>
-                <w:b/>
-                <w:bCs/>
-                <w:sz w:val="16"/>
-                <w:szCs w:val="16"/>
-              </w:rPr>
-              <w:t>}</w:t>
-            </w:r>
-          </w:p>
-        </w:tc>
-        <w:tc>
-          <w:tcPr>
-            <w:tcW w:w="3494" w:type="dxa"/>
-            <w:gridSpan w:val="2"/>
-          </w:tcPr>
-          <w:p>
-            <w:pPr>
-              <w:tabs>
-                <w:tab w:val="left" w:pos="4110"/>
-              </w:tabs>
-              <w:rPr>
-                <w:rFonts w:ascii="Tahoma" w:hAnsi="Tahoma" w:cs="Tahoma"/>
-                <w:b/>
-                <w:bCs/>
-                <w:sz w:val="16"/>
-                <w:szCs w:val="16"/>
-              </w:rPr>
-            </w:pPr>
-            <w:r>
-              <w:rPr>
-                <w:rFonts w:ascii="Tahoma" w:hAnsi="Tahoma" w:cs="Tahoma"/>
-                <w:b/>
-                <w:bCs/>
-                <w:sz w:val="16"/>
-                <w:szCs w:val="16"/>
-              </w:rPr>
-              <w:t xml:space="preserve">Transport Doc </w:t>
-            </w:r>
-            <w:r>
-              <w:rPr>
-                <w:rFonts w:ascii="Tahoma" w:hAnsi="Tahoma" w:cs="Tahoma"/>
-                <w:b/>
-                <w:bCs/>
-                <w:sz w:val="16"/>
-                <w:szCs w:val="16"/>
-              </w:rPr>
-              <w:t>Date:</w:t>
-            </w:r>
-            <w:r>
-              <w:rPr>
-                <w:rFonts w:ascii="Tahoma" w:hAnsi="Tahoma" w:cs="Tahoma"/>
-                <w:b/>
-                <w:bCs/>
-                <w:sz w:val="16"/>
-                <w:szCs w:val="16"/>
-              </w:rPr>
-              <w:t xml:space="preserve"> {</w:t>
-            </w:r>
-            <w:proofErr w:type="spellStart"/>
-            <w:r>
-              <w:rPr>
-                <w:rFonts w:ascii="Consolas" w:hAnsi="Consolas" w:cs="Consolas"/>
-                <w:color w:val="000000"/>
-                <w:sz w:val="19"/>
-                <w:szCs w:val="19"/>
-              </w:rPr>
-              <w:t>CNFBLAWBDate</w:t>
-            </w:r>
-            <w:proofErr w:type="spellEnd"/>
-            <w:r>
-              <w:rPr>
-                <w:rFonts w:ascii="Tahoma" w:hAnsi="Tahoma" w:cs="Tahoma"/>
-                <w:b/>
-                <w:bCs/>
-                <w:sz w:val="16"/>
-                <w:szCs w:val="16"/>
-              </w:rPr>
-              <w:t>}</w:t>
-            </w:r>
-          </w:p>
-          <w:p>
-            <w:pPr>
-              <w:tabs>
-                <w:tab w:val="left" w:pos="4110"/>
-              </w:tabs>
-              <w:rPr>
-                <w:rFonts w:ascii="Tahoma" w:hAnsi="Tahoma" w:cs="Tahoma"/>
-                <w:b/>
-                <w:sz w:val="16"/>
-                <w:szCs w:val="16"/>
-                <w:highlight w:val="yellow"/>
-              </w:rPr>
-            </w:pPr>
-          </w:p>
-        </w:tc>
-        <w:tc>
-          <w:tcPr>
-            <w:tcW w:w="4983" w:type="dxa"/>
-            <w:gridSpan w:val="2"/>
-          </w:tcPr>
-          <w:p>
-            <w:pPr>
-              <w:tabs>
-                <w:tab w:val="left" w:pos="4110"/>
-              </w:tabs>
-              <w:rPr>
-                <w:rFonts w:ascii="Tahoma" w:hAnsi="Tahoma" w:cs="Tahoma"/>
-                <w:b/>
-                <w:bCs/>
-                <w:sz w:val="16"/>
-                <w:szCs w:val="16"/>
-              </w:rPr>
-            </w:pPr>
-            <w:r>
-              <w:rPr>
-                <w:rFonts w:ascii="Tahoma" w:hAnsi="Tahoma" w:cs="Tahoma"/>
-                <w:b/>
-                <w:bCs/>
-                <w:sz w:val="16"/>
-                <w:szCs w:val="16"/>
-              </w:rPr>
-              <w:t xml:space="preserve">Transport Doc </w:t>
-            </w:r>
-            <w:proofErr w:type="gramStart"/>
-            <w:r>
-              <w:rPr>
-                <w:rFonts w:ascii="Tahoma" w:hAnsi="Tahoma" w:cs="Tahoma"/>
-                <w:b/>
-                <w:bCs/>
-                <w:sz w:val="16"/>
-                <w:szCs w:val="16"/>
-              </w:rPr>
-              <w:t>Ref:</w:t>
-            </w:r>
-            <w:r>
-              <w:rPr>
-                <w:rFonts w:ascii="Tahoma" w:hAnsi="Tahoma" w:cs="Tahoma"/>
-                <w:b/>
-                <w:bCs/>
-                <w:sz w:val="16"/>
-                <w:szCs w:val="16"/>
-              </w:rPr>
-              <w:t>{</w:t>
-            </w:r>
-            <w:proofErr w:type="spellStart"/>
-            <w:proofErr w:type="gramEnd"/>
-            <w:r>
-              <w:rPr>
-                <w:rFonts w:ascii="Consolas" w:hAnsi="Consolas" w:cs="Consolas"/>
-                <w:color w:val="000000"/>
-                <w:sz w:val="19"/>
-                <w:szCs w:val="19"/>
-              </w:rPr>
-              <w:t>TransportDocRefNo</w:t>
-            </w:r>
-            <w:proofErr w:type="spellEnd"/>
-            <w:r>
-              <w:rPr>
-                <w:rFonts w:ascii="Consolas" w:hAnsi="Consolas" w:cs="Consolas"/>
-                <w:color w:val="000000"/>
-                <w:sz w:val="19"/>
-                <w:szCs w:val="19"/>
-              </w:rPr>
-              <w:t>}</w:t>
-            </w:r>
-          </w:p>
-          <w:p>
-            <w:pPr>
-              <w:tabs>
-                <w:tab w:val="left" w:pos="4110"/>
-              </w:tabs>
-              <w:rPr>
-                <w:rFonts w:ascii="Tahoma" w:hAnsi="Tahoma" w:cs="Tahoma"/>
-                <w:b/>
-                <w:sz w:val="16"/>
-                <w:szCs w:val="16"/>
-                <w:highlight w:val="yellow"/>
-              </w:rPr>
-            </w:pPr>
-          </w:p>
-        </w:tc>
-      </w:tr>
-      <w:tr>
-        <w:trPr>
-          <w:trHeight w:val="296"/>
-        </w:trPr>
-        <w:tc>
-          <w:tcPr>
-            <w:tcW w:w="2547" w:type="dxa"/>
-            <w:vAlign w:val="center"/>
-          </w:tcPr>
-          <w:p>
-            <w:pPr>
-              <w:rPr>
-                <w:rFonts w:ascii="Tahoma" w:hAnsi="Tahoma" w:cs="Tahoma"/>
-                <w:b/>
-                <w:sz w:val="16"/>
-                <w:szCs w:val="16"/>
-              </w:rPr>
-            </w:pPr>
-            <w:r>
-              <w:rPr>
-                <w:rFonts w:ascii="Tahoma" w:hAnsi="Tahoma" w:cs="Tahoma"/>
-                <w:b/>
-                <w:sz w:val="16"/>
-                <w:szCs w:val="16"/>
-              </w:rPr>
-              <w:t>D</w:t>
-            </w:r>
-            <w:r>
-              <w:rPr>
-                <w:rFonts w:ascii="Tahoma" w:hAnsi="Tahoma" w:cs="Tahoma"/>
-                <w:b/>
-                <w:sz w:val="16"/>
-                <w:szCs w:val="16"/>
-              </w:rPr>
-              <w:t>escription</w:t>
-            </w:r>
-            <w:r>
-              <w:rPr>
-                <w:rFonts w:ascii="Tahoma" w:hAnsi="Tahoma" w:cs="Tahoma"/>
-                <w:b/>
-                <w:sz w:val="16"/>
-                <w:szCs w:val="16"/>
-              </w:rPr>
-              <w:t>:</w:t>
-            </w:r>
-          </w:p>
-        </w:tc>
-        <w:tc>
-          <w:tcPr>
-            <w:tcW w:w="15363" w:type="dxa"/>
-            <w:gridSpan w:val="8"/>
-            <w:vAlign w:val="center"/>
-          </w:tcPr>
-          <w:p>
-            <w:pPr>
-              <w:rPr>
-                <w:rFonts w:ascii="Tahoma" w:hAnsi="Tahoma" w:cs="Tahoma"/>
-                <w:b/>
-                <w:sz w:val="16"/>
-                <w:szCs w:val="16"/>
-              </w:rPr>
-            </w:pPr>
-            <w:r>
-              <w:rPr>
-                <w:rFonts w:ascii="Tahoma" w:hAnsi="Tahoma" w:cs="Tahoma"/>
-                <w:b/>
-                <w:sz w:val="16"/>
-                <w:szCs w:val="16"/>
-              </w:rPr>
-              <w:t>{</w:t>
-            </w:r>
-            <w:proofErr w:type="spellStart"/>
-            <w:r>
-              <w:rPr>
-                <w:rFonts w:ascii="Consolas" w:hAnsi="Consolas" w:cs="Consolas"/>
-                <w:color w:val="000000"/>
-                <w:sz w:val="19"/>
-                <w:szCs w:val="19"/>
-              </w:rPr>
-              <w:t>ItemDescription</w:t>
-            </w:r>
-            <w:proofErr w:type="spellEnd"/>
-            <w:r>
-              <w:rPr>
-                <w:rFonts w:ascii="Tahoma" w:hAnsi="Tahoma" w:cs="Tahoma"/>
-                <w:b/>
-                <w:sz w:val="16"/>
-                <w:szCs w:val="16"/>
-              </w:rPr>
-              <w:t>}</w:t>
-            </w:r>
-          </w:p>
-        </w:tc>
-      </w:tr>
-      <w:tr>
-        <w:trPr>
-          <w:trHeight w:val="296"/>
-        </w:trPr>
-        <w:tc>
-          <w:tcPr>
-            <w:tcW w:w="17910" w:type="dxa"/>
-            <w:gridSpan w:val="9"/>
-            <w:vAlign w:val="center"/>
-          </w:tcPr>
-          <w:p>
-            <w:pPr>
-              <w:rPr>
-                <w:rFonts w:ascii="Tahoma" w:hAnsi="Tahoma" w:cs="Tahoma"/>
-                <w:b/>
-                <w:sz w:val="16"/>
-                <w:szCs w:val="16"/>
-              </w:rPr>
-            </w:pPr>
-          </w:p>
-          <w:p>
-            <w:pPr>
-              <w:rPr>
-                <w:rFonts w:ascii="Tahoma" w:eastAsia="Arial" w:hAnsi="Tahoma" w:cs="Tahoma"/>
-                <w:b/>
-                <w:bCs/>
-                <w:sz w:val="16"/>
-                <w:szCs w:val="16"/>
-              </w:rPr>
-            </w:pPr>
-            <w:r>
-              <w:rPr>
-                <w:rFonts w:ascii="Tahoma" w:eastAsia="Arial" w:hAnsi="Tahoma" w:cs="Tahoma"/>
-                <w:b/>
-                <w:bCs/>
-                <w:sz w:val="16"/>
-                <w:szCs w:val="16"/>
-              </w:rPr>
-              <w:t>Material Details</w:t>
-            </w:r>
-          </w:p>
-          <w:p>
-            <w:pPr>
-              <w:rPr>
-                <w:rFonts w:ascii="Tahoma" w:hAnsi="Tahoma" w:cs="Tahoma"/>
-                <w:b/>
-                <w:sz w:val="16"/>
-                <w:szCs w:val="16"/>
-              </w:rPr>
-            </w:pPr>
-            <w:r>
-              <w:rPr>
-                <w:rFonts w:ascii="Tahoma" w:eastAsia="Arial" w:hAnsi="Tahoma" w:cs="Tahoma"/>
-                <w:b/>
-                <w:bCs/>
-                <w:sz w:val="16"/>
-                <w:szCs w:val="16"/>
-              </w:rPr>
-              <w:t>{</w:t>
-            </w:r>
-            <w:proofErr w:type="spellStart"/>
-            <w:r>
-              <w:rPr>
-                <w:rFonts w:ascii="Tahoma" w:eastAsia="Arial" w:hAnsi="Tahoma" w:cs="Tahoma"/>
-                <w:b/>
-                <w:bCs/>
-                <w:sz w:val="16"/>
-                <w:szCs w:val="16"/>
-              </w:rPr>
-              <w:t>materialItems</w:t>
-            </w:r>
-            <w:proofErr w:type="spellEnd"/>
-            <w:r>
-              <w:rPr>
-                <w:rFonts w:ascii="Tahoma" w:eastAsia="Arial" w:hAnsi="Tahoma" w:cs="Tahoma"/>
-                <w:b/>
-                <w:bCs/>
-                <w:sz w:val="16"/>
-                <w:szCs w:val="16"/>
-              </w:rPr>
-              <w:t>}</w:t>
-            </w:r>
-          </w:p>
-          <w:p>
-            <w:pPr>
-              <w:rPr>
-                <w:rFonts w:ascii="Tahoma" w:hAnsi="Tahoma" w:cs="Tahoma"/>
-                <w:b/>
-                <w:sz w:val="16"/>
-                <w:szCs w:val="16"/>
-              </w:rPr>
-            </w:pPr>
-          </w:p>
-        </w:tc>
-      </w:tr>
-      <w:tr>
-        <w:trPr>
-          <w:trHeight w:val="296"/>
-        </w:trPr>
-        <w:tc>
-          <w:tcPr>
-            <w:tcW w:w="17910" w:type="dxa"/>
-            <w:gridSpan w:val="9"/>
+            <w:tcW w:w="11516" w:type="dxa"/>
+            <w:gridSpan w:val="10"/>
             <w:vAlign w:val="center"/>
           </w:tcPr>
           <w:p>
@@ -2277,24 +2217,24 @@
       <w:tblPr>
         <w:tblStyle w:val="TableGrid"/>
         <w:tblpPr w:leftFromText="180" w:rightFromText="180" w:vertAnchor="text" w:horzAnchor="margin" w:tblpXSpec="center" w:tblpY="223"/>
-        <w:tblW w:w="17910" w:type="dxa"/>
+        <w:tblW w:w="11576" w:type="dxa"/>
         <w:tblLook w:val="04A0" w:firstRow="1" w:lastRow="0" w:firstColumn="1" w:lastColumn="0" w:noHBand="0" w:noVBand="1"/>
       </w:tblPr>
       <w:tblGrid>
-        <w:gridCol w:w="2629"/>
-        <w:gridCol w:w="2407"/>
-        <w:gridCol w:w="7275"/>
-        <w:gridCol w:w="1170"/>
-        <w:gridCol w:w="1704"/>
-        <w:gridCol w:w="2725"/>
+        <w:gridCol w:w="1699"/>
+        <w:gridCol w:w="1555"/>
+        <w:gridCol w:w="4702"/>
+        <w:gridCol w:w="757"/>
+        <w:gridCol w:w="1100"/>
+        <w:gridCol w:w="1763"/>
       </w:tblGrid>
       <w:tr>
         <w:trPr>
-          <w:trHeight w:val="575"/>
+          <w:trHeight w:val="348"/>
         </w:trPr>
         <w:tc>
           <w:tcPr>
-            <w:tcW w:w="2629" w:type="dxa"/>
+            <w:tcW w:w="1699" w:type="dxa"/>
             <w:vAlign w:val="center"/>
           </w:tcPr>
           <w:p>
@@ -2337,7 +2277,7 @@
         </w:tc>
         <w:tc>
           <w:tcPr>
-            <w:tcW w:w="2407" w:type="dxa"/>
+            <w:tcW w:w="1555" w:type="dxa"/>
             <w:vAlign w:val="center"/>
           </w:tcPr>
           <w:p>
@@ -2380,7 +2320,7 @@
         </w:tc>
         <w:tc>
           <w:tcPr>
-            <w:tcW w:w="7275" w:type="dxa"/>
+            <w:tcW w:w="4702" w:type="dxa"/>
             <w:vAlign w:val="center"/>
           </w:tcPr>
           <w:p>
@@ -2429,7 +2369,7 @@
         </w:tc>
         <w:tc>
           <w:tcPr>
-            <w:tcW w:w="2874" w:type="dxa"/>
+            <w:tcW w:w="1857" w:type="dxa"/>
             <w:gridSpan w:val="2"/>
             <w:vAlign w:val="center"/>
           </w:tcPr>
@@ -2473,7 +2413,7 @@
         </w:tc>
         <w:tc>
           <w:tcPr>
-            <w:tcW w:w="2725" w:type="dxa"/>
+            <w:tcW w:w="1761" w:type="dxa"/>
             <w:vAlign w:val="center"/>
           </w:tcPr>
           <w:p>
@@ -2525,11 +2465,11 @@
       </w:tr>
       <w:tr>
         <w:trPr>
-          <w:trHeight w:val="269"/>
+          <w:trHeight w:val="162"/>
         </w:trPr>
         <w:tc>
           <w:tcPr>
-            <w:tcW w:w="2629" w:type="dxa"/>
+            <w:tcW w:w="1699" w:type="dxa"/>
             <w:vAlign w:val="center"/>
           </w:tcPr>
           <w:p>
@@ -2562,7 +2502,7 @@
         </w:tc>
         <w:tc>
           <w:tcPr>
-            <w:tcW w:w="15281" w:type="dxa"/>
+            <w:tcW w:w="9877" w:type="dxa"/>
             <w:gridSpan w:val="5"/>
           </w:tcPr>
           <w:p>
@@ -2614,11 +2554,11 @@
       </w:tr>
       <w:tr>
         <w:trPr>
-          <w:trHeight w:val="255"/>
+          <w:trHeight w:val="154"/>
         </w:trPr>
         <w:tc>
           <w:tcPr>
-            <w:tcW w:w="2629" w:type="dxa"/>
+            <w:tcW w:w="1699" w:type="dxa"/>
             <w:vAlign w:val="center"/>
           </w:tcPr>
           <w:p>
@@ -2671,7 +2611,7 @@
         </w:tc>
         <w:tc>
           <w:tcPr>
-            <w:tcW w:w="15281" w:type="dxa"/>
+            <w:tcW w:w="9877" w:type="dxa"/>
             <w:gridSpan w:val="5"/>
           </w:tcPr>
           <w:p>
@@ -2721,11 +2661,11 @@
       </w:tr>
       <w:tr>
         <w:trPr>
-          <w:trHeight w:val="685"/>
+          <w:trHeight w:val="414"/>
         </w:trPr>
         <w:tc>
           <w:tcPr>
-            <w:tcW w:w="13481" w:type="dxa"/>
+            <w:tcW w:w="8713" w:type="dxa"/>
             <w:gridSpan w:val="4"/>
           </w:tcPr>
           <w:p>
@@ -2812,7 +2752,7 @@
         </w:tc>
         <w:tc>
           <w:tcPr>
-            <w:tcW w:w="4429" w:type="dxa"/>
+            <w:tcW w:w="2862" w:type="dxa"/>
             <w:gridSpan w:val="2"/>
             <w:vAlign w:val="center"/>
           </w:tcPr>
@@ -2907,11 +2847,11 @@
       </w:tr>
       <w:tr>
         <w:trPr>
-          <w:trHeight w:val="424"/>
+          <w:trHeight w:val="256"/>
         </w:trPr>
         <w:tc>
           <w:tcPr>
-            <w:tcW w:w="13481" w:type="dxa"/>
+            <w:tcW w:w="8713" w:type="dxa"/>
             <w:gridSpan w:val="4"/>
           </w:tcPr>
           <w:p>
@@ -2997,7 +2937,7 @@
         </w:tc>
         <w:tc>
           <w:tcPr>
-            <w:tcW w:w="4429" w:type="dxa"/>
+            <w:tcW w:w="2862" w:type="dxa"/>
             <w:gridSpan w:val="2"/>
             <w:vMerge w:val="restart"/>
             <w:vAlign w:val="bottom"/>
@@ -3043,11 +2983,11 @@
       </w:tr>
       <w:tr>
         <w:trPr>
-          <w:trHeight w:val="116"/>
+          <w:trHeight w:val="70"/>
         </w:trPr>
         <w:tc>
           <w:tcPr>
-            <w:tcW w:w="13481" w:type="dxa"/>
+            <w:tcW w:w="8713" w:type="dxa"/>
             <w:gridSpan w:val="4"/>
           </w:tcPr>
           <w:p>
@@ -3089,7 +3029,7 @@
         </w:tc>
         <w:tc>
           <w:tcPr>
-            <w:tcW w:w="4429" w:type="dxa"/>
+            <w:tcW w:w="2862" w:type="dxa"/>
             <w:gridSpan w:val="2"/>
             <w:vMerge/>
           </w:tcPr>
@@ -3136,14 +3076,10 @@
       </w:pPr>
     </w:p>
     <w:sectPr>
-      <w:headerReference w:type="even" r:id="rId9"/>
-      <w:headerReference w:type="default" r:id="rId10"/>
-      <w:footerReference w:type="even" r:id="rId11"/>
-      <w:footerReference w:type="default" r:id="rId12"/>
-      <w:headerReference w:type="first" r:id="rId13"/>
-      <w:footerReference w:type="first" r:id="rId14"/>
-      <w:pgSz w:w="20160" w:h="12240" w:orient="landscape" w:code="5"/>
-      <w:pgMar w:top="720" w:right="1800" w:bottom="245" w:left="1800" w:header="144" w:footer="0" w:gutter="0"/>
+      <w:headerReference w:type="default" r:id="rId9"/>
+      <w:footerReference w:type="default" r:id="rId10"/>
+      <w:pgSz w:w="12240" w:h="20160" w:code="5"/>
+      <w:pgMar w:top="720" w:right="245" w:bottom="720" w:left="720" w:header="144" w:footer="0" w:gutter="0"/>
       <w:cols w:space="720"/>
       <w:docGrid w:linePitch="360"/>
     </w:sectPr>
@@ -3152,7 +3088,7 @@
 </file>
 
 <file path=word/endnotes.xml><?xml version="1.0" encoding="utf-8"?>
-<w:endnotes xmlns:wpc="http://schemas.microsoft.com/office/word/2010/wordprocessingCanvas" xmlns:cx="http://schemas.microsoft.com/office/drawing/2014/chartex" xmlns:cx1="http://schemas.microsoft.com/office/drawing/2015/9/8/chartex" xmlns:cx2="http://schemas.microsoft.com/office/drawing/2015/10/21/chartex" xmlns:cx3="http://schemas.microsoft.com/office/drawing/2016/5/9/chartex" xmlns:cx4="http://schemas.microsoft.com/office/drawing/2016/5/10/chartex" xmlns:cx5="http://schemas.microsoft.com/office/drawing/2016/5/11/chartex" xmlns:cx6="http://schemas.microsoft.com/office/drawing/2016/5/12/chartex" xmlns:cx7="http://schemas.microsoft.com/office/drawing/2016/5/13/chartex" xmlns:cx8="http://schemas.microsoft.com/office/drawing/2016/5/14/chartex" xmlns:mc="http://schemas.openxmlformats.org/markup-compatibility/2006" xmlns:aink="http://schemas.microsoft.com/office/drawing/2016/ink" xmlns:am3d="http://schemas.microsoft.com/office/drawing/2017/model3d" xmlns:o="urn:schemas-microsoft-com:office:office" xmlns:r="http://schemas.openxmlformats.org/officeDocument/2006/relationships" xmlns:m="http://schemas.openxmlformats.org/officeDocument/2006/math" xmlns:v="urn:schemas-microsoft-com:vml" xmlns:wp14="http://schemas.microsoft.com/office/word/2010/wordprocessingDrawing" xmlns:wp="http://schemas.openxmlformats.org/drawingml/2006/wordprocessingDrawing" xmlns:w10="urn:schemas-microsoft-com:office:word" xmlns:w="http://schemas.openxmlformats.org/wordprocessingml/2006/main" xmlns:w14="http://schemas.microsoft.com/office/word/2010/wordml" xmlns:w15="http://schemas.microsoft.com/office/word/2012/wordml" xmlns:w16cex="http://schemas.microsoft.com/office/word/2018/wordml/cex" xmlns:w16cid="http://schemas.microsoft.com/office/word/2016/wordml/cid" xmlns:w16="http://schemas.microsoft.com/office/word/2018/wordml" xmlns:w16sdtdh="http://schemas.microsoft.com/office/word/2020/wordml/sdtdatahash" xmlns:w16se="http://schemas.microsoft.com/office/word/2015/wordml/symex" xmlns:wpg="http://schemas.microsoft.com/office/word/2010/wordprocessingGroup" xmlns:wpi="http://schemas.microsoft.com/office/word/2010/wordprocessingInk" xmlns:wne="http://schemas.microsoft.com/office/word/2006/wordml" xmlns:wps="http://schemas.microsoft.com/office/word/2010/wordprocessingShape" mc:Ignorable="w14 w15 w16se w16cid w16 w16cex w16sdtdh wp14">
+<w:endnotes xmlns:wpc="http://schemas.microsoft.com/office/word/2010/wordprocessingCanvas" xmlns:cx="http://schemas.microsoft.com/office/drawing/2014/chartex" xmlns:cx1="http://schemas.microsoft.com/office/drawing/2015/9/8/chartex" xmlns:cx2="http://schemas.microsoft.com/office/drawing/2015/10/21/chartex" xmlns:cx3="http://schemas.microsoft.com/office/drawing/2016/5/9/chartex" xmlns:cx4="http://schemas.microsoft.com/office/drawing/2016/5/10/chartex" xmlns:cx5="http://schemas.microsoft.com/office/drawing/2016/5/11/chartex" xmlns:cx6="http://schemas.microsoft.com/office/drawing/2016/5/12/chartex" xmlns:cx7="http://schemas.microsoft.com/office/drawing/2016/5/13/chartex" xmlns:cx8="http://schemas.microsoft.com/office/drawing/2016/5/14/chartex" xmlns:mc="http://schemas.openxmlformats.org/markup-compatibility/2006" xmlns:aink="http://schemas.microsoft.com/office/drawing/2016/ink" xmlns:am3d="http://schemas.microsoft.com/office/drawing/2017/model3d" xmlns:o="urn:schemas-microsoft-com:office:office" xmlns:oel="http://schemas.microsoft.com/office/2019/extlst" xmlns:r="http://schemas.openxmlformats.org/officeDocument/2006/relationships" xmlns:m="http://schemas.openxmlformats.org/officeDocument/2006/math" xmlns:v="urn:schemas-microsoft-com:vml" xmlns:wp14="http://schemas.microsoft.com/office/word/2010/wordprocessingDrawing" xmlns:wp="http://schemas.openxmlformats.org/drawingml/2006/wordprocessingDrawing" xmlns:w10="urn:schemas-microsoft-com:office:word" xmlns:w="http://schemas.openxmlformats.org/wordprocessingml/2006/main" xmlns:w14="http://schemas.microsoft.com/office/word/2010/wordml" xmlns:w15="http://schemas.microsoft.com/office/word/2012/wordml" xmlns:w16cex="http://schemas.microsoft.com/office/word/2018/wordml/cex" xmlns:w16cid="http://schemas.microsoft.com/office/word/2016/wordml/cid" xmlns:w16="http://schemas.microsoft.com/office/word/2018/wordml" xmlns:w16sdtdh="http://schemas.microsoft.com/office/word/2020/wordml/sdtdatahash" xmlns:w16se="http://schemas.microsoft.com/office/word/2015/wordml/symex" xmlns:wpg="http://schemas.microsoft.com/office/word/2010/wordprocessingGroup" xmlns:wpi="http://schemas.microsoft.com/office/word/2010/wordprocessingInk" xmlns:wne="http://schemas.microsoft.com/office/word/2006/wordml" xmlns:wps="http://schemas.microsoft.com/office/word/2010/wordprocessingShape" mc:Ignorable="w14 w15 w16se w16cid w16 w16cex w16sdtdh wp14">
   <w:endnote w:type="separator" w:id="-1">
     <w:p>
       <w:r>
@@ -3171,17 +3107,7 @@
 </file>
 
 <file path=word/footer1.xml><?xml version="1.0" encoding="utf-8"?>
-<w:ftr xmlns:wpc="http://schemas.microsoft.com/office/word/2010/wordprocessingCanvas" xmlns:cx="http://schemas.microsoft.com/office/drawing/2014/chartex" xmlns:cx1="http://schemas.microsoft.com/office/drawing/2015/9/8/chartex" xmlns:cx2="http://schemas.microsoft.com/office/drawing/2015/10/21/chartex" xmlns:cx3="http://schemas.microsoft.com/office/drawing/2016/5/9/chartex" xmlns:cx4="http://schemas.microsoft.com/office/drawing/2016/5/10/chartex" xmlns:cx5="http://schemas.microsoft.com/office/drawing/2016/5/11/chartex" xmlns:cx6="http://schemas.microsoft.com/office/drawing/2016/5/12/chartex" xmlns:cx7="http://schemas.microsoft.com/office/drawing/2016/5/13/chartex" xmlns:cx8="http://schemas.microsoft.com/office/drawing/2016/5/14/chartex" xmlns:mc="http://schemas.openxmlformats.org/markup-compatibility/2006" xmlns:aink="http://schemas.microsoft.com/office/drawing/2016/ink" xmlns:am3d="http://schemas.microsoft.com/office/drawing/2017/model3d" xmlns:o="urn:schemas-microsoft-com:office:office" xmlns:r="http://schemas.openxmlformats.org/officeDocument/2006/relationships" xmlns:m="http://schemas.openxmlformats.org/officeDocument/2006/math" xmlns:v="urn:schemas-microsoft-com:vml" xmlns:wp14="http://schemas.microsoft.com/office/word/2010/wordprocessingDrawing" xmlns:wp="http://schemas.openxmlformats.org/drawingml/2006/wordprocessingDrawing" xmlns:w10="urn:schemas-microsoft-com:office:word" xmlns:w="http://schemas.openxmlformats.org/wordprocessingml/2006/main" xmlns:w14="http://schemas.microsoft.com/office/word/2010/wordml" xmlns:w15="http://schemas.microsoft.com/office/word/2012/wordml" xmlns:w16cex="http://schemas.microsoft.com/office/word/2018/wordml/cex" xmlns:w16cid="http://schemas.microsoft.com/office/word/2016/wordml/cid" xmlns:w16="http://schemas.microsoft.com/office/word/2018/wordml" xmlns:w16sdtdh="http://schemas.microsoft.com/office/word/2020/wordml/sdtdatahash" xmlns:w16se="http://schemas.microsoft.com/office/word/2015/wordml/symex" xmlns:wpg="http://schemas.microsoft.com/office/word/2010/wordprocessingGroup" xmlns:wpi="http://schemas.microsoft.com/office/word/2010/wordprocessingInk" xmlns:wne="http://schemas.microsoft.com/office/word/2006/wordml" xmlns:wps="http://schemas.microsoft.com/office/word/2010/wordprocessingShape" mc:Ignorable="w14 w15 w16se w16cid w16 w16cex w16sdtdh wp14">
-  <w:p>
-    <w:pPr>
-      <w:pStyle w:val="Footer"/>
-    </w:pPr>
-  </w:p>
-</w:ftr>
-</file>
-
-<file path=word/footer2.xml><?xml version="1.0" encoding="utf-8"?>
-<w:ftr xmlns:wpc="http://schemas.microsoft.com/office/word/2010/wordprocessingCanvas" xmlns:cx="http://schemas.microsoft.com/office/drawing/2014/chartex" xmlns:cx1="http://schemas.microsoft.com/office/drawing/2015/9/8/chartex" xmlns:cx2="http://schemas.microsoft.com/office/drawing/2015/10/21/chartex" xmlns:cx3="http://schemas.microsoft.com/office/drawing/2016/5/9/chartex" xmlns:cx4="http://schemas.microsoft.com/office/drawing/2016/5/10/chartex" xmlns:cx5="http://schemas.microsoft.com/office/drawing/2016/5/11/chartex" xmlns:cx6="http://schemas.microsoft.com/office/drawing/2016/5/12/chartex" xmlns:cx7="http://schemas.microsoft.com/office/drawing/2016/5/13/chartex" xmlns:cx8="http://schemas.microsoft.com/office/drawing/2016/5/14/chartex" xmlns:mc="http://schemas.openxmlformats.org/markup-compatibility/2006" xmlns:aink="http://schemas.microsoft.com/office/drawing/2016/ink" xmlns:am3d="http://schemas.microsoft.com/office/drawing/2017/model3d" xmlns:o="urn:schemas-microsoft-com:office:office" xmlns:r="http://schemas.openxmlformats.org/officeDocument/2006/relationships" xmlns:m="http://schemas.openxmlformats.org/officeDocument/2006/math" xmlns:v="urn:schemas-microsoft-com:vml" xmlns:wp14="http://schemas.microsoft.com/office/word/2010/wordprocessingDrawing" xmlns:wp="http://schemas.openxmlformats.org/drawingml/2006/wordprocessingDrawing" xmlns:w10="urn:schemas-microsoft-com:office:word" xmlns:w="http://schemas.openxmlformats.org/wordprocessingml/2006/main" xmlns:w14="http://schemas.microsoft.com/office/word/2010/wordml" xmlns:w15="http://schemas.microsoft.com/office/word/2012/wordml" xmlns:w16cex="http://schemas.microsoft.com/office/word/2018/wordml/cex" xmlns:w16cid="http://schemas.microsoft.com/office/word/2016/wordml/cid" xmlns:w16="http://schemas.microsoft.com/office/word/2018/wordml" xmlns:w16sdtdh="http://schemas.microsoft.com/office/word/2020/wordml/sdtdatahash" xmlns:w16se="http://schemas.microsoft.com/office/word/2015/wordml/symex" xmlns:wpg="http://schemas.microsoft.com/office/word/2010/wordprocessingGroup" xmlns:wpi="http://schemas.microsoft.com/office/word/2010/wordprocessingInk" xmlns:wne="http://schemas.microsoft.com/office/word/2006/wordml" xmlns:wps="http://schemas.microsoft.com/office/word/2010/wordprocessingShape" mc:Ignorable="w14 w15 w16se w16cid w16 w16cex w16sdtdh wp14">
+<w:ftr xmlns:wpc="http://schemas.microsoft.com/office/word/2010/wordprocessingCanvas" xmlns:cx="http://schemas.microsoft.com/office/drawing/2014/chartex" xmlns:cx1="http://schemas.microsoft.com/office/drawing/2015/9/8/chartex" xmlns:cx2="http://schemas.microsoft.com/office/drawing/2015/10/21/chartex" xmlns:cx3="http://schemas.microsoft.com/office/drawing/2016/5/9/chartex" xmlns:cx4="http://schemas.microsoft.com/office/drawing/2016/5/10/chartex" xmlns:cx5="http://schemas.microsoft.com/office/drawing/2016/5/11/chartex" xmlns:cx6="http://schemas.microsoft.com/office/drawing/2016/5/12/chartex" xmlns:cx7="http://schemas.microsoft.com/office/drawing/2016/5/13/chartex" xmlns:cx8="http://schemas.microsoft.com/office/drawing/2016/5/14/chartex" xmlns:mc="http://schemas.openxmlformats.org/markup-compatibility/2006" xmlns:aink="http://schemas.microsoft.com/office/drawing/2016/ink" xmlns:am3d="http://schemas.microsoft.com/office/drawing/2017/model3d" xmlns:o="urn:schemas-microsoft-com:office:office" xmlns:oel="http://schemas.microsoft.com/office/2019/extlst" xmlns:r="http://schemas.openxmlformats.org/officeDocument/2006/relationships" xmlns:m="http://schemas.openxmlformats.org/officeDocument/2006/math" xmlns:v="urn:schemas-microsoft-com:vml" xmlns:wp14="http://schemas.microsoft.com/office/word/2010/wordprocessingDrawing" xmlns:wp="http://schemas.openxmlformats.org/drawingml/2006/wordprocessingDrawing" xmlns:w10="urn:schemas-microsoft-com:office:word" xmlns:w="http://schemas.openxmlformats.org/wordprocessingml/2006/main" xmlns:w14="http://schemas.microsoft.com/office/word/2010/wordml" xmlns:w15="http://schemas.microsoft.com/office/word/2012/wordml" xmlns:w16cex="http://schemas.microsoft.com/office/word/2018/wordml/cex" xmlns:w16cid="http://schemas.microsoft.com/office/word/2016/wordml/cid" xmlns:w16="http://schemas.microsoft.com/office/word/2018/wordml" xmlns:w16sdtdh="http://schemas.microsoft.com/office/word/2020/wordml/sdtdatahash" xmlns:w16se="http://schemas.microsoft.com/office/word/2015/wordml/symex" xmlns:wpg="http://schemas.microsoft.com/office/word/2010/wordprocessingGroup" xmlns:wpi="http://schemas.microsoft.com/office/word/2010/wordprocessingInk" xmlns:wne="http://schemas.microsoft.com/office/word/2006/wordml" xmlns:wps="http://schemas.microsoft.com/office/word/2010/wordprocessingShape" mc:Ignorable="w14 w15 w16se w16cid w16 w16cex w16sdtdh wp14">
   <w:sdt>
     <w:sdtPr>
       <w:id w:val="1647311531"/>
@@ -3417,18 +3343,8 @@
 </w:ftr>
 </file>
 
-<file path=word/footer3.xml><?xml version="1.0" encoding="utf-8"?>
-<w:ftr xmlns:wpc="http://schemas.microsoft.com/office/word/2010/wordprocessingCanvas" xmlns:cx="http://schemas.microsoft.com/office/drawing/2014/chartex" xmlns:cx1="http://schemas.microsoft.com/office/drawing/2015/9/8/chartex" xmlns:cx2="http://schemas.microsoft.com/office/drawing/2015/10/21/chartex" xmlns:cx3="http://schemas.microsoft.com/office/drawing/2016/5/9/chartex" xmlns:cx4="http://schemas.microsoft.com/office/drawing/2016/5/10/chartex" xmlns:cx5="http://schemas.microsoft.com/office/drawing/2016/5/11/chartex" xmlns:cx6="http://schemas.microsoft.com/office/drawing/2016/5/12/chartex" xmlns:cx7="http://schemas.microsoft.com/office/drawing/2016/5/13/chartex" xmlns:cx8="http://schemas.microsoft.com/office/drawing/2016/5/14/chartex" xmlns:mc="http://schemas.openxmlformats.org/markup-compatibility/2006" xmlns:aink="http://schemas.microsoft.com/office/drawing/2016/ink" xmlns:am3d="http://schemas.microsoft.com/office/drawing/2017/model3d" xmlns:o="urn:schemas-microsoft-com:office:office" xmlns:r="http://schemas.openxmlformats.org/officeDocument/2006/relationships" xmlns:m="http://schemas.openxmlformats.org/officeDocument/2006/math" xmlns:v="urn:schemas-microsoft-com:vml" xmlns:wp14="http://schemas.microsoft.com/office/word/2010/wordprocessingDrawing" xmlns:wp="http://schemas.openxmlformats.org/drawingml/2006/wordprocessingDrawing" xmlns:w10="urn:schemas-microsoft-com:office:word" xmlns:w="http://schemas.openxmlformats.org/wordprocessingml/2006/main" xmlns:w14="http://schemas.microsoft.com/office/word/2010/wordml" xmlns:w15="http://schemas.microsoft.com/office/word/2012/wordml" xmlns:w16cex="http://schemas.microsoft.com/office/word/2018/wordml/cex" xmlns:w16cid="http://schemas.microsoft.com/office/word/2016/wordml/cid" xmlns:w16="http://schemas.microsoft.com/office/word/2018/wordml" xmlns:w16sdtdh="http://schemas.microsoft.com/office/word/2020/wordml/sdtdatahash" xmlns:w16se="http://schemas.microsoft.com/office/word/2015/wordml/symex" xmlns:wpg="http://schemas.microsoft.com/office/word/2010/wordprocessingGroup" xmlns:wpi="http://schemas.microsoft.com/office/word/2010/wordprocessingInk" xmlns:wne="http://schemas.microsoft.com/office/word/2006/wordml" xmlns:wps="http://schemas.microsoft.com/office/word/2010/wordprocessingShape" mc:Ignorable="w14 w15 w16se w16cid w16 w16cex w16sdtdh wp14">
-  <w:p>
-    <w:pPr>
-      <w:pStyle w:val="Footer"/>
-    </w:pPr>
-  </w:p>
-</w:ftr>
-</file>
-
 <file path=word/footnotes.xml><?xml version="1.0" encoding="utf-8"?>
-<w:footnotes xmlns:wpc="http://schemas.microsoft.com/office/word/2010/wordprocessingCanvas" xmlns:cx="http://schemas.microsoft.com/office/drawing/2014/chartex" xmlns:cx1="http://schemas.microsoft.com/office/drawing/2015/9/8/chartex" xmlns:cx2="http://schemas.microsoft.com/office/drawing/2015/10/21/chartex" xmlns:cx3="http://schemas.microsoft.com/office/drawing/2016/5/9/chartex" xmlns:cx4="http://schemas.microsoft.com/office/drawing/2016/5/10/chartex" xmlns:cx5="http://schemas.microsoft.com/office/drawing/2016/5/11/chartex" xmlns:cx6="http://schemas.microsoft.com/office/drawing/2016/5/12/chartex" xmlns:cx7="http://schemas.microsoft.com/office/drawing/2016/5/13/chartex" xmlns:cx8="http://schemas.microsoft.com/office/drawing/2016/5/14/chartex" xmlns:mc="http://schemas.openxmlformats.org/markup-compatibility/2006" xmlns:aink="http://schemas.microsoft.com/office/drawing/2016/ink" xmlns:am3d="http://schemas.microsoft.com/office/drawing/2017/model3d" xmlns:o="urn:schemas-microsoft-com:office:office" xmlns:r="http://schemas.openxmlformats.org/officeDocument/2006/relationships" xmlns:m="http://schemas.openxmlformats.org/officeDocument/2006/math" xmlns:v="urn:schemas-microsoft-com:vml" xmlns:wp14="http://schemas.microsoft.com/office/word/2010/wordprocessingDrawing" xmlns:wp="http://schemas.openxmlformats.org/drawingml/2006/wordprocessingDrawing" xmlns:w10="urn:schemas-microsoft-com:office:word" xmlns:w="http://schemas.openxmlformats.org/wordprocessingml/2006/main" xmlns:w14="http://schemas.microsoft.com/office/word/2010/wordml" xmlns:w15="http://schemas.microsoft.com/office/word/2012/wordml" xmlns:w16cex="http://schemas.microsoft.com/office/word/2018/wordml/cex" xmlns:w16cid="http://schemas.microsoft.com/office/word/2016/wordml/cid" xmlns:w16="http://schemas.microsoft.com/office/word/2018/wordml" xmlns:w16sdtdh="http://schemas.microsoft.com/office/word/2020/wordml/sdtdatahash" xmlns:w16se="http://schemas.microsoft.com/office/word/2015/wordml/symex" xmlns:wpg="http://schemas.microsoft.com/office/word/2010/wordprocessingGroup" xmlns:wpi="http://schemas.microsoft.com/office/word/2010/wordprocessingInk" xmlns:wne="http://schemas.microsoft.com/office/word/2006/wordml" xmlns:wps="http://schemas.microsoft.com/office/word/2010/wordprocessingShape" mc:Ignorable="w14 w15 w16se w16cid w16 w16cex w16sdtdh wp14">
+<w:footnotes xmlns:wpc="http://schemas.microsoft.com/office/word/2010/wordprocessingCanvas" xmlns:cx="http://schemas.microsoft.com/office/drawing/2014/chartex" xmlns:cx1="http://schemas.microsoft.com/office/drawing/2015/9/8/chartex" xmlns:cx2="http://schemas.microsoft.com/office/drawing/2015/10/21/chartex" xmlns:cx3="http://schemas.microsoft.com/office/drawing/2016/5/9/chartex" xmlns:cx4="http://schemas.microsoft.com/office/drawing/2016/5/10/chartex" xmlns:cx5="http://schemas.microsoft.com/office/drawing/2016/5/11/chartex" xmlns:cx6="http://schemas.microsoft.com/office/drawing/2016/5/12/chartex" xmlns:cx7="http://schemas.microsoft.com/office/drawing/2016/5/13/chartex" xmlns:cx8="http://schemas.microsoft.com/office/drawing/2016/5/14/chartex" xmlns:mc="http://schemas.openxmlformats.org/markup-compatibility/2006" xmlns:aink="http://schemas.microsoft.com/office/drawing/2016/ink" xmlns:am3d="http://schemas.microsoft.com/office/drawing/2017/model3d" xmlns:o="urn:schemas-microsoft-com:office:office" xmlns:oel="http://schemas.microsoft.com/office/2019/extlst" xmlns:r="http://schemas.openxmlformats.org/officeDocument/2006/relationships" xmlns:m="http://schemas.openxmlformats.org/officeDocument/2006/math" xmlns:v="urn:schemas-microsoft-com:vml" xmlns:wp14="http://schemas.microsoft.com/office/word/2010/wordprocessingDrawing" xmlns:wp="http://schemas.openxmlformats.org/drawingml/2006/wordprocessingDrawing" xmlns:w10="urn:schemas-microsoft-com:office:word" xmlns:w="http://schemas.openxmlformats.org/wordprocessingml/2006/main" xmlns:w14="http://schemas.microsoft.com/office/word/2010/wordml" xmlns:w15="http://schemas.microsoft.com/office/word/2012/wordml" xmlns:w16cex="http://schemas.microsoft.com/office/word/2018/wordml/cex" xmlns:w16cid="http://schemas.microsoft.com/office/word/2016/wordml/cid" xmlns:w16="http://schemas.microsoft.com/office/word/2018/wordml" xmlns:w16sdtdh="http://schemas.microsoft.com/office/word/2020/wordml/sdtdatahash" xmlns:w16se="http://schemas.microsoft.com/office/word/2015/wordml/symex" xmlns:wpg="http://schemas.microsoft.com/office/word/2010/wordprocessingGroup" xmlns:wpi="http://schemas.microsoft.com/office/word/2010/wordprocessingInk" xmlns:wne="http://schemas.microsoft.com/office/word/2006/wordml" xmlns:wps="http://schemas.microsoft.com/office/word/2010/wordprocessingShape" mc:Ignorable="w14 w15 w16se w16cid w16 w16cex w16sdtdh wp14">
   <w:footnote w:type="separator" w:id="-1">
     <w:p>
       <w:r>
@@ -3447,17 +3363,7 @@
 </file>
 
 <file path=word/header1.xml><?xml version="1.0" encoding="utf-8"?>
-<w:hdr xmlns:wpc="http://schemas.microsoft.com/office/word/2010/wordprocessingCanvas" xmlns:cx="http://schemas.microsoft.com/office/drawing/2014/chartex" xmlns:cx1="http://schemas.microsoft.com/office/drawing/2015/9/8/chartex" xmlns:cx2="http://schemas.microsoft.com/office/drawing/2015/10/21/chartex" xmlns:cx3="http://schemas.microsoft.com/office/drawing/2016/5/9/chartex" xmlns:cx4="http://schemas.microsoft.com/office/drawing/2016/5/10/chartex" xmlns:cx5="http://schemas.microsoft.com/office/drawing/2016/5/11/chartex" xmlns:cx6="http://schemas.microsoft.com/office/drawing/2016/5/12/chartex" xmlns:cx7="http://schemas.microsoft.com/office/drawing/2016/5/13/chartex" xmlns:cx8="http://schemas.microsoft.com/office/drawing/2016/5/14/chartex" xmlns:mc="http://schemas.openxmlformats.org/markup-compatibility/2006" xmlns:aink="http://schemas.microsoft.com/office/drawing/2016/ink" xmlns:am3d="http://schemas.microsoft.com/office/drawing/2017/model3d" xmlns:o="urn:schemas-microsoft-com:office:office" xmlns:r="http://schemas.openxmlformats.org/officeDocument/2006/relationships" xmlns:m="http://schemas.openxmlformats.org/officeDocument/2006/math" xmlns:v="urn:schemas-microsoft-com:vml" xmlns:wp14="http://schemas.microsoft.com/office/word/2010/wordprocessingDrawing" xmlns:wp="http://schemas.openxmlformats.org/drawingml/2006/wordprocessingDrawing" xmlns:w10="urn:schemas-microsoft-com:office:word" xmlns:w="http://schemas.openxmlformats.org/wordprocessingml/2006/main" xmlns:w14="http://schemas.microsoft.com/office/word/2010/wordml" xmlns:w15="http://schemas.microsoft.com/office/word/2012/wordml" xmlns:w16cex="http://schemas.microsoft.com/office/word/2018/wordml/cex" xmlns:w16cid="http://schemas.microsoft.com/office/word/2016/wordml/cid" xmlns:w16="http://schemas.microsoft.com/office/word/2018/wordml" xmlns:w16sdtdh="http://schemas.microsoft.com/office/word/2020/wordml/sdtdatahash" xmlns:w16se="http://schemas.microsoft.com/office/word/2015/wordml/symex" xmlns:wpg="http://schemas.microsoft.com/office/word/2010/wordprocessingGroup" xmlns:wpi="http://schemas.microsoft.com/office/word/2010/wordprocessingInk" xmlns:wne="http://schemas.microsoft.com/office/word/2006/wordml" xmlns:wps="http://schemas.microsoft.com/office/word/2010/wordprocessingShape" mc:Ignorable="w14 w15 w16se w16cid w16 w16cex w16sdtdh wp14">
-  <w:p>
-    <w:pPr>
-      <w:pStyle w:val="Header"/>
-    </w:pPr>
-  </w:p>
-</w:hdr>
-</file>
-
-<file path=word/header2.xml><?xml version="1.0" encoding="utf-8"?>
-<w:hdr xmlns:wpc="http://schemas.microsoft.com/office/word/2010/wordprocessingCanvas" xmlns:cx="http://schemas.microsoft.com/office/drawing/2014/chartex" xmlns:cx1="http://schemas.microsoft.com/office/drawing/2015/9/8/chartex" xmlns:cx2="http://schemas.microsoft.com/office/drawing/2015/10/21/chartex" xmlns:cx3="http://schemas.microsoft.com/office/drawing/2016/5/9/chartex" xmlns:cx4="http://schemas.microsoft.com/office/drawing/2016/5/10/chartex" xmlns:cx5="http://schemas.microsoft.com/office/drawing/2016/5/11/chartex" xmlns:cx6="http://schemas.microsoft.com/office/drawing/2016/5/12/chartex" xmlns:cx7="http://schemas.microsoft.com/office/drawing/2016/5/13/chartex" xmlns:cx8="http://schemas.microsoft.com/office/drawing/2016/5/14/chartex" xmlns:mc="http://schemas.openxmlformats.org/markup-compatibility/2006" xmlns:aink="http://schemas.microsoft.com/office/drawing/2016/ink" xmlns:am3d="http://schemas.microsoft.com/office/drawing/2017/model3d" xmlns:o="urn:schemas-microsoft-com:office:office" xmlns:r="http://schemas.openxmlformats.org/officeDocument/2006/relationships" xmlns:m="http://schemas.openxmlformats.org/officeDocument/2006/math" xmlns:v="urn:schemas-microsoft-com:vml" xmlns:wp14="http://schemas.microsoft.com/office/word/2010/wordprocessingDrawing" xmlns:wp="http://schemas.openxmlformats.org/drawingml/2006/wordprocessingDrawing" xmlns:w10="urn:schemas-microsoft-com:office:word" xmlns:w="http://schemas.openxmlformats.org/wordprocessingml/2006/main" xmlns:w14="http://schemas.microsoft.com/office/word/2010/wordml" xmlns:w15="http://schemas.microsoft.com/office/word/2012/wordml" xmlns:w16cex="http://schemas.microsoft.com/office/word/2018/wordml/cex" xmlns:w16cid="http://schemas.microsoft.com/office/word/2016/wordml/cid" xmlns:w16="http://schemas.microsoft.com/office/word/2018/wordml" xmlns:w16sdtdh="http://schemas.microsoft.com/office/word/2020/wordml/sdtdatahash" xmlns:w16se="http://schemas.microsoft.com/office/word/2015/wordml/symex" xmlns:wpg="http://schemas.microsoft.com/office/word/2010/wordprocessingGroup" xmlns:wpi="http://schemas.microsoft.com/office/word/2010/wordprocessingInk" xmlns:wne="http://schemas.microsoft.com/office/word/2006/wordml" xmlns:wps="http://schemas.microsoft.com/office/word/2010/wordprocessingShape" mc:Ignorable="w14 w15 w16se w16cid w16 w16cex w16sdtdh wp14">
+<w:hdr xmlns:wpc="http://schemas.microsoft.com/office/word/2010/wordprocessingCanvas" xmlns:cx="http://schemas.microsoft.com/office/drawing/2014/chartex" xmlns:cx1="http://schemas.microsoft.com/office/drawing/2015/9/8/chartex" xmlns:cx2="http://schemas.microsoft.com/office/drawing/2015/10/21/chartex" xmlns:cx3="http://schemas.microsoft.com/office/drawing/2016/5/9/chartex" xmlns:cx4="http://schemas.microsoft.com/office/drawing/2016/5/10/chartex" xmlns:cx5="http://schemas.microsoft.com/office/drawing/2016/5/11/chartex" xmlns:cx6="http://schemas.microsoft.com/office/drawing/2016/5/12/chartex" xmlns:cx7="http://schemas.microsoft.com/office/drawing/2016/5/13/chartex" xmlns:cx8="http://schemas.microsoft.com/office/drawing/2016/5/14/chartex" xmlns:mc="http://schemas.openxmlformats.org/markup-compatibility/2006" xmlns:aink="http://schemas.microsoft.com/office/drawing/2016/ink" xmlns:am3d="http://schemas.microsoft.com/office/drawing/2017/model3d" xmlns:o="urn:schemas-microsoft-com:office:office" xmlns:oel="http://schemas.microsoft.com/office/2019/extlst" xmlns:r="http://schemas.openxmlformats.org/officeDocument/2006/relationships" xmlns:m="http://schemas.openxmlformats.org/officeDocument/2006/math" xmlns:v="urn:schemas-microsoft-com:vml" xmlns:wp14="http://schemas.microsoft.com/office/word/2010/wordprocessingDrawing" xmlns:wp="http://schemas.openxmlformats.org/drawingml/2006/wordprocessingDrawing" xmlns:w10="urn:schemas-microsoft-com:office:word" xmlns:w="http://schemas.openxmlformats.org/wordprocessingml/2006/main" xmlns:w14="http://schemas.microsoft.com/office/word/2010/wordml" xmlns:w15="http://schemas.microsoft.com/office/word/2012/wordml" xmlns:w16cex="http://schemas.microsoft.com/office/word/2018/wordml/cex" xmlns:w16cid="http://schemas.microsoft.com/office/word/2016/wordml/cid" xmlns:w16="http://schemas.microsoft.com/office/word/2018/wordml" xmlns:w16sdtdh="http://schemas.microsoft.com/office/word/2020/wordml/sdtdatahash" xmlns:w16se="http://schemas.microsoft.com/office/word/2015/wordml/symex" xmlns:wpg="http://schemas.microsoft.com/office/word/2010/wordprocessingGroup" xmlns:wpi="http://schemas.microsoft.com/office/word/2010/wordprocessingInk" xmlns:wne="http://schemas.microsoft.com/office/word/2006/wordml" xmlns:wps="http://schemas.microsoft.com/office/word/2010/wordprocessingShape" mc:Ignorable="w14 w15 w16se w16cid w16 w16cex w16sdtdh wp14">
   <w:p>
     <w:pPr>
       <w:pStyle w:val="Header"/>
@@ -3480,13 +3386,13 @@
       <mc:AlternateContent>
         <mc:Choice Requires="wpg">
           <w:drawing>
-            <wp:anchor distT="0" distB="0" distL="114300" distR="114300" simplePos="0" relativeHeight="251660288" behindDoc="0" locked="0" layoutInCell="1" allowOverlap="1" wp14:anchorId="41E25D52" wp14:editId="56F25959">
+            <wp:anchor distT="0" distB="0" distL="114300" distR="114300" simplePos="0" relativeHeight="251660288" behindDoc="0" locked="0" layoutInCell="1" allowOverlap="1" wp14:anchorId="41E25D52" wp14:editId="567DD874">
               <wp:simplePos x="0" y="0"/>
-              <wp:positionH relativeFrom="column">
-                <wp:posOffset>3707296</wp:posOffset>
+              <wp:positionH relativeFrom="margin">
+                <wp:align>center</wp:align>
               </wp:positionH>
               <wp:positionV relativeFrom="paragraph">
-                <wp:posOffset>-27830</wp:posOffset>
+                <wp:posOffset>-12065</wp:posOffset>
               </wp:positionV>
               <wp:extent cx="3331348" cy="379454"/>
               <wp:effectExtent l="0" t="0" r="2540" b="1905"/>
@@ -3628,7 +3534,7 @@
         </mc:Choice>
         <mc:Fallback>
           <w:pict>
-            <v:group w14:anchorId="41E25D52" id="Group 1" o:spid="_x0000_s1026" style="position:absolute;margin-left:291.9pt;margin-top:-2.2pt;width:262.3pt;height:29.9pt;z-index:251660288" coordsize="33313,3794" o:gfxdata="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">
+            <v:group w14:anchorId="41E25D52" id="Group 1" o:spid="_x0000_s1026" style="position:absolute;margin-left:0;margin-top:-.95pt;width:262.3pt;height:29.9pt;z-index:251660288;mso-position-horizontal:center;mso-position-horizontal-relative:margin" coordsize="33313,3794" o:gfxdata="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">
               <v:shapetype id="_x0000_t75" coordsize="21600,21600" o:spt="75" o:preferrelative="t" path="m@4@5l@4@11@9@11@9@5xe" filled="f" stroked="f">
                 <v:stroke joinstyle="miter"/>
                 <v:formulas>
@@ -3669,6 +3575,7 @@
                           <w:szCs w:val="32"/>
                         </w:rPr>
                       </w:pPr>
+                      <w:proofErr w:type="spellStart"/>
                       <w:r>
                         <w:rPr>
                           <w:b/>
@@ -3685,14 +3592,24 @@
                           <w:sz w:val="32"/>
                           <w:szCs w:val="32"/>
                         </w:rPr>
-                        <w:t>edaar Textile Private Limited</w:t>
+                        <w:t>edaar</w:t>
+                      </w:r>
+                      <w:proofErr w:type="spellEnd"/>
+                      <w:r>
+                        <w:rPr>
+                          <w:b/>
+                          <w:bCs/>
+                          <w:sz w:val="32"/>
+                          <w:szCs w:val="32"/>
+                        </w:rPr>
+                        <w:t xml:space="preserve"> Textile Private Limited</w:t>
                       </w:r>
                     </w:p>
                     <w:p/>
                   </w:txbxContent>
                 </v:textbox>
               </v:shape>
-              <w10:wrap type="tight"/>
+              <w10:wrap type="tight" anchorx="margin"/>
             </v:group>
           </w:pict>
         </mc:Fallback>
@@ -3702,18 +3619,8 @@
 </w:hdr>
 </file>
 
-<file path=word/header3.xml><?xml version="1.0" encoding="utf-8"?>
-<w:hdr xmlns:wpc="http://schemas.microsoft.com/office/word/2010/wordprocessingCanvas" xmlns:cx="http://schemas.microsoft.com/office/drawing/2014/chartex" xmlns:cx1="http://schemas.microsoft.com/office/drawing/2015/9/8/chartex" xmlns:cx2="http://schemas.microsoft.com/office/drawing/2015/10/21/chartex" xmlns:cx3="http://schemas.microsoft.com/office/drawing/2016/5/9/chartex" xmlns:cx4="http://schemas.microsoft.com/office/drawing/2016/5/10/chartex" xmlns:cx5="http://schemas.microsoft.com/office/drawing/2016/5/11/chartex" xmlns:cx6="http://schemas.microsoft.com/office/drawing/2016/5/12/chartex" xmlns:cx7="http://schemas.microsoft.com/office/drawing/2016/5/13/chartex" xmlns:cx8="http://schemas.microsoft.com/office/drawing/2016/5/14/chartex" xmlns:mc="http://schemas.openxmlformats.org/markup-compatibility/2006" xmlns:aink="http://schemas.microsoft.com/office/drawing/2016/ink" xmlns:am3d="http://schemas.microsoft.com/office/drawing/2017/model3d" xmlns:o="urn:schemas-microsoft-com:office:office" xmlns:r="http://schemas.openxmlformats.org/officeDocument/2006/relationships" xmlns:m="http://schemas.openxmlformats.org/officeDocument/2006/math" xmlns:v="urn:schemas-microsoft-com:vml" xmlns:wp14="http://schemas.microsoft.com/office/word/2010/wordprocessingDrawing" xmlns:wp="http://schemas.openxmlformats.org/drawingml/2006/wordprocessingDrawing" xmlns:w10="urn:schemas-microsoft-com:office:word" xmlns:w="http://schemas.openxmlformats.org/wordprocessingml/2006/main" xmlns:w14="http://schemas.microsoft.com/office/word/2010/wordml" xmlns:w15="http://schemas.microsoft.com/office/word/2012/wordml" xmlns:w16cex="http://schemas.microsoft.com/office/word/2018/wordml/cex" xmlns:w16cid="http://schemas.microsoft.com/office/word/2016/wordml/cid" xmlns:w16="http://schemas.microsoft.com/office/word/2018/wordml" xmlns:w16sdtdh="http://schemas.microsoft.com/office/word/2020/wordml/sdtdatahash" xmlns:w16se="http://schemas.microsoft.com/office/word/2015/wordml/symex" xmlns:wpg="http://schemas.microsoft.com/office/word/2010/wordprocessingGroup" xmlns:wpi="http://schemas.microsoft.com/office/word/2010/wordprocessingInk" xmlns:wne="http://schemas.microsoft.com/office/word/2006/wordml" xmlns:wps="http://schemas.microsoft.com/office/word/2010/wordprocessingShape" mc:Ignorable="w14 w15 w16se w16cid w16 w16cex w16sdtdh wp14">
-  <w:p>
-    <w:pPr>
-      <w:pStyle w:val="Header"/>
-    </w:pPr>
-  </w:p>
-</w:hdr>
-</file>
-
 <file path=word/numbering.xml><?xml version="1.0" encoding="utf-8"?>
-<w:numbering xmlns:wpc="http://schemas.microsoft.com/office/word/2010/wordprocessingCanvas" xmlns:cx="http://schemas.microsoft.com/office/drawing/2014/chartex" xmlns:cx1="http://schemas.microsoft.com/office/drawing/2015/9/8/chartex" xmlns:cx2="http://schemas.microsoft.com/office/drawing/2015/10/21/chartex" xmlns:cx3="http://schemas.microsoft.com/office/drawing/2016/5/9/chartex" xmlns:cx4="http://schemas.microsoft.com/office/drawing/2016/5/10/chartex" xmlns:cx5="http://schemas.microsoft.com/office/drawing/2016/5/11/chartex" xmlns:cx6="http://schemas.microsoft.com/office/drawing/2016/5/12/chartex" xmlns:cx7="http://schemas.microsoft.com/office/drawing/2016/5/13/chartex" xmlns:cx8="http://schemas.microsoft.com/office/drawing/2016/5/14/chartex" xmlns:mc="http://schemas.openxmlformats.org/markup-compatibility/2006" xmlns:aink="http://schemas.microsoft.com/office/drawing/2016/ink" xmlns:am3d="http://schemas.microsoft.com/office/drawing/2017/model3d" xmlns:o="urn:schemas-microsoft-com:office:office" xmlns:r="http://schemas.openxmlformats.org/officeDocument/2006/relationships" xmlns:m="http://schemas.openxmlformats.org/officeDocument/2006/math" xmlns:v="urn:schemas-microsoft-com:vml" xmlns:wp14="http://schemas.microsoft.com/office/word/2010/wordprocessingDrawing" xmlns:wp="http://schemas.openxmlformats.org/drawingml/2006/wordprocessingDrawing" xmlns:w10="urn:schemas-microsoft-com:office:word" xmlns:w="http://schemas.openxmlformats.org/wordprocessingml/2006/main" xmlns:w14="http://schemas.microsoft.com/office/word/2010/wordml" xmlns:w15="http://schemas.microsoft.com/office/word/2012/wordml" xmlns:w16cex="http://schemas.microsoft.com/office/word/2018/wordml/cex" xmlns:w16cid="http://schemas.microsoft.com/office/word/2016/wordml/cid" xmlns:w16="http://schemas.microsoft.com/office/word/2018/wordml" xmlns:w16sdtdh="http://schemas.microsoft.com/office/word/2020/wordml/sdtdatahash" xmlns:w16se="http://schemas.microsoft.com/office/word/2015/wordml/symex" xmlns:wpg="http://schemas.microsoft.com/office/word/2010/wordprocessingGroup" xmlns:wpi="http://schemas.microsoft.com/office/word/2010/wordprocessingInk" xmlns:wne="http://schemas.microsoft.com/office/word/2006/wordml" xmlns:wps="http://schemas.microsoft.com/office/word/2010/wordprocessingShape" mc:Ignorable="w14 w15 w16se w16cid w16 w16cex w16sdtdh wp14">
+<w:numbering xmlns:wpc="http://schemas.microsoft.com/office/word/2010/wordprocessingCanvas" xmlns:cx="http://schemas.microsoft.com/office/drawing/2014/chartex" xmlns:cx1="http://schemas.microsoft.com/office/drawing/2015/9/8/chartex" xmlns:cx2="http://schemas.microsoft.com/office/drawing/2015/10/21/chartex" xmlns:cx3="http://schemas.microsoft.com/office/drawing/2016/5/9/chartex" xmlns:cx4="http://schemas.microsoft.com/office/drawing/2016/5/10/chartex" xmlns:cx5="http://schemas.microsoft.com/office/drawing/2016/5/11/chartex" xmlns:cx6="http://schemas.microsoft.com/office/drawing/2016/5/12/chartex" xmlns:cx7="http://schemas.microsoft.com/office/drawing/2016/5/13/chartex" xmlns:cx8="http://schemas.microsoft.com/office/drawing/2016/5/14/chartex" xmlns:mc="http://schemas.openxmlformats.org/markup-compatibility/2006" xmlns:aink="http://schemas.microsoft.com/office/drawing/2016/ink" xmlns:am3d="http://schemas.microsoft.com/office/drawing/2017/model3d" xmlns:o="urn:schemas-microsoft-com:office:office" xmlns:oel="http://schemas.microsoft.com/office/2019/extlst" xmlns:r="http://schemas.openxmlformats.org/officeDocument/2006/relationships" xmlns:m="http://schemas.openxmlformats.org/officeDocument/2006/math" xmlns:v="urn:schemas-microsoft-com:vml" xmlns:wp14="http://schemas.microsoft.com/office/word/2010/wordprocessingDrawing" xmlns:wp="http://schemas.openxmlformats.org/drawingml/2006/wordprocessingDrawing" xmlns:w10="urn:schemas-microsoft-com:office:word" xmlns:w="http://schemas.openxmlformats.org/wordprocessingml/2006/main" xmlns:w14="http://schemas.microsoft.com/office/word/2010/wordml" xmlns:w15="http://schemas.microsoft.com/office/word/2012/wordml" xmlns:w16cex="http://schemas.microsoft.com/office/word/2018/wordml/cex" xmlns:w16cid="http://schemas.microsoft.com/office/word/2016/wordml/cid" xmlns:w16="http://schemas.microsoft.com/office/word/2018/wordml" xmlns:w16sdtdh="http://schemas.microsoft.com/office/word/2020/wordml/sdtdatahash" xmlns:w16se="http://schemas.microsoft.com/office/word/2015/wordml/symex" xmlns:wpg="http://schemas.microsoft.com/office/word/2010/wordprocessingGroup" xmlns:wpi="http://schemas.microsoft.com/office/word/2010/wordprocessingInk" xmlns:wne="http://schemas.microsoft.com/office/word/2006/wordml" xmlns:wps="http://schemas.microsoft.com/office/word/2010/wordprocessingShape" mc:Ignorable="w14 w15 w16se w16cid w16 w16cex w16sdtdh wp14">
   <w:abstractNum w:abstractNumId="0" w15:restartNumberingAfterBreak="0">
     <w:nsid w:val="19365752"/>
     <w:multiLevelType w:val="hybridMultilevel"/>
@@ -3956,16 +3863,16 @@
       <w:lvlJc w:val="left"/>
     </w:lvl>
   </w:abstractNum>
-  <w:num w:numId="1">
+  <w:num w:numId="1" w16cid:durableId="806432329">
     <w:abstractNumId w:val="2"/>
   </w:num>
-  <w:num w:numId="2">
+  <w:num w:numId="2" w16cid:durableId="138810566">
     <w:abstractNumId w:val="3"/>
   </w:num>
-  <w:num w:numId="3">
+  <w:num w:numId="3" w16cid:durableId="1726489318">
     <w:abstractNumId w:val="1"/>
   </w:num>
-  <w:num w:numId="4">
+  <w:num w:numId="4" w16cid:durableId="1103646663">
     <w:abstractNumId w:val="0"/>
   </w:num>
 </w:numbering>

--- a/APLOS/POPResources/Templates/LocalTaxInvoice202034.docx
+++ b/APLOS/POPResources/Templates/LocalTaxInvoice202034.docx
@@ -1,34 +1,33 @@
 
 <file path=word/document.xml><?xml version="1.0" encoding="utf-8"?>
-<w:document xmlns:wpc="http://schemas.microsoft.com/office/word/2010/wordprocessingCanvas" xmlns:cx="http://schemas.microsoft.com/office/drawing/2014/chartex" xmlns:cx1="http://schemas.microsoft.com/office/drawing/2015/9/8/chartex" xmlns:cx2="http://schemas.microsoft.com/office/drawing/2015/10/21/chartex" xmlns:cx3="http://schemas.microsoft.com/office/drawing/2016/5/9/chartex" xmlns:cx4="http://schemas.microsoft.com/office/drawing/2016/5/10/chartex" xmlns:cx5="http://schemas.microsoft.com/office/drawing/2016/5/11/chartex" xmlns:cx6="http://schemas.microsoft.com/office/drawing/2016/5/12/chartex" xmlns:cx7="http://schemas.microsoft.com/office/drawing/2016/5/13/chartex" xmlns:cx8="http://schemas.microsoft.com/office/drawing/2016/5/14/chartex" xmlns:mc="http://schemas.openxmlformats.org/markup-compatibility/2006" xmlns:aink="http://schemas.microsoft.com/office/drawing/2016/ink" xmlns:am3d="http://schemas.microsoft.com/office/drawing/2017/model3d" xmlns:o="urn:schemas-microsoft-com:office:office" xmlns:oel="http://schemas.microsoft.com/office/2019/extlst" xmlns:r="http://schemas.openxmlformats.org/officeDocument/2006/relationships" xmlns:m="http://schemas.openxmlformats.org/officeDocument/2006/math" xmlns:v="urn:schemas-microsoft-com:vml" xmlns:wp14="http://schemas.microsoft.com/office/word/2010/wordprocessingDrawing" xmlns:wp="http://schemas.openxmlformats.org/drawingml/2006/wordprocessingDrawing" xmlns:w10="urn:schemas-microsoft-com:office:word" xmlns:w="http://schemas.openxmlformats.org/wordprocessingml/2006/main" xmlns:w14="http://schemas.microsoft.com/office/word/2010/wordml" xmlns:w15="http://schemas.microsoft.com/office/word/2012/wordml" xmlns:w16cex="http://schemas.microsoft.com/office/word/2018/wordml/cex" xmlns:w16cid="http://schemas.microsoft.com/office/word/2016/wordml/cid" xmlns:w16="http://schemas.microsoft.com/office/word/2018/wordml" xmlns:w16sdtdh="http://schemas.microsoft.com/office/word/2020/wordml/sdtdatahash" xmlns:w16se="http://schemas.microsoft.com/office/word/2015/wordml/symex" xmlns:wpg="http://schemas.microsoft.com/office/word/2010/wordprocessingGroup" xmlns:wpi="http://schemas.microsoft.com/office/word/2010/wordprocessingInk" xmlns:wne="http://schemas.microsoft.com/office/word/2006/wordml" xmlns:wps="http://schemas.microsoft.com/office/word/2010/wordprocessingShape" mc:Ignorable="w14 w15 w16se w16cid w16 w16cex w16sdtdh wp14">
+<w:document xmlns:wpc="http://schemas.microsoft.com/office/word/2010/wordprocessingCanvas" xmlns:cx="http://schemas.microsoft.com/office/drawing/2014/chartex" xmlns:cx1="http://schemas.microsoft.com/office/drawing/2015/9/8/chartex" xmlns:cx2="http://schemas.microsoft.com/office/drawing/2015/10/21/chartex" xmlns:cx3="http://schemas.microsoft.com/office/drawing/2016/5/9/chartex" xmlns:cx4="http://schemas.microsoft.com/office/drawing/2016/5/10/chartex" xmlns:cx5="http://schemas.microsoft.com/office/drawing/2016/5/11/chartex" xmlns:cx6="http://schemas.microsoft.com/office/drawing/2016/5/12/chartex" xmlns:cx7="http://schemas.microsoft.com/office/drawing/2016/5/13/chartex" xmlns:cx8="http://schemas.microsoft.com/office/drawing/2016/5/14/chartex" xmlns:mc="http://schemas.openxmlformats.org/markup-compatibility/2006" xmlns:aink="http://schemas.microsoft.com/office/drawing/2016/ink" xmlns:am3d="http://schemas.microsoft.com/office/drawing/2017/model3d" xmlns:o="urn:schemas-microsoft-com:office:office" xmlns:r="http://schemas.openxmlformats.org/officeDocument/2006/relationships" xmlns:m="http://schemas.openxmlformats.org/officeDocument/2006/math" xmlns:v="urn:schemas-microsoft-com:vml" xmlns:wp14="http://schemas.microsoft.com/office/word/2010/wordprocessingDrawing" xmlns:wp="http://schemas.openxmlformats.org/drawingml/2006/wordprocessingDrawing" xmlns:w10="urn:schemas-microsoft-com:office:word" xmlns:w="http://schemas.openxmlformats.org/wordprocessingml/2006/main" xmlns:w14="http://schemas.microsoft.com/office/word/2010/wordml" xmlns:w15="http://schemas.microsoft.com/office/word/2012/wordml" xmlns:w16cex="http://schemas.microsoft.com/office/word/2018/wordml/cex" xmlns:w16cid="http://schemas.microsoft.com/office/word/2016/wordml/cid" xmlns:w16="http://schemas.microsoft.com/office/word/2018/wordml" xmlns:w16sdtdh="http://schemas.microsoft.com/office/word/2020/wordml/sdtdatahash" xmlns:w16se="http://schemas.microsoft.com/office/word/2015/wordml/symex" xmlns:wpg="http://schemas.microsoft.com/office/word/2010/wordprocessingGroup" xmlns:wpi="http://schemas.microsoft.com/office/word/2010/wordprocessingInk" xmlns:wne="http://schemas.microsoft.com/office/word/2006/wordml" xmlns:wps="http://schemas.microsoft.com/office/word/2010/wordprocessingShape" mc:Ignorable="w14 w15 w16se w16cid w16 w16cex w16sdtdh wp14">
   <w:body>
     <w:tbl>
       <w:tblPr>
         <w:tblStyle w:val="TableGrid"/>
         <w:tblpPr w:leftFromText="180" w:rightFromText="180" w:vertAnchor="page" w:horzAnchor="margin" w:tblpXSpec="center" w:tblpY="840"/>
-        <w:tblW w:w="11516" w:type="dxa"/>
+        <w:tblW w:w="17910" w:type="dxa"/>
         <w:tblLayout w:type="fixed"/>
         <w:tblLook w:val="04A0" w:firstRow="1" w:lastRow="0" w:firstColumn="1" w:lastColumn="0" w:noHBand="0" w:noVBand="1"/>
       </w:tblPr>
       <w:tblGrid>
-        <w:gridCol w:w="1636"/>
-        <w:gridCol w:w="1821"/>
-        <w:gridCol w:w="274"/>
-        <w:gridCol w:w="911"/>
-        <w:gridCol w:w="1419"/>
-        <w:gridCol w:w="678"/>
-        <w:gridCol w:w="1272"/>
-        <w:gridCol w:w="296"/>
-        <w:gridCol w:w="987"/>
-        <w:gridCol w:w="2222"/>
+        <w:gridCol w:w="2547"/>
+        <w:gridCol w:w="2835"/>
+        <w:gridCol w:w="425"/>
+        <w:gridCol w:w="1418"/>
+        <w:gridCol w:w="2208"/>
+        <w:gridCol w:w="1052"/>
+        <w:gridCol w:w="2442"/>
+        <w:gridCol w:w="1527"/>
+        <w:gridCol w:w="3456"/>
       </w:tblGrid>
       <w:tr>
         <w:trPr>
-          <w:trHeight w:val="250"/>
+          <w:trHeight w:val="440"/>
         </w:trPr>
         <w:tc>
           <w:tcPr>
-            <w:tcW w:w="9294" w:type="dxa"/>
+            <w:tcW w:w="17910" w:type="dxa"/>
             <w:gridSpan w:val="9"/>
             <w:vAlign w:val="center"/>
           </w:tcPr>
@@ -49,62 +48,18 @@
                 <w:szCs w:val="28"/>
               </w:rPr>
               <w:t>Tax Invoice</w:t>
-            </w:r>
-          </w:p>
-        </w:tc>
-        <w:tc>
-          <w:tcPr>
-            <w:tcW w:w="2222" w:type="dxa"/>
-            <w:vAlign w:val="center"/>
-          </w:tcPr>
-          <w:p>
-            <w:pPr>
-              <w:jc w:val="center"/>
-              <w:rPr>
-                <w:rFonts w:ascii="Tahoma" w:hAnsi="Tahoma" w:cs="Tahoma"/>
-                <w:b/>
-                <w:sz w:val="16"/>
-                <w:szCs w:val="16"/>
-              </w:rPr>
-            </w:pPr>
-            <w:r>
-              <w:rPr>
-                <w:rFonts w:ascii="Tahoma" w:hAnsi="Tahoma" w:cs="Tahoma"/>
-                <w:b/>
-                <w:bCs/>
-              </w:rPr>
-              <w:t>{</w:t>
-            </w:r>
-            <w:proofErr w:type="spellStart"/>
-            <w:r>
-              <w:rPr>
-                <w:rFonts w:ascii="Consolas" w:hAnsi="Consolas" w:cs="Consolas"/>
-                <w:color w:val="A31515"/>
-                <w:sz w:val="19"/>
-                <w:szCs w:val="19"/>
-              </w:rPr>
-              <w:t>FileCopyName</w:t>
-            </w:r>
-            <w:proofErr w:type="spellEnd"/>
-            <w:r>
-              <w:rPr>
-                <w:rFonts w:ascii="Tahoma" w:hAnsi="Tahoma" w:cs="Tahoma"/>
-                <w:b/>
-                <w:bCs/>
-              </w:rPr>
-              <w:t>}</w:t>
             </w:r>
           </w:p>
         </w:tc>
       </w:tr>
       <w:tr>
         <w:trPr>
-          <w:trHeight w:val="250"/>
+          <w:trHeight w:val="440"/>
         </w:trPr>
         <w:tc>
           <w:tcPr>
-            <w:tcW w:w="11516" w:type="dxa"/>
-            <w:gridSpan w:val="10"/>
+            <w:tcW w:w="14454" w:type="dxa"/>
+            <w:gridSpan w:val="8"/>
             <w:vAlign w:val="center"/>
           </w:tcPr>
           <w:p>
@@ -171,8 +126,9 @@
                 <w:sz w:val="20"/>
                 <w:szCs w:val="20"/>
               </w:rPr>
-              <w:t xml:space="preserve"> Channa</w:t>
-            </w:r>
+              <w:t xml:space="preserve"> </w:t>
+            </w:r>
+            <w:proofErr w:type="spellStart"/>
             <w:r>
               <w:rPr>
                 <w:rFonts w:ascii="Arial Narrow" w:hAnsi="Arial Narrow" w:cs="Tahoma"/>
@@ -180,8 +136,9 @@
                 <w:sz w:val="20"/>
                 <w:szCs w:val="20"/>
               </w:rPr>
-              <w:t xml:space="preserve">, </w:t>
-            </w:r>
+              <w:t>Channa</w:t>
+            </w:r>
+            <w:proofErr w:type="spellEnd"/>
             <w:r>
               <w:rPr>
                 <w:rFonts w:ascii="Arial Narrow" w:hAnsi="Arial Narrow" w:cs="Tahoma"/>
@@ -189,9 +146,8 @@
                 <w:sz w:val="20"/>
                 <w:szCs w:val="20"/>
               </w:rPr>
-              <w:t xml:space="preserve">Ludhiana - </w:t>
-            </w:r>
-            <w:proofErr w:type="spellStart"/>
+              <w:t xml:space="preserve">, </w:t>
+            </w:r>
             <w:r>
               <w:rPr>
                 <w:rFonts w:ascii="Arial Narrow" w:hAnsi="Arial Narrow" w:cs="Tahoma"/>
@@ -199,9 +155,9 @@
                 <w:sz w:val="20"/>
                 <w:szCs w:val="20"/>
               </w:rPr>
-              <w:t>Malerkotla</w:t>
-            </w:r>
-            <w:proofErr w:type="spellEnd"/>
+              <w:t xml:space="preserve">Ludhiana - </w:t>
+            </w:r>
+            <w:proofErr w:type="spellStart"/>
             <w:r>
               <w:rPr>
                 <w:rFonts w:ascii="Arial Narrow" w:hAnsi="Arial Narrow" w:cs="Tahoma"/>
@@ -209,8 +165,9 @@
                 <w:sz w:val="20"/>
                 <w:szCs w:val="20"/>
               </w:rPr>
-              <w:t xml:space="preserve"> Road,</w:t>
-            </w:r>
+              <w:t>Malerkotla</w:t>
+            </w:r>
+            <w:proofErr w:type="spellEnd"/>
             <w:r>
               <w:rPr>
                 <w:rFonts w:ascii="Arial Narrow" w:hAnsi="Arial Narrow" w:cs="Tahoma"/>
@@ -218,7 +175,7 @@
                 <w:sz w:val="20"/>
                 <w:szCs w:val="20"/>
               </w:rPr>
-              <w:t xml:space="preserve"> </w:t>
+              <w:t xml:space="preserve"> Road,</w:t>
             </w:r>
             <w:r>
               <w:rPr>
@@ -227,7 +184,7 @@
                 <w:sz w:val="20"/>
                 <w:szCs w:val="20"/>
               </w:rPr>
-              <w:t>Near</w:t>
+              <w:t xml:space="preserve"> </w:t>
             </w:r>
             <w:r>
               <w:rPr>
@@ -236,7 +193,7 @@
                 <w:sz w:val="20"/>
                 <w:szCs w:val="20"/>
               </w:rPr>
-              <w:t>-</w:t>
+              <w:t>Near</w:t>
             </w:r>
             <w:r>
               <w:rPr>
@@ -245,9 +202,8 @@
                 <w:sz w:val="20"/>
                 <w:szCs w:val="20"/>
               </w:rPr>
-              <w:t xml:space="preserve"> </w:t>
-            </w:r>
-            <w:proofErr w:type="spellStart"/>
+              <w:t>-</w:t>
+            </w:r>
             <w:r>
               <w:rPr>
                 <w:rFonts w:ascii="Arial Narrow" w:hAnsi="Arial Narrow" w:cs="Tahoma"/>
@@ -255,9 +211,9 @@
                 <w:sz w:val="20"/>
                 <w:szCs w:val="20"/>
               </w:rPr>
-              <w:t>Ahmedgarh</w:t>
-            </w:r>
-            <w:proofErr w:type="spellEnd"/>
+              <w:t xml:space="preserve"> </w:t>
+            </w:r>
+            <w:proofErr w:type="spellStart"/>
             <w:r>
               <w:rPr>
                 <w:rFonts w:ascii="Arial Narrow" w:hAnsi="Arial Narrow" w:cs="Tahoma"/>
@@ -265,8 +221,9 @@
                 <w:sz w:val="20"/>
                 <w:szCs w:val="20"/>
               </w:rPr>
-              <w:t xml:space="preserve">, </w:t>
-            </w:r>
+              <w:t>Ahmedgarh</w:t>
+            </w:r>
+            <w:proofErr w:type="spellEnd"/>
             <w:r>
               <w:rPr>
                 <w:rFonts w:ascii="Arial Narrow" w:hAnsi="Arial Narrow" w:cs="Tahoma"/>
@@ -274,7 +231,7 @@
                 <w:sz w:val="20"/>
                 <w:szCs w:val="20"/>
               </w:rPr>
-              <w:t xml:space="preserve">Distt: Sangrur </w:t>
+              <w:t xml:space="preserve">, </w:t>
             </w:r>
             <w:r>
               <w:rPr>
@@ -283,7 +240,7 @@
                 <w:sz w:val="20"/>
                 <w:szCs w:val="20"/>
               </w:rPr>
-              <w:t>–</w:t>
+              <w:t xml:space="preserve">Distt: Sangrur </w:t>
             </w:r>
             <w:r>
               <w:rPr>
@@ -292,25 +249,25 @@
                 <w:sz w:val="20"/>
                 <w:szCs w:val="20"/>
               </w:rPr>
-              <w:t xml:space="preserve"> Punjab</w:t>
+              <w:t>–</w:t>
             </w:r>
             <w:r>
               <w:rPr>
                 <w:rFonts w:ascii="Arial Narrow" w:hAnsi="Arial Narrow" w:cs="Tahoma"/>
-                <w:b/>
+                <w:bCs/>
                 <w:sz w:val="20"/>
                 <w:szCs w:val="20"/>
               </w:rPr>
-              <w:t>,</w:t>
+              <w:t xml:space="preserve"> Punjab</w:t>
             </w:r>
             <w:r>
               <w:rPr>
                 <w:rFonts w:ascii="Arial Narrow" w:hAnsi="Arial Narrow" w:cs="Tahoma"/>
-                <w:bCs/>
+                <w:b/>
                 <w:sz w:val="20"/>
                 <w:szCs w:val="20"/>
               </w:rPr>
-              <w:t xml:space="preserve"> PIN-</w:t>
+              <w:t>,</w:t>
             </w:r>
             <w:r>
               <w:rPr>
@@ -319,7 +276,7 @@
                 <w:sz w:val="20"/>
                 <w:szCs w:val="20"/>
               </w:rPr>
-              <w:t>14802</w:t>
+              <w:t xml:space="preserve"> PIN-</w:t>
             </w:r>
             <w:r>
               <w:rPr>
@@ -328,15 +285,25 @@
                 <w:sz w:val="20"/>
                 <w:szCs w:val="20"/>
               </w:rPr>
+              <w:t>14802</w:t>
+            </w:r>
+            <w:r>
+              <w:rPr>
+                <w:rFonts w:ascii="Arial Narrow" w:hAnsi="Arial Narrow" w:cs="Tahoma"/>
+                <w:bCs/>
+                <w:sz w:val="20"/>
+                <w:szCs w:val="20"/>
+              </w:rPr>
               <w:t>1</w:t>
             </w:r>
           </w:p>
           <w:p>
             <w:pPr>
               <w:rPr>
-                <w:rFonts w:ascii="Tahoma" w:hAnsi="Tahoma" w:cs="Tahoma"/>
-                <w:b/>
-                <w:bCs/>
+                <w:rFonts w:ascii="Arial Narrow" w:hAnsi="Arial Narrow" w:cs="Tahoma"/>
+                <w:bCs/>
+                <w:sz w:val="20"/>
+                <w:szCs w:val="20"/>
               </w:rPr>
             </w:pPr>
             <w:r>
@@ -406,15 +373,57 @@
             </w:r>
           </w:p>
         </w:tc>
+        <w:tc>
+          <w:tcPr>
+            <w:tcW w:w="3456" w:type="dxa"/>
+            <w:vAlign w:val="center"/>
+          </w:tcPr>
+          <w:p>
+            <w:pPr>
+              <w:jc w:val="center"/>
+              <w:rPr>
+                <w:rFonts w:ascii="Tahoma" w:hAnsi="Tahoma" w:cs="Tahoma"/>
+                <w:b/>
+                <w:bCs/>
+              </w:rPr>
+            </w:pPr>
+            <w:r>
+              <w:rPr>
+                <w:rFonts w:ascii="Tahoma" w:hAnsi="Tahoma" w:cs="Tahoma"/>
+                <w:b/>
+                <w:bCs/>
+              </w:rPr>
+              <w:t>{</w:t>
+            </w:r>
+            <w:proofErr w:type="spellStart"/>
+            <w:r>
+              <w:rPr>
+                <w:rFonts w:ascii="Consolas" w:hAnsi="Consolas" w:cs="Consolas"/>
+                <w:color w:val="A31515"/>
+                <w:sz w:val="19"/>
+                <w:szCs w:val="19"/>
+              </w:rPr>
+              <w:t>FileCopyName</w:t>
+            </w:r>
+            <w:proofErr w:type="spellEnd"/>
+            <w:r>
+              <w:rPr>
+                <w:rFonts w:ascii="Tahoma" w:hAnsi="Tahoma" w:cs="Tahoma"/>
+                <w:b/>
+                <w:bCs/>
+              </w:rPr>
+              <w:t>}</w:t>
+            </w:r>
+          </w:p>
+        </w:tc>
       </w:tr>
       <w:tr>
         <w:trPr>
-          <w:trHeight w:val="169"/>
+          <w:trHeight w:val="298"/>
         </w:trPr>
         <w:tc>
           <w:tcPr>
-            <w:tcW w:w="3731" w:type="dxa"/>
-            <w:gridSpan w:val="3"/>
+            <w:tcW w:w="2547" w:type="dxa"/>
             <w:vAlign w:val="center"/>
           </w:tcPr>
           <w:p>
@@ -455,22 +464,12 @@
               </w:rPr>
               <w:t xml:space="preserve"> 03AAJCC0212A1ZR</w:t>
             </w:r>
-          </w:p>
-          <w:p>
-            <w:pPr>
-              <w:rPr>
-                <w:rFonts w:ascii="Tahoma" w:hAnsi="Tahoma" w:cs="Tahoma"/>
-                <w:b/>
-                <w:sz w:val="16"/>
-                <w:szCs w:val="16"/>
-              </w:rPr>
-            </w:pPr>
           </w:p>
         </w:tc>
         <w:tc>
           <w:tcPr>
-            <w:tcW w:w="4280" w:type="dxa"/>
-            <w:gridSpan w:val="4"/>
+            <w:tcW w:w="3260" w:type="dxa"/>
+            <w:gridSpan w:val="2"/>
             <w:vAlign w:val="center"/>
           </w:tcPr>
           <w:p>
@@ -504,8 +503,8 @@
         </w:tc>
         <w:tc>
           <w:tcPr>
-            <w:tcW w:w="3505" w:type="dxa"/>
-            <w:gridSpan w:val="3"/>
+            <w:tcW w:w="8647" w:type="dxa"/>
+            <w:gridSpan w:val="5"/>
             <w:vAlign w:val="center"/>
           </w:tcPr>
           <w:p>
@@ -517,14 +516,48 @@
                 <w:szCs w:val="16"/>
               </w:rPr>
             </w:pPr>
-            <w:r>
-              <w:rPr>
-                <w:rFonts w:ascii="Tahoma" w:hAnsi="Tahoma" w:cs="Tahoma"/>
-                <w:b/>
-                <w:sz w:val="16"/>
-                <w:szCs w:val="16"/>
-              </w:rPr>
-              <w:t>Invoice No: {</w:t>
+          </w:p>
+        </w:tc>
+        <w:tc>
+          <w:tcPr>
+            <w:tcW w:w="3456" w:type="dxa"/>
+            <w:vAlign w:val="center"/>
+          </w:tcPr>
+          <w:p>
+            <w:pPr>
+              <w:rPr>
+                <w:rFonts w:ascii="Tahoma" w:hAnsi="Tahoma" w:cs="Tahoma"/>
+                <w:b/>
+                <w:sz w:val="16"/>
+                <w:szCs w:val="16"/>
+              </w:rPr>
+            </w:pPr>
+            <w:r>
+              <w:rPr>
+                <w:rFonts w:ascii="Tahoma" w:hAnsi="Tahoma" w:cs="Tahoma"/>
+                <w:b/>
+                <w:sz w:val="16"/>
+                <w:szCs w:val="16"/>
+              </w:rPr>
+              <w:t>I</w:t>
+            </w:r>
+            <w:r>
+              <w:rPr>
+                <w:rFonts w:ascii="Tahoma" w:hAnsi="Tahoma" w:cs="Tahoma"/>
+                <w:b/>
+                <w:sz w:val="16"/>
+                <w:szCs w:val="16"/>
+              </w:rPr>
+              <w:t>nvoice No:</w:t>
+            </w:r>
+            <w:r>
+              <w:rPr>
+                <w:rFonts w:ascii="Tahoma" w:hAnsi="Tahoma" w:cs="Tahoma"/>
+                <w:b/>
+                <w:sz w:val="16"/>
+                <w:szCs w:val="16"/>
+              </w:rPr>
+              <w:t xml:space="preserve"> {</w:t>
             </w:r>
             <w:proofErr w:type="spellStart"/>
             <w:r>
@@ -563,7 +596,34 @@
                 <w:sz w:val="16"/>
                 <w:szCs w:val="16"/>
               </w:rPr>
-              <w:t>Date: {</w:t>
+              <w:t xml:space="preserve">Invoice </w:t>
+            </w:r>
+            <w:r>
+              <w:rPr>
+                <w:rFonts w:ascii="Tahoma" w:hAnsi="Tahoma" w:cs="Tahoma"/>
+                <w:b/>
+                <w:sz w:val="16"/>
+                <w:szCs w:val="16"/>
+              </w:rPr>
+              <w:t>D</w:t>
+            </w:r>
+            <w:r>
+              <w:rPr>
+                <w:rFonts w:ascii="Tahoma" w:hAnsi="Tahoma" w:cs="Tahoma"/>
+                <w:b/>
+                <w:sz w:val="16"/>
+                <w:szCs w:val="16"/>
+              </w:rPr>
+              <w:t>ate</w:t>
+            </w:r>
+            <w:r>
+              <w:rPr>
+                <w:rFonts w:ascii="Tahoma" w:hAnsi="Tahoma" w:cs="Tahoma"/>
+                <w:b/>
+                <w:sz w:val="16"/>
+                <w:szCs w:val="16"/>
+              </w:rPr>
+              <w:t>: {</w:t>
             </w:r>
             <w:proofErr w:type="spellStart"/>
             <w:r>
@@ -590,12 +650,12 @@
       </w:tr>
       <w:tr>
         <w:trPr>
-          <w:trHeight w:val="168"/>
+          <w:trHeight w:val="296"/>
         </w:trPr>
         <w:tc>
           <w:tcPr>
-            <w:tcW w:w="11516" w:type="dxa"/>
-            <w:gridSpan w:val="10"/>
+            <w:tcW w:w="17910" w:type="dxa"/>
+            <w:gridSpan w:val="9"/>
             <w:vAlign w:val="center"/>
           </w:tcPr>
           <w:p>
@@ -612,11 +672,11 @@
       </w:tr>
       <w:tr>
         <w:trPr>
-          <w:trHeight w:val="168"/>
+          <w:trHeight w:val="296"/>
         </w:trPr>
         <w:tc>
           <w:tcPr>
-            <w:tcW w:w="1636" w:type="dxa"/>
+            <w:tcW w:w="2547" w:type="dxa"/>
             <w:vAlign w:val="center"/>
           </w:tcPr>
           <w:p>
@@ -686,7 +746,7 @@
         </w:tc>
         <w:tc>
           <w:tcPr>
-            <w:tcW w:w="5103" w:type="dxa"/>
+            <w:tcW w:w="7938" w:type="dxa"/>
             <w:gridSpan w:val="5"/>
             <w:vAlign w:val="center"/>
           </w:tcPr>
@@ -731,8 +791,8 @@
         </w:tc>
         <w:tc>
           <w:tcPr>
-            <w:tcW w:w="2555" w:type="dxa"/>
-            <w:gridSpan w:val="3"/>
+            <w:tcW w:w="3969" w:type="dxa"/>
+            <w:gridSpan w:val="2"/>
             <w:vAlign w:val="center"/>
           </w:tcPr>
           <w:p>
@@ -826,7 +886,7 @@
         </w:tc>
         <w:tc>
           <w:tcPr>
-            <w:tcW w:w="2222" w:type="dxa"/>
+            <w:tcW w:w="3456" w:type="dxa"/>
             <w:vAlign w:val="center"/>
           </w:tcPr>
           <w:p>
@@ -910,11 +970,11 @@
       </w:tr>
       <w:tr>
         <w:trPr>
-          <w:trHeight w:val="133"/>
+          <w:trHeight w:val="234"/>
         </w:trPr>
         <w:tc>
           <w:tcPr>
-            <w:tcW w:w="1636" w:type="dxa"/>
+            <w:tcW w:w="2547" w:type="dxa"/>
             <w:vAlign w:val="center"/>
           </w:tcPr>
           <w:p>
@@ -984,8 +1044,8 @@
         </w:tc>
         <w:tc>
           <w:tcPr>
-            <w:tcW w:w="9880" w:type="dxa"/>
-            <w:gridSpan w:val="9"/>
+            <w:tcW w:w="15363" w:type="dxa"/>
+            <w:gridSpan w:val="8"/>
             <w:vAlign w:val="center"/>
           </w:tcPr>
           <w:p>
@@ -1032,11 +1092,11 @@
       </w:tr>
       <w:tr>
         <w:trPr>
-          <w:trHeight w:val="168"/>
+          <w:trHeight w:val="296"/>
         </w:trPr>
         <w:tc>
           <w:tcPr>
-            <w:tcW w:w="1636" w:type="dxa"/>
+            <w:tcW w:w="2547" w:type="dxa"/>
             <w:vAlign w:val="center"/>
           </w:tcPr>
           <w:p>
@@ -1106,8 +1166,8 @@
         </w:tc>
         <w:tc>
           <w:tcPr>
-            <w:tcW w:w="9880" w:type="dxa"/>
-            <w:gridSpan w:val="9"/>
+            <w:tcW w:w="15363" w:type="dxa"/>
+            <w:gridSpan w:val="8"/>
             <w:vAlign w:val="center"/>
           </w:tcPr>
           <w:p>
@@ -1154,11 +1214,11 @@
       </w:tr>
       <w:tr>
         <w:trPr>
-          <w:trHeight w:val="168"/>
+          <w:trHeight w:val="296"/>
         </w:trPr>
         <w:tc>
           <w:tcPr>
-            <w:tcW w:w="1636" w:type="dxa"/>
+            <w:tcW w:w="2547" w:type="dxa"/>
             <w:vAlign w:val="center"/>
           </w:tcPr>
           <w:p>
@@ -1210,7 +1270,7 @@
         </w:tc>
         <w:tc>
           <w:tcPr>
-            <w:tcW w:w="1821" w:type="dxa"/>
+            <w:tcW w:w="2835" w:type="dxa"/>
             <w:vAlign w:val="center"/>
           </w:tcPr>
           <w:p>
@@ -1255,7 +1315,7 @@
         </w:tc>
         <w:tc>
           <w:tcPr>
-            <w:tcW w:w="1185" w:type="dxa"/>
+            <w:tcW w:w="1843" w:type="dxa"/>
             <w:gridSpan w:val="2"/>
             <w:vAlign w:val="center"/>
           </w:tcPr>
@@ -1290,7 +1350,7 @@
         </w:tc>
         <w:tc>
           <w:tcPr>
-            <w:tcW w:w="1419" w:type="dxa"/>
+            <w:tcW w:w="2208" w:type="dxa"/>
             <w:vAlign w:val="center"/>
           </w:tcPr>
           <w:p>
@@ -1335,8 +1395,8 @@
         </w:tc>
         <w:tc>
           <w:tcPr>
-            <w:tcW w:w="2246" w:type="dxa"/>
-            <w:gridSpan w:val="3"/>
+            <w:tcW w:w="3494" w:type="dxa"/>
+            <w:gridSpan w:val="2"/>
             <w:vAlign w:val="center"/>
           </w:tcPr>
           <w:p>
@@ -1402,7 +1462,7 @@
         </w:tc>
         <w:tc>
           <w:tcPr>
-            <w:tcW w:w="3209" w:type="dxa"/>
+            <w:tcW w:w="4983" w:type="dxa"/>
             <w:gridSpan w:val="2"/>
             <w:vAlign w:val="center"/>
           </w:tcPr>
@@ -1420,11 +1480,11 @@
       </w:tr>
       <w:tr>
         <w:trPr>
-          <w:trHeight w:val="218"/>
+          <w:trHeight w:val="384"/>
         </w:trPr>
         <w:tc>
           <w:tcPr>
-            <w:tcW w:w="1636" w:type="dxa"/>
+            <w:tcW w:w="2547" w:type="dxa"/>
             <w:vAlign w:val="center"/>
           </w:tcPr>
           <w:p>
@@ -1460,7 +1520,7 @@
         </w:tc>
         <w:tc>
           <w:tcPr>
-            <w:tcW w:w="1821" w:type="dxa"/>
+            <w:tcW w:w="2835" w:type="dxa"/>
             <w:vAlign w:val="center"/>
           </w:tcPr>
           <w:p>
@@ -1510,7 +1570,7 @@
         </w:tc>
         <w:tc>
           <w:tcPr>
-            <w:tcW w:w="1185" w:type="dxa"/>
+            <w:tcW w:w="1843" w:type="dxa"/>
             <w:gridSpan w:val="2"/>
           </w:tcPr>
           <w:p>
@@ -1549,7 +1609,7 @@
         </w:tc>
         <w:tc>
           <w:tcPr>
-            <w:tcW w:w="1419" w:type="dxa"/>
+            <w:tcW w:w="2208" w:type="dxa"/>
           </w:tcPr>
           <w:p>
             <w:pPr>
@@ -1598,8 +1658,8 @@
         </w:tc>
         <w:tc>
           <w:tcPr>
-            <w:tcW w:w="2246" w:type="dxa"/>
-            <w:gridSpan w:val="3"/>
+            <w:tcW w:w="3494" w:type="dxa"/>
+            <w:gridSpan w:val="2"/>
           </w:tcPr>
           <w:p>
             <w:pPr>
@@ -1683,7 +1743,7 @@
         </w:tc>
         <w:tc>
           <w:tcPr>
-            <w:tcW w:w="3209" w:type="dxa"/>
+            <w:tcW w:w="4983" w:type="dxa"/>
             <w:gridSpan w:val="2"/>
           </w:tcPr>
           <w:p>
@@ -1770,11 +1830,11 @@
       </w:tr>
       <w:tr>
         <w:trPr>
-          <w:trHeight w:val="168"/>
+          <w:trHeight w:val="296"/>
         </w:trPr>
         <w:tc>
           <w:tcPr>
-            <w:tcW w:w="1636" w:type="dxa"/>
+            <w:tcW w:w="2547" w:type="dxa"/>
             <w:vAlign w:val="center"/>
           </w:tcPr>
           <w:p>
@@ -1817,8 +1877,8 @@
         </w:tc>
         <w:tc>
           <w:tcPr>
-            <w:tcW w:w="9880" w:type="dxa"/>
-            <w:gridSpan w:val="9"/>
+            <w:tcW w:w="15363" w:type="dxa"/>
+            <w:gridSpan w:val="8"/>
             <w:vAlign w:val="center"/>
           </w:tcPr>
           <w:p>
@@ -1864,12 +1924,12 @@
       </w:tr>
       <w:tr>
         <w:trPr>
-          <w:trHeight w:val="168"/>
+          <w:trHeight w:val="296"/>
         </w:trPr>
         <w:tc>
           <w:tcPr>
-            <w:tcW w:w="11516" w:type="dxa"/>
-            <w:gridSpan w:val="10"/>
+            <w:tcW w:w="17910" w:type="dxa"/>
+            <w:gridSpan w:val="9"/>
             <w:vAlign w:val="center"/>
           </w:tcPr>
           <w:p>
@@ -1959,12 +2019,12 @@
       </w:tr>
       <w:tr>
         <w:trPr>
-          <w:trHeight w:val="168"/>
+          <w:trHeight w:val="296"/>
         </w:trPr>
         <w:tc>
           <w:tcPr>
-            <w:tcW w:w="11516" w:type="dxa"/>
-            <w:gridSpan w:val="10"/>
+            <w:tcW w:w="17910" w:type="dxa"/>
+            <w:gridSpan w:val="9"/>
             <w:vAlign w:val="center"/>
           </w:tcPr>
           <w:p>
@@ -2217,24 +2277,24 @@
       <w:tblPr>
         <w:tblStyle w:val="TableGrid"/>
         <w:tblpPr w:leftFromText="180" w:rightFromText="180" w:vertAnchor="text" w:horzAnchor="margin" w:tblpXSpec="center" w:tblpY="223"/>
-        <w:tblW w:w="11576" w:type="dxa"/>
+        <w:tblW w:w="17910" w:type="dxa"/>
         <w:tblLook w:val="04A0" w:firstRow="1" w:lastRow="0" w:firstColumn="1" w:lastColumn="0" w:noHBand="0" w:noVBand="1"/>
       </w:tblPr>
       <w:tblGrid>
-        <w:gridCol w:w="1699"/>
-        <w:gridCol w:w="1555"/>
-        <w:gridCol w:w="4702"/>
-        <w:gridCol w:w="757"/>
-        <w:gridCol w:w="1100"/>
-        <w:gridCol w:w="1763"/>
+        <w:gridCol w:w="2629"/>
+        <w:gridCol w:w="2407"/>
+        <w:gridCol w:w="7275"/>
+        <w:gridCol w:w="1170"/>
+        <w:gridCol w:w="1704"/>
+        <w:gridCol w:w="2725"/>
       </w:tblGrid>
       <w:tr>
         <w:trPr>
-          <w:trHeight w:val="348"/>
+          <w:trHeight w:val="575"/>
         </w:trPr>
         <w:tc>
           <w:tcPr>
-            <w:tcW w:w="1699" w:type="dxa"/>
+            <w:tcW w:w="2629" w:type="dxa"/>
             <w:vAlign w:val="center"/>
           </w:tcPr>
           <w:p>
@@ -2277,7 +2337,7 @@
         </w:tc>
         <w:tc>
           <w:tcPr>
-            <w:tcW w:w="1555" w:type="dxa"/>
+            <w:tcW w:w="2407" w:type="dxa"/>
             <w:vAlign w:val="center"/>
           </w:tcPr>
           <w:p>
@@ -2320,7 +2380,7 @@
         </w:tc>
         <w:tc>
           <w:tcPr>
-            <w:tcW w:w="4702" w:type="dxa"/>
+            <w:tcW w:w="7275" w:type="dxa"/>
             <w:vAlign w:val="center"/>
           </w:tcPr>
           <w:p>
@@ -2369,7 +2429,7 @@
         </w:tc>
         <w:tc>
           <w:tcPr>
-            <w:tcW w:w="1857" w:type="dxa"/>
+            <w:tcW w:w="2874" w:type="dxa"/>
             <w:gridSpan w:val="2"/>
             <w:vAlign w:val="center"/>
           </w:tcPr>
@@ -2413,7 +2473,7 @@
         </w:tc>
         <w:tc>
           <w:tcPr>
-            <w:tcW w:w="1761" w:type="dxa"/>
+            <w:tcW w:w="2725" w:type="dxa"/>
             <w:vAlign w:val="center"/>
           </w:tcPr>
           <w:p>
@@ -2465,11 +2525,11 @@
       </w:tr>
       <w:tr>
         <w:trPr>
-          <w:trHeight w:val="162"/>
+          <w:trHeight w:val="269"/>
         </w:trPr>
         <w:tc>
           <w:tcPr>
-            <w:tcW w:w="1699" w:type="dxa"/>
+            <w:tcW w:w="2629" w:type="dxa"/>
             <w:vAlign w:val="center"/>
           </w:tcPr>
           <w:p>
@@ -2502,7 +2562,7 @@
         </w:tc>
         <w:tc>
           <w:tcPr>
-            <w:tcW w:w="9877" w:type="dxa"/>
+            <w:tcW w:w="15281" w:type="dxa"/>
             <w:gridSpan w:val="5"/>
           </w:tcPr>
           <w:p>
@@ -2554,11 +2614,11 @@
       </w:tr>
       <w:tr>
         <w:trPr>
-          <w:trHeight w:val="154"/>
+          <w:trHeight w:val="255"/>
         </w:trPr>
         <w:tc>
           <w:tcPr>
-            <w:tcW w:w="1699" w:type="dxa"/>
+            <w:tcW w:w="2629" w:type="dxa"/>
             <w:vAlign w:val="center"/>
           </w:tcPr>
           <w:p>
@@ -2611,7 +2671,7 @@
         </w:tc>
         <w:tc>
           <w:tcPr>
-            <w:tcW w:w="9877" w:type="dxa"/>
+            <w:tcW w:w="15281" w:type="dxa"/>
             <w:gridSpan w:val="5"/>
           </w:tcPr>
           <w:p>
@@ -2661,11 +2721,11 @@
       </w:tr>
       <w:tr>
         <w:trPr>
-          <w:trHeight w:val="414"/>
+          <w:trHeight w:val="685"/>
         </w:trPr>
         <w:tc>
           <w:tcPr>
-            <w:tcW w:w="8713" w:type="dxa"/>
+            <w:tcW w:w="13481" w:type="dxa"/>
             <w:gridSpan w:val="4"/>
           </w:tcPr>
           <w:p>
@@ -2752,7 +2812,7 @@
         </w:tc>
         <w:tc>
           <w:tcPr>
-            <w:tcW w:w="2862" w:type="dxa"/>
+            <w:tcW w:w="4429" w:type="dxa"/>
             <w:gridSpan w:val="2"/>
             <w:vAlign w:val="center"/>
           </w:tcPr>
@@ -2847,11 +2907,11 @@
       </w:tr>
       <w:tr>
         <w:trPr>
-          <w:trHeight w:val="256"/>
+          <w:trHeight w:val="424"/>
         </w:trPr>
         <w:tc>
           <w:tcPr>
-            <w:tcW w:w="8713" w:type="dxa"/>
+            <w:tcW w:w="13481" w:type="dxa"/>
             <w:gridSpan w:val="4"/>
           </w:tcPr>
           <w:p>
@@ -2937,7 +2997,7 @@
         </w:tc>
         <w:tc>
           <w:tcPr>
-            <w:tcW w:w="2862" w:type="dxa"/>
+            <w:tcW w:w="4429" w:type="dxa"/>
             <w:gridSpan w:val="2"/>
             <w:vMerge w:val="restart"/>
             <w:vAlign w:val="bottom"/>
@@ -2983,11 +3043,11 @@
       </w:tr>
       <w:tr>
         <w:trPr>
-          <w:trHeight w:val="70"/>
+          <w:trHeight w:val="116"/>
         </w:trPr>
         <w:tc>
           <w:tcPr>
-            <w:tcW w:w="8713" w:type="dxa"/>
+            <w:tcW w:w="13481" w:type="dxa"/>
             <w:gridSpan w:val="4"/>
           </w:tcPr>
           <w:p>
@@ -3029,7 +3089,7 @@
         </w:tc>
         <w:tc>
           <w:tcPr>
-            <w:tcW w:w="2862" w:type="dxa"/>
+            <w:tcW w:w="4429" w:type="dxa"/>
             <w:gridSpan w:val="2"/>
             <w:vMerge/>
           </w:tcPr>
@@ -3076,10 +3136,14 @@
       </w:pPr>
     </w:p>
     <w:sectPr>
-      <w:headerReference w:type="default" r:id="rId9"/>
-      <w:footerReference w:type="default" r:id="rId10"/>
-      <w:pgSz w:w="12240" w:h="20160" w:code="5"/>
-      <w:pgMar w:top="720" w:right="245" w:bottom="720" w:left="720" w:header="144" w:footer="0" w:gutter="0"/>
+      <w:headerReference w:type="even" r:id="rId9"/>
+      <w:headerReference w:type="default" r:id="rId10"/>
+      <w:footerReference w:type="even" r:id="rId11"/>
+      <w:footerReference w:type="default" r:id="rId12"/>
+      <w:headerReference w:type="first" r:id="rId13"/>
+      <w:footerReference w:type="first" r:id="rId14"/>
+      <w:pgSz w:w="20160" w:h="12240" w:orient="landscape" w:code="5"/>
+      <w:pgMar w:top="720" w:right="1800" w:bottom="245" w:left="1800" w:header="144" w:footer="0" w:gutter="0"/>
       <w:cols w:space="720"/>
       <w:docGrid w:linePitch="360"/>
     </w:sectPr>
@@ -3088,7 +3152,7 @@
 </file>
 
 <file path=word/endnotes.xml><?xml version="1.0" encoding="utf-8"?>
-<w:endnotes xmlns:wpc="http://schemas.microsoft.com/office/word/2010/wordprocessingCanvas" xmlns:cx="http://schemas.microsoft.com/office/drawing/2014/chartex" xmlns:cx1="http://schemas.microsoft.com/office/drawing/2015/9/8/chartex" xmlns:cx2="http://schemas.microsoft.com/office/drawing/2015/10/21/chartex" xmlns:cx3="http://schemas.microsoft.com/office/drawing/2016/5/9/chartex" xmlns:cx4="http://schemas.microsoft.com/office/drawing/2016/5/10/chartex" xmlns:cx5="http://schemas.microsoft.com/office/drawing/2016/5/11/chartex" xmlns:cx6="http://schemas.microsoft.com/office/drawing/2016/5/12/chartex" xmlns:cx7="http://schemas.microsoft.com/office/drawing/2016/5/13/chartex" xmlns:cx8="http://schemas.microsoft.com/office/drawing/2016/5/14/chartex" xmlns:mc="http://schemas.openxmlformats.org/markup-compatibility/2006" xmlns:aink="http://schemas.microsoft.com/office/drawing/2016/ink" xmlns:am3d="http://schemas.microsoft.com/office/drawing/2017/model3d" xmlns:o="urn:schemas-microsoft-com:office:office" xmlns:oel="http://schemas.microsoft.com/office/2019/extlst" xmlns:r="http://schemas.openxmlformats.org/officeDocument/2006/relationships" xmlns:m="http://schemas.openxmlformats.org/officeDocument/2006/math" xmlns:v="urn:schemas-microsoft-com:vml" xmlns:wp14="http://schemas.microsoft.com/office/word/2010/wordprocessingDrawing" xmlns:wp="http://schemas.openxmlformats.org/drawingml/2006/wordprocessingDrawing" xmlns:w10="urn:schemas-microsoft-com:office:word" xmlns:w="http://schemas.openxmlformats.org/wordprocessingml/2006/main" xmlns:w14="http://schemas.microsoft.com/office/word/2010/wordml" xmlns:w15="http://schemas.microsoft.com/office/word/2012/wordml" xmlns:w16cex="http://schemas.microsoft.com/office/word/2018/wordml/cex" xmlns:w16cid="http://schemas.microsoft.com/office/word/2016/wordml/cid" xmlns:w16="http://schemas.microsoft.com/office/word/2018/wordml" xmlns:w16sdtdh="http://schemas.microsoft.com/office/word/2020/wordml/sdtdatahash" xmlns:w16se="http://schemas.microsoft.com/office/word/2015/wordml/symex" xmlns:wpg="http://schemas.microsoft.com/office/word/2010/wordprocessingGroup" xmlns:wpi="http://schemas.microsoft.com/office/word/2010/wordprocessingInk" xmlns:wne="http://schemas.microsoft.com/office/word/2006/wordml" xmlns:wps="http://schemas.microsoft.com/office/word/2010/wordprocessingShape" mc:Ignorable="w14 w15 w16se w16cid w16 w16cex w16sdtdh wp14">
+<w:endnotes xmlns:wpc="http://schemas.microsoft.com/office/word/2010/wordprocessingCanvas" xmlns:cx="http://schemas.microsoft.com/office/drawing/2014/chartex" xmlns:cx1="http://schemas.microsoft.com/office/drawing/2015/9/8/chartex" xmlns:cx2="http://schemas.microsoft.com/office/drawing/2015/10/21/chartex" xmlns:cx3="http://schemas.microsoft.com/office/drawing/2016/5/9/chartex" xmlns:cx4="http://schemas.microsoft.com/office/drawing/2016/5/10/chartex" xmlns:cx5="http://schemas.microsoft.com/office/drawing/2016/5/11/chartex" xmlns:cx6="http://schemas.microsoft.com/office/drawing/2016/5/12/chartex" xmlns:cx7="http://schemas.microsoft.com/office/drawing/2016/5/13/chartex" xmlns:cx8="http://schemas.microsoft.com/office/drawing/2016/5/14/chartex" xmlns:mc="http://schemas.openxmlformats.org/markup-compatibility/2006" xmlns:aink="http://schemas.microsoft.com/office/drawing/2016/ink" xmlns:am3d="http://schemas.microsoft.com/office/drawing/2017/model3d" xmlns:o="urn:schemas-microsoft-com:office:office" xmlns:r="http://schemas.openxmlformats.org/officeDocument/2006/relationships" xmlns:m="http://schemas.openxmlformats.org/officeDocument/2006/math" xmlns:v="urn:schemas-microsoft-com:vml" xmlns:wp14="http://schemas.microsoft.com/office/word/2010/wordprocessingDrawing" xmlns:wp="http://schemas.openxmlformats.org/drawingml/2006/wordprocessingDrawing" xmlns:w10="urn:schemas-microsoft-com:office:word" xmlns:w="http://schemas.openxmlformats.org/wordprocessingml/2006/main" xmlns:w14="http://schemas.microsoft.com/office/word/2010/wordml" xmlns:w15="http://schemas.microsoft.com/office/word/2012/wordml" xmlns:w16cex="http://schemas.microsoft.com/office/word/2018/wordml/cex" xmlns:w16cid="http://schemas.microsoft.com/office/word/2016/wordml/cid" xmlns:w16="http://schemas.microsoft.com/office/word/2018/wordml" xmlns:w16sdtdh="http://schemas.microsoft.com/office/word/2020/wordml/sdtdatahash" xmlns:w16se="http://schemas.microsoft.com/office/word/2015/wordml/symex" xmlns:wpg="http://schemas.microsoft.com/office/word/2010/wordprocessingGroup" xmlns:wpi="http://schemas.microsoft.com/office/word/2010/wordprocessingInk" xmlns:wne="http://schemas.microsoft.com/office/word/2006/wordml" xmlns:wps="http://schemas.microsoft.com/office/word/2010/wordprocessingShape" mc:Ignorable="w14 w15 w16se w16cid w16 w16cex w16sdtdh wp14">
   <w:endnote w:type="separator" w:id="-1">
     <w:p>
       <w:r>
@@ -3107,7 +3171,17 @@
 </file>
 
 <file path=word/footer1.xml><?xml version="1.0" encoding="utf-8"?>
-<w:ftr xmlns:wpc="http://schemas.microsoft.com/office/word/2010/wordprocessingCanvas" xmlns:cx="http://schemas.microsoft.com/office/drawing/2014/chartex" xmlns:cx1="http://schemas.microsoft.com/office/drawing/2015/9/8/chartex" xmlns:cx2="http://schemas.microsoft.com/office/drawing/2015/10/21/chartex" xmlns:cx3="http://schemas.microsoft.com/office/drawing/2016/5/9/chartex" xmlns:cx4="http://schemas.microsoft.com/office/drawing/2016/5/10/chartex" xmlns:cx5="http://schemas.microsoft.com/office/drawing/2016/5/11/chartex" xmlns:cx6="http://schemas.microsoft.com/office/drawing/2016/5/12/chartex" xmlns:cx7="http://schemas.microsoft.com/office/drawing/2016/5/13/chartex" xmlns:cx8="http://schemas.microsoft.com/office/drawing/2016/5/14/chartex" xmlns:mc="http://schemas.openxmlformats.org/markup-compatibility/2006" xmlns:aink="http://schemas.microsoft.com/office/drawing/2016/ink" xmlns:am3d="http://schemas.microsoft.com/office/drawing/2017/model3d" xmlns:o="urn:schemas-microsoft-com:office:office" xmlns:oel="http://schemas.microsoft.com/office/2019/extlst" xmlns:r="http://schemas.openxmlformats.org/officeDocument/2006/relationships" xmlns:m="http://schemas.openxmlformats.org/officeDocument/2006/math" xmlns:v="urn:schemas-microsoft-com:vml" xmlns:wp14="http://schemas.microsoft.com/office/word/2010/wordprocessingDrawing" xmlns:wp="http://schemas.openxmlformats.org/drawingml/2006/wordprocessingDrawing" xmlns:w10="urn:schemas-microsoft-com:office:word" xmlns:w="http://schemas.openxmlformats.org/wordprocessingml/2006/main" xmlns:w14="http://schemas.microsoft.com/office/word/2010/wordml" xmlns:w15="http://schemas.microsoft.com/office/word/2012/wordml" xmlns:w16cex="http://schemas.microsoft.com/office/word/2018/wordml/cex" xmlns:w16cid="http://schemas.microsoft.com/office/word/2016/wordml/cid" xmlns:w16="http://schemas.microsoft.com/office/word/2018/wordml" xmlns:w16sdtdh="http://schemas.microsoft.com/office/word/2020/wordml/sdtdatahash" xmlns:w16se="http://schemas.microsoft.com/office/word/2015/wordml/symex" xmlns:wpg="http://schemas.microsoft.com/office/word/2010/wordprocessingGroup" xmlns:wpi="http://schemas.microsoft.com/office/word/2010/wordprocessingInk" xmlns:wne="http://schemas.microsoft.com/office/word/2006/wordml" xmlns:wps="http://schemas.microsoft.com/office/word/2010/wordprocessingShape" mc:Ignorable="w14 w15 w16se w16cid w16 w16cex w16sdtdh wp14">
+<w:ftr xmlns:wpc="http://schemas.microsoft.com/office/word/2010/wordprocessingCanvas" xmlns:cx="http://schemas.microsoft.com/office/drawing/2014/chartex" xmlns:cx1="http://schemas.microsoft.com/office/drawing/2015/9/8/chartex" xmlns:cx2="http://schemas.microsoft.com/office/drawing/2015/10/21/chartex" xmlns:cx3="http://schemas.microsoft.com/office/drawing/2016/5/9/chartex" xmlns:cx4="http://schemas.microsoft.com/office/drawing/2016/5/10/chartex" xmlns:cx5="http://schemas.microsoft.com/office/drawing/2016/5/11/chartex" xmlns:cx6="http://schemas.microsoft.com/office/drawing/2016/5/12/chartex" xmlns:cx7="http://schemas.microsoft.com/office/drawing/2016/5/13/chartex" xmlns:cx8="http://schemas.microsoft.com/office/drawing/2016/5/14/chartex" xmlns:mc="http://schemas.openxmlformats.org/markup-compatibility/2006" xmlns:aink="http://schemas.microsoft.com/office/drawing/2016/ink" xmlns:am3d="http://schemas.microsoft.com/office/drawing/2017/model3d" xmlns:o="urn:schemas-microsoft-com:office:office" xmlns:r="http://schemas.openxmlformats.org/officeDocument/2006/relationships" xmlns:m="http://schemas.openxmlformats.org/officeDocument/2006/math" xmlns:v="urn:schemas-microsoft-com:vml" xmlns:wp14="http://schemas.microsoft.com/office/word/2010/wordprocessingDrawing" xmlns:wp="http://schemas.openxmlformats.org/drawingml/2006/wordprocessingDrawing" xmlns:w10="urn:schemas-microsoft-com:office:word" xmlns:w="http://schemas.openxmlformats.org/wordprocessingml/2006/main" xmlns:w14="http://schemas.microsoft.com/office/word/2010/wordml" xmlns:w15="http://schemas.microsoft.com/office/word/2012/wordml" xmlns:w16cex="http://schemas.microsoft.com/office/word/2018/wordml/cex" xmlns:w16cid="http://schemas.microsoft.com/office/word/2016/wordml/cid" xmlns:w16="http://schemas.microsoft.com/office/word/2018/wordml" xmlns:w16sdtdh="http://schemas.microsoft.com/office/word/2020/wordml/sdtdatahash" xmlns:w16se="http://schemas.microsoft.com/office/word/2015/wordml/symex" xmlns:wpg="http://schemas.microsoft.com/office/word/2010/wordprocessingGroup" xmlns:wpi="http://schemas.microsoft.com/office/word/2010/wordprocessingInk" xmlns:wne="http://schemas.microsoft.com/office/word/2006/wordml" xmlns:wps="http://schemas.microsoft.com/office/word/2010/wordprocessingShape" mc:Ignorable="w14 w15 w16se w16cid w16 w16cex w16sdtdh wp14">
+  <w:p>
+    <w:pPr>
+      <w:pStyle w:val="Footer"/>
+    </w:pPr>
+  </w:p>
+</w:ftr>
+</file>
+
+<file path=word/footer2.xml><?xml version="1.0" encoding="utf-8"?>
+<w:ftr xmlns:wpc="http://schemas.microsoft.com/office/word/2010/wordprocessingCanvas" xmlns:cx="http://schemas.microsoft.com/office/drawing/2014/chartex" xmlns:cx1="http://schemas.microsoft.com/office/drawing/2015/9/8/chartex" xmlns:cx2="http://schemas.microsoft.com/office/drawing/2015/10/21/chartex" xmlns:cx3="http://schemas.microsoft.com/office/drawing/2016/5/9/chartex" xmlns:cx4="http://schemas.microsoft.com/office/drawing/2016/5/10/chartex" xmlns:cx5="http://schemas.microsoft.com/office/drawing/2016/5/11/chartex" xmlns:cx6="http://schemas.microsoft.com/office/drawing/2016/5/12/chartex" xmlns:cx7="http://schemas.microsoft.com/office/drawing/2016/5/13/chartex" xmlns:cx8="http://schemas.microsoft.com/office/drawing/2016/5/14/chartex" xmlns:mc="http://schemas.openxmlformats.org/markup-compatibility/2006" xmlns:aink="http://schemas.microsoft.com/office/drawing/2016/ink" xmlns:am3d="http://schemas.microsoft.com/office/drawing/2017/model3d" xmlns:o="urn:schemas-microsoft-com:office:office" xmlns:r="http://schemas.openxmlformats.org/officeDocument/2006/relationships" xmlns:m="http://schemas.openxmlformats.org/officeDocument/2006/math" xmlns:v="urn:schemas-microsoft-com:vml" xmlns:wp14="http://schemas.microsoft.com/office/word/2010/wordprocessingDrawing" xmlns:wp="http://schemas.openxmlformats.org/drawingml/2006/wordprocessingDrawing" xmlns:w10="urn:schemas-microsoft-com:office:word" xmlns:w="http://schemas.openxmlformats.org/wordprocessingml/2006/main" xmlns:w14="http://schemas.microsoft.com/office/word/2010/wordml" xmlns:w15="http://schemas.microsoft.com/office/word/2012/wordml" xmlns:w16cex="http://schemas.microsoft.com/office/word/2018/wordml/cex" xmlns:w16cid="http://schemas.microsoft.com/office/word/2016/wordml/cid" xmlns:w16="http://schemas.microsoft.com/office/word/2018/wordml" xmlns:w16sdtdh="http://schemas.microsoft.com/office/word/2020/wordml/sdtdatahash" xmlns:w16se="http://schemas.microsoft.com/office/word/2015/wordml/symex" xmlns:wpg="http://schemas.microsoft.com/office/word/2010/wordprocessingGroup" xmlns:wpi="http://schemas.microsoft.com/office/word/2010/wordprocessingInk" xmlns:wne="http://schemas.microsoft.com/office/word/2006/wordml" xmlns:wps="http://schemas.microsoft.com/office/word/2010/wordprocessingShape" mc:Ignorable="w14 w15 w16se w16cid w16 w16cex w16sdtdh wp14">
   <w:sdt>
     <w:sdtPr>
       <w:id w:val="1647311531"/>
@@ -3343,8 +3417,18 @@
 </w:ftr>
 </file>
 
+<file path=word/footer3.xml><?xml version="1.0" encoding="utf-8"?>
+<w:ftr xmlns:wpc="http://schemas.microsoft.com/office/word/2010/wordprocessingCanvas" xmlns:cx="http://schemas.microsoft.com/office/drawing/2014/chartex" xmlns:cx1="http://schemas.microsoft.com/office/drawing/2015/9/8/chartex" xmlns:cx2="http://schemas.microsoft.com/office/drawing/2015/10/21/chartex" xmlns:cx3="http://schemas.microsoft.com/office/drawing/2016/5/9/chartex" xmlns:cx4="http://schemas.microsoft.com/office/drawing/2016/5/10/chartex" xmlns:cx5="http://schemas.microsoft.com/office/drawing/2016/5/11/chartex" xmlns:cx6="http://schemas.microsoft.com/office/drawing/2016/5/12/chartex" xmlns:cx7="http://schemas.microsoft.com/office/drawing/2016/5/13/chartex" xmlns:cx8="http://schemas.microsoft.com/office/drawing/2016/5/14/chartex" xmlns:mc="http://schemas.openxmlformats.org/markup-compatibility/2006" xmlns:aink="http://schemas.microsoft.com/office/drawing/2016/ink" xmlns:am3d="http://schemas.microsoft.com/office/drawing/2017/model3d" xmlns:o="urn:schemas-microsoft-com:office:office" xmlns:r="http://schemas.openxmlformats.org/officeDocument/2006/relationships" xmlns:m="http://schemas.openxmlformats.org/officeDocument/2006/math" xmlns:v="urn:schemas-microsoft-com:vml" xmlns:wp14="http://schemas.microsoft.com/office/word/2010/wordprocessingDrawing" xmlns:wp="http://schemas.openxmlformats.org/drawingml/2006/wordprocessingDrawing" xmlns:w10="urn:schemas-microsoft-com:office:word" xmlns:w="http://schemas.openxmlformats.org/wordprocessingml/2006/main" xmlns:w14="http://schemas.microsoft.com/office/word/2010/wordml" xmlns:w15="http://schemas.microsoft.com/office/word/2012/wordml" xmlns:w16cex="http://schemas.microsoft.com/office/word/2018/wordml/cex" xmlns:w16cid="http://schemas.microsoft.com/office/word/2016/wordml/cid" xmlns:w16="http://schemas.microsoft.com/office/word/2018/wordml" xmlns:w16sdtdh="http://schemas.microsoft.com/office/word/2020/wordml/sdtdatahash" xmlns:w16se="http://schemas.microsoft.com/office/word/2015/wordml/symex" xmlns:wpg="http://schemas.microsoft.com/office/word/2010/wordprocessingGroup" xmlns:wpi="http://schemas.microsoft.com/office/word/2010/wordprocessingInk" xmlns:wne="http://schemas.microsoft.com/office/word/2006/wordml" xmlns:wps="http://schemas.microsoft.com/office/word/2010/wordprocessingShape" mc:Ignorable="w14 w15 w16se w16cid w16 w16cex w16sdtdh wp14">
+  <w:p>
+    <w:pPr>
+      <w:pStyle w:val="Footer"/>
+    </w:pPr>
+  </w:p>
+</w:ftr>
+</file>
+
 <file path=word/footnotes.xml><?xml version="1.0" encoding="utf-8"?>
-<w:footnotes xmlns:wpc="http://schemas.microsoft.com/office/word/2010/wordprocessingCanvas" xmlns:cx="http://schemas.microsoft.com/office/drawing/2014/chartex" xmlns:cx1="http://schemas.microsoft.com/office/drawing/2015/9/8/chartex" xmlns:cx2="http://schemas.microsoft.com/office/drawing/2015/10/21/chartex" xmlns:cx3="http://schemas.microsoft.com/office/drawing/2016/5/9/chartex" xmlns:cx4="http://schemas.microsoft.com/office/drawing/2016/5/10/chartex" xmlns:cx5="http://schemas.microsoft.com/office/drawing/2016/5/11/chartex" xmlns:cx6="http://schemas.microsoft.com/office/drawing/2016/5/12/chartex" xmlns:cx7="http://schemas.microsoft.com/office/drawing/2016/5/13/chartex" xmlns:cx8="http://schemas.microsoft.com/office/drawing/2016/5/14/chartex" xmlns:mc="http://schemas.openxmlformats.org/markup-compatibility/2006" xmlns:aink="http://schemas.microsoft.com/office/drawing/2016/ink" xmlns:am3d="http://schemas.microsoft.com/office/drawing/2017/model3d" xmlns:o="urn:schemas-microsoft-com:office:office" xmlns:oel="http://schemas.microsoft.com/office/2019/extlst" xmlns:r="http://schemas.openxmlformats.org/officeDocument/2006/relationships" xmlns:m="http://schemas.openxmlformats.org/officeDocument/2006/math" xmlns:v="urn:schemas-microsoft-com:vml" xmlns:wp14="http://schemas.microsoft.com/office/word/2010/wordprocessingDrawing" xmlns:wp="http://schemas.openxmlformats.org/drawingml/2006/wordprocessingDrawing" xmlns:w10="urn:schemas-microsoft-com:office:word" xmlns:w="http://schemas.openxmlformats.org/wordprocessingml/2006/main" xmlns:w14="http://schemas.microsoft.com/office/word/2010/wordml" xmlns:w15="http://schemas.microsoft.com/office/word/2012/wordml" xmlns:w16cex="http://schemas.microsoft.com/office/word/2018/wordml/cex" xmlns:w16cid="http://schemas.microsoft.com/office/word/2016/wordml/cid" xmlns:w16="http://schemas.microsoft.com/office/word/2018/wordml" xmlns:w16sdtdh="http://schemas.microsoft.com/office/word/2020/wordml/sdtdatahash" xmlns:w16se="http://schemas.microsoft.com/office/word/2015/wordml/symex" xmlns:wpg="http://schemas.microsoft.com/office/word/2010/wordprocessingGroup" xmlns:wpi="http://schemas.microsoft.com/office/word/2010/wordprocessingInk" xmlns:wne="http://schemas.microsoft.com/office/word/2006/wordml" xmlns:wps="http://schemas.microsoft.com/office/word/2010/wordprocessingShape" mc:Ignorable="w14 w15 w16se w16cid w16 w16cex w16sdtdh wp14">
+<w:footnotes xmlns:wpc="http://schemas.microsoft.com/office/word/2010/wordprocessingCanvas" xmlns:cx="http://schemas.microsoft.com/office/drawing/2014/chartex" xmlns:cx1="http://schemas.microsoft.com/office/drawing/2015/9/8/chartex" xmlns:cx2="http://schemas.microsoft.com/office/drawing/2015/10/21/chartex" xmlns:cx3="http://schemas.microsoft.com/office/drawing/2016/5/9/chartex" xmlns:cx4="http://schemas.microsoft.com/office/drawing/2016/5/10/chartex" xmlns:cx5="http://schemas.microsoft.com/office/drawing/2016/5/11/chartex" xmlns:cx6="http://schemas.microsoft.com/office/drawing/2016/5/12/chartex" xmlns:cx7="http://schemas.microsoft.com/office/drawing/2016/5/13/chartex" xmlns:cx8="http://schemas.microsoft.com/office/drawing/2016/5/14/chartex" xmlns:mc="http://schemas.openxmlformats.org/markup-compatibility/2006" xmlns:aink="http://schemas.microsoft.com/office/drawing/2016/ink" xmlns:am3d="http://schemas.microsoft.com/office/drawing/2017/model3d" xmlns:o="urn:schemas-microsoft-com:office:office" xmlns:r="http://schemas.openxmlformats.org/officeDocument/2006/relationships" xmlns:m="http://schemas.openxmlformats.org/officeDocument/2006/math" xmlns:v="urn:schemas-microsoft-com:vml" xmlns:wp14="http://schemas.microsoft.com/office/word/2010/wordprocessingDrawing" xmlns:wp="http://schemas.openxmlformats.org/drawingml/2006/wordprocessingDrawing" xmlns:w10="urn:schemas-microsoft-com:office:word" xmlns:w="http://schemas.openxmlformats.org/wordprocessingml/2006/main" xmlns:w14="http://schemas.microsoft.com/office/word/2010/wordml" xmlns:w15="http://schemas.microsoft.com/office/word/2012/wordml" xmlns:w16cex="http://schemas.microsoft.com/office/word/2018/wordml/cex" xmlns:w16cid="http://schemas.microsoft.com/office/word/2016/wordml/cid" xmlns:w16="http://schemas.microsoft.com/office/word/2018/wordml" xmlns:w16sdtdh="http://schemas.microsoft.com/office/word/2020/wordml/sdtdatahash" xmlns:w16se="http://schemas.microsoft.com/office/word/2015/wordml/symex" xmlns:wpg="http://schemas.microsoft.com/office/word/2010/wordprocessingGroup" xmlns:wpi="http://schemas.microsoft.com/office/word/2010/wordprocessingInk" xmlns:wne="http://schemas.microsoft.com/office/word/2006/wordml" xmlns:wps="http://schemas.microsoft.com/office/word/2010/wordprocessingShape" mc:Ignorable="w14 w15 w16se w16cid w16 w16cex w16sdtdh wp14">
   <w:footnote w:type="separator" w:id="-1">
     <w:p>
       <w:r>
@@ -3363,7 +3447,17 @@
 </file>
 
 <file path=word/header1.xml><?xml version="1.0" encoding="utf-8"?>
-<w:hdr xmlns:wpc="http://schemas.microsoft.com/office/word/2010/wordprocessingCanvas" xmlns:cx="http://schemas.microsoft.com/office/drawing/2014/chartex" xmlns:cx1="http://schemas.microsoft.com/office/drawing/2015/9/8/chartex" xmlns:cx2="http://schemas.microsoft.com/office/drawing/2015/10/21/chartex" xmlns:cx3="http://schemas.microsoft.com/office/drawing/2016/5/9/chartex" xmlns:cx4="http://schemas.microsoft.com/office/drawing/2016/5/10/chartex" xmlns:cx5="http://schemas.microsoft.com/office/drawing/2016/5/11/chartex" xmlns:cx6="http://schemas.microsoft.com/office/drawing/2016/5/12/chartex" xmlns:cx7="http://schemas.microsoft.com/office/drawing/2016/5/13/chartex" xmlns:cx8="http://schemas.microsoft.com/office/drawing/2016/5/14/chartex" xmlns:mc="http://schemas.openxmlformats.org/markup-compatibility/2006" xmlns:aink="http://schemas.microsoft.com/office/drawing/2016/ink" xmlns:am3d="http://schemas.microsoft.com/office/drawing/2017/model3d" xmlns:o="urn:schemas-microsoft-com:office:office" xmlns:oel="http://schemas.microsoft.com/office/2019/extlst" xmlns:r="http://schemas.openxmlformats.org/officeDocument/2006/relationships" xmlns:m="http://schemas.openxmlformats.org/officeDocument/2006/math" xmlns:v="urn:schemas-microsoft-com:vml" xmlns:wp14="http://schemas.microsoft.com/office/word/2010/wordprocessingDrawing" xmlns:wp="http://schemas.openxmlformats.org/drawingml/2006/wordprocessingDrawing" xmlns:w10="urn:schemas-microsoft-com:office:word" xmlns:w="http://schemas.openxmlformats.org/wordprocessingml/2006/main" xmlns:w14="http://schemas.microsoft.com/office/word/2010/wordml" xmlns:w15="http://schemas.microsoft.com/office/word/2012/wordml" xmlns:w16cex="http://schemas.microsoft.com/office/word/2018/wordml/cex" xmlns:w16cid="http://schemas.microsoft.com/office/word/2016/wordml/cid" xmlns:w16="http://schemas.microsoft.com/office/word/2018/wordml" xmlns:w16sdtdh="http://schemas.microsoft.com/office/word/2020/wordml/sdtdatahash" xmlns:w16se="http://schemas.microsoft.com/office/word/2015/wordml/symex" xmlns:wpg="http://schemas.microsoft.com/office/word/2010/wordprocessingGroup" xmlns:wpi="http://schemas.microsoft.com/office/word/2010/wordprocessingInk" xmlns:wne="http://schemas.microsoft.com/office/word/2006/wordml" xmlns:wps="http://schemas.microsoft.com/office/word/2010/wordprocessingShape" mc:Ignorable="w14 w15 w16se w16cid w16 w16cex w16sdtdh wp14">
+<w:hdr xmlns:wpc="http://schemas.microsoft.com/office/word/2010/wordprocessingCanvas" xmlns:cx="http://schemas.microsoft.com/office/drawing/2014/chartex" xmlns:cx1="http://schemas.microsoft.com/office/drawing/2015/9/8/chartex" xmlns:cx2="http://schemas.microsoft.com/office/drawing/2015/10/21/chartex" xmlns:cx3="http://schemas.microsoft.com/office/drawing/2016/5/9/chartex" xmlns:cx4="http://schemas.microsoft.com/office/drawing/2016/5/10/chartex" xmlns:cx5="http://schemas.microsoft.com/office/drawing/2016/5/11/chartex" xmlns:cx6="http://schemas.microsoft.com/office/drawing/2016/5/12/chartex" xmlns:cx7="http://schemas.microsoft.com/office/drawing/2016/5/13/chartex" xmlns:cx8="http://schemas.microsoft.com/office/drawing/2016/5/14/chartex" xmlns:mc="http://schemas.openxmlformats.org/markup-compatibility/2006" xmlns:aink="http://schemas.microsoft.com/office/drawing/2016/ink" xmlns:am3d="http://schemas.microsoft.com/office/drawing/2017/model3d" xmlns:o="urn:schemas-microsoft-com:office:office" xmlns:r="http://schemas.openxmlformats.org/officeDocument/2006/relationships" xmlns:m="http://schemas.openxmlformats.org/officeDocument/2006/math" xmlns:v="urn:schemas-microsoft-com:vml" xmlns:wp14="http://schemas.microsoft.com/office/word/2010/wordprocessingDrawing" xmlns:wp="http://schemas.openxmlformats.org/drawingml/2006/wordprocessingDrawing" xmlns:w10="urn:schemas-microsoft-com:office:word" xmlns:w="http://schemas.openxmlformats.org/wordprocessingml/2006/main" xmlns:w14="http://schemas.microsoft.com/office/word/2010/wordml" xmlns:w15="http://schemas.microsoft.com/office/word/2012/wordml" xmlns:w16cex="http://schemas.microsoft.com/office/word/2018/wordml/cex" xmlns:w16cid="http://schemas.microsoft.com/office/word/2016/wordml/cid" xmlns:w16="http://schemas.microsoft.com/office/word/2018/wordml" xmlns:w16sdtdh="http://schemas.microsoft.com/office/word/2020/wordml/sdtdatahash" xmlns:w16se="http://schemas.microsoft.com/office/word/2015/wordml/symex" xmlns:wpg="http://schemas.microsoft.com/office/word/2010/wordprocessingGroup" xmlns:wpi="http://schemas.microsoft.com/office/word/2010/wordprocessingInk" xmlns:wne="http://schemas.microsoft.com/office/word/2006/wordml" xmlns:wps="http://schemas.microsoft.com/office/word/2010/wordprocessingShape" mc:Ignorable="w14 w15 w16se w16cid w16 w16cex w16sdtdh wp14">
+  <w:p>
+    <w:pPr>
+      <w:pStyle w:val="Header"/>
+    </w:pPr>
+  </w:p>
+</w:hdr>
+</file>
+
+<file path=word/header2.xml><?xml version="1.0" encoding="utf-8"?>
+<w:hdr xmlns:wpc="http://schemas.microsoft.com/office/word/2010/wordprocessingCanvas" xmlns:cx="http://schemas.microsoft.com/office/drawing/2014/chartex" xmlns:cx1="http://schemas.microsoft.com/office/drawing/2015/9/8/chartex" xmlns:cx2="http://schemas.microsoft.com/office/drawing/2015/10/21/chartex" xmlns:cx3="http://schemas.microsoft.com/office/drawing/2016/5/9/chartex" xmlns:cx4="http://schemas.microsoft.com/office/drawing/2016/5/10/chartex" xmlns:cx5="http://schemas.microsoft.com/office/drawing/2016/5/11/chartex" xmlns:cx6="http://schemas.microsoft.com/office/drawing/2016/5/12/chartex" xmlns:cx7="http://schemas.microsoft.com/office/drawing/2016/5/13/chartex" xmlns:cx8="http://schemas.microsoft.com/office/drawing/2016/5/14/chartex" xmlns:mc="http://schemas.openxmlformats.org/markup-compatibility/2006" xmlns:aink="http://schemas.microsoft.com/office/drawing/2016/ink" xmlns:am3d="http://schemas.microsoft.com/office/drawing/2017/model3d" xmlns:o="urn:schemas-microsoft-com:office:office" xmlns:r="http://schemas.openxmlformats.org/officeDocument/2006/relationships" xmlns:m="http://schemas.openxmlformats.org/officeDocument/2006/math" xmlns:v="urn:schemas-microsoft-com:vml" xmlns:wp14="http://schemas.microsoft.com/office/word/2010/wordprocessingDrawing" xmlns:wp="http://schemas.openxmlformats.org/drawingml/2006/wordprocessingDrawing" xmlns:w10="urn:schemas-microsoft-com:office:word" xmlns:w="http://schemas.openxmlformats.org/wordprocessingml/2006/main" xmlns:w14="http://schemas.microsoft.com/office/word/2010/wordml" xmlns:w15="http://schemas.microsoft.com/office/word/2012/wordml" xmlns:w16cex="http://schemas.microsoft.com/office/word/2018/wordml/cex" xmlns:w16cid="http://schemas.microsoft.com/office/word/2016/wordml/cid" xmlns:w16="http://schemas.microsoft.com/office/word/2018/wordml" xmlns:w16sdtdh="http://schemas.microsoft.com/office/word/2020/wordml/sdtdatahash" xmlns:w16se="http://schemas.microsoft.com/office/word/2015/wordml/symex" xmlns:wpg="http://schemas.microsoft.com/office/word/2010/wordprocessingGroup" xmlns:wpi="http://schemas.microsoft.com/office/word/2010/wordprocessingInk" xmlns:wne="http://schemas.microsoft.com/office/word/2006/wordml" xmlns:wps="http://schemas.microsoft.com/office/word/2010/wordprocessingShape" mc:Ignorable="w14 w15 w16se w16cid w16 w16cex w16sdtdh wp14">
   <w:p>
     <w:pPr>
       <w:pStyle w:val="Header"/>
@@ -3386,13 +3480,13 @@
       <mc:AlternateContent>
         <mc:Choice Requires="wpg">
           <w:drawing>
-            <wp:anchor distT="0" distB="0" distL="114300" distR="114300" simplePos="0" relativeHeight="251660288" behindDoc="0" locked="0" layoutInCell="1" allowOverlap="1" wp14:anchorId="41E25D52" wp14:editId="567DD874">
+            <wp:anchor distT="0" distB="0" distL="114300" distR="114300" simplePos="0" relativeHeight="251660288" behindDoc="0" locked="0" layoutInCell="1" allowOverlap="1" wp14:anchorId="41E25D52" wp14:editId="56F25959">
               <wp:simplePos x="0" y="0"/>
-              <wp:positionH relativeFrom="margin">
-                <wp:align>center</wp:align>
+              <wp:positionH relativeFrom="column">
+                <wp:posOffset>3707296</wp:posOffset>
               </wp:positionH>
               <wp:positionV relativeFrom="paragraph">
-                <wp:posOffset>-12065</wp:posOffset>
+                <wp:posOffset>-27830</wp:posOffset>
               </wp:positionV>
               <wp:extent cx="3331348" cy="379454"/>
               <wp:effectExtent l="0" t="0" r="2540" b="1905"/>
@@ -3534,7 +3628,7 @@
         </mc:Choice>
         <mc:Fallback>
           <w:pict>
-            <v:group w14:anchorId="41E25D52" id="Group 1" o:spid="_x0000_s1026" style="position:absolute;margin-left:0;margin-top:-.95pt;width:262.3pt;height:29.9pt;z-index:251660288;mso-position-horizontal:center;mso-position-horizontal-relative:margin" coordsize="33313,3794" o:gfxdata="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">
+            <v:group w14:anchorId="41E25D52" id="Group 1" o:spid="_x0000_s1026" style="position:absolute;margin-left:291.9pt;margin-top:-2.2pt;width:262.3pt;height:29.9pt;z-index:251660288" coordsize="33313,3794" o:gfxdata="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">
               <v:shapetype id="_x0000_t75" coordsize="21600,21600" o:spt="75" o:preferrelative="t" path="m@4@5l@4@11@9@11@9@5xe" filled="f" stroked="f">
                 <v:stroke joinstyle="miter"/>
                 <v:formulas>
@@ -3575,7 +3669,6 @@
                           <w:szCs w:val="32"/>
                         </w:rPr>
                       </w:pPr>
-                      <w:proofErr w:type="spellStart"/>
                       <w:r>
                         <w:rPr>
                           <w:b/>
@@ -3592,24 +3685,14 @@
                           <w:sz w:val="32"/>
                           <w:szCs w:val="32"/>
                         </w:rPr>
-                        <w:t>edaar</w:t>
-                      </w:r>
-                      <w:proofErr w:type="spellEnd"/>
-                      <w:r>
-                        <w:rPr>
-                          <w:b/>
-                          <w:bCs/>
-                          <w:sz w:val="32"/>
-                          <w:szCs w:val="32"/>
-                        </w:rPr>
-                        <w:t xml:space="preserve"> Textile Private Limited</w:t>
+                        <w:t>edaar Textile Private Limited</w:t>
                       </w:r>
                     </w:p>
                     <w:p/>
                   </w:txbxContent>
                 </v:textbox>
               </v:shape>
-              <w10:wrap type="tight" anchorx="margin"/>
+              <w10:wrap type="tight"/>
             </v:group>
           </w:pict>
         </mc:Fallback>
@@ -3619,8 +3702,18 @@
 </w:hdr>
 </file>
 
+<file path=word/header3.xml><?xml version="1.0" encoding="utf-8"?>
+<w:hdr xmlns:wpc="http://schemas.microsoft.com/office/word/2010/wordprocessingCanvas" xmlns:cx="http://schemas.microsoft.com/office/drawing/2014/chartex" xmlns:cx1="http://schemas.microsoft.com/office/drawing/2015/9/8/chartex" xmlns:cx2="http://schemas.microsoft.com/office/drawing/2015/10/21/chartex" xmlns:cx3="http://schemas.microsoft.com/office/drawing/2016/5/9/chartex" xmlns:cx4="http://schemas.microsoft.com/office/drawing/2016/5/10/chartex" xmlns:cx5="http://schemas.microsoft.com/office/drawing/2016/5/11/chartex" xmlns:cx6="http://schemas.microsoft.com/office/drawing/2016/5/12/chartex" xmlns:cx7="http://schemas.microsoft.com/office/drawing/2016/5/13/chartex" xmlns:cx8="http://schemas.microsoft.com/office/drawing/2016/5/14/chartex" xmlns:mc="http://schemas.openxmlformats.org/markup-compatibility/2006" xmlns:aink="http://schemas.microsoft.com/office/drawing/2016/ink" xmlns:am3d="http://schemas.microsoft.com/office/drawing/2017/model3d" xmlns:o="urn:schemas-microsoft-com:office:office" xmlns:r="http://schemas.openxmlformats.org/officeDocument/2006/relationships" xmlns:m="http://schemas.openxmlformats.org/officeDocument/2006/math" xmlns:v="urn:schemas-microsoft-com:vml" xmlns:wp14="http://schemas.microsoft.com/office/word/2010/wordprocessingDrawing" xmlns:wp="http://schemas.openxmlformats.org/drawingml/2006/wordprocessingDrawing" xmlns:w10="urn:schemas-microsoft-com:office:word" xmlns:w="http://schemas.openxmlformats.org/wordprocessingml/2006/main" xmlns:w14="http://schemas.microsoft.com/office/word/2010/wordml" xmlns:w15="http://schemas.microsoft.com/office/word/2012/wordml" xmlns:w16cex="http://schemas.microsoft.com/office/word/2018/wordml/cex" xmlns:w16cid="http://schemas.microsoft.com/office/word/2016/wordml/cid" xmlns:w16="http://schemas.microsoft.com/office/word/2018/wordml" xmlns:w16sdtdh="http://schemas.microsoft.com/office/word/2020/wordml/sdtdatahash" xmlns:w16se="http://schemas.microsoft.com/office/word/2015/wordml/symex" xmlns:wpg="http://schemas.microsoft.com/office/word/2010/wordprocessingGroup" xmlns:wpi="http://schemas.microsoft.com/office/word/2010/wordprocessingInk" xmlns:wne="http://schemas.microsoft.com/office/word/2006/wordml" xmlns:wps="http://schemas.microsoft.com/office/word/2010/wordprocessingShape" mc:Ignorable="w14 w15 w16se w16cid w16 w16cex w16sdtdh wp14">
+  <w:p>
+    <w:pPr>
+      <w:pStyle w:val="Header"/>
+    </w:pPr>
+  </w:p>
+</w:hdr>
+</file>
+
 <file path=word/numbering.xml><?xml version="1.0" encoding="utf-8"?>
-<w:numbering xmlns:wpc="http://schemas.microsoft.com/office/word/2010/wordprocessingCanvas" xmlns:cx="http://schemas.microsoft.com/office/drawing/2014/chartex" xmlns:cx1="http://schemas.microsoft.com/office/drawing/2015/9/8/chartex" xmlns:cx2="http://schemas.microsoft.com/office/drawing/2015/10/21/chartex" xmlns:cx3="http://schemas.microsoft.com/office/drawing/2016/5/9/chartex" xmlns:cx4="http://schemas.microsoft.com/office/drawing/2016/5/10/chartex" xmlns:cx5="http://schemas.microsoft.com/office/drawing/2016/5/11/chartex" xmlns:cx6="http://schemas.microsoft.com/office/drawing/2016/5/12/chartex" xmlns:cx7="http://schemas.microsoft.com/office/drawing/2016/5/13/chartex" xmlns:cx8="http://schemas.microsoft.com/office/drawing/2016/5/14/chartex" xmlns:mc="http://schemas.openxmlformats.org/markup-compatibility/2006" xmlns:aink="http://schemas.microsoft.com/office/drawing/2016/ink" xmlns:am3d="http://schemas.microsoft.com/office/drawing/2017/model3d" xmlns:o="urn:schemas-microsoft-com:office:office" xmlns:oel="http://schemas.microsoft.com/office/2019/extlst" xmlns:r="http://schemas.openxmlformats.org/officeDocument/2006/relationships" xmlns:m="http://schemas.openxmlformats.org/officeDocument/2006/math" xmlns:v="urn:schemas-microsoft-com:vml" xmlns:wp14="http://schemas.microsoft.com/office/word/2010/wordprocessingDrawing" xmlns:wp="http://schemas.openxmlformats.org/drawingml/2006/wordprocessingDrawing" xmlns:w10="urn:schemas-microsoft-com:office:word" xmlns:w="http://schemas.openxmlformats.org/wordprocessingml/2006/main" xmlns:w14="http://schemas.microsoft.com/office/word/2010/wordml" xmlns:w15="http://schemas.microsoft.com/office/word/2012/wordml" xmlns:w16cex="http://schemas.microsoft.com/office/word/2018/wordml/cex" xmlns:w16cid="http://schemas.microsoft.com/office/word/2016/wordml/cid" xmlns:w16="http://schemas.microsoft.com/office/word/2018/wordml" xmlns:w16sdtdh="http://schemas.microsoft.com/office/word/2020/wordml/sdtdatahash" xmlns:w16se="http://schemas.microsoft.com/office/word/2015/wordml/symex" xmlns:wpg="http://schemas.microsoft.com/office/word/2010/wordprocessingGroup" xmlns:wpi="http://schemas.microsoft.com/office/word/2010/wordprocessingInk" xmlns:wne="http://schemas.microsoft.com/office/word/2006/wordml" xmlns:wps="http://schemas.microsoft.com/office/word/2010/wordprocessingShape" mc:Ignorable="w14 w15 w16se w16cid w16 w16cex w16sdtdh wp14">
+<w:numbering xmlns:wpc="http://schemas.microsoft.com/office/word/2010/wordprocessingCanvas" xmlns:cx="http://schemas.microsoft.com/office/drawing/2014/chartex" xmlns:cx1="http://schemas.microsoft.com/office/drawing/2015/9/8/chartex" xmlns:cx2="http://schemas.microsoft.com/office/drawing/2015/10/21/chartex" xmlns:cx3="http://schemas.microsoft.com/office/drawing/2016/5/9/chartex" xmlns:cx4="http://schemas.microsoft.com/office/drawing/2016/5/10/chartex" xmlns:cx5="http://schemas.microsoft.com/office/drawing/2016/5/11/chartex" xmlns:cx6="http://schemas.microsoft.com/office/drawing/2016/5/12/chartex" xmlns:cx7="http://schemas.microsoft.com/office/drawing/2016/5/13/chartex" xmlns:cx8="http://schemas.microsoft.com/office/drawing/2016/5/14/chartex" xmlns:mc="http://schemas.openxmlformats.org/markup-compatibility/2006" xmlns:aink="http://schemas.microsoft.com/office/drawing/2016/ink" xmlns:am3d="http://schemas.microsoft.com/office/drawing/2017/model3d" xmlns:o="urn:schemas-microsoft-com:office:office" xmlns:r="http://schemas.openxmlformats.org/officeDocument/2006/relationships" xmlns:m="http://schemas.openxmlformats.org/officeDocument/2006/math" xmlns:v="urn:schemas-microsoft-com:vml" xmlns:wp14="http://schemas.microsoft.com/office/word/2010/wordprocessingDrawing" xmlns:wp="http://schemas.openxmlformats.org/drawingml/2006/wordprocessingDrawing" xmlns:w10="urn:schemas-microsoft-com:office:word" xmlns:w="http://schemas.openxmlformats.org/wordprocessingml/2006/main" xmlns:w14="http://schemas.microsoft.com/office/word/2010/wordml" xmlns:w15="http://schemas.microsoft.com/office/word/2012/wordml" xmlns:w16cex="http://schemas.microsoft.com/office/word/2018/wordml/cex" xmlns:w16cid="http://schemas.microsoft.com/office/word/2016/wordml/cid" xmlns:w16="http://schemas.microsoft.com/office/word/2018/wordml" xmlns:w16sdtdh="http://schemas.microsoft.com/office/word/2020/wordml/sdtdatahash" xmlns:w16se="http://schemas.microsoft.com/office/word/2015/wordml/symex" xmlns:wpg="http://schemas.microsoft.com/office/word/2010/wordprocessingGroup" xmlns:wpi="http://schemas.microsoft.com/office/word/2010/wordprocessingInk" xmlns:wne="http://schemas.microsoft.com/office/word/2006/wordml" xmlns:wps="http://schemas.microsoft.com/office/word/2010/wordprocessingShape" mc:Ignorable="w14 w15 w16se w16cid w16 w16cex w16sdtdh wp14">
   <w:abstractNum w:abstractNumId="0" w15:restartNumberingAfterBreak="0">
     <w:nsid w:val="19365752"/>
     <w:multiLevelType w:val="hybridMultilevel"/>
@@ -3863,16 +3956,16 @@
       <w:lvlJc w:val="left"/>
     </w:lvl>
   </w:abstractNum>
-  <w:num w:numId="1" w16cid:durableId="806432329">
+  <w:num w:numId="1">
     <w:abstractNumId w:val="2"/>
   </w:num>
-  <w:num w:numId="2" w16cid:durableId="138810566">
+  <w:num w:numId="2">
     <w:abstractNumId w:val="3"/>
   </w:num>
-  <w:num w:numId="3" w16cid:durableId="1726489318">
+  <w:num w:numId="3">
     <w:abstractNumId w:val="1"/>
   </w:num>
-  <w:num w:numId="4" w16cid:durableId="1103646663">
+  <w:num w:numId="4">
     <w:abstractNumId w:val="0"/>
   </w:num>
 </w:numbering>

--- a/APLOS/POPResources/Templates/LocalTaxInvoice202034.docx
+++ b/APLOS/POPResources/Templates/LocalTaxInvoice202034.docx
@@ -1,6 +1,6 @@
 
 <file path=word/document.xml><?xml version="1.0" encoding="utf-8"?>
-<w:document xmlns:wpc="http://schemas.microsoft.com/office/word/2010/wordprocessingCanvas" xmlns:cx="http://schemas.microsoft.com/office/drawing/2014/chartex" xmlns:cx1="http://schemas.microsoft.com/office/drawing/2015/9/8/chartex" xmlns:cx2="http://schemas.microsoft.com/office/drawing/2015/10/21/chartex" xmlns:cx3="http://schemas.microsoft.com/office/drawing/2016/5/9/chartex" xmlns:cx4="http://schemas.microsoft.com/office/drawing/2016/5/10/chartex" xmlns:cx5="http://schemas.microsoft.com/office/drawing/2016/5/11/chartex" xmlns:cx6="http://schemas.microsoft.com/office/drawing/2016/5/12/chartex" xmlns:cx7="http://schemas.microsoft.com/office/drawing/2016/5/13/chartex" xmlns:cx8="http://schemas.microsoft.com/office/drawing/2016/5/14/chartex" xmlns:mc="http://schemas.openxmlformats.org/markup-compatibility/2006" xmlns:aink="http://schemas.microsoft.com/office/drawing/2016/ink" xmlns:am3d="http://schemas.microsoft.com/office/drawing/2017/model3d" xmlns:o="urn:schemas-microsoft-com:office:office" xmlns:r="http://schemas.openxmlformats.org/officeDocument/2006/relationships" xmlns:m="http://schemas.openxmlformats.org/officeDocument/2006/math" xmlns:v="urn:schemas-microsoft-com:vml" xmlns:wp14="http://schemas.microsoft.com/office/word/2010/wordprocessingDrawing" xmlns:wp="http://schemas.openxmlformats.org/drawingml/2006/wordprocessingDrawing" xmlns:w10="urn:schemas-microsoft-com:office:word" xmlns:w="http://schemas.openxmlformats.org/wordprocessingml/2006/main" xmlns:w14="http://schemas.microsoft.com/office/word/2010/wordml" xmlns:w15="http://schemas.microsoft.com/office/word/2012/wordml" xmlns:w16cex="http://schemas.microsoft.com/office/word/2018/wordml/cex" xmlns:w16cid="http://schemas.microsoft.com/office/word/2016/wordml/cid" xmlns:w16="http://schemas.microsoft.com/office/word/2018/wordml" xmlns:w16sdtdh="http://schemas.microsoft.com/office/word/2020/wordml/sdtdatahash" xmlns:w16se="http://schemas.microsoft.com/office/word/2015/wordml/symex" xmlns:wpg="http://schemas.microsoft.com/office/word/2010/wordprocessingGroup" xmlns:wpi="http://schemas.microsoft.com/office/word/2010/wordprocessingInk" xmlns:wne="http://schemas.microsoft.com/office/word/2006/wordml" xmlns:wps="http://schemas.microsoft.com/office/word/2010/wordprocessingShape" mc:Ignorable="w14 w15 w16se w16cid w16 w16cex w16sdtdh wp14">
+<w:document xmlns:wpc="http://schemas.microsoft.com/office/word/2010/wordprocessingCanvas" xmlns:cx="http://schemas.microsoft.com/office/drawing/2014/chartex" xmlns:cx1="http://schemas.microsoft.com/office/drawing/2015/9/8/chartex" xmlns:cx2="http://schemas.microsoft.com/office/drawing/2015/10/21/chartex" xmlns:cx3="http://schemas.microsoft.com/office/drawing/2016/5/9/chartex" xmlns:cx4="http://schemas.microsoft.com/office/drawing/2016/5/10/chartex" xmlns:cx5="http://schemas.microsoft.com/office/drawing/2016/5/11/chartex" xmlns:cx6="http://schemas.microsoft.com/office/drawing/2016/5/12/chartex" xmlns:cx7="http://schemas.microsoft.com/office/drawing/2016/5/13/chartex" xmlns:cx8="http://schemas.microsoft.com/office/drawing/2016/5/14/chartex" xmlns:mc="http://schemas.openxmlformats.org/markup-compatibility/2006" xmlns:aink="http://schemas.microsoft.com/office/drawing/2016/ink" xmlns:am3d="http://schemas.microsoft.com/office/drawing/2017/model3d" xmlns:o="urn:schemas-microsoft-com:office:office" xmlns:oel="http://schemas.microsoft.com/office/2019/extlst" xmlns:r="http://schemas.openxmlformats.org/officeDocument/2006/relationships" xmlns:m="http://schemas.openxmlformats.org/officeDocument/2006/math" xmlns:v="urn:schemas-microsoft-com:vml" xmlns:wp14="http://schemas.microsoft.com/office/word/2010/wordprocessingDrawing" xmlns:wp="http://schemas.openxmlformats.org/drawingml/2006/wordprocessingDrawing" xmlns:w10="urn:schemas-microsoft-com:office:word" xmlns:w="http://schemas.openxmlformats.org/wordprocessingml/2006/main" xmlns:w14="http://schemas.microsoft.com/office/word/2010/wordml" xmlns:w15="http://schemas.microsoft.com/office/word/2012/wordml" xmlns:w16cex="http://schemas.microsoft.com/office/word/2018/wordml/cex" xmlns:w16cid="http://schemas.microsoft.com/office/word/2016/wordml/cid" xmlns:w16="http://schemas.microsoft.com/office/word/2018/wordml" xmlns:w16sdtdh="http://schemas.microsoft.com/office/word/2020/wordml/sdtdatahash" xmlns:w16se="http://schemas.microsoft.com/office/word/2015/wordml/symex" xmlns:wpg="http://schemas.microsoft.com/office/word/2010/wordprocessingGroup" xmlns:wpi="http://schemas.microsoft.com/office/word/2010/wordprocessingInk" xmlns:wne="http://schemas.microsoft.com/office/word/2006/wordml" xmlns:wps="http://schemas.microsoft.com/office/word/2010/wordprocessingShape" mc:Ignorable="w14 w15 w16se w16cid w16 w16cex w16sdtdh wp14">
   <w:body>
     <w:tbl>
       <w:tblPr>
@@ -108,7 +108,6 @@
               </w:rPr>
               <w:t xml:space="preserve"> - </w:t>
             </w:r>
-            <w:proofErr w:type="spellStart"/>
             <w:r>
               <w:rPr>
                 <w:rFonts w:ascii="Arial Narrow" w:hAnsi="Arial Narrow" w:cs="Tahoma"/>
@@ -116,9 +115,8 @@
                 <w:sz w:val="20"/>
                 <w:szCs w:val="20"/>
               </w:rPr>
-              <w:t>Akbarpur</w:t>
-            </w:r>
-            <w:proofErr w:type="spellEnd"/>
+              <w:t>Akbarpur Channa</w:t>
+            </w:r>
             <w:r>
               <w:rPr>
                 <w:rFonts w:ascii="Arial Narrow" w:hAnsi="Arial Narrow" w:cs="Tahoma"/>
@@ -126,9 +124,8 @@
                 <w:sz w:val="20"/>
                 <w:szCs w:val="20"/>
               </w:rPr>
-              <w:t xml:space="preserve"> </w:t>
-            </w:r>
-            <w:proofErr w:type="spellStart"/>
+              <w:t xml:space="preserve">, </w:t>
+            </w:r>
             <w:r>
               <w:rPr>
                 <w:rFonts w:ascii="Arial Narrow" w:hAnsi="Arial Narrow" w:cs="Tahoma"/>
@@ -136,9 +133,8 @@
                 <w:sz w:val="20"/>
                 <w:szCs w:val="20"/>
               </w:rPr>
-              <w:t>Channa</w:t>
-            </w:r>
-            <w:proofErr w:type="spellEnd"/>
+              <w:t>Ludhiana - Malerkotla Road,</w:t>
+            </w:r>
             <w:r>
               <w:rPr>
                 <w:rFonts w:ascii="Arial Narrow" w:hAnsi="Arial Narrow" w:cs="Tahoma"/>
@@ -146,7 +142,7 @@
                 <w:sz w:val="20"/>
                 <w:szCs w:val="20"/>
               </w:rPr>
-              <w:t xml:space="preserve">, </w:t>
+              <w:t xml:space="preserve"> </w:t>
             </w:r>
             <w:r>
               <w:rPr>
@@ -155,9 +151,8 @@
                 <w:sz w:val="20"/>
                 <w:szCs w:val="20"/>
               </w:rPr>
-              <w:t xml:space="preserve">Ludhiana - </w:t>
-            </w:r>
-            <w:proofErr w:type="spellStart"/>
+              <w:t>Near</w:t>
+            </w:r>
             <w:r>
               <w:rPr>
                 <w:rFonts w:ascii="Arial Narrow" w:hAnsi="Arial Narrow" w:cs="Tahoma"/>
@@ -165,9 +160,8 @@
                 <w:sz w:val="20"/>
                 <w:szCs w:val="20"/>
               </w:rPr>
-              <w:t>Malerkotla</w:t>
-            </w:r>
-            <w:proofErr w:type="spellEnd"/>
+              <w:t>-</w:t>
+            </w:r>
             <w:r>
               <w:rPr>
                 <w:rFonts w:ascii="Arial Narrow" w:hAnsi="Arial Narrow" w:cs="Tahoma"/>
@@ -175,55 +169,8 @@
                 <w:sz w:val="20"/>
                 <w:szCs w:val="20"/>
               </w:rPr>
-              <w:t xml:space="preserve"> Road,</w:t>
-            </w:r>
-            <w:r>
-              <w:rPr>
-                <w:rFonts w:ascii="Arial Narrow" w:hAnsi="Arial Narrow" w:cs="Tahoma"/>
-                <w:bCs/>
-                <w:sz w:val="20"/>
-                <w:szCs w:val="20"/>
-              </w:rPr>
-              <w:t xml:space="preserve"> </w:t>
-            </w:r>
-            <w:r>
-              <w:rPr>
-                <w:rFonts w:ascii="Arial Narrow" w:hAnsi="Arial Narrow" w:cs="Tahoma"/>
-                <w:bCs/>
-                <w:sz w:val="20"/>
-                <w:szCs w:val="20"/>
-              </w:rPr>
-              <w:t>Near</w:t>
-            </w:r>
-            <w:r>
-              <w:rPr>
-                <w:rFonts w:ascii="Arial Narrow" w:hAnsi="Arial Narrow" w:cs="Tahoma"/>
-                <w:bCs/>
-                <w:sz w:val="20"/>
-                <w:szCs w:val="20"/>
-              </w:rPr>
-              <w:t>-</w:t>
-            </w:r>
-            <w:r>
-              <w:rPr>
-                <w:rFonts w:ascii="Arial Narrow" w:hAnsi="Arial Narrow" w:cs="Tahoma"/>
-                <w:bCs/>
-                <w:sz w:val="20"/>
-                <w:szCs w:val="20"/>
-              </w:rPr>
-              <w:t xml:space="preserve"> </w:t>
-            </w:r>
-            <w:proofErr w:type="spellStart"/>
-            <w:r>
-              <w:rPr>
-                <w:rFonts w:ascii="Arial Narrow" w:hAnsi="Arial Narrow" w:cs="Tahoma"/>
-                <w:bCs/>
-                <w:sz w:val="20"/>
-                <w:szCs w:val="20"/>
-              </w:rPr>
-              <w:t>Ahmedgarh</w:t>
-            </w:r>
-            <w:proofErr w:type="spellEnd"/>
+              <w:t xml:space="preserve"> Ahmedgarh</w:t>
+            </w:r>
             <w:r>
               <w:rPr>
                 <w:rFonts w:ascii="Arial Narrow" w:hAnsi="Arial Narrow" w:cs="Tahoma"/>
@@ -343,7 +290,6 @@
               </w:rPr>
               <w:t xml:space="preserve"> </w:t>
             </w:r>
-            <w:proofErr w:type="gramStart"/>
             <w:r>
               <w:rPr>
                 <w:rFonts w:ascii="Tahoma" w:hAnsi="Tahoma" w:cs="Tahoma"/>
@@ -354,7 +300,6 @@
               </w:rPr>
               <w:t>PH:-</w:t>
             </w:r>
-            <w:proofErr w:type="gramEnd"/>
             <w:r>
               <w:rPr>
                 <w:rFonts w:ascii="Tahoma" w:hAnsi="Tahoma" w:cs="Tahoma"/>
@@ -395,7 +340,6 @@
               </w:rPr>
               <w:t>{</w:t>
             </w:r>
-            <w:proofErr w:type="spellStart"/>
             <w:r>
               <w:rPr>
                 <w:rFonts w:ascii="Consolas" w:hAnsi="Consolas" w:cs="Consolas"/>
@@ -405,7 +349,6 @@
               </w:rPr>
               <w:t>FileCopyName</w:t>
             </w:r>
-            <w:proofErr w:type="spellEnd"/>
             <w:r>
               <w:rPr>
                 <w:rFonts w:ascii="Tahoma" w:hAnsi="Tahoma" w:cs="Tahoma"/>
@@ -442,27 +385,7 @@
                 <w:sz w:val="16"/>
                 <w:szCs w:val="16"/>
               </w:rPr>
-              <w:t xml:space="preserve">GST </w:t>
-            </w:r>
-            <w:proofErr w:type="gramStart"/>
-            <w:r>
-              <w:rPr>
-                <w:rFonts w:ascii="Tahoma" w:hAnsi="Tahoma" w:cs="Tahoma"/>
-                <w:b/>
-                <w:sz w:val="16"/>
-                <w:szCs w:val="16"/>
-              </w:rPr>
-              <w:t>NO :</w:t>
-            </w:r>
-            <w:proofErr w:type="gramEnd"/>
-            <w:r>
-              <w:rPr>
-                <w:rFonts w:ascii="Tahoma" w:hAnsi="Tahoma" w:cs="Tahoma"/>
-                <w:b/>
-                <w:sz w:val="16"/>
-                <w:szCs w:val="16"/>
-              </w:rPr>
-              <w:t xml:space="preserve"> 03AAJCC0212A1ZR</w:t>
+              <w:t>GST NO : 03AAJCC0212A1ZR</w:t>
             </w:r>
           </w:p>
         </w:tc>
@@ -559,7 +482,6 @@
               </w:rPr>
               <w:t xml:space="preserve"> {</w:t>
             </w:r>
-            <w:proofErr w:type="spellStart"/>
             <w:r>
               <w:rPr>
                 <w:rFonts w:ascii="Consolas" w:hAnsi="Consolas" w:cs="Consolas"/>
@@ -569,7 +491,6 @@
               </w:rPr>
               <w:t>InvoiceNo</w:t>
             </w:r>
-            <w:proofErr w:type="spellEnd"/>
             <w:r>
               <w:rPr>
                 <w:rFonts w:ascii="Tahoma" w:hAnsi="Tahoma" w:cs="Tahoma"/>
@@ -625,7 +546,6 @@
               </w:rPr>
               <w:t>: {</w:t>
             </w:r>
-            <w:proofErr w:type="spellStart"/>
             <w:r>
               <w:rPr>
                 <w:rFonts w:ascii="Consolas" w:hAnsi="Consolas" w:cs="Consolas"/>
@@ -635,7 +555,6 @@
               </w:rPr>
               <w:t>InvoiceDate</w:t>
             </w:r>
-            <w:proofErr w:type="spellEnd"/>
             <w:r>
               <w:rPr>
                 <w:rFonts w:ascii="Tahoma" w:hAnsi="Tahoma" w:cs="Tahoma"/>
@@ -813,8 +732,6 @@
               </w:rPr>
               <w:t xml:space="preserve">Customer </w:t>
             </w:r>
-            <w:proofErr w:type="spellStart"/>
-            <w:proofErr w:type="gramStart"/>
             <w:r>
               <w:rPr>
                 <w:rFonts w:ascii="Tahoma" w:hAnsi="Tahoma" w:cs="Tahoma"/>
@@ -840,19 +757,8 @@
                 <w:sz w:val="16"/>
                 <w:szCs w:val="16"/>
               </w:rPr>
-              <w:t>o</w:t>
-            </w:r>
-            <w:proofErr w:type="spellEnd"/>
-            <w:r>
-              <w:rPr>
-                <w:rFonts w:ascii="Tahoma" w:hAnsi="Tahoma" w:cs="Tahoma"/>
-                <w:b/>
-                <w:sz w:val="16"/>
-                <w:szCs w:val="16"/>
-              </w:rPr>
-              <w:t>:-</w:t>
-            </w:r>
-            <w:proofErr w:type="gramEnd"/>
+              <w:t>o:-</w:t>
+            </w:r>
             <w:r>
               <w:rPr>
                 <w:rFonts w:ascii="Tahoma" w:hAnsi="Tahoma" w:cs="Tahoma"/>
@@ -862,7 +768,6 @@
               </w:rPr>
               <w:t>{</w:t>
             </w:r>
-            <w:proofErr w:type="spellStart"/>
             <w:r>
               <w:rPr>
                 <w:rFonts w:ascii="Consolas" w:hAnsi="Consolas" w:cs="Consolas"/>
@@ -872,7 +777,6 @@
               </w:rPr>
               <w:t>CustomerGSTNo</w:t>
             </w:r>
-            <w:proofErr w:type="spellEnd"/>
             <w:r>
               <w:rPr>
                 <w:rFonts w:ascii="Tahoma" w:hAnsi="Tahoma" w:cs="Tahoma"/>
@@ -914,27 +818,7 @@
                 <w:sz w:val="16"/>
                 <w:szCs w:val="16"/>
               </w:rPr>
-              <w:t xml:space="preserve">PAN </w:t>
-            </w:r>
-            <w:proofErr w:type="gramStart"/>
-            <w:r>
-              <w:rPr>
-                <w:rFonts w:ascii="Tahoma" w:hAnsi="Tahoma" w:cs="Tahoma"/>
-                <w:b/>
-                <w:sz w:val="16"/>
-                <w:szCs w:val="16"/>
-              </w:rPr>
-              <w:t>NO :</w:t>
-            </w:r>
-            <w:proofErr w:type="gramEnd"/>
-            <w:r>
-              <w:rPr>
-                <w:rFonts w:ascii="Tahoma" w:hAnsi="Tahoma" w:cs="Tahoma"/>
-                <w:b/>
-                <w:sz w:val="16"/>
-                <w:szCs w:val="16"/>
-              </w:rPr>
-              <w:t>-</w:t>
+              <w:t>PAN NO :-</w:t>
             </w:r>
             <w:r>
               <w:rPr>
@@ -945,7 +829,6 @@
               </w:rPr>
               <w:t>{</w:t>
             </w:r>
-            <w:proofErr w:type="spellStart"/>
             <w:r>
               <w:rPr>
                 <w:rFonts w:ascii="Consolas" w:hAnsi="Consolas" w:cs="Consolas"/>
@@ -953,17 +836,7 @@
                 <w:sz w:val="19"/>
                 <w:szCs w:val="19"/>
               </w:rPr>
-              <w:t>CustomerPANNo</w:t>
-            </w:r>
-            <w:proofErr w:type="spellEnd"/>
-            <w:r>
-              <w:rPr>
-                <w:rFonts w:ascii="Consolas" w:hAnsi="Consolas" w:cs="Consolas"/>
-                <w:color w:val="000000"/>
-                <w:sz w:val="19"/>
-                <w:szCs w:val="19"/>
-              </w:rPr>
-              <w:t>}</w:t>
+              <w:t>CustomerPANNo}</w:t>
             </w:r>
           </w:p>
         </w:tc>
@@ -1066,7 +939,6 @@
               </w:rPr>
               <w:t>{</w:t>
             </w:r>
-            <w:proofErr w:type="spellStart"/>
             <w:r>
               <w:rPr>
                 <w:rFonts w:ascii="Consolas" w:hAnsi="Consolas" w:cs="Tahoma"/>
@@ -1076,7 +948,6 @@
               </w:rPr>
               <w:t>ConsigneeAddress</w:t>
             </w:r>
-            <w:proofErr w:type="spellEnd"/>
             <w:r>
               <w:rPr>
                 <w:rFonts w:ascii="Consolas" w:hAnsi="Consolas" w:cs="Consolas"/>
@@ -1188,7 +1059,6 @@
               </w:rPr>
               <w:t>{</w:t>
             </w:r>
-            <w:proofErr w:type="spellStart"/>
             <w:r>
               <w:rPr>
                 <w:rFonts w:ascii="Consolas" w:hAnsi="Consolas" w:cs="Consolas"/>
@@ -1198,7 +1068,6 @@
               </w:rPr>
               <w:t>DeliveryByAddress</w:t>
             </w:r>
-            <w:proofErr w:type="spellEnd"/>
             <w:r>
               <w:rPr>
                 <w:rFonts w:ascii="Consolas" w:hAnsi="Consolas" w:cs="Consolas"/>
@@ -1291,7 +1160,6 @@
               </w:rPr>
               <w:t>{</w:t>
             </w:r>
-            <w:proofErr w:type="spellStart"/>
             <w:r>
               <w:rPr>
                 <w:rFonts w:ascii="Consolas" w:hAnsi="Consolas" w:cs="Consolas"/>
@@ -1301,7 +1169,6 @@
               </w:rPr>
               <w:t>PONumber</w:t>
             </w:r>
-            <w:proofErr w:type="spellEnd"/>
             <w:r>
               <w:rPr>
                 <w:rFonts w:ascii="Tahoma" w:hAnsi="Tahoma" w:cs="Tahoma"/>
@@ -1371,7 +1238,6 @@
               </w:rPr>
               <w:t>{</w:t>
             </w:r>
-            <w:proofErr w:type="spellStart"/>
             <w:r>
               <w:rPr>
                 <w:rFonts w:ascii="Consolas" w:hAnsi="Consolas" w:cs="Consolas"/>
@@ -1381,7 +1247,6 @@
               </w:rPr>
               <w:t>AddedDate</w:t>
             </w:r>
-            <w:proofErr w:type="spellEnd"/>
             <w:r>
               <w:rPr>
                 <w:rFonts w:ascii="Tahoma" w:hAnsi="Tahoma" w:cs="Tahoma"/>
@@ -1416,19 +1281,8 @@
                 <w:sz w:val="16"/>
                 <w:szCs w:val="16"/>
               </w:rPr>
-              <w:t xml:space="preserve">Container </w:t>
-            </w:r>
-            <w:proofErr w:type="gramStart"/>
-            <w:r>
-              <w:rPr>
-                <w:rFonts w:ascii="Tahoma" w:hAnsi="Tahoma" w:cs="Tahoma"/>
-                <w:b/>
-                <w:sz w:val="16"/>
-                <w:szCs w:val="16"/>
-              </w:rPr>
-              <w:t>No :</w:t>
-            </w:r>
-            <w:proofErr w:type="gramEnd"/>
+              <w:t>Container No :</w:t>
+            </w:r>
             <w:r>
               <w:rPr>
                 <w:rFonts w:ascii="Tahoma" w:hAnsi="Tahoma" w:cs="Tahoma"/>
@@ -1438,7 +1292,6 @@
               </w:rPr>
               <w:t xml:space="preserve"> {</w:t>
             </w:r>
-            <w:proofErr w:type="spellStart"/>
             <w:r>
               <w:rPr>
                 <w:rFonts w:ascii="Consolas" w:hAnsi="Consolas" w:cs="Consolas"/>
@@ -1448,7 +1301,6 @@
               </w:rPr>
               <w:t>CNFContainerNo</w:t>
             </w:r>
-            <w:proofErr w:type="spellEnd"/>
             <w:r>
               <w:rPr>
                 <w:rFonts w:ascii="Tahoma" w:hAnsi="Tahoma" w:cs="Tahoma"/>
@@ -1545,7 +1397,6 @@
               </w:rPr>
               <w:t>{</w:t>
             </w:r>
-            <w:proofErr w:type="spellStart"/>
             <w:r>
               <w:rPr>
                 <w:rFonts w:ascii="Consolas" w:hAnsi="Consolas" w:cs="Consolas"/>
@@ -1555,7 +1406,6 @@
               </w:rPr>
               <w:t>TransportVehicleNo</w:t>
             </w:r>
-            <w:proofErr w:type="spellEnd"/>
             <w:r>
               <w:rPr>
                 <w:rFonts w:ascii="Tahoma" w:hAnsi="Tahoma" w:cs="Tahoma"/>
@@ -1633,7 +1483,6 @@
               </w:rPr>
               <w:t>{</w:t>
             </w:r>
-            <w:proofErr w:type="spellStart"/>
             <w:r>
               <w:rPr>
                 <w:rFonts w:ascii="Consolas" w:hAnsi="Consolas" w:cs="Consolas"/>
@@ -1643,7 +1492,6 @@
               </w:rPr>
               <w:t>TransporterName</w:t>
             </w:r>
-            <w:proofErr w:type="spellEnd"/>
             <w:r>
               <w:rPr>
                 <w:rFonts w:ascii="Tahoma" w:hAnsi="Tahoma" w:cs="Tahoma"/>
@@ -1704,7 +1552,6 @@
               </w:rPr>
               <w:t xml:space="preserve"> {</w:t>
             </w:r>
-            <w:proofErr w:type="spellStart"/>
             <w:r>
               <w:rPr>
                 <w:rFonts w:ascii="Consolas" w:hAnsi="Consolas" w:cs="Consolas"/>
@@ -1714,7 +1561,6 @@
               </w:rPr>
               <w:t>CNFBLAWBDate</w:t>
             </w:r>
-            <w:proofErr w:type="spellEnd"/>
             <w:r>
               <w:rPr>
                 <w:rFonts w:ascii="Tahoma" w:hAnsi="Tahoma" w:cs="Tahoma"/>
@@ -1769,7 +1615,6 @@
               </w:rPr>
               <w:t xml:space="preserve">Transport Doc </w:t>
             </w:r>
-            <w:proofErr w:type="gramStart"/>
             <w:r>
               <w:rPr>
                 <w:rFonts w:ascii="Tahoma" w:hAnsi="Tahoma" w:cs="Tahoma"/>
@@ -1790,8 +1635,6 @@
               </w:rPr>
               <w:t>{</w:t>
             </w:r>
-            <w:proofErr w:type="spellStart"/>
-            <w:proofErr w:type="gramEnd"/>
             <w:r>
               <w:rPr>
                 <w:rFonts w:ascii="Consolas" w:hAnsi="Consolas" w:cs="Consolas"/>
@@ -1799,17 +1642,7 @@
                 <w:sz w:val="19"/>
                 <w:szCs w:val="19"/>
               </w:rPr>
-              <w:t>TransportDocRefNo</w:t>
-            </w:r>
-            <w:proofErr w:type="spellEnd"/>
-            <w:r>
-              <w:rPr>
-                <w:rFonts w:ascii="Consolas" w:hAnsi="Consolas" w:cs="Consolas"/>
-                <w:color w:val="000000"/>
-                <w:sz w:val="19"/>
-                <w:szCs w:val="19"/>
-              </w:rPr>
-              <w:t>}</w:t>
+              <w:t>TransportDocRefNo}</w:t>
             </w:r>
           </w:p>
           <w:p>
@@ -1899,7 +1732,6 @@
               </w:rPr>
               <w:t>{</w:t>
             </w:r>
-            <w:proofErr w:type="spellStart"/>
             <w:r>
               <w:rPr>
                 <w:rFonts w:ascii="Consolas" w:hAnsi="Consolas" w:cs="Consolas"/>
@@ -1909,7 +1741,6 @@
               </w:rPr>
               <w:t>ItemDescription</w:t>
             </w:r>
-            <w:proofErr w:type="spellEnd"/>
             <w:r>
               <w:rPr>
                 <w:rFonts w:ascii="Tahoma" w:hAnsi="Tahoma" w:cs="Tahoma"/>
@@ -1980,40 +1811,8 @@
                 <w:sz w:val="16"/>
                 <w:szCs w:val="16"/>
               </w:rPr>
-              <w:t>{</w:t>
-            </w:r>
-            <w:proofErr w:type="spellStart"/>
-            <w:r>
-              <w:rPr>
-                <w:rFonts w:ascii="Tahoma" w:eastAsia="Arial" w:hAnsi="Tahoma" w:cs="Tahoma"/>
-                <w:b/>
-                <w:bCs/>
-                <w:sz w:val="16"/>
-                <w:szCs w:val="16"/>
-              </w:rPr>
-              <w:t>materialItems</w:t>
-            </w:r>
-            <w:proofErr w:type="spellEnd"/>
-            <w:r>
-              <w:rPr>
-                <w:rFonts w:ascii="Tahoma" w:eastAsia="Arial" w:hAnsi="Tahoma" w:cs="Tahoma"/>
-                <w:b/>
-                <w:bCs/>
-                <w:sz w:val="16"/>
-                <w:szCs w:val="16"/>
-              </w:rPr>
-              <w:t>}</w:t>
-            </w:r>
-          </w:p>
-          <w:p>
-            <w:pPr>
-              <w:rPr>
-                <w:rFonts w:ascii="Tahoma" w:hAnsi="Tahoma" w:cs="Tahoma"/>
-                <w:b/>
-                <w:sz w:val="16"/>
-                <w:szCs w:val="16"/>
-              </w:rPr>
-            </w:pPr>
+              <w:t>{materialItems}</w:t>
+            </w:r>
           </w:p>
         </w:tc>
       </w:tr>
@@ -2045,10 +1844,78 @@
                 <w:sz w:val="16"/>
                 <w:szCs w:val="16"/>
               </w:rPr>
+              <w:t>{ServiceCaption}</w:t>
+            </w:r>
+          </w:p>
+          <w:p>
+            <w:pPr>
+              <w:rPr>
+                <w:rFonts w:ascii="Tahoma" w:hAnsi="Tahoma" w:cs="Tahoma"/>
+                <w:b/>
+                <w:sz w:val="16"/>
+                <w:szCs w:val="16"/>
+              </w:rPr>
+            </w:pPr>
+            <w:r>
+              <w:rPr>
+                <w:rFonts w:ascii="Tahoma" w:eastAsia="Arial" w:hAnsi="Tahoma" w:cs="Tahoma"/>
+                <w:b/>
+                <w:bCs/>
+                <w:sz w:val="16"/>
+                <w:szCs w:val="16"/>
+              </w:rPr>
+              <w:t>{ServiceItems}</w:t>
+            </w:r>
+          </w:p>
+          <w:p>
+            <w:pPr>
+              <w:rPr>
+                <w:rFonts w:ascii="Tahoma" w:hAnsi="Tahoma" w:cs="Tahoma"/>
+                <w:b/>
+                <w:sz w:val="16"/>
+                <w:szCs w:val="16"/>
+              </w:rPr>
+            </w:pPr>
+          </w:p>
+          <w:p>
+            <w:pPr>
+              <w:rPr>
+                <w:rFonts w:ascii="Tahoma" w:hAnsi="Tahoma" w:cs="Tahoma"/>
+                <w:b/>
+                <w:sz w:val="16"/>
+                <w:szCs w:val="16"/>
+              </w:rPr>
+            </w:pPr>
+            <w:r>
+              <w:rPr>
+                <w:rFonts w:ascii="Tahoma" w:hAnsi="Tahoma" w:cs="Tahoma"/>
+                <w:b/>
+                <w:sz w:val="16"/>
+                <w:szCs w:val="16"/>
+              </w:rPr>
               <w:t>{</w:t>
             </w:r>
-            <w:proofErr w:type="spellStart"/>
-            <w:r>
+            <w:r>
+              <w:rPr>
+                <w:rFonts w:ascii="Tahoma" w:hAnsi="Tahoma" w:cs="Tahoma"/>
+                <w:b/>
+                <w:sz w:val="16"/>
+                <w:szCs w:val="16"/>
+              </w:rPr>
+              <w:t>TaxCollectedAtSource</w:t>
+            </w:r>
+            <w:r>
+              <w:rPr>
+                <w:rFonts w:ascii="Tahoma" w:hAnsi="Tahoma" w:cs="Tahoma"/>
+                <w:b/>
+                <w:sz w:val="16"/>
+                <w:szCs w:val="16"/>
+              </w:rPr>
+              <w:t>}</w:t>
+            </w:r>
+          </w:p>
+          <w:p>
+            <w:pPr>
               <w:rPr>
                 <w:rFonts w:ascii="Tahoma" w:eastAsia="Arial" w:hAnsi="Tahoma" w:cs="Tahoma"/>
                 <w:b/>
@@ -2056,9 +1923,7 @@
                 <w:sz w:val="16"/>
                 <w:szCs w:val="16"/>
               </w:rPr>
-              <w:t>ServiceCaption</w:t>
-            </w:r>
-            <w:proofErr w:type="spellEnd"/>
+            </w:pPr>
             <w:r>
               <w:rPr>
                 <w:rFonts w:ascii="Tahoma" w:eastAsia="Arial" w:hAnsi="Tahoma" w:cs="Tahoma"/>
@@ -2067,7 +1932,7 @@
                 <w:sz w:val="16"/>
                 <w:szCs w:val="16"/>
               </w:rPr>
-              <w:t>}</w:t>
+              <w:t>Total : {GrandTotal}</w:t>
             </w:r>
           </w:p>
           <w:p>
@@ -2087,175 +1952,7 @@
                 <w:sz w:val="16"/>
                 <w:szCs w:val="16"/>
               </w:rPr>
-              <w:t>{</w:t>
-            </w:r>
-            <w:proofErr w:type="spellStart"/>
-            <w:r>
-              <w:rPr>
-                <w:rFonts w:ascii="Tahoma" w:eastAsia="Arial" w:hAnsi="Tahoma" w:cs="Tahoma"/>
-                <w:b/>
-                <w:bCs/>
-                <w:sz w:val="16"/>
-                <w:szCs w:val="16"/>
-              </w:rPr>
-              <w:t>ServiceItems</w:t>
-            </w:r>
-            <w:proofErr w:type="spellEnd"/>
-            <w:r>
-              <w:rPr>
-                <w:rFonts w:ascii="Tahoma" w:eastAsia="Arial" w:hAnsi="Tahoma" w:cs="Tahoma"/>
-                <w:b/>
-                <w:bCs/>
-                <w:sz w:val="16"/>
-                <w:szCs w:val="16"/>
-              </w:rPr>
-              <w:t>}</w:t>
-            </w:r>
-          </w:p>
-          <w:p>
-            <w:pPr>
-              <w:rPr>
-                <w:rFonts w:ascii="Tahoma" w:hAnsi="Tahoma" w:cs="Tahoma"/>
-                <w:b/>
-                <w:sz w:val="16"/>
-                <w:szCs w:val="16"/>
-              </w:rPr>
-            </w:pPr>
-          </w:p>
-          <w:p>
-            <w:pPr>
-              <w:rPr>
-                <w:rFonts w:ascii="Tahoma" w:hAnsi="Tahoma" w:cs="Tahoma"/>
-                <w:b/>
-                <w:sz w:val="16"/>
-                <w:szCs w:val="16"/>
-              </w:rPr>
-            </w:pPr>
-            <w:r>
-              <w:rPr>
-                <w:rFonts w:ascii="Tahoma" w:hAnsi="Tahoma" w:cs="Tahoma"/>
-                <w:b/>
-                <w:sz w:val="16"/>
-                <w:szCs w:val="16"/>
-              </w:rPr>
-              <w:t>{</w:t>
-            </w:r>
-            <w:proofErr w:type="spellStart"/>
-            <w:r>
-              <w:rPr>
-                <w:rFonts w:ascii="Tahoma" w:hAnsi="Tahoma" w:cs="Tahoma"/>
-                <w:b/>
-                <w:sz w:val="16"/>
-                <w:szCs w:val="16"/>
-              </w:rPr>
-              <w:t>TaxCollectedAtSource</w:t>
-            </w:r>
-            <w:proofErr w:type="spellEnd"/>
-            <w:r>
-              <w:rPr>
-                <w:rFonts w:ascii="Tahoma" w:hAnsi="Tahoma" w:cs="Tahoma"/>
-                <w:b/>
-                <w:sz w:val="16"/>
-                <w:szCs w:val="16"/>
-              </w:rPr>
-              <w:t>}</w:t>
-            </w:r>
-          </w:p>
-          <w:p>
-            <w:pPr>
-              <w:rPr>
-                <w:rFonts w:ascii="Tahoma" w:eastAsia="Arial" w:hAnsi="Tahoma" w:cs="Tahoma"/>
-                <w:b/>
-                <w:bCs/>
-                <w:sz w:val="16"/>
-                <w:szCs w:val="16"/>
-              </w:rPr>
-            </w:pPr>
-            <w:proofErr w:type="gramStart"/>
-            <w:r>
-              <w:rPr>
-                <w:rFonts w:ascii="Tahoma" w:eastAsia="Arial" w:hAnsi="Tahoma" w:cs="Tahoma"/>
-                <w:b/>
-                <w:bCs/>
-                <w:sz w:val="16"/>
-                <w:szCs w:val="16"/>
-              </w:rPr>
-              <w:t>Total :</w:t>
-            </w:r>
-            <w:proofErr w:type="gramEnd"/>
-            <w:r>
-              <w:rPr>
-                <w:rFonts w:ascii="Tahoma" w:eastAsia="Arial" w:hAnsi="Tahoma" w:cs="Tahoma"/>
-                <w:b/>
-                <w:bCs/>
-                <w:sz w:val="16"/>
-                <w:szCs w:val="16"/>
-              </w:rPr>
-              <w:t xml:space="preserve"> {</w:t>
-            </w:r>
-            <w:proofErr w:type="spellStart"/>
-            <w:r>
-              <w:rPr>
-                <w:rFonts w:ascii="Tahoma" w:eastAsia="Arial" w:hAnsi="Tahoma" w:cs="Tahoma"/>
-                <w:b/>
-                <w:bCs/>
-                <w:sz w:val="16"/>
-                <w:szCs w:val="16"/>
-              </w:rPr>
-              <w:t>GrandTotal</w:t>
-            </w:r>
-            <w:proofErr w:type="spellEnd"/>
-            <w:r>
-              <w:rPr>
-                <w:rFonts w:ascii="Tahoma" w:eastAsia="Arial" w:hAnsi="Tahoma" w:cs="Tahoma"/>
-                <w:b/>
-                <w:bCs/>
-                <w:sz w:val="16"/>
-                <w:szCs w:val="16"/>
-              </w:rPr>
-              <w:t>}</w:t>
-            </w:r>
-          </w:p>
-          <w:p>
-            <w:pPr>
-              <w:rPr>
-                <w:rFonts w:ascii="Tahoma" w:hAnsi="Tahoma" w:cs="Tahoma"/>
-                <w:b/>
-                <w:sz w:val="16"/>
-                <w:szCs w:val="16"/>
-              </w:rPr>
-            </w:pPr>
-            <w:r>
-              <w:rPr>
-                <w:rFonts w:ascii="Tahoma" w:eastAsia="Arial" w:hAnsi="Tahoma" w:cs="Tahoma"/>
-                <w:b/>
-                <w:bCs/>
-                <w:sz w:val="16"/>
-                <w:szCs w:val="16"/>
-              </w:rPr>
-              <w:t>In Words: {</w:t>
-            </w:r>
-            <w:proofErr w:type="spellStart"/>
-            <w:r>
-              <w:rPr>
-                <w:rFonts w:ascii="Tahoma" w:eastAsia="Arial" w:hAnsi="Tahoma" w:cs="Tahoma"/>
-                <w:b/>
-                <w:bCs/>
-                <w:sz w:val="16"/>
-                <w:szCs w:val="16"/>
-              </w:rPr>
-              <w:t>TotalInWords</w:t>
-            </w:r>
-            <w:proofErr w:type="spellEnd"/>
-            <w:r>
-              <w:rPr>
-                <w:rFonts w:ascii="Tahoma" w:eastAsia="Arial" w:hAnsi="Tahoma" w:cs="Tahoma"/>
-                <w:b/>
-                <w:bCs/>
-                <w:sz w:val="16"/>
-                <w:szCs w:val="16"/>
-              </w:rPr>
-              <w:t>}</w:t>
+              <w:t>In Words: {TotalInWords}</w:t>
             </w:r>
           </w:p>
         </w:tc>
@@ -2277,24 +1974,24 @@
       <w:tblPr>
         <w:tblStyle w:val="TableGrid"/>
         <w:tblpPr w:leftFromText="180" w:rightFromText="180" w:vertAnchor="text" w:horzAnchor="margin" w:tblpXSpec="center" w:tblpY="223"/>
-        <w:tblW w:w="17910" w:type="dxa"/>
+        <w:tblW w:w="17861" w:type="dxa"/>
         <w:tblLook w:val="04A0" w:firstRow="1" w:lastRow="0" w:firstColumn="1" w:lastColumn="0" w:noHBand="0" w:noVBand="1"/>
       </w:tblPr>
       <w:tblGrid>
-        <w:gridCol w:w="2629"/>
-        <w:gridCol w:w="2407"/>
-        <w:gridCol w:w="7275"/>
-        <w:gridCol w:w="1170"/>
-        <w:gridCol w:w="1704"/>
-        <w:gridCol w:w="2725"/>
+        <w:gridCol w:w="2621"/>
+        <w:gridCol w:w="2400"/>
+        <w:gridCol w:w="7255"/>
+        <w:gridCol w:w="1168"/>
+        <w:gridCol w:w="1698"/>
+        <w:gridCol w:w="2719"/>
       </w:tblGrid>
       <w:tr>
         <w:trPr>
-          <w:trHeight w:val="575"/>
+          <w:trHeight w:val="506"/>
         </w:trPr>
         <w:tc>
           <w:tcPr>
-            <w:tcW w:w="2629" w:type="dxa"/>
+            <w:tcW w:w="2621" w:type="dxa"/>
             <w:vAlign w:val="center"/>
           </w:tcPr>
           <w:p>
@@ -2319,25 +2016,13 @@
                 <w:sz w:val="16"/>
                 <w:szCs w:val="16"/>
               </w:rPr>
-              <w:t xml:space="preserve">For </w:t>
-            </w:r>
-            <w:proofErr w:type="gramStart"/>
-            <w:r>
-              <w:rPr>
-                <w:rFonts w:ascii="Tahoma" w:hAnsi="Tahoma" w:cs="Tahoma"/>
-                <w:b/>
-                <w:bCs/>
-                <w:sz w:val="16"/>
-                <w:szCs w:val="16"/>
-              </w:rPr>
-              <w:t>Payment :</w:t>
-            </w:r>
-            <w:proofErr w:type="gramEnd"/>
-          </w:p>
-        </w:tc>
-        <w:tc>
-          <w:tcPr>
-            <w:tcW w:w="2407" w:type="dxa"/>
+              <w:t>For Payment :</w:t>
+            </w:r>
+          </w:p>
+        </w:tc>
+        <w:tc>
+          <w:tcPr>
+            <w:tcW w:w="2400" w:type="dxa"/>
             <w:vAlign w:val="center"/>
           </w:tcPr>
           <w:p>
@@ -2362,25 +2047,13 @@
                 <w:sz w:val="16"/>
                 <w:szCs w:val="16"/>
               </w:rPr>
-              <w:t xml:space="preserve">Bank </w:t>
-            </w:r>
-            <w:proofErr w:type="gramStart"/>
-            <w:r>
-              <w:rPr>
-                <w:rFonts w:ascii="Tahoma" w:hAnsi="Tahoma" w:cs="Tahoma"/>
-                <w:b/>
-                <w:bCs/>
-                <w:sz w:val="16"/>
-                <w:szCs w:val="16"/>
-              </w:rPr>
-              <w:t>Name :</w:t>
-            </w:r>
-            <w:proofErr w:type="gramEnd"/>
-          </w:p>
-        </w:tc>
-        <w:tc>
-          <w:tcPr>
-            <w:tcW w:w="7275" w:type="dxa"/>
+              <w:t>Bank Name :</w:t>
+            </w:r>
+          </w:p>
+        </w:tc>
+        <w:tc>
+          <w:tcPr>
+            <w:tcW w:w="7255" w:type="dxa"/>
             <w:vAlign w:val="center"/>
           </w:tcPr>
           <w:p>
@@ -2429,7 +2102,7 @@
         </w:tc>
         <w:tc>
           <w:tcPr>
-            <w:tcW w:w="2874" w:type="dxa"/>
+            <w:tcW w:w="2866" w:type="dxa"/>
             <w:gridSpan w:val="2"/>
             <w:vAlign w:val="center"/>
           </w:tcPr>
@@ -2455,25 +2128,13 @@
                 <w:sz w:val="16"/>
                 <w:szCs w:val="16"/>
               </w:rPr>
-              <w:t xml:space="preserve">Account </w:t>
-            </w:r>
-            <w:proofErr w:type="gramStart"/>
-            <w:r>
-              <w:rPr>
-                <w:rFonts w:ascii="Tahoma" w:hAnsi="Tahoma" w:cs="Tahoma"/>
-                <w:b/>
-                <w:bCs/>
-                <w:sz w:val="16"/>
-                <w:szCs w:val="16"/>
-              </w:rPr>
-              <w:t>No :</w:t>
-            </w:r>
-            <w:proofErr w:type="gramEnd"/>
-          </w:p>
-        </w:tc>
-        <w:tc>
-          <w:tcPr>
-            <w:tcW w:w="2725" w:type="dxa"/>
+              <w:t>Account No :</w:t>
+            </w:r>
+          </w:p>
+        </w:tc>
+        <w:tc>
+          <w:tcPr>
+            <w:tcW w:w="2717" w:type="dxa"/>
             <w:vAlign w:val="center"/>
           </w:tcPr>
           <w:p>
@@ -2499,7 +2160,6 @@
               </w:rPr>
               <w:t>{</w:t>
             </w:r>
-            <w:proofErr w:type="spellStart"/>
             <w:r>
               <w:rPr>
                 <w:rFonts w:ascii="Consolas" w:hAnsi="Consolas" w:cs="Consolas"/>
@@ -2509,7 +2169,6 @@
               </w:rPr>
               <w:t>AccountNumber</w:t>
             </w:r>
-            <w:proofErr w:type="spellEnd"/>
             <w:r>
               <w:rPr>
                 <w:rFonts w:ascii="Tahoma" w:hAnsi="Tahoma" w:cs="Tahoma"/>
@@ -2525,11 +2184,11 @@
       </w:tr>
       <w:tr>
         <w:trPr>
-          <w:trHeight w:val="269"/>
+          <w:trHeight w:val="236"/>
         </w:trPr>
         <w:tc>
           <w:tcPr>
-            <w:tcW w:w="2629" w:type="dxa"/>
+            <w:tcW w:w="2621" w:type="dxa"/>
             <w:vAlign w:val="center"/>
           </w:tcPr>
           <w:p>
@@ -2546,7 +2205,6 @@
                 <w:szCs w:val="16"/>
               </w:rPr>
             </w:pPr>
-            <w:proofErr w:type="gramStart"/>
             <w:r>
               <w:rPr>
                 <w:rFonts w:ascii="Tahoma" w:hAnsi="Tahoma" w:cs="Tahoma"/>
@@ -2557,12 +2215,11 @@
               </w:rPr>
               <w:t>Branch :</w:t>
             </w:r>
-            <w:proofErr w:type="gramEnd"/>
-          </w:p>
-        </w:tc>
-        <w:tc>
-          <w:tcPr>
-            <w:tcW w:w="15281" w:type="dxa"/>
+          </w:p>
+        </w:tc>
+        <w:tc>
+          <w:tcPr>
+            <w:tcW w:w="15240" w:type="dxa"/>
             <w:gridSpan w:val="5"/>
           </w:tcPr>
           <w:p>
@@ -2588,7 +2245,6 @@
               </w:rPr>
               <w:t>{</w:t>
             </w:r>
-            <w:proofErr w:type="spellStart"/>
             <w:r>
               <w:rPr>
                 <w:rFonts w:ascii="Consolas" w:hAnsi="Consolas" w:cs="Consolas"/>
@@ -2598,7 +2254,6 @@
               </w:rPr>
               <w:t>BankBranch</w:t>
             </w:r>
-            <w:proofErr w:type="spellEnd"/>
             <w:r>
               <w:rPr>
                 <w:rFonts w:ascii="Tahoma" w:hAnsi="Tahoma" w:cs="Tahoma"/>
@@ -2614,11 +2269,11 @@
       </w:tr>
       <w:tr>
         <w:trPr>
-          <w:trHeight w:val="255"/>
+          <w:trHeight w:val="224"/>
         </w:trPr>
         <w:tc>
           <w:tcPr>
-            <w:tcW w:w="2629" w:type="dxa"/>
+            <w:tcW w:w="2621" w:type="dxa"/>
             <w:vAlign w:val="center"/>
           </w:tcPr>
           <w:p>
@@ -2643,35 +2298,13 @@
                 <w:sz w:val="16"/>
                 <w:szCs w:val="16"/>
               </w:rPr>
-              <w:t xml:space="preserve">Bank </w:t>
-            </w:r>
-            <w:proofErr w:type="gramStart"/>
-            <w:r>
-              <w:rPr>
-                <w:rFonts w:ascii="Tahoma" w:hAnsi="Tahoma" w:cs="Tahoma"/>
-                <w:b/>
-                <w:bCs/>
-                <w:sz w:val="16"/>
-                <w:szCs w:val="16"/>
-              </w:rPr>
-              <w:t>Address :</w:t>
-            </w:r>
-            <w:proofErr w:type="gramEnd"/>
-            <w:r>
-              <w:rPr>
-                <w:rFonts w:ascii="Tahoma" w:hAnsi="Tahoma" w:cs="Tahoma"/>
-                <w:b/>
-                <w:bCs/>
-                <w:sz w:val="16"/>
-                <w:szCs w:val="16"/>
-              </w:rPr>
-              <w:t xml:space="preserve"> </w:t>
-            </w:r>
-          </w:p>
-        </w:tc>
-        <w:tc>
-          <w:tcPr>
-            <w:tcW w:w="15281" w:type="dxa"/>
+              <w:t xml:space="preserve">Bank Address : </w:t>
+            </w:r>
+          </w:p>
+        </w:tc>
+        <w:tc>
+          <w:tcPr>
+            <w:tcW w:w="15240" w:type="dxa"/>
             <w:gridSpan w:val="5"/>
           </w:tcPr>
           <w:p>
@@ -2721,11 +2354,11 @@
       </w:tr>
       <w:tr>
         <w:trPr>
-          <w:trHeight w:val="685"/>
+          <w:trHeight w:val="603"/>
         </w:trPr>
         <w:tc>
           <w:tcPr>
-            <w:tcW w:w="13481" w:type="dxa"/>
+            <w:tcW w:w="13444" w:type="dxa"/>
             <w:gridSpan w:val="4"/>
           </w:tcPr>
           <w:p>
@@ -2769,29 +2402,7 @@
                 <w:sz w:val="16"/>
                 <w:szCs w:val="16"/>
               </w:rPr>
-              <w:t xml:space="preserve"> above are true and </w:t>
-            </w:r>
-            <w:proofErr w:type="gramStart"/>
-            <w:r>
-              <w:rPr>
-                <w:rFonts w:ascii="Tahoma" w:hAnsi="Tahoma" w:cs="Tahoma"/>
-                <w:b/>
-                <w:bCs/>
-                <w:sz w:val="16"/>
-                <w:szCs w:val="16"/>
-              </w:rPr>
-              <w:t>correct  and</w:t>
-            </w:r>
-            <w:proofErr w:type="gramEnd"/>
-            <w:r>
-              <w:rPr>
-                <w:rFonts w:ascii="Tahoma" w:hAnsi="Tahoma" w:cs="Tahoma"/>
-                <w:b/>
-                <w:bCs/>
-                <w:sz w:val="16"/>
-                <w:szCs w:val="16"/>
-              </w:rPr>
-              <w:t xml:space="preserve"> the amount indicated  represents the price actually charged  and that there is no flow of additional Consideration directly  from buyers.</w:t>
+              <w:t xml:space="preserve"> above are true and correct  and the amount indicated  represents the price actually charged  and that there is no flow of additional Consideration directly  from buyers.</w:t>
             </w:r>
           </w:p>
           <w:p>
@@ -2812,7 +2423,7 @@
         </w:tc>
         <w:tc>
           <w:tcPr>
-            <w:tcW w:w="4429" w:type="dxa"/>
+            <w:tcW w:w="4417" w:type="dxa"/>
             <w:gridSpan w:val="2"/>
             <w:vAlign w:val="center"/>
           </w:tcPr>
@@ -2878,40 +2489,18 @@
                 <w:sz w:val="16"/>
                 <w:szCs w:val="16"/>
               </w:rPr>
-              <w:t xml:space="preserve">FOR CEDAAR TEXTILE </w:t>
-            </w:r>
-            <w:proofErr w:type="gramStart"/>
-            <w:r>
-              <w:rPr>
-                <w:rFonts w:ascii="Tahoma" w:hAnsi="Tahoma" w:cs="Tahoma"/>
-                <w:b/>
-                <w:bCs/>
-                <w:sz w:val="16"/>
-                <w:szCs w:val="16"/>
-              </w:rPr>
-              <w:t>PVT .</w:t>
-            </w:r>
-            <w:proofErr w:type="gramEnd"/>
-            <w:r>
-              <w:rPr>
-                <w:rFonts w:ascii="Tahoma" w:hAnsi="Tahoma" w:cs="Tahoma"/>
-                <w:b/>
-                <w:bCs/>
-                <w:sz w:val="16"/>
-                <w:szCs w:val="16"/>
-              </w:rPr>
-              <w:t xml:space="preserve"> LTD</w:t>
+              <w:t>FOR CEDAAR TEXTILE PVT . LTD</w:t>
             </w:r>
           </w:p>
         </w:tc>
       </w:tr>
       <w:tr>
         <w:trPr>
-          <w:trHeight w:val="424"/>
+          <w:trHeight w:val="373"/>
         </w:trPr>
         <w:tc>
           <w:tcPr>
-            <w:tcW w:w="13481" w:type="dxa"/>
+            <w:tcW w:w="13444" w:type="dxa"/>
             <w:gridSpan w:val="4"/>
           </w:tcPr>
           <w:p>
@@ -2955,29 +2544,7 @@
                 <w:sz w:val="16"/>
                 <w:szCs w:val="16"/>
               </w:rPr>
-              <w:t xml:space="preserve"> above are true and </w:t>
-            </w:r>
-            <w:proofErr w:type="gramStart"/>
-            <w:r>
-              <w:rPr>
-                <w:rFonts w:ascii="Tahoma" w:hAnsi="Tahoma" w:cs="Tahoma"/>
-                <w:b/>
-                <w:bCs/>
-                <w:sz w:val="16"/>
-                <w:szCs w:val="16"/>
-              </w:rPr>
-              <w:t>correct  and</w:t>
-            </w:r>
-            <w:proofErr w:type="gramEnd"/>
-            <w:r>
-              <w:rPr>
-                <w:rFonts w:ascii="Tahoma" w:hAnsi="Tahoma" w:cs="Tahoma"/>
-                <w:b/>
-                <w:bCs/>
-                <w:sz w:val="16"/>
-                <w:szCs w:val="16"/>
-              </w:rPr>
-              <w:t xml:space="preserve"> the amount indicated  is provisional and additional consideration  will be received from the buyer on account of .</w:t>
+              <w:t xml:space="preserve"> above are true and correct  and the amount indicated  is provisional and additional consideration  will be received from the buyer on account of .</w:t>
             </w:r>
           </w:p>
           <w:p>
@@ -2997,7 +2564,7 @@
         </w:tc>
         <w:tc>
           <w:tcPr>
-            <w:tcW w:w="4429" w:type="dxa"/>
+            <w:tcW w:w="4417" w:type="dxa"/>
             <w:gridSpan w:val="2"/>
             <w:vMerge w:val="restart"/>
             <w:vAlign w:val="bottom"/>
@@ -3016,38 +2583,26 @@
                 <w:szCs w:val="16"/>
               </w:rPr>
             </w:pPr>
-            <w:proofErr w:type="spellStart"/>
-            <w:r>
-              <w:rPr>
-                <w:rFonts w:ascii="Tahoma" w:hAnsi="Tahoma" w:cs="Tahoma"/>
-                <w:b/>
-                <w:bCs/>
-                <w:sz w:val="16"/>
-                <w:szCs w:val="16"/>
-              </w:rPr>
-              <w:t>Authorised</w:t>
-            </w:r>
-            <w:proofErr w:type="spellEnd"/>
-            <w:r>
-              <w:rPr>
-                <w:rFonts w:ascii="Tahoma" w:hAnsi="Tahoma" w:cs="Tahoma"/>
-                <w:b/>
-                <w:bCs/>
-                <w:sz w:val="16"/>
-                <w:szCs w:val="16"/>
-              </w:rPr>
-              <w:t xml:space="preserve"> Signatory</w:t>
+            <w:r>
+              <w:rPr>
+                <w:rFonts w:ascii="Tahoma" w:hAnsi="Tahoma" w:cs="Tahoma"/>
+                <w:b/>
+                <w:bCs/>
+                <w:sz w:val="16"/>
+                <w:szCs w:val="16"/>
+              </w:rPr>
+              <w:t>Authorised Signatory</w:t>
             </w:r>
           </w:p>
         </w:tc>
       </w:tr>
       <w:tr>
         <w:trPr>
-          <w:trHeight w:val="116"/>
+          <w:trHeight w:val="102"/>
         </w:trPr>
         <w:tc>
           <w:tcPr>
-            <w:tcW w:w="13481" w:type="dxa"/>
+            <w:tcW w:w="13444" w:type="dxa"/>
             <w:gridSpan w:val="4"/>
           </w:tcPr>
           <w:p>
@@ -3071,25 +2626,13 @@
                 <w:sz w:val="16"/>
                 <w:szCs w:val="16"/>
               </w:rPr>
-              <w:t xml:space="preserve">All disputes are subject to Sangrur </w:t>
-            </w:r>
-            <w:proofErr w:type="gramStart"/>
-            <w:r>
-              <w:rPr>
-                <w:rFonts w:ascii="Tahoma" w:hAnsi="Tahoma" w:cs="Tahoma"/>
-                <w:b/>
-                <w:bCs/>
-                <w:sz w:val="16"/>
-                <w:szCs w:val="16"/>
-              </w:rPr>
-              <w:t>Jurisdiction .</w:t>
-            </w:r>
-            <w:proofErr w:type="gramEnd"/>
-          </w:p>
-        </w:tc>
-        <w:tc>
-          <w:tcPr>
-            <w:tcW w:w="4429" w:type="dxa"/>
+              <w:t>All disputes are subject to Sangrur Jurisdiction .</w:t>
+            </w:r>
+          </w:p>
+        </w:tc>
+        <w:tc>
+          <w:tcPr>
+            <w:tcW w:w="4417" w:type="dxa"/>
             <w:gridSpan w:val="2"/>
             <w:vMerge/>
           </w:tcPr>
@@ -3152,7 +2695,7 @@
 </file>
 
 <file path=word/endnotes.xml><?xml version="1.0" encoding="utf-8"?>
-<w:endnotes xmlns:wpc="http://schemas.microsoft.com/office/word/2010/wordprocessingCanvas" xmlns:cx="http://schemas.microsoft.com/office/drawing/2014/chartex" xmlns:cx1="http://schemas.microsoft.com/office/drawing/2015/9/8/chartex" xmlns:cx2="http://schemas.microsoft.com/office/drawing/2015/10/21/chartex" xmlns:cx3="http://schemas.microsoft.com/office/drawing/2016/5/9/chartex" xmlns:cx4="http://schemas.microsoft.com/office/drawing/2016/5/10/chartex" xmlns:cx5="http://schemas.microsoft.com/office/drawing/2016/5/11/chartex" xmlns:cx6="http://schemas.microsoft.com/office/drawing/2016/5/12/chartex" xmlns:cx7="http://schemas.microsoft.com/office/drawing/2016/5/13/chartex" xmlns:cx8="http://schemas.microsoft.com/office/drawing/2016/5/14/chartex" xmlns:mc="http://schemas.openxmlformats.org/markup-compatibility/2006" xmlns:aink="http://schemas.microsoft.com/office/drawing/2016/ink" xmlns:am3d="http://schemas.microsoft.com/office/drawing/2017/model3d" xmlns:o="urn:schemas-microsoft-com:office:office" xmlns:r="http://schemas.openxmlformats.org/officeDocument/2006/relationships" xmlns:m="http://schemas.openxmlformats.org/officeDocument/2006/math" xmlns:v="urn:schemas-microsoft-com:vml" xmlns:wp14="http://schemas.microsoft.com/office/word/2010/wordprocessingDrawing" xmlns:wp="http://schemas.openxmlformats.org/drawingml/2006/wordprocessingDrawing" xmlns:w10="urn:schemas-microsoft-com:office:word" xmlns:w="http://schemas.openxmlformats.org/wordprocessingml/2006/main" xmlns:w14="http://schemas.microsoft.com/office/word/2010/wordml" xmlns:w15="http://schemas.microsoft.com/office/word/2012/wordml" xmlns:w16cex="http://schemas.microsoft.com/office/word/2018/wordml/cex" xmlns:w16cid="http://schemas.microsoft.com/office/word/2016/wordml/cid" xmlns:w16="http://schemas.microsoft.com/office/word/2018/wordml" xmlns:w16sdtdh="http://schemas.microsoft.com/office/word/2020/wordml/sdtdatahash" xmlns:w16se="http://schemas.microsoft.com/office/word/2015/wordml/symex" xmlns:wpg="http://schemas.microsoft.com/office/word/2010/wordprocessingGroup" xmlns:wpi="http://schemas.microsoft.com/office/word/2010/wordprocessingInk" xmlns:wne="http://schemas.microsoft.com/office/word/2006/wordml" xmlns:wps="http://schemas.microsoft.com/office/word/2010/wordprocessingShape" mc:Ignorable="w14 w15 w16se w16cid w16 w16cex w16sdtdh wp14">
+<w:endnotes xmlns:wpc="http://schemas.microsoft.com/office/word/2010/wordprocessingCanvas" xmlns:cx="http://schemas.microsoft.com/office/drawing/2014/chartex" xmlns:cx1="http://schemas.microsoft.com/office/drawing/2015/9/8/chartex" xmlns:cx2="http://schemas.microsoft.com/office/drawing/2015/10/21/chartex" xmlns:cx3="http://schemas.microsoft.com/office/drawing/2016/5/9/chartex" xmlns:cx4="http://schemas.microsoft.com/office/drawing/2016/5/10/chartex" xmlns:cx5="http://schemas.microsoft.com/office/drawing/2016/5/11/chartex" xmlns:cx6="http://schemas.microsoft.com/office/drawing/2016/5/12/chartex" xmlns:cx7="http://schemas.microsoft.com/office/drawing/2016/5/13/chartex" xmlns:cx8="http://schemas.microsoft.com/office/drawing/2016/5/14/chartex" xmlns:mc="http://schemas.openxmlformats.org/markup-compatibility/2006" xmlns:aink="http://schemas.microsoft.com/office/drawing/2016/ink" xmlns:am3d="http://schemas.microsoft.com/office/drawing/2017/model3d" xmlns:o="urn:schemas-microsoft-com:office:office" xmlns:oel="http://schemas.microsoft.com/office/2019/extlst" xmlns:r="http://schemas.openxmlformats.org/officeDocument/2006/relationships" xmlns:m="http://schemas.openxmlformats.org/officeDocument/2006/math" xmlns:v="urn:schemas-microsoft-com:vml" xmlns:wp14="http://schemas.microsoft.com/office/word/2010/wordprocessingDrawing" xmlns:wp="http://schemas.openxmlformats.org/drawingml/2006/wordprocessingDrawing" xmlns:w10="urn:schemas-microsoft-com:office:word" xmlns:w="http://schemas.openxmlformats.org/wordprocessingml/2006/main" xmlns:w14="http://schemas.microsoft.com/office/word/2010/wordml" xmlns:w15="http://schemas.microsoft.com/office/word/2012/wordml" xmlns:w16cex="http://schemas.microsoft.com/office/word/2018/wordml/cex" xmlns:w16cid="http://schemas.microsoft.com/office/word/2016/wordml/cid" xmlns:w16="http://schemas.microsoft.com/office/word/2018/wordml" xmlns:w16sdtdh="http://schemas.microsoft.com/office/word/2020/wordml/sdtdatahash" xmlns:w16se="http://schemas.microsoft.com/office/word/2015/wordml/symex" xmlns:wpg="http://schemas.microsoft.com/office/word/2010/wordprocessingGroup" xmlns:wpi="http://schemas.microsoft.com/office/word/2010/wordprocessingInk" xmlns:wne="http://schemas.microsoft.com/office/word/2006/wordml" xmlns:wps="http://schemas.microsoft.com/office/word/2010/wordprocessingShape" mc:Ignorable="w14 w15 w16se w16cid w16 w16cex w16sdtdh wp14">
   <w:endnote w:type="separator" w:id="-1">
     <w:p>
       <w:r>
@@ -3171,7 +2714,7 @@
 </file>
 
 <file path=word/footer1.xml><?xml version="1.0" encoding="utf-8"?>
-<w:ftr xmlns:wpc="http://schemas.microsoft.com/office/word/2010/wordprocessingCanvas" xmlns:cx="http://schemas.microsoft.com/office/drawing/2014/chartex" xmlns:cx1="http://schemas.microsoft.com/office/drawing/2015/9/8/chartex" xmlns:cx2="http://schemas.microsoft.com/office/drawing/2015/10/21/chartex" xmlns:cx3="http://schemas.microsoft.com/office/drawing/2016/5/9/chartex" xmlns:cx4="http://schemas.microsoft.com/office/drawing/2016/5/10/chartex" xmlns:cx5="http://schemas.microsoft.com/office/drawing/2016/5/11/chartex" xmlns:cx6="http://schemas.microsoft.com/office/drawing/2016/5/12/chartex" xmlns:cx7="http://schemas.microsoft.com/office/drawing/2016/5/13/chartex" xmlns:cx8="http://schemas.microsoft.com/office/drawing/2016/5/14/chartex" xmlns:mc="http://schemas.openxmlformats.org/markup-compatibility/2006" xmlns:aink="http://schemas.microsoft.com/office/drawing/2016/ink" xmlns:am3d="http://schemas.microsoft.com/office/drawing/2017/model3d" xmlns:o="urn:schemas-microsoft-com:office:office" xmlns:r="http://schemas.openxmlformats.org/officeDocument/2006/relationships" xmlns:m="http://schemas.openxmlformats.org/officeDocument/2006/math" xmlns:v="urn:schemas-microsoft-com:vml" xmlns:wp14="http://schemas.microsoft.com/office/word/2010/wordprocessingDrawing" xmlns:wp="http://schemas.openxmlformats.org/drawingml/2006/wordprocessingDrawing" xmlns:w10="urn:schemas-microsoft-com:office:word" xmlns:w="http://schemas.openxmlformats.org/wordprocessingml/2006/main" xmlns:w14="http://schemas.microsoft.com/office/word/2010/wordml" xmlns:w15="http://schemas.microsoft.com/office/word/2012/wordml" xmlns:w16cex="http://schemas.microsoft.com/office/word/2018/wordml/cex" xmlns:w16cid="http://schemas.microsoft.com/office/word/2016/wordml/cid" xmlns:w16="http://schemas.microsoft.com/office/word/2018/wordml" xmlns:w16sdtdh="http://schemas.microsoft.com/office/word/2020/wordml/sdtdatahash" xmlns:w16se="http://schemas.microsoft.com/office/word/2015/wordml/symex" xmlns:wpg="http://schemas.microsoft.com/office/word/2010/wordprocessingGroup" xmlns:wpi="http://schemas.microsoft.com/office/word/2010/wordprocessingInk" xmlns:wne="http://schemas.microsoft.com/office/word/2006/wordml" xmlns:wps="http://schemas.microsoft.com/office/word/2010/wordprocessingShape" mc:Ignorable="w14 w15 w16se w16cid w16 w16cex w16sdtdh wp14">
+<w:ftr xmlns:wpc="http://schemas.microsoft.com/office/word/2010/wordprocessingCanvas" xmlns:cx="http://schemas.microsoft.com/office/drawing/2014/chartex" xmlns:cx1="http://schemas.microsoft.com/office/drawing/2015/9/8/chartex" xmlns:cx2="http://schemas.microsoft.com/office/drawing/2015/10/21/chartex" xmlns:cx3="http://schemas.microsoft.com/office/drawing/2016/5/9/chartex" xmlns:cx4="http://schemas.microsoft.com/office/drawing/2016/5/10/chartex" xmlns:cx5="http://schemas.microsoft.com/office/drawing/2016/5/11/chartex" xmlns:cx6="http://schemas.microsoft.com/office/drawing/2016/5/12/chartex" xmlns:cx7="http://schemas.microsoft.com/office/drawing/2016/5/13/chartex" xmlns:cx8="http://schemas.microsoft.com/office/drawing/2016/5/14/chartex" xmlns:mc="http://schemas.openxmlformats.org/markup-compatibility/2006" xmlns:aink="http://schemas.microsoft.com/office/drawing/2016/ink" xmlns:am3d="http://schemas.microsoft.com/office/drawing/2017/model3d" xmlns:o="urn:schemas-microsoft-com:office:office" xmlns:oel="http://schemas.microsoft.com/office/2019/extlst" xmlns:r="http://schemas.openxmlformats.org/officeDocument/2006/relationships" xmlns:m="http://schemas.openxmlformats.org/officeDocument/2006/math" xmlns:v="urn:schemas-microsoft-com:vml" xmlns:wp14="http://schemas.microsoft.com/office/word/2010/wordprocessingDrawing" xmlns:wp="http://schemas.openxmlformats.org/drawingml/2006/wordprocessingDrawing" xmlns:w10="urn:schemas-microsoft-com:office:word" xmlns:w="http://schemas.openxmlformats.org/wordprocessingml/2006/main" xmlns:w14="http://schemas.microsoft.com/office/word/2010/wordml" xmlns:w15="http://schemas.microsoft.com/office/word/2012/wordml" xmlns:w16cex="http://schemas.microsoft.com/office/word/2018/wordml/cex" xmlns:w16cid="http://schemas.microsoft.com/office/word/2016/wordml/cid" xmlns:w16="http://schemas.microsoft.com/office/word/2018/wordml" xmlns:w16sdtdh="http://schemas.microsoft.com/office/word/2020/wordml/sdtdatahash" xmlns:w16se="http://schemas.microsoft.com/office/word/2015/wordml/symex" xmlns:wpg="http://schemas.microsoft.com/office/word/2010/wordprocessingGroup" xmlns:wpi="http://schemas.microsoft.com/office/word/2010/wordprocessingInk" xmlns:wne="http://schemas.microsoft.com/office/word/2006/wordml" xmlns:wps="http://schemas.microsoft.com/office/word/2010/wordprocessingShape" mc:Ignorable="w14 w15 w16se w16cid w16 w16cex w16sdtdh wp14">
   <w:p>
     <w:pPr>
       <w:pStyle w:val="Footer"/>
@@ -3181,7 +2724,7 @@
 </file>
 
 <file path=word/footer2.xml><?xml version="1.0" encoding="utf-8"?>
-<w:ftr xmlns:wpc="http://schemas.microsoft.com/office/word/2010/wordprocessingCanvas" xmlns:cx="http://schemas.microsoft.com/office/drawing/2014/chartex" xmlns:cx1="http://schemas.microsoft.com/office/drawing/2015/9/8/chartex" xmlns:cx2="http://schemas.microsoft.com/office/drawing/2015/10/21/chartex" xmlns:cx3="http://schemas.microsoft.com/office/drawing/2016/5/9/chartex" xmlns:cx4="http://schemas.microsoft.com/office/drawing/2016/5/10/chartex" xmlns:cx5="http://schemas.microsoft.com/office/drawing/2016/5/11/chartex" xmlns:cx6="http://schemas.microsoft.com/office/drawing/2016/5/12/chartex" xmlns:cx7="http://schemas.microsoft.com/office/drawing/2016/5/13/chartex" xmlns:cx8="http://schemas.microsoft.com/office/drawing/2016/5/14/chartex" xmlns:mc="http://schemas.openxmlformats.org/markup-compatibility/2006" xmlns:aink="http://schemas.microsoft.com/office/drawing/2016/ink" xmlns:am3d="http://schemas.microsoft.com/office/drawing/2017/model3d" xmlns:o="urn:schemas-microsoft-com:office:office" xmlns:r="http://schemas.openxmlformats.org/officeDocument/2006/relationships" xmlns:m="http://schemas.openxmlformats.org/officeDocument/2006/math" xmlns:v="urn:schemas-microsoft-com:vml" xmlns:wp14="http://schemas.microsoft.com/office/word/2010/wordprocessingDrawing" xmlns:wp="http://schemas.openxmlformats.org/drawingml/2006/wordprocessingDrawing" xmlns:w10="urn:schemas-microsoft-com:office:word" xmlns:w="http://schemas.openxmlformats.org/wordprocessingml/2006/main" xmlns:w14="http://schemas.microsoft.com/office/word/2010/wordml" xmlns:w15="http://schemas.microsoft.com/office/word/2012/wordml" xmlns:w16cex="http://schemas.microsoft.com/office/word/2018/wordml/cex" xmlns:w16cid="http://schemas.microsoft.com/office/word/2016/wordml/cid" xmlns:w16="http://schemas.microsoft.com/office/word/2018/wordml" xmlns:w16sdtdh="http://schemas.microsoft.com/office/word/2020/wordml/sdtdatahash" xmlns:w16se="http://schemas.microsoft.com/office/word/2015/wordml/symex" xmlns:wpg="http://schemas.microsoft.com/office/word/2010/wordprocessingGroup" xmlns:wpi="http://schemas.microsoft.com/office/word/2010/wordprocessingInk" xmlns:wne="http://schemas.microsoft.com/office/word/2006/wordml" xmlns:wps="http://schemas.microsoft.com/office/word/2010/wordprocessingShape" mc:Ignorable="w14 w15 w16se w16cid w16 w16cex w16sdtdh wp14">
+<w:ftr xmlns:wpc="http://schemas.microsoft.com/office/word/2010/wordprocessingCanvas" xmlns:cx="http://schemas.microsoft.com/office/drawing/2014/chartex" xmlns:cx1="http://schemas.microsoft.com/office/drawing/2015/9/8/chartex" xmlns:cx2="http://schemas.microsoft.com/office/drawing/2015/10/21/chartex" xmlns:cx3="http://schemas.microsoft.com/office/drawing/2016/5/9/chartex" xmlns:cx4="http://schemas.microsoft.com/office/drawing/2016/5/10/chartex" xmlns:cx5="http://schemas.microsoft.com/office/drawing/2016/5/11/chartex" xmlns:cx6="http://schemas.microsoft.com/office/drawing/2016/5/12/chartex" xmlns:cx7="http://schemas.microsoft.com/office/drawing/2016/5/13/chartex" xmlns:cx8="http://schemas.microsoft.com/office/drawing/2016/5/14/chartex" xmlns:mc="http://schemas.openxmlformats.org/markup-compatibility/2006" xmlns:aink="http://schemas.microsoft.com/office/drawing/2016/ink" xmlns:am3d="http://schemas.microsoft.com/office/drawing/2017/model3d" xmlns:o="urn:schemas-microsoft-com:office:office" xmlns:oel="http://schemas.microsoft.com/office/2019/extlst" xmlns:r="http://schemas.openxmlformats.org/officeDocument/2006/relationships" xmlns:m="http://schemas.openxmlformats.org/officeDocument/2006/math" xmlns:v="urn:schemas-microsoft-com:vml" xmlns:wp14="http://schemas.microsoft.com/office/word/2010/wordprocessingDrawing" xmlns:wp="http://schemas.openxmlformats.org/drawingml/2006/wordprocessingDrawing" xmlns:w10="urn:schemas-microsoft-com:office:word" xmlns:w="http://schemas.openxmlformats.org/wordprocessingml/2006/main" xmlns:w14="http://schemas.microsoft.com/office/word/2010/wordml" xmlns:w15="http://schemas.microsoft.com/office/word/2012/wordml" xmlns:w16cex="http://schemas.microsoft.com/office/word/2018/wordml/cex" xmlns:w16cid="http://schemas.microsoft.com/office/word/2016/wordml/cid" xmlns:w16="http://schemas.microsoft.com/office/word/2018/wordml" xmlns:w16sdtdh="http://schemas.microsoft.com/office/word/2020/wordml/sdtdatahash" xmlns:w16se="http://schemas.microsoft.com/office/word/2015/wordml/symex" xmlns:wpg="http://schemas.microsoft.com/office/word/2010/wordprocessingGroup" xmlns:wpi="http://schemas.microsoft.com/office/word/2010/wordprocessingInk" xmlns:wne="http://schemas.microsoft.com/office/word/2006/wordml" xmlns:wps="http://schemas.microsoft.com/office/word/2010/wordprocessingShape" mc:Ignorable="w14 w15 w16se w16cid w16 w16cex w16sdtdh wp14">
   <w:sdt>
     <w:sdtPr>
       <w:id w:val="1647311531"/>
@@ -3313,7 +2856,6 @@
           </w:rPr>
           <w:t xml:space="preserve">, </w:t>
         </w:r>
-        <w:proofErr w:type="spellStart"/>
         <w:r>
           <w:rPr>
             <w:rFonts w:ascii="Arial" w:hAnsi="Arial" w:cs="Arial"/>
@@ -3322,18 +2864,7 @@
             <w:szCs w:val="18"/>
             <w:lang w:val="en-IN"/>
           </w:rPr>
-          <w:t>Karnatka</w:t>
-        </w:r>
-        <w:proofErr w:type="spellEnd"/>
-        <w:r>
-          <w:rPr>
-            <w:rFonts w:ascii="Arial" w:hAnsi="Arial" w:cs="Arial"/>
-            <w:color w:val="525A5D"/>
-            <w:sz w:val="18"/>
-            <w:szCs w:val="18"/>
-            <w:lang w:val="en-IN"/>
-          </w:rPr>
-          <w:t xml:space="preserve"> – </w:t>
+          <w:t xml:space="preserve">Karnatka – </w:t>
         </w:r>
         <w:r>
           <w:rPr>
@@ -3418,7 +2949,7 @@
 </file>
 
 <file path=word/footer3.xml><?xml version="1.0" encoding="utf-8"?>
-<w:ftr xmlns:wpc="http://schemas.microsoft.com/office/word/2010/wordprocessingCanvas" xmlns:cx="http://schemas.microsoft.com/office/drawing/2014/chartex" xmlns:cx1="http://schemas.microsoft.com/office/drawing/2015/9/8/chartex" xmlns:cx2="http://schemas.microsoft.com/office/drawing/2015/10/21/chartex" xmlns:cx3="http://schemas.microsoft.com/office/drawing/2016/5/9/chartex" xmlns:cx4="http://schemas.microsoft.com/office/drawing/2016/5/10/chartex" xmlns:cx5="http://schemas.microsoft.com/office/drawing/2016/5/11/chartex" xmlns:cx6="http://schemas.microsoft.com/office/drawing/2016/5/12/chartex" xmlns:cx7="http://schemas.microsoft.com/office/drawing/2016/5/13/chartex" xmlns:cx8="http://schemas.microsoft.com/office/drawing/2016/5/14/chartex" xmlns:mc="http://schemas.openxmlformats.org/markup-compatibility/2006" xmlns:aink="http://schemas.microsoft.com/office/drawing/2016/ink" xmlns:am3d="http://schemas.microsoft.com/office/drawing/2017/model3d" xmlns:o="urn:schemas-microsoft-com:office:office" xmlns:r="http://schemas.openxmlformats.org/officeDocument/2006/relationships" xmlns:m="http://schemas.openxmlformats.org/officeDocument/2006/math" xmlns:v="urn:schemas-microsoft-com:vml" xmlns:wp14="http://schemas.microsoft.com/office/word/2010/wordprocessingDrawing" xmlns:wp="http://schemas.openxmlformats.org/drawingml/2006/wordprocessingDrawing" xmlns:w10="urn:schemas-microsoft-com:office:word" xmlns:w="http://schemas.openxmlformats.org/wordprocessingml/2006/main" xmlns:w14="http://schemas.microsoft.com/office/word/2010/wordml" xmlns:w15="http://schemas.microsoft.com/office/word/2012/wordml" xmlns:w16cex="http://schemas.microsoft.com/office/word/2018/wordml/cex" xmlns:w16cid="http://schemas.microsoft.com/office/word/2016/wordml/cid" xmlns:w16="http://schemas.microsoft.com/office/word/2018/wordml" xmlns:w16sdtdh="http://schemas.microsoft.com/office/word/2020/wordml/sdtdatahash" xmlns:w16se="http://schemas.microsoft.com/office/word/2015/wordml/symex" xmlns:wpg="http://schemas.microsoft.com/office/word/2010/wordprocessingGroup" xmlns:wpi="http://schemas.microsoft.com/office/word/2010/wordprocessingInk" xmlns:wne="http://schemas.microsoft.com/office/word/2006/wordml" xmlns:wps="http://schemas.microsoft.com/office/word/2010/wordprocessingShape" mc:Ignorable="w14 w15 w16se w16cid w16 w16cex w16sdtdh wp14">
+<w:ftr xmlns:wpc="http://schemas.microsoft.com/office/word/2010/wordprocessingCanvas" xmlns:cx="http://schemas.microsoft.com/office/drawing/2014/chartex" xmlns:cx1="http://schemas.microsoft.com/office/drawing/2015/9/8/chartex" xmlns:cx2="http://schemas.microsoft.com/office/drawing/2015/10/21/chartex" xmlns:cx3="http://schemas.microsoft.com/office/drawing/2016/5/9/chartex" xmlns:cx4="http://schemas.microsoft.com/office/drawing/2016/5/10/chartex" xmlns:cx5="http://schemas.microsoft.com/office/drawing/2016/5/11/chartex" xmlns:cx6="http://schemas.microsoft.com/office/drawing/2016/5/12/chartex" xmlns:cx7="http://schemas.microsoft.com/office/drawing/2016/5/13/chartex" xmlns:cx8="http://schemas.microsoft.com/office/drawing/2016/5/14/chartex" xmlns:mc="http://schemas.openxmlformats.org/markup-compatibility/2006" xmlns:aink="http://schemas.microsoft.com/office/drawing/2016/ink" xmlns:am3d="http://schemas.microsoft.com/office/drawing/2017/model3d" xmlns:o="urn:schemas-microsoft-com:office:office" xmlns:oel="http://schemas.microsoft.com/office/2019/extlst" xmlns:r="http://schemas.openxmlformats.org/officeDocument/2006/relationships" xmlns:m="http://schemas.openxmlformats.org/officeDocument/2006/math" xmlns:v="urn:schemas-microsoft-com:vml" xmlns:wp14="http://schemas.microsoft.com/office/word/2010/wordprocessingDrawing" xmlns:wp="http://schemas.openxmlformats.org/drawingml/2006/wordprocessingDrawing" xmlns:w10="urn:schemas-microsoft-com:office:word" xmlns:w="http://schemas.openxmlformats.org/wordprocessingml/2006/main" xmlns:w14="http://schemas.microsoft.com/office/word/2010/wordml" xmlns:w15="http://schemas.microsoft.com/office/word/2012/wordml" xmlns:w16cex="http://schemas.microsoft.com/office/word/2018/wordml/cex" xmlns:w16cid="http://schemas.microsoft.com/office/word/2016/wordml/cid" xmlns:w16="http://schemas.microsoft.com/office/word/2018/wordml" xmlns:w16sdtdh="http://schemas.microsoft.com/office/word/2020/wordml/sdtdatahash" xmlns:w16se="http://schemas.microsoft.com/office/word/2015/wordml/symex" xmlns:wpg="http://schemas.microsoft.com/office/word/2010/wordprocessingGroup" xmlns:wpi="http://schemas.microsoft.com/office/word/2010/wordprocessingInk" xmlns:wne="http://schemas.microsoft.com/office/word/2006/wordml" xmlns:wps="http://schemas.microsoft.com/office/word/2010/wordprocessingShape" mc:Ignorable="w14 w15 w16se w16cid w16 w16cex w16sdtdh wp14">
   <w:p>
     <w:pPr>
       <w:pStyle w:val="Footer"/>
@@ -3428,7 +2959,7 @@
 </file>
 
 <file path=word/footnotes.xml><?xml version="1.0" encoding="utf-8"?>
-<w:footnotes xmlns:wpc="http://schemas.microsoft.com/office/word/2010/wordprocessingCanvas" xmlns:cx="http://schemas.microsoft.com/office/drawing/2014/chartex" xmlns:cx1="http://schemas.microsoft.com/office/drawing/2015/9/8/chartex" xmlns:cx2="http://schemas.microsoft.com/office/drawing/2015/10/21/chartex" xmlns:cx3="http://schemas.microsoft.com/office/drawing/2016/5/9/chartex" xmlns:cx4="http://schemas.microsoft.com/office/drawing/2016/5/10/chartex" xmlns:cx5="http://schemas.microsoft.com/office/drawing/2016/5/11/chartex" xmlns:cx6="http://schemas.microsoft.com/office/drawing/2016/5/12/chartex" xmlns:cx7="http://schemas.microsoft.com/office/drawing/2016/5/13/chartex" xmlns:cx8="http://schemas.microsoft.com/office/drawing/2016/5/14/chartex" xmlns:mc="http://schemas.openxmlformats.org/markup-compatibility/2006" xmlns:aink="http://schemas.microsoft.com/office/drawing/2016/ink" xmlns:am3d="http://schemas.microsoft.com/office/drawing/2017/model3d" xmlns:o="urn:schemas-microsoft-com:office:office" xmlns:r="http://schemas.openxmlformats.org/officeDocument/2006/relationships" xmlns:m="http://schemas.openxmlformats.org/officeDocument/2006/math" xmlns:v="urn:schemas-microsoft-com:vml" xmlns:wp14="http://schemas.microsoft.com/office/word/2010/wordprocessingDrawing" xmlns:wp="http://schemas.openxmlformats.org/drawingml/2006/wordprocessingDrawing" xmlns:w10="urn:schemas-microsoft-com:office:word" xmlns:w="http://schemas.openxmlformats.org/wordprocessingml/2006/main" xmlns:w14="http://schemas.microsoft.com/office/word/2010/wordml" xmlns:w15="http://schemas.microsoft.com/office/word/2012/wordml" xmlns:w16cex="http://schemas.microsoft.com/office/word/2018/wordml/cex" xmlns:w16cid="http://schemas.microsoft.com/office/word/2016/wordml/cid" xmlns:w16="http://schemas.microsoft.com/office/word/2018/wordml" xmlns:w16sdtdh="http://schemas.microsoft.com/office/word/2020/wordml/sdtdatahash" xmlns:w16se="http://schemas.microsoft.com/office/word/2015/wordml/symex" xmlns:wpg="http://schemas.microsoft.com/office/word/2010/wordprocessingGroup" xmlns:wpi="http://schemas.microsoft.com/office/word/2010/wordprocessingInk" xmlns:wne="http://schemas.microsoft.com/office/word/2006/wordml" xmlns:wps="http://schemas.microsoft.com/office/word/2010/wordprocessingShape" mc:Ignorable="w14 w15 w16se w16cid w16 w16cex w16sdtdh wp14">
+<w:footnotes xmlns:wpc="http://schemas.microsoft.com/office/word/2010/wordprocessingCanvas" xmlns:cx="http://schemas.microsoft.com/office/drawing/2014/chartex" xmlns:cx1="http://schemas.microsoft.com/office/drawing/2015/9/8/chartex" xmlns:cx2="http://schemas.microsoft.com/office/drawing/2015/10/21/chartex" xmlns:cx3="http://schemas.microsoft.com/office/drawing/2016/5/9/chartex" xmlns:cx4="http://schemas.microsoft.com/office/drawing/2016/5/10/chartex" xmlns:cx5="http://schemas.microsoft.com/office/drawing/2016/5/11/chartex" xmlns:cx6="http://schemas.microsoft.com/office/drawing/2016/5/12/chartex" xmlns:cx7="http://schemas.microsoft.com/office/drawing/2016/5/13/chartex" xmlns:cx8="http://schemas.microsoft.com/office/drawing/2016/5/14/chartex" xmlns:mc="http://schemas.openxmlformats.org/markup-compatibility/2006" xmlns:aink="http://schemas.microsoft.com/office/drawing/2016/ink" xmlns:am3d="http://schemas.microsoft.com/office/drawing/2017/model3d" xmlns:o="urn:schemas-microsoft-com:office:office" xmlns:oel="http://schemas.microsoft.com/office/2019/extlst" xmlns:r="http://schemas.openxmlformats.org/officeDocument/2006/relationships" xmlns:m="http://schemas.openxmlformats.org/officeDocument/2006/math" xmlns:v="urn:schemas-microsoft-com:vml" xmlns:wp14="http://schemas.microsoft.com/office/word/2010/wordprocessingDrawing" xmlns:wp="http://schemas.openxmlformats.org/drawingml/2006/wordprocessingDrawing" xmlns:w10="urn:schemas-microsoft-com:office:word" xmlns:w="http://schemas.openxmlformats.org/wordprocessingml/2006/main" xmlns:w14="http://schemas.microsoft.com/office/word/2010/wordml" xmlns:w15="http://schemas.microsoft.com/office/word/2012/wordml" xmlns:w16cex="http://schemas.microsoft.com/office/word/2018/wordml/cex" xmlns:w16cid="http://schemas.microsoft.com/office/word/2016/wordml/cid" xmlns:w16="http://schemas.microsoft.com/office/word/2018/wordml" xmlns:w16sdtdh="http://schemas.microsoft.com/office/word/2020/wordml/sdtdatahash" xmlns:w16se="http://schemas.microsoft.com/office/word/2015/wordml/symex" xmlns:wpg="http://schemas.microsoft.com/office/word/2010/wordprocessingGroup" xmlns:wpi="http://schemas.microsoft.com/office/word/2010/wordprocessingInk" xmlns:wne="http://schemas.microsoft.com/office/word/2006/wordml" xmlns:wps="http://schemas.microsoft.com/office/word/2010/wordprocessingShape" mc:Ignorable="w14 w15 w16se w16cid w16 w16cex w16sdtdh wp14">
   <w:footnote w:type="separator" w:id="-1">
     <w:p>
       <w:r>
@@ -3447,7 +2978,7 @@
 </file>
 
 <file path=word/header1.xml><?xml version="1.0" encoding="utf-8"?>
-<w:hdr xmlns:wpc="http://schemas.microsoft.com/office/word/2010/wordprocessingCanvas" xmlns:cx="http://schemas.microsoft.com/office/drawing/2014/chartex" xmlns:cx1="http://schemas.microsoft.com/office/drawing/2015/9/8/chartex" xmlns:cx2="http://schemas.microsoft.com/office/drawing/2015/10/21/chartex" xmlns:cx3="http://schemas.microsoft.com/office/drawing/2016/5/9/chartex" xmlns:cx4="http://schemas.microsoft.com/office/drawing/2016/5/10/chartex" xmlns:cx5="http://schemas.microsoft.com/office/drawing/2016/5/11/chartex" xmlns:cx6="http://schemas.microsoft.com/office/drawing/2016/5/12/chartex" xmlns:cx7="http://schemas.microsoft.com/office/drawing/2016/5/13/chartex" xmlns:cx8="http://schemas.microsoft.com/office/drawing/2016/5/14/chartex" xmlns:mc="http://schemas.openxmlformats.org/markup-compatibility/2006" xmlns:aink="http://schemas.microsoft.com/office/drawing/2016/ink" xmlns:am3d="http://schemas.microsoft.com/office/drawing/2017/model3d" xmlns:o="urn:schemas-microsoft-com:office:office" xmlns:r="http://schemas.openxmlformats.org/officeDocument/2006/relationships" xmlns:m="http://schemas.openxmlformats.org/officeDocument/2006/math" xmlns:v="urn:schemas-microsoft-com:vml" xmlns:wp14="http://schemas.microsoft.com/office/word/2010/wordprocessingDrawing" xmlns:wp="http://schemas.openxmlformats.org/drawingml/2006/wordprocessingDrawing" xmlns:w10="urn:schemas-microsoft-com:office:word" xmlns:w="http://schemas.openxmlformats.org/wordprocessingml/2006/main" xmlns:w14="http://schemas.microsoft.com/office/word/2010/wordml" xmlns:w15="http://schemas.microsoft.com/office/word/2012/wordml" xmlns:w16cex="http://schemas.microsoft.com/office/word/2018/wordml/cex" xmlns:w16cid="http://schemas.microsoft.com/office/word/2016/wordml/cid" xmlns:w16="http://schemas.microsoft.com/office/word/2018/wordml" xmlns:w16sdtdh="http://schemas.microsoft.com/office/word/2020/wordml/sdtdatahash" xmlns:w16se="http://schemas.microsoft.com/office/word/2015/wordml/symex" xmlns:wpg="http://schemas.microsoft.com/office/word/2010/wordprocessingGroup" xmlns:wpi="http://schemas.microsoft.com/office/word/2010/wordprocessingInk" xmlns:wne="http://schemas.microsoft.com/office/word/2006/wordml" xmlns:wps="http://schemas.microsoft.com/office/word/2010/wordprocessingShape" mc:Ignorable="w14 w15 w16se w16cid w16 w16cex w16sdtdh wp14">
+<w:hdr xmlns:wpc="http://schemas.microsoft.com/office/word/2010/wordprocessingCanvas" xmlns:cx="http://schemas.microsoft.com/office/drawing/2014/chartex" xmlns:cx1="http://schemas.microsoft.com/office/drawing/2015/9/8/chartex" xmlns:cx2="http://schemas.microsoft.com/office/drawing/2015/10/21/chartex" xmlns:cx3="http://schemas.microsoft.com/office/drawing/2016/5/9/chartex" xmlns:cx4="http://schemas.microsoft.com/office/drawing/2016/5/10/chartex" xmlns:cx5="http://schemas.microsoft.com/office/drawing/2016/5/11/chartex" xmlns:cx6="http://schemas.microsoft.com/office/drawing/2016/5/12/chartex" xmlns:cx7="http://schemas.microsoft.com/office/drawing/2016/5/13/chartex" xmlns:cx8="http://schemas.microsoft.com/office/drawing/2016/5/14/chartex" xmlns:mc="http://schemas.openxmlformats.org/markup-compatibility/2006" xmlns:aink="http://schemas.microsoft.com/office/drawing/2016/ink" xmlns:am3d="http://schemas.microsoft.com/office/drawing/2017/model3d" xmlns:o="urn:schemas-microsoft-com:office:office" xmlns:oel="http://schemas.microsoft.com/office/2019/extlst" xmlns:r="http://schemas.openxmlformats.org/officeDocument/2006/relationships" xmlns:m="http://schemas.openxmlformats.org/officeDocument/2006/math" xmlns:v="urn:schemas-microsoft-com:vml" xmlns:wp14="http://schemas.microsoft.com/office/word/2010/wordprocessingDrawing" xmlns:wp="http://schemas.openxmlformats.org/drawingml/2006/wordprocessingDrawing" xmlns:w10="urn:schemas-microsoft-com:office:word" xmlns:w="http://schemas.openxmlformats.org/wordprocessingml/2006/main" xmlns:w14="http://schemas.microsoft.com/office/word/2010/wordml" xmlns:w15="http://schemas.microsoft.com/office/word/2012/wordml" xmlns:w16cex="http://schemas.microsoft.com/office/word/2018/wordml/cex" xmlns:w16cid="http://schemas.microsoft.com/office/word/2016/wordml/cid" xmlns:w16="http://schemas.microsoft.com/office/word/2018/wordml" xmlns:w16sdtdh="http://schemas.microsoft.com/office/word/2020/wordml/sdtdatahash" xmlns:w16se="http://schemas.microsoft.com/office/word/2015/wordml/symex" xmlns:wpg="http://schemas.microsoft.com/office/word/2010/wordprocessingGroup" xmlns:wpi="http://schemas.microsoft.com/office/word/2010/wordprocessingInk" xmlns:wne="http://schemas.microsoft.com/office/word/2006/wordml" xmlns:wps="http://schemas.microsoft.com/office/word/2010/wordprocessingShape" mc:Ignorable="w14 w15 w16se w16cid w16 w16cex w16sdtdh wp14">
   <w:p>
     <w:pPr>
       <w:pStyle w:val="Header"/>
@@ -3457,7 +2988,7 @@
 </file>
 
 <file path=word/header2.xml><?xml version="1.0" encoding="utf-8"?>
-<w:hdr xmlns:wpc="http://schemas.microsoft.com/office/word/2010/wordprocessingCanvas" xmlns:cx="http://schemas.microsoft.com/office/drawing/2014/chartex" xmlns:cx1="http://schemas.microsoft.com/office/drawing/2015/9/8/chartex" xmlns:cx2="http://schemas.microsoft.com/office/drawing/2015/10/21/chartex" xmlns:cx3="http://schemas.microsoft.com/office/drawing/2016/5/9/chartex" xmlns:cx4="http://schemas.microsoft.com/office/drawing/2016/5/10/chartex" xmlns:cx5="http://schemas.microsoft.com/office/drawing/2016/5/11/chartex" xmlns:cx6="http://schemas.microsoft.com/office/drawing/2016/5/12/chartex" xmlns:cx7="http://schemas.microsoft.com/office/drawing/2016/5/13/chartex" xmlns:cx8="http://schemas.microsoft.com/office/drawing/2016/5/14/chartex" xmlns:mc="http://schemas.openxmlformats.org/markup-compatibility/2006" xmlns:aink="http://schemas.microsoft.com/office/drawing/2016/ink" xmlns:am3d="http://schemas.microsoft.com/office/drawing/2017/model3d" xmlns:o="urn:schemas-microsoft-com:office:office" xmlns:r="http://schemas.openxmlformats.org/officeDocument/2006/relationships" xmlns:m="http://schemas.openxmlformats.org/officeDocument/2006/math" xmlns:v="urn:schemas-microsoft-com:vml" xmlns:wp14="http://schemas.microsoft.com/office/word/2010/wordprocessingDrawing" xmlns:wp="http://schemas.openxmlformats.org/drawingml/2006/wordprocessingDrawing" xmlns:w10="urn:schemas-microsoft-com:office:word" xmlns:w="http://schemas.openxmlformats.org/wordprocessingml/2006/main" xmlns:w14="http://schemas.microsoft.com/office/word/2010/wordml" xmlns:w15="http://schemas.microsoft.com/office/word/2012/wordml" xmlns:w16cex="http://schemas.microsoft.com/office/word/2018/wordml/cex" xmlns:w16cid="http://schemas.microsoft.com/office/word/2016/wordml/cid" xmlns:w16="http://schemas.microsoft.com/office/word/2018/wordml" xmlns:w16sdtdh="http://schemas.microsoft.com/office/word/2020/wordml/sdtdatahash" xmlns:w16se="http://schemas.microsoft.com/office/word/2015/wordml/symex" xmlns:wpg="http://schemas.microsoft.com/office/word/2010/wordprocessingGroup" xmlns:wpi="http://schemas.microsoft.com/office/word/2010/wordprocessingInk" xmlns:wne="http://schemas.microsoft.com/office/word/2006/wordml" xmlns:wps="http://schemas.microsoft.com/office/word/2010/wordprocessingShape" mc:Ignorable="w14 w15 w16se w16cid w16 w16cex w16sdtdh wp14">
+<w:hdr xmlns:wpc="http://schemas.microsoft.com/office/word/2010/wordprocessingCanvas" xmlns:cx="http://schemas.microsoft.com/office/drawing/2014/chartex" xmlns:cx1="http://schemas.microsoft.com/office/drawing/2015/9/8/chartex" xmlns:cx2="http://schemas.microsoft.com/office/drawing/2015/10/21/chartex" xmlns:cx3="http://schemas.microsoft.com/office/drawing/2016/5/9/chartex" xmlns:cx4="http://schemas.microsoft.com/office/drawing/2016/5/10/chartex" xmlns:cx5="http://schemas.microsoft.com/office/drawing/2016/5/11/chartex" xmlns:cx6="http://schemas.microsoft.com/office/drawing/2016/5/12/chartex" xmlns:cx7="http://schemas.microsoft.com/office/drawing/2016/5/13/chartex" xmlns:cx8="http://schemas.microsoft.com/office/drawing/2016/5/14/chartex" xmlns:mc="http://schemas.openxmlformats.org/markup-compatibility/2006" xmlns:aink="http://schemas.microsoft.com/office/drawing/2016/ink" xmlns:am3d="http://schemas.microsoft.com/office/drawing/2017/model3d" xmlns:o="urn:schemas-microsoft-com:office:office" xmlns:oel="http://schemas.microsoft.com/office/2019/extlst" xmlns:r="http://schemas.openxmlformats.org/officeDocument/2006/relationships" xmlns:m="http://schemas.openxmlformats.org/officeDocument/2006/math" xmlns:v="urn:schemas-microsoft-com:vml" xmlns:wp14="http://schemas.microsoft.com/office/word/2010/wordprocessingDrawing" xmlns:wp="http://schemas.openxmlformats.org/drawingml/2006/wordprocessingDrawing" xmlns:w10="urn:schemas-microsoft-com:office:word" xmlns:w="http://schemas.openxmlformats.org/wordprocessingml/2006/main" xmlns:w14="http://schemas.microsoft.com/office/word/2010/wordml" xmlns:w15="http://schemas.microsoft.com/office/word/2012/wordml" xmlns:w16cex="http://schemas.microsoft.com/office/word/2018/wordml/cex" xmlns:w16cid="http://schemas.microsoft.com/office/word/2016/wordml/cid" xmlns:w16="http://schemas.microsoft.com/office/word/2018/wordml" xmlns:w16sdtdh="http://schemas.microsoft.com/office/word/2020/wordml/sdtdatahash" xmlns:w16se="http://schemas.microsoft.com/office/word/2015/wordml/symex" xmlns:wpg="http://schemas.microsoft.com/office/word/2010/wordprocessingGroup" xmlns:wpi="http://schemas.microsoft.com/office/word/2010/wordprocessingInk" xmlns:wne="http://schemas.microsoft.com/office/word/2006/wordml" xmlns:wps="http://schemas.microsoft.com/office/word/2010/wordprocessingShape" mc:Ignorable="w14 w15 w16se w16cid w16 w16cex w16sdtdh wp14">
   <w:p>
     <w:pPr>
       <w:pStyle w:val="Header"/>
@@ -3583,7 +3114,6 @@
                                 <w:szCs w:val="32"/>
                               </w:rPr>
                             </w:pPr>
-                            <w:proofErr w:type="spellStart"/>
                             <w:r>
                               <w:rPr>
                                 <w:b/>
@@ -3600,17 +3130,7 @@
                                 <w:sz w:val="32"/>
                                 <w:szCs w:val="32"/>
                               </w:rPr>
-                              <w:t>edaar</w:t>
-                            </w:r>
-                            <w:proofErr w:type="spellEnd"/>
-                            <w:r>
-                              <w:rPr>
-                                <w:b/>
-                                <w:bCs/>
-                                <w:sz w:val="32"/>
-                                <w:szCs w:val="32"/>
-                              </w:rPr>
-                              <w:t xml:space="preserve"> Textile Private Limited</w:t>
+                              <w:t>edaar Textile Private Limited</w:t>
                             </w:r>
                           </w:p>
                           <w:p/>
@@ -3703,7 +3223,7 @@
 </file>
 
 <file path=word/header3.xml><?xml version="1.0" encoding="utf-8"?>
-<w:hdr xmlns:wpc="http://schemas.microsoft.com/office/word/2010/wordprocessingCanvas" xmlns:cx="http://schemas.microsoft.com/office/drawing/2014/chartex" xmlns:cx1="http://schemas.microsoft.com/office/drawing/2015/9/8/chartex" xmlns:cx2="http://schemas.microsoft.com/office/drawing/2015/10/21/chartex" xmlns:cx3="http://schemas.microsoft.com/office/drawing/2016/5/9/chartex" xmlns:cx4="http://schemas.microsoft.com/office/drawing/2016/5/10/chartex" xmlns:cx5="http://schemas.microsoft.com/office/drawing/2016/5/11/chartex" xmlns:cx6="http://schemas.microsoft.com/office/drawing/2016/5/12/chartex" xmlns:cx7="http://schemas.microsoft.com/office/drawing/2016/5/13/chartex" xmlns:cx8="http://schemas.microsoft.com/office/drawing/2016/5/14/chartex" xmlns:mc="http://schemas.openxmlformats.org/markup-compatibility/2006" xmlns:aink="http://schemas.microsoft.com/office/drawing/2016/ink" xmlns:am3d="http://schemas.microsoft.com/office/drawing/2017/model3d" xmlns:o="urn:schemas-microsoft-com:office:office" xmlns:r="http://schemas.openxmlformats.org/officeDocument/2006/relationships" xmlns:m="http://schemas.openxmlformats.org/officeDocument/2006/math" xmlns:v="urn:schemas-microsoft-com:vml" xmlns:wp14="http://schemas.microsoft.com/office/word/2010/wordprocessingDrawing" xmlns:wp="http://schemas.openxmlformats.org/drawingml/2006/wordprocessingDrawing" xmlns:w10="urn:schemas-microsoft-com:office:word" xmlns:w="http://schemas.openxmlformats.org/wordprocessingml/2006/main" xmlns:w14="http://schemas.microsoft.com/office/word/2010/wordml" xmlns:w15="http://schemas.microsoft.com/office/word/2012/wordml" xmlns:w16cex="http://schemas.microsoft.com/office/word/2018/wordml/cex" xmlns:w16cid="http://schemas.microsoft.com/office/word/2016/wordml/cid" xmlns:w16="http://schemas.microsoft.com/office/word/2018/wordml" xmlns:w16sdtdh="http://schemas.microsoft.com/office/word/2020/wordml/sdtdatahash" xmlns:w16se="http://schemas.microsoft.com/office/word/2015/wordml/symex" xmlns:wpg="http://schemas.microsoft.com/office/word/2010/wordprocessingGroup" xmlns:wpi="http://schemas.microsoft.com/office/word/2010/wordprocessingInk" xmlns:wne="http://schemas.microsoft.com/office/word/2006/wordml" xmlns:wps="http://schemas.microsoft.com/office/word/2010/wordprocessingShape" mc:Ignorable="w14 w15 w16se w16cid w16 w16cex w16sdtdh wp14">
+<w:hdr xmlns:wpc="http://schemas.microsoft.com/office/word/2010/wordprocessingCanvas" xmlns:cx="http://schemas.microsoft.com/office/drawing/2014/chartex" xmlns:cx1="http://schemas.microsoft.com/office/drawing/2015/9/8/chartex" xmlns:cx2="http://schemas.microsoft.com/office/drawing/2015/10/21/chartex" xmlns:cx3="http://schemas.microsoft.com/office/drawing/2016/5/9/chartex" xmlns:cx4="http://schemas.microsoft.com/office/drawing/2016/5/10/chartex" xmlns:cx5="http://schemas.microsoft.com/office/drawing/2016/5/11/chartex" xmlns:cx6="http://schemas.microsoft.com/office/drawing/2016/5/12/chartex" xmlns:cx7="http://schemas.microsoft.com/office/drawing/2016/5/13/chartex" xmlns:cx8="http://schemas.microsoft.com/office/drawing/2016/5/14/chartex" xmlns:mc="http://schemas.openxmlformats.org/markup-compatibility/2006" xmlns:aink="http://schemas.microsoft.com/office/drawing/2016/ink" xmlns:am3d="http://schemas.microsoft.com/office/drawing/2017/model3d" xmlns:o="urn:schemas-microsoft-com:office:office" xmlns:oel="http://schemas.microsoft.com/office/2019/extlst" xmlns:r="http://schemas.openxmlformats.org/officeDocument/2006/relationships" xmlns:m="http://schemas.openxmlformats.org/officeDocument/2006/math" xmlns:v="urn:schemas-microsoft-com:vml" xmlns:wp14="http://schemas.microsoft.com/office/word/2010/wordprocessingDrawing" xmlns:wp="http://schemas.openxmlformats.org/drawingml/2006/wordprocessingDrawing" xmlns:w10="urn:schemas-microsoft-com:office:word" xmlns:w="http://schemas.openxmlformats.org/wordprocessingml/2006/main" xmlns:w14="http://schemas.microsoft.com/office/word/2010/wordml" xmlns:w15="http://schemas.microsoft.com/office/word/2012/wordml" xmlns:w16cex="http://schemas.microsoft.com/office/word/2018/wordml/cex" xmlns:w16cid="http://schemas.microsoft.com/office/word/2016/wordml/cid" xmlns:w16="http://schemas.microsoft.com/office/word/2018/wordml" xmlns:w16sdtdh="http://schemas.microsoft.com/office/word/2020/wordml/sdtdatahash" xmlns:w16se="http://schemas.microsoft.com/office/word/2015/wordml/symex" xmlns:wpg="http://schemas.microsoft.com/office/word/2010/wordprocessingGroup" xmlns:wpi="http://schemas.microsoft.com/office/word/2010/wordprocessingInk" xmlns:wne="http://schemas.microsoft.com/office/word/2006/wordml" xmlns:wps="http://schemas.microsoft.com/office/word/2010/wordprocessingShape" mc:Ignorable="w14 w15 w16se w16cid w16 w16cex w16sdtdh wp14">
   <w:p>
     <w:pPr>
       <w:pStyle w:val="Header"/>
@@ -3713,7 +3233,7 @@
 </file>
 
 <file path=word/numbering.xml><?xml version="1.0" encoding="utf-8"?>
-<w:numbering xmlns:wpc="http://schemas.microsoft.com/office/word/2010/wordprocessingCanvas" xmlns:cx="http://schemas.microsoft.com/office/drawing/2014/chartex" xmlns:cx1="http://schemas.microsoft.com/office/drawing/2015/9/8/chartex" xmlns:cx2="http://schemas.microsoft.com/office/drawing/2015/10/21/chartex" xmlns:cx3="http://schemas.microsoft.com/office/drawing/2016/5/9/chartex" xmlns:cx4="http://schemas.microsoft.com/office/drawing/2016/5/10/chartex" xmlns:cx5="http://schemas.microsoft.com/office/drawing/2016/5/11/chartex" xmlns:cx6="http://schemas.microsoft.com/office/drawing/2016/5/12/chartex" xmlns:cx7="http://schemas.microsoft.com/office/drawing/2016/5/13/chartex" xmlns:cx8="http://schemas.microsoft.com/office/drawing/2016/5/14/chartex" xmlns:mc="http://schemas.openxmlformats.org/markup-compatibility/2006" xmlns:aink="http://schemas.microsoft.com/office/drawing/2016/ink" xmlns:am3d="http://schemas.microsoft.com/office/drawing/2017/model3d" xmlns:o="urn:schemas-microsoft-com:office:office" xmlns:r="http://schemas.openxmlformats.org/officeDocument/2006/relationships" xmlns:m="http://schemas.openxmlformats.org/officeDocument/2006/math" xmlns:v="urn:schemas-microsoft-com:vml" xmlns:wp14="http://schemas.microsoft.com/office/word/2010/wordprocessingDrawing" xmlns:wp="http://schemas.openxmlformats.org/drawingml/2006/wordprocessingDrawing" xmlns:w10="urn:schemas-microsoft-com:office:word" xmlns:w="http://schemas.openxmlformats.org/wordprocessingml/2006/main" xmlns:w14="http://schemas.microsoft.com/office/word/2010/wordml" xmlns:w15="http://schemas.microsoft.com/office/word/2012/wordml" xmlns:w16cex="http://schemas.microsoft.com/office/word/2018/wordml/cex" xmlns:w16cid="http://schemas.microsoft.com/office/word/2016/wordml/cid" xmlns:w16="http://schemas.microsoft.com/office/word/2018/wordml" xmlns:w16sdtdh="http://schemas.microsoft.com/office/word/2020/wordml/sdtdatahash" xmlns:w16se="http://schemas.microsoft.com/office/word/2015/wordml/symex" xmlns:wpg="http://schemas.microsoft.com/office/word/2010/wordprocessingGroup" xmlns:wpi="http://schemas.microsoft.com/office/word/2010/wordprocessingInk" xmlns:wne="http://schemas.microsoft.com/office/word/2006/wordml" xmlns:wps="http://schemas.microsoft.com/office/word/2010/wordprocessingShape" mc:Ignorable="w14 w15 w16se w16cid w16 w16cex w16sdtdh wp14">
+<w:numbering xmlns:wpc="http://schemas.microsoft.com/office/word/2010/wordprocessingCanvas" xmlns:cx="http://schemas.microsoft.com/office/drawing/2014/chartex" xmlns:cx1="http://schemas.microsoft.com/office/drawing/2015/9/8/chartex" xmlns:cx2="http://schemas.microsoft.com/office/drawing/2015/10/21/chartex" xmlns:cx3="http://schemas.microsoft.com/office/drawing/2016/5/9/chartex" xmlns:cx4="http://schemas.microsoft.com/office/drawing/2016/5/10/chartex" xmlns:cx5="http://schemas.microsoft.com/office/drawing/2016/5/11/chartex" xmlns:cx6="http://schemas.microsoft.com/office/drawing/2016/5/12/chartex" xmlns:cx7="http://schemas.microsoft.com/office/drawing/2016/5/13/chartex" xmlns:cx8="http://schemas.microsoft.com/office/drawing/2016/5/14/chartex" xmlns:mc="http://schemas.openxmlformats.org/markup-compatibility/2006" xmlns:aink="http://schemas.microsoft.com/office/drawing/2016/ink" xmlns:am3d="http://schemas.microsoft.com/office/drawing/2017/model3d" xmlns:o="urn:schemas-microsoft-com:office:office" xmlns:oel="http://schemas.microsoft.com/office/2019/extlst" xmlns:r="http://schemas.openxmlformats.org/officeDocument/2006/relationships" xmlns:m="http://schemas.openxmlformats.org/officeDocument/2006/math" xmlns:v="urn:schemas-microsoft-com:vml" xmlns:wp14="http://schemas.microsoft.com/office/word/2010/wordprocessingDrawing" xmlns:wp="http://schemas.openxmlformats.org/drawingml/2006/wordprocessingDrawing" xmlns:w10="urn:schemas-microsoft-com:office:word" xmlns:w="http://schemas.openxmlformats.org/wordprocessingml/2006/main" xmlns:w14="http://schemas.microsoft.com/office/word/2010/wordml" xmlns:w15="http://schemas.microsoft.com/office/word/2012/wordml" xmlns:w16cex="http://schemas.microsoft.com/office/word/2018/wordml/cex" xmlns:w16cid="http://schemas.microsoft.com/office/word/2016/wordml/cid" xmlns:w16="http://schemas.microsoft.com/office/word/2018/wordml" xmlns:w16sdtdh="http://schemas.microsoft.com/office/word/2020/wordml/sdtdatahash" xmlns:w16se="http://schemas.microsoft.com/office/word/2015/wordml/symex" xmlns:wpg="http://schemas.microsoft.com/office/word/2010/wordprocessingGroup" xmlns:wpi="http://schemas.microsoft.com/office/word/2010/wordprocessingInk" xmlns:wne="http://schemas.microsoft.com/office/word/2006/wordml" xmlns:wps="http://schemas.microsoft.com/office/word/2010/wordprocessingShape" mc:Ignorable="w14 w15 w16se w16cid w16 w16cex w16sdtdh wp14">
   <w:abstractNum w:abstractNumId="0" w15:restartNumberingAfterBreak="0">
     <w:nsid w:val="19365752"/>
     <w:multiLevelType w:val="hybridMultilevel"/>
@@ -3956,16 +3476,16 @@
       <w:lvlJc w:val="left"/>
     </w:lvl>
   </w:abstractNum>
-  <w:num w:numId="1">
+  <w:num w:numId="1" w16cid:durableId="768548862">
     <w:abstractNumId w:val="2"/>
   </w:num>
-  <w:num w:numId="2">
+  <w:num w:numId="2" w16cid:durableId="55279004">
     <w:abstractNumId w:val="3"/>
   </w:num>
-  <w:num w:numId="3">
+  <w:num w:numId="3" w16cid:durableId="1046414907">
     <w:abstractNumId w:val="1"/>
   </w:num>
-  <w:num w:numId="4">
+  <w:num w:numId="4" w16cid:durableId="2060128255">
     <w:abstractNumId w:val="0"/>
   </w:num>
 </w:numbering>

--- a/APLOS/POPResources/Templates/LocalTaxInvoice202034.docx
+++ b/APLOS/POPResources/Templates/LocalTaxInvoice202034.docx
@@ -108,6 +108,7 @@
               </w:rPr>
               <w:t xml:space="preserve"> - </w:t>
             </w:r>
+            <w:proofErr w:type="spellStart"/>
             <w:r>
               <w:rPr>
                 <w:rFonts w:ascii="Arial Narrow" w:hAnsi="Arial Narrow" w:cs="Tahoma"/>
@@ -115,8 +116,9 @@
                 <w:sz w:val="20"/>
                 <w:szCs w:val="20"/>
               </w:rPr>
-              <w:t>Akbarpur Channa</w:t>
-            </w:r>
+              <w:t>Akbarpur</w:t>
+            </w:r>
+            <w:proofErr w:type="spellEnd"/>
             <w:r>
               <w:rPr>
                 <w:rFonts w:ascii="Arial Narrow" w:hAnsi="Arial Narrow" w:cs="Tahoma"/>
@@ -124,7 +126,7 @@
                 <w:sz w:val="20"/>
                 <w:szCs w:val="20"/>
               </w:rPr>
-              <w:t xml:space="preserve">, </w:t>
+              <w:t xml:space="preserve"> Channa</w:t>
             </w:r>
             <w:r>
               <w:rPr>
@@ -133,7 +135,7 @@
                 <w:sz w:val="20"/>
                 <w:szCs w:val="20"/>
               </w:rPr>
-              <w:t>Ludhiana - Malerkotla Road,</w:t>
+              <w:t xml:space="preserve">, </w:t>
             </w:r>
             <w:r>
               <w:rPr>
@@ -142,8 +144,9 @@
                 <w:sz w:val="20"/>
                 <w:szCs w:val="20"/>
               </w:rPr>
-              <w:t xml:space="preserve"> </w:t>
-            </w:r>
+              <w:t xml:space="preserve">Ludhiana - </w:t>
+            </w:r>
+            <w:proofErr w:type="spellStart"/>
             <w:r>
               <w:rPr>
                 <w:rFonts w:ascii="Arial Narrow" w:hAnsi="Arial Narrow" w:cs="Tahoma"/>
@@ -151,8 +154,9 @@
                 <w:sz w:val="20"/>
                 <w:szCs w:val="20"/>
               </w:rPr>
-              <w:t>Near</w:t>
-            </w:r>
+              <w:t>Malerkotla</w:t>
+            </w:r>
+            <w:proofErr w:type="spellEnd"/>
             <w:r>
               <w:rPr>
                 <w:rFonts w:ascii="Arial Narrow" w:hAnsi="Arial Narrow" w:cs="Tahoma"/>
@@ -160,7 +164,7 @@
                 <w:sz w:val="20"/>
                 <w:szCs w:val="20"/>
               </w:rPr>
-              <w:t>-</w:t>
+              <w:t xml:space="preserve"> Road,</w:t>
             </w:r>
             <w:r>
               <w:rPr>
@@ -169,8 +173,46 @@
                 <w:sz w:val="20"/>
                 <w:szCs w:val="20"/>
               </w:rPr>
-              <w:t xml:space="preserve"> Ahmedgarh</w:t>
-            </w:r>
+              <w:t xml:space="preserve"> </w:t>
+            </w:r>
+            <w:r>
+              <w:rPr>
+                <w:rFonts w:ascii="Arial Narrow" w:hAnsi="Arial Narrow" w:cs="Tahoma"/>
+                <w:bCs/>
+                <w:sz w:val="20"/>
+                <w:szCs w:val="20"/>
+              </w:rPr>
+              <w:t>Near</w:t>
+            </w:r>
+            <w:r>
+              <w:rPr>
+                <w:rFonts w:ascii="Arial Narrow" w:hAnsi="Arial Narrow" w:cs="Tahoma"/>
+                <w:bCs/>
+                <w:sz w:val="20"/>
+                <w:szCs w:val="20"/>
+              </w:rPr>
+              <w:t>-</w:t>
+            </w:r>
+            <w:r>
+              <w:rPr>
+                <w:rFonts w:ascii="Arial Narrow" w:hAnsi="Arial Narrow" w:cs="Tahoma"/>
+                <w:bCs/>
+                <w:sz w:val="20"/>
+                <w:szCs w:val="20"/>
+              </w:rPr>
+              <w:t xml:space="preserve"> </w:t>
+            </w:r>
+            <w:proofErr w:type="spellStart"/>
+            <w:r>
+              <w:rPr>
+                <w:rFonts w:ascii="Arial Narrow" w:hAnsi="Arial Narrow" w:cs="Tahoma"/>
+                <w:bCs/>
+                <w:sz w:val="20"/>
+                <w:szCs w:val="20"/>
+              </w:rPr>
+              <w:t>Ahmedgarh</w:t>
+            </w:r>
+            <w:proofErr w:type="spellEnd"/>
             <w:r>
               <w:rPr>
                 <w:rFonts w:ascii="Arial Narrow" w:hAnsi="Arial Narrow" w:cs="Tahoma"/>
@@ -290,6 +332,7 @@
               </w:rPr>
               <w:t xml:space="preserve"> </w:t>
             </w:r>
+            <w:proofErr w:type="gramStart"/>
             <w:r>
               <w:rPr>
                 <w:rFonts w:ascii="Tahoma" w:hAnsi="Tahoma" w:cs="Tahoma"/>
@@ -300,6 +343,7 @@
               </w:rPr>
               <w:t>PH:-</w:t>
             </w:r>
+            <w:proofErr w:type="gramEnd"/>
             <w:r>
               <w:rPr>
                 <w:rFonts w:ascii="Tahoma" w:hAnsi="Tahoma" w:cs="Tahoma"/>
@@ -340,6 +384,7 @@
               </w:rPr>
               <w:t>{</w:t>
             </w:r>
+            <w:proofErr w:type="spellStart"/>
             <w:r>
               <w:rPr>
                 <w:rFonts w:ascii="Consolas" w:hAnsi="Consolas" w:cs="Consolas"/>
@@ -349,6 +394,7 @@
               </w:rPr>
               <w:t>FileCopyName</w:t>
             </w:r>
+            <w:proofErr w:type="spellEnd"/>
             <w:r>
               <w:rPr>
                 <w:rFonts w:ascii="Tahoma" w:hAnsi="Tahoma" w:cs="Tahoma"/>
@@ -385,7 +431,27 @@
                 <w:sz w:val="16"/>
                 <w:szCs w:val="16"/>
               </w:rPr>
-              <w:t>GST NO : 03AAJCC0212A1ZR</w:t>
+              <w:t xml:space="preserve">GST </w:t>
+            </w:r>
+            <w:proofErr w:type="gramStart"/>
+            <w:r>
+              <w:rPr>
+                <w:rFonts w:ascii="Tahoma" w:hAnsi="Tahoma" w:cs="Tahoma"/>
+                <w:b/>
+                <w:sz w:val="16"/>
+                <w:szCs w:val="16"/>
+              </w:rPr>
+              <w:t>NO :</w:t>
+            </w:r>
+            <w:proofErr w:type="gramEnd"/>
+            <w:r>
+              <w:rPr>
+                <w:rFonts w:ascii="Tahoma" w:hAnsi="Tahoma" w:cs="Tahoma"/>
+                <w:b/>
+                <w:sz w:val="16"/>
+                <w:szCs w:val="16"/>
+              </w:rPr>
+              <w:t xml:space="preserve"> 03AAJCC0212A1ZR</w:t>
             </w:r>
           </w:p>
         </w:tc>
@@ -482,6 +548,7 @@
               </w:rPr>
               <w:t xml:space="preserve"> {</w:t>
             </w:r>
+            <w:proofErr w:type="spellStart"/>
             <w:r>
               <w:rPr>
                 <w:rFonts w:ascii="Consolas" w:hAnsi="Consolas" w:cs="Consolas"/>
@@ -491,6 +558,7 @@
               </w:rPr>
               <w:t>InvoiceNo</w:t>
             </w:r>
+            <w:proofErr w:type="spellEnd"/>
             <w:r>
               <w:rPr>
                 <w:rFonts w:ascii="Tahoma" w:hAnsi="Tahoma" w:cs="Tahoma"/>
@@ -546,6 +614,7 @@
               </w:rPr>
               <w:t>: {</w:t>
             </w:r>
+            <w:proofErr w:type="spellStart"/>
             <w:r>
               <w:rPr>
                 <w:rFonts w:ascii="Consolas" w:hAnsi="Consolas" w:cs="Consolas"/>
@@ -555,6 +624,1259 @@
               </w:rPr>
               <w:t>InvoiceDate</w:t>
             </w:r>
+            <w:proofErr w:type="spellEnd"/>
+            <w:r>
+              <w:rPr>
+                <w:rFonts w:ascii="Tahoma" w:hAnsi="Tahoma" w:cs="Tahoma"/>
+                <w:b/>
+                <w:sz w:val="16"/>
+                <w:szCs w:val="16"/>
+              </w:rPr>
+              <w:t>}</w:t>
+            </w:r>
+          </w:p>
+        </w:tc>
+      </w:tr>
+      <w:tr>
+        <w:trPr>
+          <w:trHeight w:val="296"/>
+        </w:trPr>
+        <w:tc>
+          <w:tcPr>
+            <w:tcW w:w="2547" w:type="dxa"/>
+            <w:vAlign w:val="center"/>
+          </w:tcPr>
+          <w:p>
+            <w:pPr>
+              <w:rPr>
+                <w:rFonts w:ascii="Tahoma" w:hAnsi="Tahoma" w:cs="Tahoma"/>
+                <w:b/>
+                <w:sz w:val="16"/>
+                <w:szCs w:val="16"/>
+              </w:rPr>
+            </w:pPr>
+            <w:r>
+              <w:rPr>
+                <w:rFonts w:ascii="Tahoma" w:hAnsi="Tahoma" w:cs="Tahoma"/>
+                <w:b/>
+                <w:sz w:val="16"/>
+                <w:szCs w:val="16"/>
+              </w:rPr>
+              <w:t>N</w:t>
+            </w:r>
+            <w:r>
+              <w:rPr>
+                <w:rFonts w:ascii="Tahoma" w:hAnsi="Tahoma" w:cs="Tahoma"/>
+                <w:b/>
+                <w:sz w:val="16"/>
+                <w:szCs w:val="16"/>
+              </w:rPr>
+              <w:t>ame of</w:t>
+            </w:r>
+            <w:r>
+              <w:rPr>
+                <w:rFonts w:ascii="Tahoma" w:hAnsi="Tahoma" w:cs="Tahoma"/>
+                <w:b/>
+                <w:sz w:val="16"/>
+                <w:szCs w:val="16"/>
+              </w:rPr>
+              <w:t xml:space="preserve"> </w:t>
+            </w:r>
+            <w:r>
+              <w:rPr>
+                <w:rFonts w:ascii="Tahoma" w:hAnsi="Tahoma" w:cs="Tahoma"/>
+                <w:b/>
+                <w:sz w:val="16"/>
+                <w:szCs w:val="16"/>
+              </w:rPr>
+              <w:t>C</w:t>
+            </w:r>
+            <w:r>
+              <w:rPr>
+                <w:rFonts w:ascii="Tahoma" w:hAnsi="Tahoma" w:cs="Tahoma"/>
+                <w:b/>
+                <w:sz w:val="16"/>
+                <w:szCs w:val="16"/>
+              </w:rPr>
+              <w:t>onsignee</w:t>
+            </w:r>
+            <w:r>
+              <w:rPr>
+                <w:rFonts w:ascii="Tahoma" w:hAnsi="Tahoma" w:cs="Tahoma"/>
+                <w:b/>
+                <w:sz w:val="16"/>
+                <w:szCs w:val="16"/>
+              </w:rPr>
+              <w:t>:</w:t>
+            </w:r>
+          </w:p>
+        </w:tc>
+        <w:tc>
+          <w:tcPr>
+            <w:tcW w:w="7938" w:type="dxa"/>
+            <w:gridSpan w:val="5"/>
+            <w:vAlign w:val="center"/>
+          </w:tcPr>
+          <w:p>
+            <w:pPr>
+              <w:rPr>
+                <w:rFonts w:ascii="Tahoma" w:hAnsi="Tahoma" w:cs="Tahoma"/>
+                <w:b/>
+                <w:sz w:val="16"/>
+                <w:szCs w:val="16"/>
+              </w:rPr>
+            </w:pPr>
+            <w:r>
+              <w:rPr>
+                <w:rFonts w:ascii="Tahoma" w:hAnsi="Tahoma" w:cs="Tahoma"/>
+                <w:b/>
+                <w:sz w:val="16"/>
+                <w:szCs w:val="16"/>
+              </w:rPr>
+              <w:t>{</w:t>
+            </w:r>
+            <w:r>
+              <w:rPr>
+                <w:rFonts w:ascii="Consolas" w:hAnsi="Consolas" w:cs="Consolas"/>
+                <w:color w:val="000000"/>
+                <w:sz w:val="19"/>
+                <w:szCs w:val="19"/>
+              </w:rPr>
+              <w:t>Customer</w:t>
+            </w:r>
+            <w:r>
+              <w:rPr>
+                <w:rFonts w:ascii="Consolas" w:hAnsi="Consolas" w:cs="Consolas"/>
+                <w:b/>
+                <w:color w:val="000000"/>
+                <w:sz w:val="19"/>
+                <w:szCs w:val="19"/>
+              </w:rPr>
+              <w:t>}</w:t>
+            </w:r>
+          </w:p>
+        </w:tc>
+        <w:tc>
+          <w:tcPr>
+            <w:tcW w:w="3969" w:type="dxa"/>
+            <w:gridSpan w:val="2"/>
+            <w:vAlign w:val="center"/>
+          </w:tcPr>
+          <w:p>
+            <w:pPr>
+              <w:rPr>
+                <w:rFonts w:ascii="Tahoma" w:hAnsi="Tahoma" w:cs="Tahoma"/>
+                <w:b/>
+                <w:sz w:val="16"/>
+                <w:szCs w:val="16"/>
+              </w:rPr>
+            </w:pPr>
+            <w:r>
+              <w:rPr>
+                <w:rFonts w:ascii="Tahoma" w:hAnsi="Tahoma" w:cs="Tahoma"/>
+                <w:b/>
+                <w:sz w:val="16"/>
+                <w:szCs w:val="16"/>
+              </w:rPr>
+              <w:t xml:space="preserve">Customer </w:t>
+            </w:r>
+            <w:proofErr w:type="spellStart"/>
+            <w:proofErr w:type="gramStart"/>
+            <w:r>
+              <w:rPr>
+                <w:rFonts w:ascii="Tahoma" w:hAnsi="Tahoma" w:cs="Tahoma"/>
+                <w:b/>
+                <w:sz w:val="16"/>
+                <w:szCs w:val="16"/>
+              </w:rPr>
+              <w:t>GST</w:t>
+            </w:r>
+            <w:r>
+              <w:rPr>
+                <w:rFonts w:ascii="Tahoma" w:hAnsi="Tahoma" w:cs="Tahoma"/>
+                <w:b/>
+                <w:sz w:val="16"/>
+                <w:szCs w:val="16"/>
+              </w:rPr>
+              <w:t>IN</w:t>
+            </w:r>
+            <w:r>
+              <w:rPr>
+                <w:rFonts w:ascii="Tahoma" w:hAnsi="Tahoma" w:cs="Tahoma"/>
+                <w:b/>
+                <w:sz w:val="16"/>
+                <w:szCs w:val="16"/>
+              </w:rPr>
+              <w:t>o</w:t>
+            </w:r>
+            <w:proofErr w:type="spellEnd"/>
+            <w:r>
+              <w:rPr>
+                <w:rFonts w:ascii="Tahoma" w:hAnsi="Tahoma" w:cs="Tahoma"/>
+                <w:b/>
+                <w:sz w:val="16"/>
+                <w:szCs w:val="16"/>
+              </w:rPr>
+              <w:t>:-</w:t>
+            </w:r>
+            <w:proofErr w:type="gramEnd"/>
+            <w:r>
+              <w:rPr>
+                <w:rFonts w:ascii="Tahoma" w:hAnsi="Tahoma" w:cs="Tahoma"/>
+                <w:b/>
+                <w:sz w:val="16"/>
+                <w:szCs w:val="16"/>
+              </w:rPr>
+              <w:t>{</w:t>
+            </w:r>
+            <w:proofErr w:type="spellStart"/>
+            <w:r>
+              <w:rPr>
+                <w:rFonts w:ascii="Consolas" w:hAnsi="Consolas" w:cs="Consolas"/>
+                <w:color w:val="000000"/>
+                <w:sz w:val="19"/>
+                <w:szCs w:val="19"/>
+              </w:rPr>
+              <w:t>CustomerGSTNo</w:t>
+            </w:r>
+            <w:proofErr w:type="spellEnd"/>
+            <w:r>
+              <w:rPr>
+                <w:rFonts w:ascii="Tahoma" w:hAnsi="Tahoma" w:cs="Tahoma"/>
+                <w:b/>
+                <w:sz w:val="16"/>
+                <w:szCs w:val="16"/>
+              </w:rPr>
+              <w:t>}</w:t>
+            </w:r>
+          </w:p>
+        </w:tc>
+        <w:tc>
+          <w:tcPr>
+            <w:tcW w:w="3456" w:type="dxa"/>
+            <w:vAlign w:val="center"/>
+          </w:tcPr>
+          <w:p>
+            <w:pPr>
+              <w:rPr>
+                <w:rFonts w:ascii="Tahoma" w:hAnsi="Tahoma" w:cs="Tahoma"/>
+                <w:b/>
+                <w:sz w:val="16"/>
+                <w:szCs w:val="16"/>
+              </w:rPr>
+            </w:pPr>
+            <w:r>
+              <w:rPr>
+                <w:rFonts w:ascii="Tahoma" w:hAnsi="Tahoma" w:cs="Tahoma"/>
+                <w:b/>
+                <w:sz w:val="16"/>
+                <w:szCs w:val="16"/>
+              </w:rPr>
+              <w:t xml:space="preserve">Customer </w:t>
+            </w:r>
+            <w:r>
+              <w:rPr>
+                <w:rFonts w:ascii="Tahoma" w:hAnsi="Tahoma" w:cs="Tahoma"/>
+                <w:b/>
+                <w:sz w:val="16"/>
+                <w:szCs w:val="16"/>
+              </w:rPr>
+              <w:t xml:space="preserve">PAN </w:t>
+            </w:r>
+            <w:proofErr w:type="gramStart"/>
+            <w:r>
+              <w:rPr>
+                <w:rFonts w:ascii="Tahoma" w:hAnsi="Tahoma" w:cs="Tahoma"/>
+                <w:b/>
+                <w:sz w:val="16"/>
+                <w:szCs w:val="16"/>
+              </w:rPr>
+              <w:t>NO :</w:t>
+            </w:r>
+            <w:proofErr w:type="gramEnd"/>
+            <w:r>
+              <w:rPr>
+                <w:rFonts w:ascii="Tahoma" w:hAnsi="Tahoma" w:cs="Tahoma"/>
+                <w:b/>
+                <w:sz w:val="16"/>
+                <w:szCs w:val="16"/>
+              </w:rPr>
+              <w:t>-</w:t>
+            </w:r>
+            <w:r>
+              <w:rPr>
+                <w:rFonts w:ascii="Tahoma" w:hAnsi="Tahoma" w:cs="Tahoma"/>
+                <w:bCs/>
+                <w:sz w:val="16"/>
+                <w:szCs w:val="16"/>
+              </w:rPr>
+              <w:t>{</w:t>
+            </w:r>
+            <w:proofErr w:type="spellStart"/>
+            <w:r>
+              <w:rPr>
+                <w:rFonts w:ascii="Consolas" w:hAnsi="Consolas" w:cs="Consolas"/>
+                <w:color w:val="000000"/>
+                <w:sz w:val="19"/>
+                <w:szCs w:val="19"/>
+              </w:rPr>
+              <w:t>CustomerPANNo</w:t>
+            </w:r>
+            <w:proofErr w:type="spellEnd"/>
+            <w:r>
+              <w:rPr>
+                <w:rFonts w:ascii="Consolas" w:hAnsi="Consolas" w:cs="Consolas"/>
+                <w:color w:val="000000"/>
+                <w:sz w:val="19"/>
+                <w:szCs w:val="19"/>
+              </w:rPr>
+              <w:t>}</w:t>
+            </w:r>
+          </w:p>
+        </w:tc>
+      </w:tr>
+      <w:tr>
+        <w:trPr>
+          <w:trHeight w:val="234"/>
+        </w:trPr>
+        <w:tc>
+          <w:tcPr>
+            <w:tcW w:w="2547" w:type="dxa"/>
+            <w:vAlign w:val="center"/>
+          </w:tcPr>
+          <w:p>
+            <w:pPr>
+              <w:rPr>
+                <w:rFonts w:ascii="Tahoma" w:hAnsi="Tahoma" w:cs="Tahoma"/>
+                <w:b/>
+                <w:sz w:val="16"/>
+                <w:szCs w:val="16"/>
+              </w:rPr>
+            </w:pPr>
+            <w:r>
+              <w:rPr>
+                <w:rFonts w:ascii="Tahoma" w:hAnsi="Tahoma" w:cs="Tahoma"/>
+                <w:b/>
+                <w:sz w:val="16"/>
+                <w:szCs w:val="16"/>
+              </w:rPr>
+              <w:t>C</w:t>
+            </w:r>
+            <w:r>
+              <w:rPr>
+                <w:rFonts w:ascii="Tahoma" w:hAnsi="Tahoma" w:cs="Tahoma"/>
+                <w:b/>
+                <w:sz w:val="16"/>
+                <w:szCs w:val="16"/>
+              </w:rPr>
+              <w:t>onsignee</w:t>
+            </w:r>
+            <w:r>
+              <w:rPr>
+                <w:rFonts w:ascii="Tahoma" w:hAnsi="Tahoma" w:cs="Tahoma"/>
+                <w:b/>
+                <w:sz w:val="16"/>
+                <w:szCs w:val="16"/>
+              </w:rPr>
+              <w:t xml:space="preserve"> </w:t>
+            </w:r>
+            <w:r>
+              <w:rPr>
+                <w:rFonts w:ascii="Tahoma" w:hAnsi="Tahoma" w:cs="Tahoma"/>
+                <w:b/>
+                <w:sz w:val="16"/>
+                <w:szCs w:val="16"/>
+              </w:rPr>
+              <w:t>A</w:t>
+            </w:r>
+            <w:r>
+              <w:rPr>
+                <w:rFonts w:ascii="Tahoma" w:hAnsi="Tahoma" w:cs="Tahoma"/>
+                <w:b/>
+                <w:sz w:val="16"/>
+                <w:szCs w:val="16"/>
+              </w:rPr>
+              <w:t>ddress</w:t>
+            </w:r>
+            <w:r>
+              <w:rPr>
+                <w:rFonts w:ascii="Tahoma" w:hAnsi="Tahoma" w:cs="Tahoma"/>
+                <w:b/>
+                <w:sz w:val="16"/>
+                <w:szCs w:val="16"/>
+              </w:rPr>
+              <w:t>:</w:t>
+            </w:r>
+          </w:p>
+        </w:tc>
+        <w:tc>
+          <w:tcPr>
+            <w:tcW w:w="15363" w:type="dxa"/>
+            <w:gridSpan w:val="8"/>
+            <w:vAlign w:val="center"/>
+          </w:tcPr>
+          <w:p>
+            <w:pPr>
+              <w:rPr>
+                <w:rFonts w:ascii="Tahoma" w:hAnsi="Tahoma" w:cs="Tahoma"/>
+                <w:b/>
+                <w:sz w:val="44"/>
+                <w:szCs w:val="44"/>
+              </w:rPr>
+            </w:pPr>
+            <w:r>
+              <w:rPr>
+                <w:rFonts w:ascii="Tahoma" w:hAnsi="Tahoma" w:cs="Tahoma"/>
+                <w:b/>
+                <w:sz w:val="19"/>
+                <w:szCs w:val="19"/>
+              </w:rPr>
+              <w:t>{</w:t>
+            </w:r>
+            <w:proofErr w:type="spellStart"/>
+            <w:r>
+              <w:rPr>
+                <w:rFonts w:ascii="Consolas" w:hAnsi="Consolas" w:cs="Tahoma"/>
+                <w:bCs/>
+                <w:sz w:val="19"/>
+                <w:szCs w:val="19"/>
+              </w:rPr>
+              <w:t>ConsigneeAddress</w:t>
+            </w:r>
+            <w:proofErr w:type="spellEnd"/>
+            <w:r>
+              <w:rPr>
+                <w:rFonts w:ascii="Consolas" w:hAnsi="Consolas" w:cs="Consolas"/>
+                <w:b/>
+                <w:color w:val="000000"/>
+                <w:sz w:val="19"/>
+                <w:szCs w:val="19"/>
+              </w:rPr>
+              <w:t>}</w:t>
+            </w:r>
+          </w:p>
+        </w:tc>
+      </w:tr>
+      <w:tr>
+        <w:trPr>
+          <w:trHeight w:val="296"/>
+        </w:trPr>
+        <w:tc>
+          <w:tcPr>
+            <w:tcW w:w="2547" w:type="dxa"/>
+            <w:vAlign w:val="center"/>
+          </w:tcPr>
+          <w:p>
+            <w:pPr>
+              <w:rPr>
+                <w:rFonts w:ascii="Tahoma" w:hAnsi="Tahoma" w:cs="Tahoma"/>
+                <w:b/>
+                <w:sz w:val="16"/>
+                <w:szCs w:val="16"/>
+              </w:rPr>
+            </w:pPr>
+            <w:r>
+              <w:rPr>
+                <w:rFonts w:ascii="Tahoma" w:hAnsi="Tahoma" w:cs="Tahoma"/>
+                <w:b/>
+                <w:sz w:val="16"/>
+                <w:szCs w:val="16"/>
+              </w:rPr>
+              <w:t>D</w:t>
+            </w:r>
+            <w:r>
+              <w:rPr>
+                <w:rFonts w:ascii="Tahoma" w:hAnsi="Tahoma" w:cs="Tahoma"/>
+                <w:b/>
+                <w:sz w:val="16"/>
+                <w:szCs w:val="16"/>
+              </w:rPr>
+              <w:t>elivery</w:t>
+            </w:r>
+            <w:r>
+              <w:rPr>
+                <w:rFonts w:ascii="Tahoma" w:hAnsi="Tahoma" w:cs="Tahoma"/>
+                <w:b/>
+                <w:sz w:val="16"/>
+                <w:szCs w:val="16"/>
+              </w:rPr>
+              <w:t xml:space="preserve"> </w:t>
+            </w:r>
+            <w:r>
+              <w:rPr>
+                <w:rFonts w:ascii="Tahoma" w:hAnsi="Tahoma" w:cs="Tahoma"/>
+                <w:b/>
+                <w:sz w:val="16"/>
+                <w:szCs w:val="16"/>
+              </w:rPr>
+              <w:t>A</w:t>
+            </w:r>
+            <w:r>
+              <w:rPr>
+                <w:rFonts w:ascii="Tahoma" w:hAnsi="Tahoma" w:cs="Tahoma"/>
+                <w:b/>
+                <w:sz w:val="16"/>
+                <w:szCs w:val="16"/>
+              </w:rPr>
+              <w:t>ddress</w:t>
+            </w:r>
+            <w:r>
+              <w:rPr>
+                <w:rFonts w:ascii="Tahoma" w:hAnsi="Tahoma" w:cs="Tahoma"/>
+                <w:b/>
+                <w:sz w:val="16"/>
+                <w:szCs w:val="16"/>
+              </w:rPr>
+              <w:t>:</w:t>
+            </w:r>
+          </w:p>
+        </w:tc>
+        <w:tc>
+          <w:tcPr>
+            <w:tcW w:w="15363" w:type="dxa"/>
+            <w:gridSpan w:val="8"/>
+            <w:vAlign w:val="center"/>
+          </w:tcPr>
+          <w:p>
+            <w:pPr>
+              <w:rPr>
+                <w:rFonts w:ascii="Tahoma" w:hAnsi="Tahoma" w:cs="Tahoma"/>
+                <w:b/>
+                <w:sz w:val="44"/>
+                <w:szCs w:val="44"/>
+              </w:rPr>
+            </w:pPr>
+            <w:r>
+              <w:rPr>
+                <w:rFonts w:ascii="Tahoma" w:hAnsi="Tahoma" w:cs="Tahoma"/>
+                <w:b/>
+                <w:sz w:val="19"/>
+                <w:szCs w:val="19"/>
+              </w:rPr>
+              <w:t>{</w:t>
+            </w:r>
+            <w:proofErr w:type="spellStart"/>
+            <w:r>
+              <w:rPr>
+                <w:rFonts w:ascii="Consolas" w:hAnsi="Consolas" w:cs="Consolas"/>
+                <w:color w:val="000000"/>
+                <w:sz w:val="19"/>
+                <w:szCs w:val="19"/>
+              </w:rPr>
+              <w:t>DeliveryByAddress</w:t>
+            </w:r>
+            <w:proofErr w:type="spellEnd"/>
+            <w:r>
+              <w:rPr>
+                <w:rFonts w:ascii="Consolas" w:hAnsi="Consolas" w:cs="Consolas"/>
+                <w:b/>
+                <w:color w:val="000000"/>
+                <w:sz w:val="19"/>
+                <w:szCs w:val="19"/>
+              </w:rPr>
+              <w:t>}</w:t>
+            </w:r>
+          </w:p>
+        </w:tc>
+      </w:tr>
+      <w:tr>
+        <w:trPr>
+          <w:trHeight w:val="296"/>
+        </w:trPr>
+        <w:tc>
+          <w:tcPr>
+            <w:tcW w:w="2547" w:type="dxa"/>
+            <w:vAlign w:val="center"/>
+          </w:tcPr>
+          <w:p>
+            <w:pPr>
+              <w:rPr>
+                <w:rFonts w:ascii="Tahoma" w:hAnsi="Tahoma" w:cs="Tahoma"/>
+                <w:b/>
+                <w:sz w:val="16"/>
+                <w:szCs w:val="16"/>
+              </w:rPr>
+            </w:pPr>
+            <w:r>
+              <w:rPr>
+                <w:rFonts w:ascii="Tahoma" w:hAnsi="Tahoma" w:cs="Tahoma"/>
+                <w:b/>
+                <w:sz w:val="16"/>
+                <w:szCs w:val="16"/>
+              </w:rPr>
+              <w:t>C</w:t>
+            </w:r>
+            <w:r>
+              <w:rPr>
+                <w:rFonts w:ascii="Tahoma" w:hAnsi="Tahoma" w:cs="Tahoma"/>
+                <w:b/>
+                <w:sz w:val="16"/>
+                <w:szCs w:val="16"/>
+              </w:rPr>
+              <w:t>ustomer</w:t>
+            </w:r>
+            <w:r>
+              <w:rPr>
+                <w:rFonts w:ascii="Tahoma" w:hAnsi="Tahoma" w:cs="Tahoma"/>
+                <w:b/>
+                <w:sz w:val="16"/>
+                <w:szCs w:val="16"/>
+              </w:rPr>
+              <w:t xml:space="preserve"> </w:t>
+            </w:r>
+            <w:r>
+              <w:rPr>
+                <w:rFonts w:ascii="Tahoma" w:hAnsi="Tahoma" w:cs="Tahoma"/>
+                <w:b/>
+                <w:sz w:val="16"/>
+                <w:szCs w:val="16"/>
+              </w:rPr>
+              <w:t>PO:</w:t>
+            </w:r>
+          </w:p>
+        </w:tc>
+        <w:tc>
+          <w:tcPr>
+            <w:tcW w:w="2835" w:type="dxa"/>
+            <w:vAlign w:val="center"/>
+          </w:tcPr>
+          <w:p>
+            <w:pPr>
+              <w:rPr>
+                <w:rFonts w:ascii="Tahoma" w:hAnsi="Tahoma" w:cs="Tahoma"/>
+                <w:b/>
+                <w:sz w:val="16"/>
+                <w:szCs w:val="16"/>
+              </w:rPr>
+            </w:pPr>
+            <w:r>
+              <w:rPr>
+                <w:rFonts w:ascii="Tahoma" w:hAnsi="Tahoma" w:cs="Tahoma"/>
+                <w:b/>
+                <w:sz w:val="16"/>
+                <w:szCs w:val="16"/>
+              </w:rPr>
+              <w:t>{</w:t>
+            </w:r>
+            <w:proofErr w:type="spellStart"/>
+            <w:r>
+              <w:rPr>
+                <w:rFonts w:ascii="Consolas" w:hAnsi="Consolas" w:cs="Consolas"/>
+                <w:color w:val="000000"/>
+                <w:sz w:val="19"/>
+                <w:szCs w:val="19"/>
+              </w:rPr>
+              <w:t>PONumber</w:t>
+            </w:r>
+            <w:proofErr w:type="spellEnd"/>
+            <w:r>
+              <w:rPr>
+                <w:rFonts w:ascii="Tahoma" w:hAnsi="Tahoma" w:cs="Tahoma"/>
+                <w:b/>
+                <w:sz w:val="16"/>
+                <w:szCs w:val="16"/>
+              </w:rPr>
+              <w:t>}</w:t>
+            </w:r>
+          </w:p>
+        </w:tc>
+        <w:tc>
+          <w:tcPr>
+            <w:tcW w:w="1843" w:type="dxa"/>
+            <w:gridSpan w:val="2"/>
+            <w:vAlign w:val="center"/>
+          </w:tcPr>
+          <w:p>
+            <w:pPr>
+              <w:rPr>
+                <w:rFonts w:ascii="Tahoma" w:hAnsi="Tahoma" w:cs="Tahoma"/>
+                <w:b/>
+                <w:sz w:val="16"/>
+                <w:szCs w:val="16"/>
+              </w:rPr>
+            </w:pPr>
+            <w:r>
+              <w:rPr>
+                <w:rFonts w:ascii="Tahoma" w:hAnsi="Tahoma" w:cs="Tahoma"/>
+                <w:b/>
+                <w:sz w:val="16"/>
+                <w:szCs w:val="16"/>
+              </w:rPr>
+              <w:t xml:space="preserve">Order </w:t>
+            </w:r>
+            <w:r>
+              <w:rPr>
+                <w:rFonts w:ascii="Tahoma" w:hAnsi="Tahoma" w:cs="Tahoma"/>
+                <w:b/>
+                <w:sz w:val="16"/>
+                <w:szCs w:val="16"/>
+              </w:rPr>
+              <w:t>Date:</w:t>
+            </w:r>
+          </w:p>
+        </w:tc>
+        <w:tc>
+          <w:tcPr>
+            <w:tcW w:w="2208" w:type="dxa"/>
+            <w:vAlign w:val="center"/>
+          </w:tcPr>
+          <w:p>
+            <w:pPr>
+              <w:rPr>
+                <w:rFonts w:ascii="Tahoma" w:hAnsi="Tahoma" w:cs="Tahoma"/>
+                <w:b/>
+                <w:sz w:val="16"/>
+                <w:szCs w:val="16"/>
+              </w:rPr>
+            </w:pPr>
+            <w:r>
+              <w:rPr>
+                <w:rFonts w:ascii="Tahoma" w:hAnsi="Tahoma" w:cs="Tahoma"/>
+                <w:b/>
+                <w:sz w:val="16"/>
+                <w:szCs w:val="16"/>
+              </w:rPr>
+              <w:t>{</w:t>
+            </w:r>
+            <w:proofErr w:type="spellStart"/>
+            <w:r>
+              <w:rPr>
+                <w:rFonts w:ascii="Consolas" w:hAnsi="Consolas" w:cs="Consolas"/>
+                <w:color w:val="000000"/>
+                <w:sz w:val="19"/>
+                <w:szCs w:val="19"/>
+              </w:rPr>
+              <w:t>AddedDate</w:t>
+            </w:r>
+            <w:proofErr w:type="spellEnd"/>
+            <w:r>
+              <w:rPr>
+                <w:rFonts w:ascii="Tahoma" w:hAnsi="Tahoma" w:cs="Tahoma"/>
+                <w:b/>
+                <w:sz w:val="16"/>
+                <w:szCs w:val="16"/>
+              </w:rPr>
+              <w:t>}</w:t>
+            </w:r>
+          </w:p>
+        </w:tc>
+        <w:tc>
+          <w:tcPr>
+            <w:tcW w:w="3494" w:type="dxa"/>
+            <w:gridSpan w:val="2"/>
+            <w:vAlign w:val="center"/>
+          </w:tcPr>
+          <w:p>
+            <w:pPr>
+              <w:rPr>
+                <w:rFonts w:ascii="Tahoma" w:hAnsi="Tahoma" w:cs="Tahoma"/>
+                <w:b/>
+                <w:sz w:val="16"/>
+                <w:szCs w:val="16"/>
+                <w:highlight w:val="yellow"/>
+              </w:rPr>
+            </w:pPr>
+            <w:r>
+              <w:rPr>
+                <w:rFonts w:ascii="Tahoma" w:hAnsi="Tahoma" w:cs="Tahoma"/>
+                <w:b/>
+                <w:sz w:val="16"/>
+                <w:szCs w:val="16"/>
+              </w:rPr>
+              <w:t xml:space="preserve">Container </w:t>
+            </w:r>
+            <w:proofErr w:type="gramStart"/>
+            <w:r>
+              <w:rPr>
+                <w:rFonts w:ascii="Tahoma" w:hAnsi="Tahoma" w:cs="Tahoma"/>
+                <w:b/>
+                <w:sz w:val="16"/>
+                <w:szCs w:val="16"/>
+              </w:rPr>
+              <w:t>No :</w:t>
+            </w:r>
+            <w:proofErr w:type="gramEnd"/>
+            <w:r>
+              <w:rPr>
+                <w:rFonts w:ascii="Tahoma" w:hAnsi="Tahoma" w:cs="Tahoma"/>
+                <w:b/>
+                <w:sz w:val="16"/>
+                <w:szCs w:val="16"/>
+              </w:rPr>
+              <w:t xml:space="preserve"> {</w:t>
+            </w:r>
+            <w:proofErr w:type="spellStart"/>
+            <w:r>
+              <w:rPr>
+                <w:rFonts w:ascii="Consolas" w:hAnsi="Consolas" w:cs="Consolas"/>
+                <w:color w:val="000000"/>
+                <w:sz w:val="19"/>
+                <w:szCs w:val="19"/>
+              </w:rPr>
+              <w:t>CNFContainerNo</w:t>
+            </w:r>
+            <w:proofErr w:type="spellEnd"/>
+            <w:r>
+              <w:rPr>
+                <w:rFonts w:ascii="Tahoma" w:hAnsi="Tahoma" w:cs="Tahoma"/>
+                <w:b/>
+                <w:sz w:val="16"/>
+                <w:szCs w:val="16"/>
+              </w:rPr>
+              <w:t>}</w:t>
+            </w:r>
+          </w:p>
+        </w:tc>
+        <w:tc>
+          <w:tcPr>
+            <w:tcW w:w="4983" w:type="dxa"/>
+            <w:gridSpan w:val="2"/>
+            <w:vAlign w:val="center"/>
+          </w:tcPr>
+          <w:p>
+            <w:pPr>
+              <w:rPr>
+                <w:rFonts w:ascii="Tahoma" w:hAnsi="Tahoma" w:cs="Tahoma"/>
+                <w:b/>
+                <w:sz w:val="16"/>
+                <w:szCs w:val="16"/>
+              </w:rPr>
+            </w:pPr>
+          </w:p>
+        </w:tc>
+      </w:tr>
+      <w:tr>
+        <w:trPr>
+          <w:trHeight w:val="384"/>
+        </w:trPr>
+        <w:tc>
+          <w:tcPr>
+            <w:tcW w:w="2547" w:type="dxa"/>
+            <w:vAlign w:val="center"/>
+          </w:tcPr>
+          <w:p>
+            <w:pPr>
+              <w:rPr>
+                <w:rFonts w:ascii="Tahoma" w:hAnsi="Tahoma" w:cs="Tahoma"/>
+                <w:b/>
+                <w:sz w:val="16"/>
+                <w:szCs w:val="16"/>
+              </w:rPr>
+            </w:pPr>
+            <w:r>
+              <w:rPr>
+                <w:rFonts w:ascii="Tahoma" w:hAnsi="Tahoma" w:cs="Tahoma"/>
+                <w:b/>
+                <w:bCs/>
+                <w:sz w:val="16"/>
+                <w:szCs w:val="16"/>
+              </w:rPr>
+              <w:t xml:space="preserve">Lorry </w:t>
+            </w:r>
+            <w:r>
+              <w:rPr>
+                <w:rFonts w:ascii="Tahoma" w:hAnsi="Tahoma" w:cs="Tahoma"/>
+                <w:b/>
+                <w:bCs/>
+                <w:sz w:val="16"/>
+                <w:szCs w:val="16"/>
+              </w:rPr>
+              <w:t>No:</w:t>
+            </w:r>
+          </w:p>
+        </w:tc>
+        <w:tc>
+          <w:tcPr>
+            <w:tcW w:w="2835" w:type="dxa"/>
+            <w:vAlign w:val="center"/>
+          </w:tcPr>
+          <w:p>
+            <w:pPr>
+              <w:tabs>
+                <w:tab w:val="left" w:pos="4110"/>
+              </w:tabs>
+              <w:rPr>
+                <w:rFonts w:ascii="Tahoma" w:hAnsi="Tahoma" w:cs="Tahoma"/>
+                <w:b/>
+                <w:sz w:val="16"/>
+                <w:szCs w:val="16"/>
+              </w:rPr>
+            </w:pPr>
+            <w:r>
+              <w:rPr>
+                <w:rFonts w:ascii="Tahoma" w:hAnsi="Tahoma" w:cs="Tahoma"/>
+                <w:b/>
+                <w:bCs/>
+                <w:sz w:val="16"/>
+                <w:szCs w:val="16"/>
+              </w:rPr>
+              <w:t>{</w:t>
+            </w:r>
+            <w:proofErr w:type="spellStart"/>
+            <w:r>
+              <w:rPr>
+                <w:rFonts w:ascii="Consolas" w:hAnsi="Consolas" w:cs="Consolas"/>
+                <w:color w:val="000000"/>
+                <w:sz w:val="19"/>
+                <w:szCs w:val="19"/>
+              </w:rPr>
+              <w:t>TransportVehicleNo</w:t>
+            </w:r>
+            <w:proofErr w:type="spellEnd"/>
+            <w:r>
+              <w:rPr>
+                <w:rFonts w:ascii="Tahoma" w:hAnsi="Tahoma" w:cs="Tahoma"/>
+                <w:b/>
+                <w:bCs/>
+                <w:sz w:val="16"/>
+                <w:szCs w:val="16"/>
+              </w:rPr>
+              <w:t>}</w:t>
+            </w:r>
+          </w:p>
+        </w:tc>
+        <w:tc>
+          <w:tcPr>
+            <w:tcW w:w="1843" w:type="dxa"/>
+            <w:gridSpan w:val="2"/>
+          </w:tcPr>
+          <w:p>
+            <w:pPr>
+              <w:tabs>
+                <w:tab w:val="left" w:pos="4110"/>
+              </w:tabs>
+              <w:rPr>
+                <w:rFonts w:ascii="Tahoma" w:hAnsi="Tahoma" w:cs="Tahoma"/>
+                <w:b/>
+                <w:sz w:val="16"/>
+                <w:szCs w:val="16"/>
+              </w:rPr>
+            </w:pPr>
+            <w:r>
+              <w:rPr>
+                <w:rFonts w:ascii="Tahoma" w:hAnsi="Tahoma" w:cs="Tahoma"/>
+                <w:b/>
+                <w:bCs/>
+                <w:sz w:val="16"/>
+                <w:szCs w:val="16"/>
+              </w:rPr>
+              <w:t xml:space="preserve">Transporter </w:t>
+            </w:r>
+            <w:r>
+              <w:rPr>
+                <w:rFonts w:ascii="Tahoma" w:hAnsi="Tahoma" w:cs="Tahoma"/>
+                <w:b/>
+                <w:bCs/>
+                <w:sz w:val="16"/>
+                <w:szCs w:val="16"/>
+              </w:rPr>
+              <w:t>Name:</w:t>
+            </w:r>
+          </w:p>
+        </w:tc>
+        <w:tc>
+          <w:tcPr>
+            <w:tcW w:w="2208" w:type="dxa"/>
+          </w:tcPr>
+          <w:p>
+            <w:pPr>
+              <w:tabs>
+                <w:tab w:val="left" w:pos="4110"/>
+              </w:tabs>
+              <w:rPr>
+                <w:rFonts w:ascii="Tahoma" w:hAnsi="Tahoma" w:cs="Tahoma"/>
+                <w:b/>
+                <w:sz w:val="16"/>
+                <w:szCs w:val="16"/>
+              </w:rPr>
+            </w:pPr>
+            <w:r>
+              <w:rPr>
+                <w:rFonts w:ascii="Tahoma" w:hAnsi="Tahoma" w:cs="Tahoma"/>
+                <w:b/>
+                <w:bCs/>
+                <w:sz w:val="16"/>
+                <w:szCs w:val="16"/>
+              </w:rPr>
+              <w:t>{</w:t>
+            </w:r>
+            <w:proofErr w:type="spellStart"/>
+            <w:r>
+              <w:rPr>
+                <w:rFonts w:ascii="Consolas" w:hAnsi="Consolas" w:cs="Consolas"/>
+                <w:color w:val="000000"/>
+                <w:sz w:val="19"/>
+                <w:szCs w:val="19"/>
+              </w:rPr>
+              <w:t>TransporterName</w:t>
+            </w:r>
+            <w:proofErr w:type="spellEnd"/>
+            <w:r>
+              <w:rPr>
+                <w:rFonts w:ascii="Tahoma" w:hAnsi="Tahoma" w:cs="Tahoma"/>
+                <w:b/>
+                <w:bCs/>
+                <w:sz w:val="16"/>
+                <w:szCs w:val="16"/>
+              </w:rPr>
+              <w:t>}</w:t>
+            </w:r>
+          </w:p>
+        </w:tc>
+        <w:tc>
+          <w:tcPr>
+            <w:tcW w:w="3494" w:type="dxa"/>
+            <w:gridSpan w:val="2"/>
+          </w:tcPr>
+          <w:p>
+            <w:pPr>
+              <w:tabs>
+                <w:tab w:val="left" w:pos="4110"/>
+              </w:tabs>
+              <w:rPr>
+                <w:rFonts w:ascii="Tahoma" w:hAnsi="Tahoma" w:cs="Tahoma"/>
+                <w:b/>
+                <w:bCs/>
+                <w:sz w:val="16"/>
+                <w:szCs w:val="16"/>
+              </w:rPr>
+            </w:pPr>
+            <w:r>
+              <w:rPr>
+                <w:rFonts w:ascii="Tahoma" w:hAnsi="Tahoma" w:cs="Tahoma"/>
+                <w:b/>
+                <w:bCs/>
+                <w:sz w:val="16"/>
+                <w:szCs w:val="16"/>
+              </w:rPr>
+              <w:t xml:space="preserve">Transport Doc </w:t>
+            </w:r>
+            <w:r>
+              <w:rPr>
+                <w:rFonts w:ascii="Tahoma" w:hAnsi="Tahoma" w:cs="Tahoma"/>
+                <w:b/>
+                <w:bCs/>
+                <w:sz w:val="16"/>
+                <w:szCs w:val="16"/>
+              </w:rPr>
+              <w:t>Date:</w:t>
+            </w:r>
+            <w:r>
+              <w:rPr>
+                <w:rFonts w:ascii="Tahoma" w:hAnsi="Tahoma" w:cs="Tahoma"/>
+                <w:b/>
+                <w:bCs/>
+                <w:sz w:val="16"/>
+                <w:szCs w:val="16"/>
+              </w:rPr>
+              <w:t xml:space="preserve"> {</w:t>
+            </w:r>
+            <w:proofErr w:type="spellStart"/>
+            <w:r>
+              <w:rPr>
+                <w:rFonts w:ascii="Consolas" w:hAnsi="Consolas" w:cs="Consolas"/>
+                <w:color w:val="000000"/>
+                <w:sz w:val="19"/>
+                <w:szCs w:val="19"/>
+              </w:rPr>
+              <w:t>CNFBLAWBDate</w:t>
+            </w:r>
+            <w:proofErr w:type="spellEnd"/>
+            <w:r>
+              <w:rPr>
+                <w:rFonts w:ascii="Tahoma" w:hAnsi="Tahoma" w:cs="Tahoma"/>
+                <w:b/>
+                <w:bCs/>
+                <w:sz w:val="16"/>
+                <w:szCs w:val="16"/>
+              </w:rPr>
+              <w:t>}</w:t>
+            </w:r>
+          </w:p>
+          <w:p>
+            <w:pPr>
+              <w:tabs>
+                <w:tab w:val="left" w:pos="4110"/>
+              </w:tabs>
+              <w:rPr>
+                <w:rFonts w:ascii="Tahoma" w:hAnsi="Tahoma" w:cs="Tahoma"/>
+                <w:b/>
+                <w:sz w:val="16"/>
+                <w:szCs w:val="16"/>
+                <w:highlight w:val="yellow"/>
+              </w:rPr>
+            </w:pPr>
+          </w:p>
+        </w:tc>
+        <w:tc>
+          <w:tcPr>
+            <w:tcW w:w="4983" w:type="dxa"/>
+            <w:gridSpan w:val="2"/>
+          </w:tcPr>
+          <w:p>
+            <w:pPr>
+              <w:tabs>
+                <w:tab w:val="left" w:pos="4110"/>
+              </w:tabs>
+              <w:rPr>
+                <w:rFonts w:ascii="Tahoma" w:hAnsi="Tahoma" w:cs="Tahoma"/>
+                <w:b/>
+                <w:bCs/>
+                <w:sz w:val="16"/>
+                <w:szCs w:val="16"/>
+              </w:rPr>
+            </w:pPr>
+            <w:r>
+              <w:rPr>
+                <w:rFonts w:ascii="Tahoma" w:hAnsi="Tahoma" w:cs="Tahoma"/>
+                <w:b/>
+                <w:bCs/>
+                <w:sz w:val="16"/>
+                <w:szCs w:val="16"/>
+              </w:rPr>
+              <w:t xml:space="preserve">Transport Doc </w:t>
+            </w:r>
+            <w:proofErr w:type="gramStart"/>
+            <w:r>
+              <w:rPr>
+                <w:rFonts w:ascii="Tahoma" w:hAnsi="Tahoma" w:cs="Tahoma"/>
+                <w:b/>
+                <w:bCs/>
+                <w:sz w:val="16"/>
+                <w:szCs w:val="16"/>
+              </w:rPr>
+              <w:t>Ref:</w:t>
+            </w:r>
+            <w:r>
+              <w:rPr>
+                <w:rFonts w:ascii="Tahoma" w:hAnsi="Tahoma" w:cs="Tahoma"/>
+                <w:b/>
+                <w:bCs/>
+                <w:sz w:val="16"/>
+                <w:szCs w:val="16"/>
+              </w:rPr>
+              <w:t>{</w:t>
+            </w:r>
+            <w:proofErr w:type="spellStart"/>
+            <w:proofErr w:type="gramEnd"/>
+            <w:r>
+              <w:rPr>
+                <w:rFonts w:ascii="Consolas" w:hAnsi="Consolas" w:cs="Consolas"/>
+                <w:color w:val="000000"/>
+                <w:sz w:val="19"/>
+                <w:szCs w:val="19"/>
+              </w:rPr>
+              <w:t>TransportDocRefNo</w:t>
+            </w:r>
+            <w:proofErr w:type="spellEnd"/>
+            <w:r>
+              <w:rPr>
+                <w:rFonts w:ascii="Consolas" w:hAnsi="Consolas" w:cs="Consolas"/>
+                <w:color w:val="000000"/>
+                <w:sz w:val="19"/>
+                <w:szCs w:val="19"/>
+              </w:rPr>
+              <w:t>}</w:t>
+            </w:r>
+          </w:p>
+          <w:p>
+            <w:pPr>
+              <w:tabs>
+                <w:tab w:val="left" w:pos="4110"/>
+              </w:tabs>
+              <w:rPr>
+                <w:rFonts w:ascii="Tahoma" w:hAnsi="Tahoma" w:cs="Tahoma"/>
+                <w:b/>
+                <w:sz w:val="16"/>
+                <w:szCs w:val="16"/>
+                <w:highlight w:val="yellow"/>
+              </w:rPr>
+            </w:pPr>
+          </w:p>
+        </w:tc>
+      </w:tr>
+      <w:tr>
+        <w:trPr>
+          <w:trHeight w:val="296"/>
+        </w:trPr>
+        <w:tc>
+          <w:tcPr>
+            <w:tcW w:w="2547" w:type="dxa"/>
+            <w:vAlign w:val="center"/>
+          </w:tcPr>
+          <w:p>
+            <w:pPr>
+              <w:rPr>
+                <w:rFonts w:ascii="Tahoma" w:hAnsi="Tahoma" w:cs="Tahoma"/>
+                <w:b/>
+                <w:sz w:val="16"/>
+                <w:szCs w:val="16"/>
+              </w:rPr>
+            </w:pPr>
+            <w:r>
+              <w:rPr>
+                <w:rFonts w:ascii="Tahoma" w:hAnsi="Tahoma" w:cs="Tahoma"/>
+                <w:b/>
+                <w:sz w:val="16"/>
+                <w:szCs w:val="16"/>
+              </w:rPr>
+              <w:t>D</w:t>
+            </w:r>
+            <w:r>
+              <w:rPr>
+                <w:rFonts w:ascii="Tahoma" w:hAnsi="Tahoma" w:cs="Tahoma"/>
+                <w:b/>
+                <w:sz w:val="16"/>
+                <w:szCs w:val="16"/>
+              </w:rPr>
+              <w:t>escription</w:t>
+            </w:r>
+            <w:r>
+              <w:rPr>
+                <w:rFonts w:ascii="Tahoma" w:hAnsi="Tahoma" w:cs="Tahoma"/>
+                <w:b/>
+                <w:sz w:val="16"/>
+                <w:szCs w:val="16"/>
+              </w:rPr>
+              <w:t>:</w:t>
+            </w:r>
+          </w:p>
+        </w:tc>
+        <w:tc>
+          <w:tcPr>
+            <w:tcW w:w="15363" w:type="dxa"/>
+            <w:gridSpan w:val="8"/>
+            <w:vAlign w:val="center"/>
+          </w:tcPr>
+          <w:p>
+            <w:pPr>
+              <w:rPr>
+                <w:rFonts w:ascii="Tahoma" w:hAnsi="Tahoma" w:cs="Tahoma"/>
+                <w:b/>
+                <w:sz w:val="16"/>
+                <w:szCs w:val="16"/>
+              </w:rPr>
+            </w:pPr>
+            <w:r>
+              <w:rPr>
+                <w:rFonts w:ascii="Tahoma" w:hAnsi="Tahoma" w:cs="Tahoma"/>
+                <w:b/>
+                <w:sz w:val="16"/>
+                <w:szCs w:val="16"/>
+              </w:rPr>
+              <w:t>{</w:t>
+            </w:r>
+            <w:proofErr w:type="spellStart"/>
+            <w:r>
+              <w:rPr>
+                <w:rFonts w:ascii="Consolas" w:hAnsi="Consolas" w:cs="Consolas"/>
+                <w:color w:val="000000"/>
+                <w:sz w:val="19"/>
+                <w:szCs w:val="19"/>
+              </w:rPr>
+              <w:t>ItemDescription</w:t>
+            </w:r>
+            <w:proofErr w:type="spellEnd"/>
             <w:r>
               <w:rPr>
                 <w:rFonts w:ascii="Tahoma" w:hAnsi="Tahoma" w:cs="Tahoma"/>
@@ -587,1164 +1909,63 @@
               </w:rPr>
             </w:pPr>
           </w:p>
-        </w:tc>
-      </w:tr>
-      <w:tr>
-        <w:trPr>
-          <w:trHeight w:val="296"/>
-        </w:trPr>
-        <w:tc>
-          <w:tcPr>
-            <w:tcW w:w="2547" w:type="dxa"/>
-            <w:vAlign w:val="center"/>
-          </w:tcPr>
-          <w:p>
-            <w:pPr>
-              <w:rPr>
-                <w:rFonts w:ascii="Tahoma" w:hAnsi="Tahoma" w:cs="Tahoma"/>
-                <w:b/>
-                <w:sz w:val="16"/>
-                <w:szCs w:val="16"/>
-              </w:rPr>
-            </w:pPr>
-            <w:r>
-              <w:rPr>
-                <w:rFonts w:ascii="Tahoma" w:hAnsi="Tahoma" w:cs="Tahoma"/>
-                <w:b/>
-                <w:sz w:val="16"/>
-                <w:szCs w:val="16"/>
-              </w:rPr>
-              <w:t>N</w:t>
-            </w:r>
-            <w:r>
-              <w:rPr>
-                <w:rFonts w:ascii="Tahoma" w:hAnsi="Tahoma" w:cs="Tahoma"/>
-                <w:b/>
-                <w:sz w:val="16"/>
-                <w:szCs w:val="16"/>
-              </w:rPr>
-              <w:t>ame of</w:t>
-            </w:r>
-            <w:r>
-              <w:rPr>
-                <w:rFonts w:ascii="Tahoma" w:hAnsi="Tahoma" w:cs="Tahoma"/>
-                <w:b/>
-                <w:sz w:val="16"/>
-                <w:szCs w:val="16"/>
-              </w:rPr>
-              <w:t xml:space="preserve"> </w:t>
-            </w:r>
-            <w:r>
-              <w:rPr>
-                <w:rFonts w:ascii="Tahoma" w:hAnsi="Tahoma" w:cs="Tahoma"/>
-                <w:b/>
-                <w:sz w:val="16"/>
-                <w:szCs w:val="16"/>
-              </w:rPr>
-              <w:t>C</w:t>
-            </w:r>
-            <w:r>
-              <w:rPr>
-                <w:rFonts w:ascii="Tahoma" w:hAnsi="Tahoma" w:cs="Tahoma"/>
-                <w:b/>
-                <w:sz w:val="16"/>
-                <w:szCs w:val="16"/>
-              </w:rPr>
-              <w:t>onsignee</w:t>
-            </w:r>
-            <w:r>
-              <w:rPr>
-                <w:rFonts w:ascii="Tahoma" w:hAnsi="Tahoma" w:cs="Tahoma"/>
-                <w:b/>
-                <w:sz w:val="16"/>
-                <w:szCs w:val="16"/>
-              </w:rPr>
-              <w:t>:</w:t>
-            </w:r>
-          </w:p>
-        </w:tc>
-        <w:tc>
-          <w:tcPr>
-            <w:tcW w:w="7938" w:type="dxa"/>
-            <w:gridSpan w:val="5"/>
-            <w:vAlign w:val="center"/>
-          </w:tcPr>
-          <w:p>
-            <w:pPr>
-              <w:rPr>
-                <w:rFonts w:ascii="Tahoma" w:hAnsi="Tahoma" w:cs="Tahoma"/>
-                <w:b/>
-                <w:sz w:val="16"/>
-                <w:szCs w:val="16"/>
-              </w:rPr>
-            </w:pPr>
-            <w:r>
-              <w:rPr>
-                <w:rFonts w:ascii="Tahoma" w:hAnsi="Tahoma" w:cs="Tahoma"/>
-                <w:b/>
+          <w:p>
+            <w:pPr>
+              <w:rPr>
+                <w:rFonts w:ascii="Tahoma" w:eastAsia="Arial" w:hAnsi="Tahoma" w:cs="Tahoma"/>
+                <w:b/>
+                <w:bCs/>
+                <w:sz w:val="16"/>
+                <w:szCs w:val="16"/>
+              </w:rPr>
+            </w:pPr>
+            <w:r>
+              <w:rPr>
+                <w:rFonts w:ascii="Tahoma" w:eastAsia="Arial" w:hAnsi="Tahoma" w:cs="Tahoma"/>
+                <w:b/>
+                <w:bCs/>
+                <w:sz w:val="16"/>
+                <w:szCs w:val="16"/>
+              </w:rPr>
+              <w:t>Material Details</w:t>
+            </w:r>
+          </w:p>
+          <w:p>
+            <w:pPr>
+              <w:rPr>
+                <w:rFonts w:ascii="Tahoma" w:hAnsi="Tahoma" w:cs="Tahoma"/>
+                <w:b/>
+                <w:sz w:val="16"/>
+                <w:szCs w:val="16"/>
+              </w:rPr>
+            </w:pPr>
+            <w:r>
+              <w:rPr>
+                <w:rFonts w:ascii="Tahoma" w:eastAsia="Arial" w:hAnsi="Tahoma" w:cs="Tahoma"/>
+                <w:b/>
+                <w:bCs/>
                 <w:sz w:val="16"/>
                 <w:szCs w:val="16"/>
               </w:rPr>
               <w:t>{</w:t>
             </w:r>
-            <w:r>
-              <w:rPr>
-                <w:rFonts w:ascii="Consolas" w:hAnsi="Consolas" w:cs="Consolas"/>
-                <w:color w:val="000000"/>
-                <w:sz w:val="19"/>
-                <w:szCs w:val="19"/>
-              </w:rPr>
-              <w:t>Customer</w:t>
-            </w:r>
-            <w:r>
-              <w:rPr>
-                <w:rFonts w:ascii="Consolas" w:hAnsi="Consolas" w:cs="Consolas"/>
-                <w:b/>
-                <w:color w:val="000000"/>
-                <w:sz w:val="19"/>
-                <w:szCs w:val="19"/>
-              </w:rPr>
-              <w:t>}</w:t>
-            </w:r>
-          </w:p>
-        </w:tc>
-        <w:tc>
-          <w:tcPr>
-            <w:tcW w:w="3969" w:type="dxa"/>
-            <w:gridSpan w:val="2"/>
-            <w:vAlign w:val="center"/>
-          </w:tcPr>
-          <w:p>
-            <w:pPr>
-              <w:rPr>
-                <w:rFonts w:ascii="Tahoma" w:hAnsi="Tahoma" w:cs="Tahoma"/>
-                <w:b/>
-                <w:sz w:val="16"/>
-                <w:szCs w:val="16"/>
-              </w:rPr>
-            </w:pPr>
-            <w:r>
-              <w:rPr>
-                <w:rFonts w:ascii="Tahoma" w:hAnsi="Tahoma" w:cs="Tahoma"/>
-                <w:b/>
-                <w:sz w:val="16"/>
-                <w:szCs w:val="16"/>
-              </w:rPr>
-              <w:t xml:space="preserve">Customer </w:t>
-            </w:r>
-            <w:r>
-              <w:rPr>
-                <w:rFonts w:ascii="Tahoma" w:hAnsi="Tahoma" w:cs="Tahoma"/>
-                <w:b/>
-                <w:sz w:val="16"/>
-                <w:szCs w:val="16"/>
-              </w:rPr>
-              <w:t>GST</w:t>
-            </w:r>
-            <w:r>
-              <w:rPr>
-                <w:rFonts w:ascii="Tahoma" w:hAnsi="Tahoma" w:cs="Tahoma"/>
-                <w:b/>
-                <w:sz w:val="16"/>
-                <w:szCs w:val="16"/>
-              </w:rPr>
-              <w:t>IN</w:t>
-            </w:r>
-            <w:r>
-              <w:rPr>
-                <w:rFonts w:ascii="Tahoma" w:hAnsi="Tahoma" w:cs="Tahoma"/>
-                <w:b/>
-                <w:sz w:val="16"/>
-                <w:szCs w:val="16"/>
-              </w:rPr>
-              <w:t>o:-</w:t>
-            </w:r>
-            <w:r>
-              <w:rPr>
-                <w:rFonts w:ascii="Tahoma" w:hAnsi="Tahoma" w:cs="Tahoma"/>
-                <w:b/>
-                <w:sz w:val="16"/>
-                <w:szCs w:val="16"/>
-              </w:rPr>
-              <w:t>{</w:t>
-            </w:r>
-            <w:r>
-              <w:rPr>
-                <w:rFonts w:ascii="Consolas" w:hAnsi="Consolas" w:cs="Consolas"/>
-                <w:color w:val="000000"/>
-                <w:sz w:val="19"/>
-                <w:szCs w:val="19"/>
-              </w:rPr>
-              <w:t>CustomerGSTNo</w:t>
-            </w:r>
-            <w:r>
-              <w:rPr>
-                <w:rFonts w:ascii="Tahoma" w:hAnsi="Tahoma" w:cs="Tahoma"/>
-                <w:b/>
-                <w:sz w:val="16"/>
-                <w:szCs w:val="16"/>
-              </w:rPr>
-              <w:t>}</w:t>
-            </w:r>
-          </w:p>
-        </w:tc>
-        <w:tc>
-          <w:tcPr>
-            <w:tcW w:w="3456" w:type="dxa"/>
-            <w:vAlign w:val="center"/>
-          </w:tcPr>
-          <w:p>
-            <w:pPr>
-              <w:rPr>
-                <w:rFonts w:ascii="Tahoma" w:hAnsi="Tahoma" w:cs="Tahoma"/>
-                <w:b/>
-                <w:sz w:val="16"/>
-                <w:szCs w:val="16"/>
-              </w:rPr>
-            </w:pPr>
-            <w:r>
-              <w:rPr>
-                <w:rFonts w:ascii="Tahoma" w:hAnsi="Tahoma" w:cs="Tahoma"/>
-                <w:b/>
-                <w:sz w:val="16"/>
-                <w:szCs w:val="16"/>
-              </w:rPr>
-              <w:t xml:space="preserve">Customer </w:t>
-            </w:r>
-            <w:r>
-              <w:rPr>
-                <w:rFonts w:ascii="Tahoma" w:hAnsi="Tahoma" w:cs="Tahoma"/>
-                <w:b/>
-                <w:sz w:val="16"/>
-                <w:szCs w:val="16"/>
-              </w:rPr>
-              <w:t>PAN NO :-</w:t>
-            </w:r>
-            <w:r>
-              <w:rPr>
-                <w:rFonts w:ascii="Tahoma" w:hAnsi="Tahoma" w:cs="Tahoma"/>
-                <w:bCs/>
-                <w:sz w:val="16"/>
-                <w:szCs w:val="16"/>
-              </w:rPr>
-              <w:t>{</w:t>
-            </w:r>
-            <w:r>
-              <w:rPr>
-                <w:rFonts w:ascii="Consolas" w:hAnsi="Consolas" w:cs="Consolas"/>
-                <w:color w:val="000000"/>
-                <w:sz w:val="19"/>
-                <w:szCs w:val="19"/>
-              </w:rPr>
-              <w:t>CustomerPANNo}</w:t>
-            </w:r>
-          </w:p>
-        </w:tc>
-      </w:tr>
-      <w:tr>
-        <w:trPr>
-          <w:trHeight w:val="234"/>
-        </w:trPr>
-        <w:tc>
-          <w:tcPr>
-            <w:tcW w:w="2547" w:type="dxa"/>
-            <w:vAlign w:val="center"/>
-          </w:tcPr>
-          <w:p>
-            <w:pPr>
-              <w:rPr>
-                <w:rFonts w:ascii="Tahoma" w:hAnsi="Tahoma" w:cs="Tahoma"/>
-                <w:b/>
-                <w:sz w:val="16"/>
-                <w:szCs w:val="16"/>
-              </w:rPr>
-            </w:pPr>
-            <w:r>
-              <w:rPr>
-                <w:rFonts w:ascii="Tahoma" w:hAnsi="Tahoma" w:cs="Tahoma"/>
-                <w:b/>
-                <w:sz w:val="16"/>
-                <w:szCs w:val="16"/>
-              </w:rPr>
-              <w:t>C</w:t>
-            </w:r>
-            <w:r>
-              <w:rPr>
-                <w:rFonts w:ascii="Tahoma" w:hAnsi="Tahoma" w:cs="Tahoma"/>
-                <w:b/>
-                <w:sz w:val="16"/>
-                <w:szCs w:val="16"/>
-              </w:rPr>
-              <w:t>onsignee</w:t>
-            </w:r>
-            <w:r>
-              <w:rPr>
-                <w:rFonts w:ascii="Tahoma" w:hAnsi="Tahoma" w:cs="Tahoma"/>
-                <w:b/>
-                <w:sz w:val="16"/>
-                <w:szCs w:val="16"/>
-              </w:rPr>
-              <w:t xml:space="preserve"> </w:t>
-            </w:r>
-            <w:r>
-              <w:rPr>
-                <w:rFonts w:ascii="Tahoma" w:hAnsi="Tahoma" w:cs="Tahoma"/>
-                <w:b/>
-                <w:sz w:val="16"/>
-                <w:szCs w:val="16"/>
-              </w:rPr>
-              <w:t>A</w:t>
-            </w:r>
-            <w:r>
-              <w:rPr>
-                <w:rFonts w:ascii="Tahoma" w:hAnsi="Tahoma" w:cs="Tahoma"/>
-                <w:b/>
-                <w:sz w:val="16"/>
-                <w:szCs w:val="16"/>
-              </w:rPr>
-              <w:t>ddress</w:t>
-            </w:r>
-            <w:r>
-              <w:rPr>
-                <w:rFonts w:ascii="Tahoma" w:hAnsi="Tahoma" w:cs="Tahoma"/>
-                <w:b/>
-                <w:sz w:val="16"/>
-                <w:szCs w:val="16"/>
-              </w:rPr>
-              <w:t>:</w:t>
-            </w:r>
-          </w:p>
-        </w:tc>
-        <w:tc>
-          <w:tcPr>
-            <w:tcW w:w="15363" w:type="dxa"/>
-            <w:gridSpan w:val="8"/>
-            <w:vAlign w:val="center"/>
-          </w:tcPr>
-          <w:p>
-            <w:pPr>
-              <w:rPr>
-                <w:rFonts w:ascii="Tahoma" w:hAnsi="Tahoma" w:cs="Tahoma"/>
-                <w:b/>
-                <w:sz w:val="44"/>
-                <w:szCs w:val="44"/>
-              </w:rPr>
-            </w:pPr>
-            <w:r>
-              <w:rPr>
-                <w:rFonts w:ascii="Tahoma" w:hAnsi="Tahoma" w:cs="Tahoma"/>
-                <w:b/>
-                <w:sz w:val="19"/>
-                <w:szCs w:val="19"/>
-              </w:rPr>
-              <w:t>{</w:t>
-            </w:r>
-            <w:r>
-              <w:rPr>
-                <w:rFonts w:ascii="Consolas" w:hAnsi="Consolas" w:cs="Tahoma"/>
-                <w:bCs/>
-                <w:sz w:val="19"/>
-                <w:szCs w:val="19"/>
-              </w:rPr>
-              <w:t>ConsigneeAddress</w:t>
-            </w:r>
-            <w:r>
-              <w:rPr>
-                <w:rFonts w:ascii="Consolas" w:hAnsi="Consolas" w:cs="Consolas"/>
-                <w:b/>
-                <w:color w:val="000000"/>
-                <w:sz w:val="19"/>
-                <w:szCs w:val="19"/>
-              </w:rPr>
-              <w:t>}</w:t>
-            </w:r>
-          </w:p>
-        </w:tc>
-      </w:tr>
-      <w:tr>
-        <w:trPr>
-          <w:trHeight w:val="296"/>
-        </w:trPr>
-        <w:tc>
-          <w:tcPr>
-            <w:tcW w:w="2547" w:type="dxa"/>
-            <w:vAlign w:val="center"/>
-          </w:tcPr>
-          <w:p>
-            <w:pPr>
-              <w:rPr>
-                <w:rFonts w:ascii="Tahoma" w:hAnsi="Tahoma" w:cs="Tahoma"/>
-                <w:b/>
-                <w:sz w:val="16"/>
-                <w:szCs w:val="16"/>
-              </w:rPr>
-            </w:pPr>
-            <w:r>
-              <w:rPr>
-                <w:rFonts w:ascii="Tahoma" w:hAnsi="Tahoma" w:cs="Tahoma"/>
-                <w:b/>
-                <w:sz w:val="16"/>
-                <w:szCs w:val="16"/>
-              </w:rPr>
-              <w:t>D</w:t>
-            </w:r>
-            <w:r>
-              <w:rPr>
-                <w:rFonts w:ascii="Tahoma" w:hAnsi="Tahoma" w:cs="Tahoma"/>
-                <w:b/>
-                <w:sz w:val="16"/>
-                <w:szCs w:val="16"/>
-              </w:rPr>
-              <w:t>elivery</w:t>
-            </w:r>
-            <w:r>
-              <w:rPr>
-                <w:rFonts w:ascii="Tahoma" w:hAnsi="Tahoma" w:cs="Tahoma"/>
-                <w:b/>
-                <w:sz w:val="16"/>
-                <w:szCs w:val="16"/>
-              </w:rPr>
-              <w:t xml:space="preserve"> </w:t>
-            </w:r>
-            <w:r>
-              <w:rPr>
-                <w:rFonts w:ascii="Tahoma" w:hAnsi="Tahoma" w:cs="Tahoma"/>
-                <w:b/>
-                <w:sz w:val="16"/>
-                <w:szCs w:val="16"/>
-              </w:rPr>
-              <w:t>A</w:t>
-            </w:r>
-            <w:r>
-              <w:rPr>
-                <w:rFonts w:ascii="Tahoma" w:hAnsi="Tahoma" w:cs="Tahoma"/>
-                <w:b/>
-                <w:sz w:val="16"/>
-                <w:szCs w:val="16"/>
-              </w:rPr>
-              <w:t>ddress</w:t>
-            </w:r>
-            <w:r>
-              <w:rPr>
-                <w:rFonts w:ascii="Tahoma" w:hAnsi="Tahoma" w:cs="Tahoma"/>
-                <w:b/>
-                <w:sz w:val="16"/>
-                <w:szCs w:val="16"/>
-              </w:rPr>
-              <w:t>:</w:t>
-            </w:r>
-          </w:p>
-        </w:tc>
-        <w:tc>
-          <w:tcPr>
-            <w:tcW w:w="15363" w:type="dxa"/>
-            <w:gridSpan w:val="8"/>
-            <w:vAlign w:val="center"/>
-          </w:tcPr>
-          <w:p>
-            <w:pPr>
-              <w:rPr>
-                <w:rFonts w:ascii="Tahoma" w:hAnsi="Tahoma" w:cs="Tahoma"/>
-                <w:b/>
-                <w:sz w:val="44"/>
-                <w:szCs w:val="44"/>
-              </w:rPr>
-            </w:pPr>
-            <w:r>
-              <w:rPr>
-                <w:rFonts w:ascii="Tahoma" w:hAnsi="Tahoma" w:cs="Tahoma"/>
-                <w:b/>
-                <w:sz w:val="19"/>
-                <w:szCs w:val="19"/>
-              </w:rPr>
-              <w:t>{</w:t>
-            </w:r>
-            <w:r>
-              <w:rPr>
-                <w:rFonts w:ascii="Consolas" w:hAnsi="Consolas" w:cs="Consolas"/>
-                <w:color w:val="000000"/>
-                <w:sz w:val="19"/>
-                <w:szCs w:val="19"/>
-              </w:rPr>
-              <w:t>DeliveryByAddress</w:t>
-            </w:r>
-            <w:r>
-              <w:rPr>
-                <w:rFonts w:ascii="Consolas" w:hAnsi="Consolas" w:cs="Consolas"/>
-                <w:b/>
-                <w:color w:val="000000"/>
-                <w:sz w:val="19"/>
-                <w:szCs w:val="19"/>
-              </w:rPr>
-              <w:t>}</w:t>
-            </w:r>
-          </w:p>
-        </w:tc>
-      </w:tr>
-      <w:tr>
-        <w:trPr>
-          <w:trHeight w:val="296"/>
-        </w:trPr>
-        <w:tc>
-          <w:tcPr>
-            <w:tcW w:w="2547" w:type="dxa"/>
-            <w:vAlign w:val="center"/>
-          </w:tcPr>
-          <w:p>
-            <w:pPr>
-              <w:rPr>
-                <w:rFonts w:ascii="Tahoma" w:hAnsi="Tahoma" w:cs="Tahoma"/>
-                <w:b/>
-                <w:sz w:val="16"/>
-                <w:szCs w:val="16"/>
-              </w:rPr>
-            </w:pPr>
-            <w:r>
-              <w:rPr>
-                <w:rFonts w:ascii="Tahoma" w:hAnsi="Tahoma" w:cs="Tahoma"/>
-                <w:b/>
-                <w:sz w:val="16"/>
-                <w:szCs w:val="16"/>
-              </w:rPr>
-              <w:t>C</w:t>
-            </w:r>
-            <w:r>
-              <w:rPr>
-                <w:rFonts w:ascii="Tahoma" w:hAnsi="Tahoma" w:cs="Tahoma"/>
-                <w:b/>
-                <w:sz w:val="16"/>
-                <w:szCs w:val="16"/>
-              </w:rPr>
-              <w:t>ustomer</w:t>
-            </w:r>
-            <w:r>
-              <w:rPr>
-                <w:rFonts w:ascii="Tahoma" w:hAnsi="Tahoma" w:cs="Tahoma"/>
-                <w:b/>
-                <w:sz w:val="16"/>
-                <w:szCs w:val="16"/>
-              </w:rPr>
-              <w:t xml:space="preserve"> </w:t>
-            </w:r>
-            <w:r>
-              <w:rPr>
-                <w:rFonts w:ascii="Tahoma" w:hAnsi="Tahoma" w:cs="Tahoma"/>
-                <w:b/>
-                <w:sz w:val="16"/>
-                <w:szCs w:val="16"/>
-              </w:rPr>
-              <w:t>PO:</w:t>
-            </w:r>
-          </w:p>
-        </w:tc>
-        <w:tc>
-          <w:tcPr>
-            <w:tcW w:w="2835" w:type="dxa"/>
-            <w:vAlign w:val="center"/>
-          </w:tcPr>
-          <w:p>
-            <w:pPr>
-              <w:rPr>
-                <w:rFonts w:ascii="Tahoma" w:hAnsi="Tahoma" w:cs="Tahoma"/>
-                <w:b/>
-                <w:sz w:val="16"/>
-                <w:szCs w:val="16"/>
-              </w:rPr>
-            </w:pPr>
-            <w:r>
-              <w:rPr>
-                <w:rFonts w:ascii="Tahoma" w:hAnsi="Tahoma" w:cs="Tahoma"/>
-                <w:b/>
-                <w:sz w:val="16"/>
-                <w:szCs w:val="16"/>
-              </w:rPr>
-              <w:t>{</w:t>
-            </w:r>
-            <w:r>
-              <w:rPr>
-                <w:rFonts w:ascii="Consolas" w:hAnsi="Consolas" w:cs="Consolas"/>
-                <w:color w:val="000000"/>
-                <w:sz w:val="19"/>
-                <w:szCs w:val="19"/>
-              </w:rPr>
-              <w:t>PONumber</w:t>
-            </w:r>
-            <w:r>
-              <w:rPr>
-                <w:rFonts w:ascii="Tahoma" w:hAnsi="Tahoma" w:cs="Tahoma"/>
-                <w:b/>
-                <w:sz w:val="16"/>
-                <w:szCs w:val="16"/>
-              </w:rPr>
-              <w:t>}</w:t>
-            </w:r>
-          </w:p>
-        </w:tc>
-        <w:tc>
-          <w:tcPr>
-            <w:tcW w:w="1843" w:type="dxa"/>
-            <w:gridSpan w:val="2"/>
-            <w:vAlign w:val="center"/>
-          </w:tcPr>
-          <w:p>
-            <w:pPr>
-              <w:rPr>
-                <w:rFonts w:ascii="Tahoma" w:hAnsi="Tahoma" w:cs="Tahoma"/>
-                <w:b/>
-                <w:sz w:val="16"/>
-                <w:szCs w:val="16"/>
-              </w:rPr>
-            </w:pPr>
-            <w:r>
-              <w:rPr>
-                <w:rFonts w:ascii="Tahoma" w:hAnsi="Tahoma" w:cs="Tahoma"/>
-                <w:b/>
-                <w:sz w:val="16"/>
-                <w:szCs w:val="16"/>
-              </w:rPr>
-              <w:t xml:space="preserve">Order </w:t>
-            </w:r>
-            <w:r>
-              <w:rPr>
-                <w:rFonts w:ascii="Tahoma" w:hAnsi="Tahoma" w:cs="Tahoma"/>
-                <w:b/>
-                <w:sz w:val="16"/>
-                <w:szCs w:val="16"/>
-              </w:rPr>
-              <w:t>Date:</w:t>
-            </w:r>
-          </w:p>
-        </w:tc>
-        <w:tc>
-          <w:tcPr>
-            <w:tcW w:w="2208" w:type="dxa"/>
-            <w:vAlign w:val="center"/>
-          </w:tcPr>
-          <w:p>
-            <w:pPr>
-              <w:rPr>
-                <w:rFonts w:ascii="Tahoma" w:hAnsi="Tahoma" w:cs="Tahoma"/>
-                <w:b/>
-                <w:sz w:val="16"/>
-                <w:szCs w:val="16"/>
-              </w:rPr>
-            </w:pPr>
-            <w:r>
-              <w:rPr>
-                <w:rFonts w:ascii="Tahoma" w:hAnsi="Tahoma" w:cs="Tahoma"/>
-                <w:b/>
-                <w:sz w:val="16"/>
-                <w:szCs w:val="16"/>
-              </w:rPr>
-              <w:t>{</w:t>
-            </w:r>
-            <w:r>
-              <w:rPr>
-                <w:rFonts w:ascii="Consolas" w:hAnsi="Consolas" w:cs="Consolas"/>
-                <w:color w:val="000000"/>
-                <w:sz w:val="19"/>
-                <w:szCs w:val="19"/>
-              </w:rPr>
-              <w:t>AddedDate</w:t>
-            </w:r>
-            <w:r>
-              <w:rPr>
-                <w:rFonts w:ascii="Tahoma" w:hAnsi="Tahoma" w:cs="Tahoma"/>
-                <w:b/>
-                <w:sz w:val="16"/>
-                <w:szCs w:val="16"/>
-              </w:rPr>
-              <w:t>}</w:t>
-            </w:r>
-          </w:p>
-        </w:tc>
-        <w:tc>
-          <w:tcPr>
-            <w:tcW w:w="3494" w:type="dxa"/>
-            <w:gridSpan w:val="2"/>
-            <w:vAlign w:val="center"/>
-          </w:tcPr>
-          <w:p>
-            <w:pPr>
-              <w:rPr>
-                <w:rFonts w:ascii="Tahoma" w:hAnsi="Tahoma" w:cs="Tahoma"/>
-                <w:b/>
-                <w:sz w:val="16"/>
-                <w:szCs w:val="16"/>
-                <w:highlight w:val="yellow"/>
-              </w:rPr>
-            </w:pPr>
-            <w:r>
-              <w:rPr>
-                <w:rFonts w:ascii="Tahoma" w:hAnsi="Tahoma" w:cs="Tahoma"/>
-                <w:b/>
-                <w:sz w:val="16"/>
-                <w:szCs w:val="16"/>
-              </w:rPr>
-              <w:t>Container No :</w:t>
-            </w:r>
-            <w:r>
-              <w:rPr>
-                <w:rFonts w:ascii="Tahoma" w:hAnsi="Tahoma" w:cs="Tahoma"/>
-                <w:b/>
-                <w:sz w:val="16"/>
-                <w:szCs w:val="16"/>
-              </w:rPr>
-              <w:t xml:space="preserve"> {</w:t>
-            </w:r>
-            <w:r>
-              <w:rPr>
-                <w:rFonts w:ascii="Consolas" w:hAnsi="Consolas" w:cs="Consolas"/>
-                <w:color w:val="000000"/>
-                <w:sz w:val="19"/>
-                <w:szCs w:val="19"/>
-              </w:rPr>
-              <w:t>CNFContainerNo</w:t>
-            </w:r>
-            <w:r>
-              <w:rPr>
-                <w:rFonts w:ascii="Tahoma" w:hAnsi="Tahoma" w:cs="Tahoma"/>
-                <w:b/>
-                <w:sz w:val="16"/>
-                <w:szCs w:val="16"/>
-              </w:rPr>
-              <w:t>}</w:t>
-            </w:r>
-          </w:p>
-        </w:tc>
-        <w:tc>
-          <w:tcPr>
-            <w:tcW w:w="4983" w:type="dxa"/>
-            <w:gridSpan w:val="2"/>
-            <w:vAlign w:val="center"/>
-          </w:tcPr>
-          <w:p>
-            <w:pPr>
-              <w:rPr>
-                <w:rFonts w:ascii="Tahoma" w:hAnsi="Tahoma" w:cs="Tahoma"/>
-                <w:b/>
-                <w:sz w:val="16"/>
-                <w:szCs w:val="16"/>
-              </w:rPr>
-            </w:pPr>
-          </w:p>
-        </w:tc>
-      </w:tr>
-      <w:tr>
-        <w:trPr>
-          <w:trHeight w:val="384"/>
-        </w:trPr>
-        <w:tc>
-          <w:tcPr>
-            <w:tcW w:w="2547" w:type="dxa"/>
-            <w:vAlign w:val="center"/>
-          </w:tcPr>
-          <w:p>
-            <w:pPr>
-              <w:rPr>
-                <w:rFonts w:ascii="Tahoma" w:hAnsi="Tahoma" w:cs="Tahoma"/>
-                <w:b/>
-                <w:sz w:val="16"/>
-                <w:szCs w:val="16"/>
-              </w:rPr>
-            </w:pPr>
-            <w:r>
-              <w:rPr>
-                <w:rFonts w:ascii="Tahoma" w:hAnsi="Tahoma" w:cs="Tahoma"/>
-                <w:b/>
-                <w:bCs/>
-                <w:sz w:val="16"/>
-                <w:szCs w:val="16"/>
-              </w:rPr>
-              <w:t xml:space="preserve">Lorry </w:t>
-            </w:r>
-            <w:r>
-              <w:rPr>
-                <w:rFonts w:ascii="Tahoma" w:hAnsi="Tahoma" w:cs="Tahoma"/>
-                <w:b/>
-                <w:bCs/>
-                <w:sz w:val="16"/>
-                <w:szCs w:val="16"/>
-              </w:rPr>
-              <w:t>No:</w:t>
-            </w:r>
-          </w:p>
-        </w:tc>
-        <w:tc>
-          <w:tcPr>
-            <w:tcW w:w="2835" w:type="dxa"/>
-            <w:vAlign w:val="center"/>
-          </w:tcPr>
-          <w:p>
-            <w:pPr>
-              <w:tabs>
-                <w:tab w:val="left" w:pos="4110"/>
-              </w:tabs>
-              <w:rPr>
-                <w:rFonts w:ascii="Tahoma" w:hAnsi="Tahoma" w:cs="Tahoma"/>
-                <w:b/>
-                <w:sz w:val="16"/>
-                <w:szCs w:val="16"/>
-              </w:rPr>
-            </w:pPr>
-            <w:r>
-              <w:rPr>
-                <w:rFonts w:ascii="Tahoma" w:hAnsi="Tahoma" w:cs="Tahoma"/>
-                <w:b/>
-                <w:bCs/>
-                <w:sz w:val="16"/>
-                <w:szCs w:val="16"/>
-              </w:rPr>
-              <w:t>{</w:t>
-            </w:r>
-            <w:r>
-              <w:rPr>
-                <w:rFonts w:ascii="Consolas" w:hAnsi="Consolas" w:cs="Consolas"/>
-                <w:color w:val="000000"/>
-                <w:sz w:val="19"/>
-                <w:szCs w:val="19"/>
-              </w:rPr>
-              <w:t>TransportVehicleNo</w:t>
-            </w:r>
-            <w:r>
-              <w:rPr>
-                <w:rFonts w:ascii="Tahoma" w:hAnsi="Tahoma" w:cs="Tahoma"/>
-                <w:b/>
-                <w:bCs/>
-                <w:sz w:val="16"/>
-                <w:szCs w:val="16"/>
-              </w:rPr>
-              <w:t>}</w:t>
-            </w:r>
-          </w:p>
-        </w:tc>
-        <w:tc>
-          <w:tcPr>
-            <w:tcW w:w="1843" w:type="dxa"/>
-            <w:gridSpan w:val="2"/>
-          </w:tcPr>
-          <w:p>
-            <w:pPr>
-              <w:tabs>
-                <w:tab w:val="left" w:pos="4110"/>
-              </w:tabs>
-              <w:rPr>
-                <w:rFonts w:ascii="Tahoma" w:hAnsi="Tahoma" w:cs="Tahoma"/>
-                <w:b/>
-                <w:sz w:val="16"/>
-                <w:szCs w:val="16"/>
-              </w:rPr>
-            </w:pPr>
-            <w:r>
-              <w:rPr>
-                <w:rFonts w:ascii="Tahoma" w:hAnsi="Tahoma" w:cs="Tahoma"/>
-                <w:b/>
-                <w:bCs/>
-                <w:sz w:val="16"/>
-                <w:szCs w:val="16"/>
-              </w:rPr>
-              <w:t xml:space="preserve">Transporter </w:t>
-            </w:r>
-            <w:r>
-              <w:rPr>
-                <w:rFonts w:ascii="Tahoma" w:hAnsi="Tahoma" w:cs="Tahoma"/>
-                <w:b/>
-                <w:bCs/>
-                <w:sz w:val="16"/>
-                <w:szCs w:val="16"/>
-              </w:rPr>
-              <w:t>Name:</w:t>
-            </w:r>
-          </w:p>
-        </w:tc>
-        <w:tc>
-          <w:tcPr>
-            <w:tcW w:w="2208" w:type="dxa"/>
-          </w:tcPr>
-          <w:p>
-            <w:pPr>
-              <w:tabs>
-                <w:tab w:val="left" w:pos="4110"/>
-              </w:tabs>
-              <w:rPr>
-                <w:rFonts w:ascii="Tahoma" w:hAnsi="Tahoma" w:cs="Tahoma"/>
-                <w:b/>
-                <w:sz w:val="16"/>
-                <w:szCs w:val="16"/>
-              </w:rPr>
-            </w:pPr>
-            <w:r>
-              <w:rPr>
-                <w:rFonts w:ascii="Tahoma" w:hAnsi="Tahoma" w:cs="Tahoma"/>
-                <w:b/>
-                <w:bCs/>
-                <w:sz w:val="16"/>
-                <w:szCs w:val="16"/>
-              </w:rPr>
-              <w:t>{</w:t>
-            </w:r>
-            <w:r>
-              <w:rPr>
-                <w:rFonts w:ascii="Consolas" w:hAnsi="Consolas" w:cs="Consolas"/>
-                <w:color w:val="000000"/>
-                <w:sz w:val="19"/>
-                <w:szCs w:val="19"/>
-              </w:rPr>
-              <w:t>TransporterName</w:t>
-            </w:r>
-            <w:r>
-              <w:rPr>
-                <w:rFonts w:ascii="Tahoma" w:hAnsi="Tahoma" w:cs="Tahoma"/>
-                <w:b/>
-                <w:bCs/>
-                <w:sz w:val="16"/>
-                <w:szCs w:val="16"/>
-              </w:rPr>
-              <w:t>}</w:t>
-            </w:r>
-          </w:p>
-        </w:tc>
-        <w:tc>
-          <w:tcPr>
-            <w:tcW w:w="3494" w:type="dxa"/>
-            <w:gridSpan w:val="2"/>
-          </w:tcPr>
-          <w:p>
-            <w:pPr>
-              <w:tabs>
-                <w:tab w:val="left" w:pos="4110"/>
-              </w:tabs>
-              <w:rPr>
-                <w:rFonts w:ascii="Tahoma" w:hAnsi="Tahoma" w:cs="Tahoma"/>
-                <w:b/>
-                <w:bCs/>
-                <w:sz w:val="16"/>
-                <w:szCs w:val="16"/>
-              </w:rPr>
-            </w:pPr>
-            <w:r>
-              <w:rPr>
-                <w:rFonts w:ascii="Tahoma" w:hAnsi="Tahoma" w:cs="Tahoma"/>
-                <w:b/>
-                <w:bCs/>
-                <w:sz w:val="16"/>
-                <w:szCs w:val="16"/>
-              </w:rPr>
-              <w:t xml:space="preserve">Transport Doc </w:t>
-            </w:r>
-            <w:r>
-              <w:rPr>
-                <w:rFonts w:ascii="Tahoma" w:hAnsi="Tahoma" w:cs="Tahoma"/>
-                <w:b/>
-                <w:bCs/>
-                <w:sz w:val="16"/>
-                <w:szCs w:val="16"/>
-              </w:rPr>
-              <w:t>Date:</w:t>
-            </w:r>
-            <w:r>
-              <w:rPr>
-                <w:rFonts w:ascii="Tahoma" w:hAnsi="Tahoma" w:cs="Tahoma"/>
-                <w:b/>
-                <w:bCs/>
-                <w:sz w:val="16"/>
-                <w:szCs w:val="16"/>
-              </w:rPr>
-              <w:t xml:space="preserve"> {</w:t>
-            </w:r>
-            <w:r>
-              <w:rPr>
-                <w:rFonts w:ascii="Consolas" w:hAnsi="Consolas" w:cs="Consolas"/>
-                <w:color w:val="000000"/>
-                <w:sz w:val="19"/>
-                <w:szCs w:val="19"/>
-              </w:rPr>
-              <w:t>CNFBLAWBDate</w:t>
-            </w:r>
-            <w:r>
-              <w:rPr>
-                <w:rFonts w:ascii="Tahoma" w:hAnsi="Tahoma" w:cs="Tahoma"/>
-                <w:b/>
-                <w:bCs/>
-                <w:sz w:val="16"/>
-                <w:szCs w:val="16"/>
-              </w:rPr>
-              <w:t>}</w:t>
-            </w:r>
-          </w:p>
-          <w:p>
-            <w:pPr>
-              <w:tabs>
-                <w:tab w:val="left" w:pos="4110"/>
-              </w:tabs>
-              <w:rPr>
-                <w:rFonts w:ascii="Tahoma" w:hAnsi="Tahoma" w:cs="Tahoma"/>
-                <w:b/>
-                <w:sz w:val="16"/>
-                <w:szCs w:val="16"/>
-                <w:highlight w:val="yellow"/>
-              </w:rPr>
-            </w:pPr>
-          </w:p>
-        </w:tc>
-        <w:tc>
-          <w:tcPr>
-            <w:tcW w:w="4983" w:type="dxa"/>
-            <w:gridSpan w:val="2"/>
-          </w:tcPr>
-          <w:p>
-            <w:pPr>
-              <w:tabs>
-                <w:tab w:val="left" w:pos="4110"/>
-              </w:tabs>
-              <w:rPr>
-                <w:rFonts w:ascii="Tahoma" w:hAnsi="Tahoma" w:cs="Tahoma"/>
-                <w:b/>
-                <w:bCs/>
-                <w:sz w:val="16"/>
-                <w:szCs w:val="16"/>
-              </w:rPr>
-            </w:pPr>
-            <w:r>
-              <w:rPr>
-                <w:rFonts w:ascii="Tahoma" w:hAnsi="Tahoma" w:cs="Tahoma"/>
-                <w:b/>
-                <w:bCs/>
-                <w:sz w:val="16"/>
-                <w:szCs w:val="16"/>
-              </w:rPr>
-              <w:t xml:space="preserve">Transport Doc </w:t>
-            </w:r>
-            <w:r>
-              <w:rPr>
-                <w:rFonts w:ascii="Tahoma" w:hAnsi="Tahoma" w:cs="Tahoma"/>
-                <w:b/>
-                <w:bCs/>
-                <w:sz w:val="16"/>
-                <w:szCs w:val="16"/>
-              </w:rPr>
-              <w:t>Ref:</w:t>
-            </w:r>
-            <w:r>
-              <w:rPr>
-                <w:rFonts w:ascii="Tahoma" w:hAnsi="Tahoma" w:cs="Tahoma"/>
-                <w:b/>
-                <w:bCs/>
-                <w:sz w:val="16"/>
-                <w:szCs w:val="16"/>
-              </w:rPr>
-              <w:t>{</w:t>
-            </w:r>
-            <w:r>
-              <w:rPr>
-                <w:rFonts w:ascii="Consolas" w:hAnsi="Consolas" w:cs="Consolas"/>
-                <w:color w:val="000000"/>
-                <w:sz w:val="19"/>
-                <w:szCs w:val="19"/>
-              </w:rPr>
-              <w:t>TransportDocRefNo}</w:t>
-            </w:r>
-          </w:p>
-          <w:p>
-            <w:pPr>
-              <w:tabs>
-                <w:tab w:val="left" w:pos="4110"/>
-              </w:tabs>
-              <w:rPr>
-                <w:rFonts w:ascii="Tahoma" w:hAnsi="Tahoma" w:cs="Tahoma"/>
-                <w:b/>
-                <w:sz w:val="16"/>
-                <w:szCs w:val="16"/>
-                <w:highlight w:val="yellow"/>
-              </w:rPr>
-            </w:pPr>
-          </w:p>
-        </w:tc>
-      </w:tr>
-      <w:tr>
-        <w:trPr>
-          <w:trHeight w:val="296"/>
-        </w:trPr>
-        <w:tc>
-          <w:tcPr>
-            <w:tcW w:w="2547" w:type="dxa"/>
-            <w:vAlign w:val="center"/>
-          </w:tcPr>
-          <w:p>
-            <w:pPr>
-              <w:rPr>
-                <w:rFonts w:ascii="Tahoma" w:hAnsi="Tahoma" w:cs="Tahoma"/>
-                <w:b/>
-                <w:sz w:val="16"/>
-                <w:szCs w:val="16"/>
-              </w:rPr>
-            </w:pPr>
-            <w:r>
-              <w:rPr>
-                <w:rFonts w:ascii="Tahoma" w:hAnsi="Tahoma" w:cs="Tahoma"/>
-                <w:b/>
-                <w:sz w:val="16"/>
-                <w:szCs w:val="16"/>
-              </w:rPr>
-              <w:t>D</w:t>
-            </w:r>
-            <w:r>
-              <w:rPr>
-                <w:rFonts w:ascii="Tahoma" w:hAnsi="Tahoma" w:cs="Tahoma"/>
-                <w:b/>
-                <w:sz w:val="16"/>
-                <w:szCs w:val="16"/>
-              </w:rPr>
-              <w:t>escription</w:t>
-            </w:r>
-            <w:r>
-              <w:rPr>
-                <w:rFonts w:ascii="Tahoma" w:hAnsi="Tahoma" w:cs="Tahoma"/>
-                <w:b/>
-                <w:sz w:val="16"/>
-                <w:szCs w:val="16"/>
-              </w:rPr>
-              <w:t>:</w:t>
-            </w:r>
-          </w:p>
-        </w:tc>
-        <w:tc>
-          <w:tcPr>
-            <w:tcW w:w="15363" w:type="dxa"/>
-            <w:gridSpan w:val="8"/>
-            <w:vAlign w:val="center"/>
-          </w:tcPr>
-          <w:p>
-            <w:pPr>
-              <w:rPr>
-                <w:rFonts w:ascii="Tahoma" w:hAnsi="Tahoma" w:cs="Tahoma"/>
-                <w:b/>
-                <w:sz w:val="16"/>
-                <w:szCs w:val="16"/>
-              </w:rPr>
-            </w:pPr>
-            <w:r>
-              <w:rPr>
-                <w:rFonts w:ascii="Tahoma" w:hAnsi="Tahoma" w:cs="Tahoma"/>
-                <w:b/>
-                <w:sz w:val="16"/>
-                <w:szCs w:val="16"/>
-              </w:rPr>
-              <w:t>{</w:t>
-            </w:r>
-            <w:r>
-              <w:rPr>
-                <w:rFonts w:ascii="Consolas" w:hAnsi="Consolas" w:cs="Consolas"/>
-                <w:color w:val="000000"/>
-                <w:sz w:val="19"/>
-                <w:szCs w:val="19"/>
-              </w:rPr>
-              <w:t>ItemDescription</w:t>
-            </w:r>
-            <w:r>
-              <w:rPr>
-                <w:rFonts w:ascii="Tahoma" w:hAnsi="Tahoma" w:cs="Tahoma"/>
-                <w:b/>
+            <w:proofErr w:type="spellStart"/>
+            <w:r>
+              <w:rPr>
+                <w:rFonts w:ascii="Tahoma" w:eastAsia="Arial" w:hAnsi="Tahoma" w:cs="Tahoma"/>
+                <w:b/>
+                <w:bCs/>
+                <w:sz w:val="16"/>
+                <w:szCs w:val="16"/>
+              </w:rPr>
+              <w:t>materialItems</w:t>
+            </w:r>
+            <w:proofErr w:type="spellEnd"/>
+            <w:r>
+              <w:rPr>
+                <w:rFonts w:ascii="Tahoma" w:eastAsia="Arial" w:hAnsi="Tahoma" w:cs="Tahoma"/>
+                <w:b/>
+                <w:bCs/>
                 <w:sz w:val="16"/>
                 <w:szCs w:val="16"/>
               </w:rPr>
@@ -1766,16 +1987,6 @@
           <w:p>
             <w:pPr>
               <w:rPr>
-                <w:rFonts w:ascii="Tahoma" w:hAnsi="Tahoma" w:cs="Tahoma"/>
-                <w:b/>
-                <w:sz w:val="16"/>
-                <w:szCs w:val="16"/>
-              </w:rPr>
-            </w:pPr>
-          </w:p>
-          <w:p>
-            <w:pPr>
-              <w:rPr>
                 <w:rFonts w:ascii="Tahoma" w:eastAsia="Arial" w:hAnsi="Tahoma" w:cs="Tahoma"/>
                 <w:b/>
                 <w:bCs/>
@@ -1791,18 +2002,9 @@
                 <w:sz w:val="16"/>
                 <w:szCs w:val="16"/>
               </w:rPr>
-              <w:t>Material Details</w:t>
-            </w:r>
-          </w:p>
-          <w:p>
-            <w:pPr>
-              <w:rPr>
-                <w:rFonts w:ascii="Tahoma" w:hAnsi="Tahoma" w:cs="Tahoma"/>
-                <w:b/>
-                <w:sz w:val="16"/>
-                <w:szCs w:val="16"/>
-              </w:rPr>
-            </w:pPr>
+              <w:t>{</w:t>
+            </w:r>
+            <w:proofErr w:type="spellStart"/>
             <w:r>
               <w:rPr>
                 <w:rFonts w:ascii="Tahoma" w:eastAsia="Arial" w:hAnsi="Tahoma" w:cs="Tahoma"/>
@@ -1811,23 +2013,10 @@
                 <w:sz w:val="16"/>
                 <w:szCs w:val="16"/>
               </w:rPr>
-              <w:t>{materialItems}</w:t>
-            </w:r>
-          </w:p>
-        </w:tc>
-      </w:tr>
-      <w:tr>
-        <w:trPr>
-          <w:trHeight w:val="296"/>
-        </w:trPr>
-        <w:tc>
-          <w:tcPr>
-            <w:tcW w:w="17910" w:type="dxa"/>
-            <w:gridSpan w:val="9"/>
-            <w:vAlign w:val="center"/>
-          </w:tcPr>
-          <w:p>
-            <w:pPr>
+              <w:t>ServiceCaption</w:t>
+            </w:r>
+            <w:proofErr w:type="spellEnd"/>
+            <w:r>
               <w:rPr>
                 <w:rFonts w:ascii="Tahoma" w:eastAsia="Arial" w:hAnsi="Tahoma" w:cs="Tahoma"/>
                 <w:b/>
@@ -1835,6 +2024,17 @@
                 <w:sz w:val="16"/>
                 <w:szCs w:val="16"/>
               </w:rPr>
+              <w:t>}</w:t>
+            </w:r>
+          </w:p>
+          <w:p>
+            <w:pPr>
+              <w:rPr>
+                <w:rFonts w:ascii="Tahoma" w:hAnsi="Tahoma" w:cs="Tahoma"/>
+                <w:b/>
+                <w:sz w:val="16"/>
+                <w:szCs w:val="16"/>
+              </w:rPr>
             </w:pPr>
             <w:r>
               <w:rPr>
@@ -1844,18 +2044,9 @@
                 <w:sz w:val="16"/>
                 <w:szCs w:val="16"/>
               </w:rPr>
-              <w:t>{ServiceCaption}</w:t>
-            </w:r>
-          </w:p>
-          <w:p>
-            <w:pPr>
-              <w:rPr>
-                <w:rFonts w:ascii="Tahoma" w:hAnsi="Tahoma" w:cs="Tahoma"/>
-                <w:b/>
-                <w:sz w:val="16"/>
-                <w:szCs w:val="16"/>
-              </w:rPr>
-            </w:pPr>
+              <w:t>{</w:t>
+            </w:r>
+            <w:proofErr w:type="spellStart"/>
             <w:r>
               <w:rPr>
                 <w:rFonts w:ascii="Tahoma" w:eastAsia="Arial" w:hAnsi="Tahoma" w:cs="Tahoma"/>
@@ -1864,7 +2055,18 @@
                 <w:sz w:val="16"/>
                 <w:szCs w:val="16"/>
               </w:rPr>
-              <w:t>{ServiceItems}</w:t>
+              <w:t>ServiceItems</w:t>
+            </w:r>
+            <w:proofErr w:type="spellEnd"/>
+            <w:r>
+              <w:rPr>
+                <w:rFonts w:ascii="Tahoma" w:eastAsia="Arial" w:hAnsi="Tahoma" w:cs="Tahoma"/>
+                <w:b/>
+                <w:bCs/>
+                <w:sz w:val="16"/>
+                <w:szCs w:val="16"/>
+              </w:rPr>
+              <w:t>}</w:t>
             </w:r>
           </w:p>
           <w:p>
@@ -1895,6 +2097,7 @@
               </w:rPr>
               <w:t>{</w:t>
             </w:r>
+            <w:proofErr w:type="spellStart"/>
             <w:r>
               <w:rPr>
                 <w:rFonts w:ascii="Tahoma" w:hAnsi="Tahoma" w:cs="Tahoma"/>
@@ -1904,6 +2107,7 @@
               </w:rPr>
               <w:t>TaxCollectedAtSource</w:t>
             </w:r>
+            <w:proofErr w:type="spellEnd"/>
             <w:r>
               <w:rPr>
                 <w:rFonts w:ascii="Tahoma" w:hAnsi="Tahoma" w:cs="Tahoma"/>
@@ -1924,6 +2128,7 @@
                 <w:szCs w:val="16"/>
               </w:rPr>
             </w:pPr>
+            <w:proofErr w:type="gramStart"/>
             <w:r>
               <w:rPr>
                 <w:rFonts w:ascii="Tahoma" w:eastAsia="Arial" w:hAnsi="Tahoma" w:cs="Tahoma"/>
@@ -1932,18 +2137,9 @@
                 <w:sz w:val="16"/>
                 <w:szCs w:val="16"/>
               </w:rPr>
-              <w:t>Total : {GrandTotal}</w:t>
-            </w:r>
-          </w:p>
-          <w:p>
-            <w:pPr>
-              <w:rPr>
-                <w:rFonts w:ascii="Tahoma" w:hAnsi="Tahoma" w:cs="Tahoma"/>
-                <w:b/>
-                <w:sz w:val="16"/>
-                <w:szCs w:val="16"/>
-              </w:rPr>
-            </w:pPr>
+              <w:t>Total :</w:t>
+            </w:r>
+            <w:proofErr w:type="gramEnd"/>
             <w:r>
               <w:rPr>
                 <w:rFonts w:ascii="Tahoma" w:eastAsia="Arial" w:hAnsi="Tahoma" w:cs="Tahoma"/>
@@ -1952,7 +2148,71 @@
                 <w:sz w:val="16"/>
                 <w:szCs w:val="16"/>
               </w:rPr>
-              <w:t>In Words: {TotalInWords}</w:t>
+              <w:t xml:space="preserve"> {</w:t>
+            </w:r>
+            <w:proofErr w:type="spellStart"/>
+            <w:r>
+              <w:rPr>
+                <w:rFonts w:ascii="Tahoma" w:eastAsia="Arial" w:hAnsi="Tahoma" w:cs="Tahoma"/>
+                <w:b/>
+                <w:bCs/>
+                <w:sz w:val="16"/>
+                <w:szCs w:val="16"/>
+              </w:rPr>
+              <w:t>GrandTotal</w:t>
+            </w:r>
+            <w:proofErr w:type="spellEnd"/>
+            <w:r>
+              <w:rPr>
+                <w:rFonts w:ascii="Tahoma" w:eastAsia="Arial" w:hAnsi="Tahoma" w:cs="Tahoma"/>
+                <w:b/>
+                <w:bCs/>
+                <w:sz w:val="16"/>
+                <w:szCs w:val="16"/>
+              </w:rPr>
+              <w:t>}</w:t>
+            </w:r>
+          </w:p>
+          <w:p>
+            <w:pPr>
+              <w:rPr>
+                <w:rFonts w:ascii="Tahoma" w:hAnsi="Tahoma" w:cs="Tahoma"/>
+                <w:b/>
+                <w:sz w:val="16"/>
+                <w:szCs w:val="16"/>
+              </w:rPr>
+            </w:pPr>
+            <w:r>
+              <w:rPr>
+                <w:rFonts w:ascii="Tahoma" w:eastAsia="Arial" w:hAnsi="Tahoma" w:cs="Tahoma"/>
+                <w:b/>
+                <w:bCs/>
+                <w:sz w:val="16"/>
+                <w:szCs w:val="16"/>
+              </w:rPr>
+              <w:t>In Words: {</w:t>
+            </w:r>
+            <w:proofErr w:type="spellStart"/>
+            <w:r>
+              <w:rPr>
+                <w:rFonts w:ascii="Tahoma" w:eastAsia="Arial" w:hAnsi="Tahoma" w:cs="Tahoma"/>
+                <w:b/>
+                <w:bCs/>
+                <w:sz w:val="16"/>
+                <w:szCs w:val="16"/>
+              </w:rPr>
+              <w:t>TotalInWords</w:t>
+            </w:r>
+            <w:proofErr w:type="spellEnd"/>
+            <w:r>
+              <w:rPr>
+                <w:rFonts w:ascii="Tahoma" w:eastAsia="Arial" w:hAnsi="Tahoma" w:cs="Tahoma"/>
+                <w:b/>
+                <w:bCs/>
+                <w:sz w:val="16"/>
+                <w:szCs w:val="16"/>
+              </w:rPr>
+              <w:t>}</w:t>
             </w:r>
           </w:p>
         </w:tc>
@@ -1973,27 +2233,319 @@
     <w:tbl>
       <w:tblPr>
         <w:tblStyle w:val="TableGrid"/>
-        <w:tblpPr w:leftFromText="180" w:rightFromText="180" w:vertAnchor="text" w:horzAnchor="margin" w:tblpXSpec="center" w:tblpY="223"/>
-        <w:tblW w:w="17861" w:type="dxa"/>
+        <w:tblpPr w:leftFromText="180" w:rightFromText="180" w:vertAnchor="text" w:horzAnchor="page" w:tblpX="1105" w:tblpY="61"/>
+        <w:tblW w:w="17896" w:type="dxa"/>
+        <w:tblLayout w:type="fixed"/>
         <w:tblLook w:val="04A0" w:firstRow="1" w:lastRow="0" w:firstColumn="1" w:lastColumn="0" w:noHBand="0" w:noVBand="1"/>
       </w:tblPr>
       <w:tblGrid>
-        <w:gridCol w:w="2621"/>
-        <w:gridCol w:w="2400"/>
-        <w:gridCol w:w="7255"/>
-        <w:gridCol w:w="1168"/>
-        <w:gridCol w:w="1698"/>
-        <w:gridCol w:w="2719"/>
+        <w:gridCol w:w="4313"/>
+        <w:gridCol w:w="4588"/>
+        <w:gridCol w:w="4407"/>
+        <w:gridCol w:w="399"/>
+        <w:gridCol w:w="4164"/>
+        <w:gridCol w:w="25"/>
       </w:tblGrid>
       <w:tr>
         <w:trPr>
-          <w:trHeight w:val="506"/>
+          <w:trHeight w:val="263"/>
         </w:trPr>
         <w:tc>
           <w:tcPr>
-            <w:tcW w:w="2621" w:type="dxa"/>
+            <w:tcW w:w="4313" w:type="dxa"/>
             <w:vAlign w:val="center"/>
           </w:tcPr>
+          <w:p>
+            <w:pPr>
+              <w:tabs>
+                <w:tab w:val="left" w:pos="7322"/>
+              </w:tabs>
+              <w:rPr>
+                <w:rFonts w:ascii="Tahoma" w:hAnsi="Tahoma" w:cs="Tahoma"/>
+                <w:b/>
+                <w:bCs/>
+                <w:sz w:val="16"/>
+                <w:szCs w:val="16"/>
+              </w:rPr>
+            </w:pPr>
+            <w:r>
+              <w:rPr>
+                <w:rFonts w:ascii="Tahoma" w:hAnsi="Tahoma" w:cs="Tahoma"/>
+                <w:b/>
+                <w:bCs/>
+                <w:sz w:val="16"/>
+                <w:szCs w:val="16"/>
+              </w:rPr>
+              <w:t>Bank Name:</w:t>
+            </w:r>
+            <w:r>
+              <w:rPr>
+                <w:rFonts w:ascii="Tahoma" w:hAnsi="Tahoma" w:cs="Tahoma"/>
+                <w:b/>
+                <w:bCs/>
+                <w:sz w:val="16"/>
+                <w:szCs w:val="16"/>
+              </w:rPr>
+              <w:t xml:space="preserve"> </w:t>
+            </w:r>
+            <w:r>
+              <w:rPr>
+                <w:rFonts w:ascii="Tahoma" w:hAnsi="Tahoma" w:cs="Tahoma"/>
+                <w:b/>
+                <w:bCs/>
+                <w:sz w:val="16"/>
+                <w:szCs w:val="16"/>
+              </w:rPr>
+              <w:t>{</w:t>
+            </w:r>
+            <w:r>
+              <w:rPr>
+                <w:rFonts w:ascii="Consolas" w:hAnsi="Consolas" w:cs="Consolas"/>
+                <w:color w:val="000000"/>
+                <w:sz w:val="19"/>
+                <w:szCs w:val="19"/>
+              </w:rPr>
+              <w:t>Bank</w:t>
+            </w:r>
+            <w:r>
+              <w:rPr>
+                <w:rFonts w:ascii="Tahoma" w:hAnsi="Tahoma" w:cs="Tahoma"/>
+                <w:b/>
+                <w:bCs/>
+                <w:sz w:val="16"/>
+                <w:szCs w:val="16"/>
+              </w:rPr>
+              <w:t>}</w:t>
+            </w:r>
+          </w:p>
+        </w:tc>
+        <w:tc>
+          <w:tcPr>
+            <w:tcW w:w="4588" w:type="dxa"/>
+          </w:tcPr>
+          <w:p>
+            <w:pPr>
+              <w:tabs>
+                <w:tab w:val="left" w:pos="7322"/>
+              </w:tabs>
+              <w:rPr>
+                <w:rFonts w:ascii="Tahoma" w:hAnsi="Tahoma" w:cs="Tahoma"/>
+                <w:b/>
+                <w:bCs/>
+                <w:sz w:val="16"/>
+                <w:szCs w:val="16"/>
+              </w:rPr>
+            </w:pPr>
+            <w:r>
+              <w:rPr>
+                <w:rFonts w:ascii="Tahoma" w:hAnsi="Tahoma" w:cs="Tahoma"/>
+                <w:b/>
+                <w:bCs/>
+                <w:sz w:val="16"/>
+                <w:szCs w:val="16"/>
+              </w:rPr>
+              <w:br/>
+            </w:r>
+            <w:r>
+              <w:rPr>
+                <w:rFonts w:ascii="Tahoma" w:hAnsi="Tahoma" w:cs="Tahoma"/>
+                <w:b/>
+                <w:bCs/>
+                <w:sz w:val="16"/>
+                <w:szCs w:val="16"/>
+              </w:rPr>
+              <w:t>Account No:</w:t>
+            </w:r>
+            <w:r>
+              <w:rPr>
+                <w:rFonts w:ascii="Tahoma" w:hAnsi="Tahoma" w:cs="Tahoma"/>
+                <w:b/>
+                <w:bCs/>
+                <w:sz w:val="16"/>
+                <w:szCs w:val="16"/>
+              </w:rPr>
+              <w:t xml:space="preserve"> </w:t>
+            </w:r>
+            <w:r>
+              <w:rPr>
+                <w:rFonts w:ascii="Tahoma" w:hAnsi="Tahoma" w:cs="Tahoma"/>
+                <w:b/>
+                <w:bCs/>
+                <w:sz w:val="16"/>
+                <w:szCs w:val="16"/>
+              </w:rPr>
+              <w:t>{</w:t>
+            </w:r>
+            <w:proofErr w:type="spellStart"/>
+            <w:r>
+              <w:rPr>
+                <w:rFonts w:ascii="Consolas" w:hAnsi="Consolas" w:cs="Consolas"/>
+                <w:color w:val="000000"/>
+                <w:sz w:val="16"/>
+                <w:szCs w:val="16"/>
+              </w:rPr>
+              <w:t>AccountNumber</w:t>
+            </w:r>
+            <w:proofErr w:type="spellEnd"/>
+            <w:r>
+              <w:rPr>
+                <w:rFonts w:ascii="Tahoma" w:hAnsi="Tahoma" w:cs="Tahoma"/>
+                <w:b/>
+                <w:bCs/>
+                <w:sz w:val="16"/>
+                <w:szCs w:val="16"/>
+              </w:rPr>
+              <w:t>}</w:t>
+            </w:r>
+          </w:p>
+        </w:tc>
+        <w:tc>
+          <w:tcPr>
+            <w:tcW w:w="4407" w:type="dxa"/>
+            <w:vAlign w:val="center"/>
+          </w:tcPr>
+          <w:p>
+            <w:pPr>
+              <w:tabs>
+                <w:tab w:val="left" w:pos="7322"/>
+              </w:tabs>
+              <w:rPr>
+                <w:rFonts w:ascii="Tahoma" w:hAnsi="Tahoma" w:cs="Tahoma"/>
+                <w:b/>
+                <w:bCs/>
+                <w:sz w:val="16"/>
+                <w:szCs w:val="16"/>
+              </w:rPr>
+            </w:pPr>
+            <w:r>
+              <w:rPr>
+                <w:rFonts w:ascii="Tahoma" w:hAnsi="Tahoma" w:cs="Tahoma"/>
+                <w:b/>
+                <w:bCs/>
+                <w:sz w:val="16"/>
+                <w:szCs w:val="16"/>
+              </w:rPr>
+              <w:t>Branch: {</w:t>
+            </w:r>
+            <w:proofErr w:type="spellStart"/>
+            <w:r>
+              <w:rPr>
+                <w:rFonts w:ascii="Consolas" w:hAnsi="Consolas" w:cs="Consolas"/>
+                <w:color w:val="000000"/>
+                <w:sz w:val="19"/>
+                <w:szCs w:val="19"/>
+              </w:rPr>
+              <w:t>BankBranch</w:t>
+            </w:r>
+            <w:proofErr w:type="spellEnd"/>
+            <w:r>
+              <w:rPr>
+                <w:rFonts w:ascii="Tahoma" w:hAnsi="Tahoma" w:cs="Tahoma"/>
+                <w:b/>
+                <w:bCs/>
+                <w:sz w:val="16"/>
+                <w:szCs w:val="16"/>
+              </w:rPr>
+              <w:t>}</w:t>
+            </w:r>
+          </w:p>
+        </w:tc>
+        <w:tc>
+          <w:tcPr>
+            <w:tcW w:w="4588" w:type="dxa"/>
+            <w:gridSpan w:val="3"/>
+            <w:vAlign w:val="center"/>
+          </w:tcPr>
+          <w:p>
+            <w:pPr>
+              <w:tabs>
+                <w:tab w:val="left" w:pos="7322"/>
+              </w:tabs>
+              <w:rPr>
+                <w:rFonts w:ascii="Tahoma" w:hAnsi="Tahoma" w:cs="Tahoma"/>
+                <w:b/>
+                <w:bCs/>
+                <w:sz w:val="16"/>
+                <w:szCs w:val="16"/>
+              </w:rPr>
+            </w:pPr>
+            <w:r>
+              <w:rPr>
+                <w:rFonts w:ascii="Tahoma" w:hAnsi="Tahoma" w:cs="Tahoma"/>
+                <w:b/>
+                <w:bCs/>
+                <w:sz w:val="16"/>
+                <w:szCs w:val="16"/>
+              </w:rPr>
+              <w:t>Bank Address:</w:t>
+            </w:r>
+            <w:r>
+              <w:rPr>
+                <w:rFonts w:ascii="Tahoma" w:hAnsi="Tahoma" w:cs="Tahoma"/>
+                <w:b/>
+                <w:bCs/>
+                <w:sz w:val="16"/>
+                <w:szCs w:val="16"/>
+              </w:rPr>
+              <w:t xml:space="preserve"> {</w:t>
+            </w:r>
+            <w:r>
+              <w:rPr>
+                <w:rFonts w:ascii="Consolas" w:hAnsi="Consolas" w:cs="Consolas"/>
+                <w:color w:val="000000"/>
+                <w:sz w:val="19"/>
+                <w:szCs w:val="19"/>
+              </w:rPr>
+              <w:t>Address1</w:t>
+            </w:r>
+            <w:r>
+              <w:rPr>
+                <w:rFonts w:ascii="Tahoma" w:hAnsi="Tahoma" w:cs="Tahoma"/>
+                <w:b/>
+                <w:bCs/>
+                <w:sz w:val="16"/>
+                <w:szCs w:val="16"/>
+              </w:rPr>
+              <w:t>}</w:t>
+            </w:r>
+          </w:p>
+        </w:tc>
+      </w:tr>
+      <w:tr>
+        <w:trPr>
+          <w:gridAfter w:val="1"/>
+          <w:wAfter w:w="25" w:type="dxa"/>
+          <w:trHeight w:val="313"/>
+        </w:trPr>
+        <w:tc>
+          <w:tcPr>
+            <w:tcW w:w="13707" w:type="dxa"/>
+            <w:gridSpan w:val="4"/>
+          </w:tcPr>
+          <w:p>
+            <w:pPr>
+              <w:tabs>
+                <w:tab w:val="left" w:pos="7322"/>
+              </w:tabs>
+              <w:rPr>
+                <w:rFonts w:ascii="Tahoma" w:hAnsi="Tahoma" w:cs="Tahoma"/>
+                <w:b/>
+                <w:bCs/>
+                <w:sz w:val="16"/>
+                <w:szCs w:val="16"/>
+              </w:rPr>
+            </w:pPr>
+            <w:r>
+              <w:rPr>
+                <w:rFonts w:ascii="Tahoma" w:hAnsi="Tahoma" w:cs="Tahoma"/>
+                <w:b/>
+                <w:bCs/>
+                <w:sz w:val="16"/>
+                <w:szCs w:val="16"/>
+              </w:rPr>
+              <w:t>Certified that the particulars given above are true and correct and the amount indicated represents the price actually charged and that there is no flow of additional Consideration directly from buyers.</w:t>
+            </w:r>
+          </w:p>
           <w:p>
             <w:pPr>
               <w:tabs>
@@ -2008,23 +2560,53 @@
                 <w:szCs w:val="16"/>
               </w:rPr>
             </w:pPr>
-            <w:r>
-              <w:rPr>
-                <w:rFonts w:ascii="Tahoma" w:hAnsi="Tahoma" w:cs="Tahoma"/>
-                <w:b/>
-                <w:bCs/>
-                <w:sz w:val="16"/>
-                <w:szCs w:val="16"/>
-              </w:rPr>
-              <w:t>For Payment :</w:t>
-            </w:r>
           </w:p>
         </w:tc>
         <w:tc>
           <w:tcPr>
-            <w:tcW w:w="2400" w:type="dxa"/>
+            <w:tcW w:w="4164" w:type="dxa"/>
             <w:vAlign w:val="center"/>
           </w:tcPr>
+          <w:p>
+            <w:pPr>
+              <w:jc w:val="center"/>
+              <w:rPr>
+                <w:rFonts w:ascii="Tahoma" w:eastAsia="Arial" w:hAnsi="Tahoma" w:cs="Tahoma"/>
+                <w:bCs/>
+                <w:sz w:val="16"/>
+                <w:szCs w:val="16"/>
+              </w:rPr>
+            </w:pPr>
+            <w:r>
+              <w:rPr>
+                <w:rFonts w:ascii="Tahoma" w:eastAsia="Arial" w:hAnsi="Tahoma" w:cs="Tahoma"/>
+                <w:bCs/>
+                <w:sz w:val="16"/>
+                <w:szCs w:val="16"/>
+              </w:rPr>
+              <w:t>Thanking you</w:t>
+            </w:r>
+          </w:p>
+          <w:p>
+            <w:pPr>
+              <w:jc w:val="center"/>
+              <w:rPr>
+                <w:rFonts w:ascii="Tahoma" w:eastAsia="Arial" w:hAnsi="Tahoma" w:cs="Tahoma"/>
+                <w:bCs/>
+                <w:sz w:val="16"/>
+                <w:szCs w:val="16"/>
+              </w:rPr>
+            </w:pPr>
+            <w:r>
+              <w:rPr>
+                <w:rFonts w:ascii="Tahoma" w:eastAsia="Arial" w:hAnsi="Tahoma" w:cs="Tahoma"/>
+                <w:bCs/>
+                <w:sz w:val="16"/>
+                <w:szCs w:val="16"/>
+              </w:rPr>
+              <w:t>Yours faithfully</w:t>
+            </w:r>
+          </w:p>
           <w:p>
             <w:pPr>
               <w:tabs>
@@ -2047,64 +2629,65 @@
                 <w:sz w:val="16"/>
                 <w:szCs w:val="16"/>
               </w:rPr>
-              <w:t>Bank Name :</w:t>
-            </w:r>
+              <w:t>FOR CEDAAR TEXTILE PVT. LTD</w:t>
+            </w:r>
+          </w:p>
+        </w:tc>
+      </w:tr>
+      <w:tr>
+        <w:trPr>
+          <w:gridAfter w:val="1"/>
+          <w:wAfter w:w="25" w:type="dxa"/>
+          <w:trHeight w:val="194"/>
+        </w:trPr>
+        <w:tc>
+          <w:tcPr>
+            <w:tcW w:w="13707" w:type="dxa"/>
+            <w:gridSpan w:val="4"/>
+          </w:tcPr>
+          <w:p>
+            <w:pPr>
+              <w:tabs>
+                <w:tab w:val="left" w:pos="7322"/>
+              </w:tabs>
+              <w:rPr>
+                <w:rFonts w:ascii="Tahoma" w:hAnsi="Tahoma" w:cs="Tahoma"/>
+                <w:b/>
+                <w:bCs/>
+                <w:sz w:val="16"/>
+                <w:szCs w:val="16"/>
+              </w:rPr>
+            </w:pPr>
+            <w:r>
+              <w:rPr>
+                <w:rFonts w:ascii="Tahoma" w:hAnsi="Tahoma" w:cs="Tahoma"/>
+                <w:b/>
+                <w:bCs/>
+                <w:sz w:val="16"/>
+                <w:szCs w:val="16"/>
+              </w:rPr>
+              <w:t>Certified that the particulars given above are true and correct and the amount indicated is provisional and additional consideration will be received from the buyer on account of.</w:t>
+            </w:r>
+          </w:p>
+          <w:p>
+            <w:pPr>
+              <w:tabs>
+                <w:tab w:val="left" w:pos="7322"/>
+              </w:tabs>
+              <w:rPr>
+                <w:rFonts w:ascii="Tahoma" w:hAnsi="Tahoma" w:cs="Tahoma"/>
+                <w:b/>
+                <w:bCs/>
+                <w:sz w:val="16"/>
+                <w:szCs w:val="16"/>
+              </w:rPr>
+            </w:pPr>
           </w:p>
         </w:tc>
         <w:tc>
           <w:tcPr>
-            <w:tcW w:w="7255" w:type="dxa"/>
-            <w:vAlign w:val="center"/>
-          </w:tcPr>
-          <w:p>
-            <w:pPr>
-              <w:tabs>
-                <w:tab w:val="left" w:pos="7322"/>
-              </w:tabs>
-              <w:rPr>
-                <w:rFonts w:ascii="Tahoma" w:hAnsi="Tahoma" w:cs="Tahoma"/>
-                <w:b/>
-                <w:bCs/>
-                <w:sz w:val="16"/>
-                <w:szCs w:val="16"/>
-              </w:rPr>
-            </w:pPr>
-            <w:r>
-              <w:rPr>
-                <w:rFonts w:ascii="Tahoma" w:hAnsi="Tahoma" w:cs="Tahoma"/>
-                <w:b/>
-                <w:bCs/>
-                <w:sz w:val="16"/>
-                <w:szCs w:val="16"/>
-              </w:rPr>
-              <w:t>{</w:t>
-            </w:r>
-            <w:r>
-              <w:rPr>
-                <w:rFonts w:ascii="Consolas" w:hAnsi="Consolas" w:cs="Consolas"/>
-                <w:color w:val="000000"/>
-                <w:sz w:val="19"/>
-                <w:szCs w:val="19"/>
-              </w:rPr>
-              <w:t>Bank</w:t>
-            </w:r>
-            <w:r>
-              <w:rPr>
-                <w:rFonts w:ascii="Tahoma" w:hAnsi="Tahoma" w:cs="Tahoma"/>
-                <w:b/>
-                <w:bCs/>
-                <w:sz w:val="16"/>
-                <w:szCs w:val="16"/>
-              </w:rPr>
-              <w:t>}</w:t>
-            </w:r>
-          </w:p>
-        </w:tc>
-        <w:tc>
-          <w:tcPr>
-            <w:tcW w:w="2866" w:type="dxa"/>
-            <w:gridSpan w:val="2"/>
-            <w:vAlign w:val="center"/>
+            <w:tcW w:w="4164" w:type="dxa"/>
+            <w:vAlign w:val="bottom"/>
           </w:tcPr>
           <w:p>
             <w:pPr>
@@ -2120,76 +2703,70 @@
                 <w:szCs w:val="16"/>
               </w:rPr>
             </w:pPr>
-            <w:r>
-              <w:rPr>
-                <w:rFonts w:ascii="Tahoma" w:hAnsi="Tahoma" w:cs="Tahoma"/>
-                <w:b/>
-                <w:bCs/>
-                <w:sz w:val="16"/>
-                <w:szCs w:val="16"/>
-              </w:rPr>
-              <w:t>Account No :</w:t>
-            </w:r>
-          </w:p>
-        </w:tc>
-        <w:tc>
-          <w:tcPr>
-            <w:tcW w:w="2717" w:type="dxa"/>
-            <w:vAlign w:val="center"/>
-          </w:tcPr>
-          <w:p>
-            <w:pPr>
-              <w:tabs>
-                <w:tab w:val="left" w:pos="7322"/>
-              </w:tabs>
-              <w:rPr>
-                <w:rFonts w:ascii="Tahoma" w:hAnsi="Tahoma" w:cs="Tahoma"/>
-                <w:b/>
-                <w:bCs/>
-                <w:sz w:val="16"/>
-                <w:szCs w:val="16"/>
-              </w:rPr>
-            </w:pPr>
-            <w:r>
-              <w:rPr>
-                <w:rFonts w:ascii="Tahoma" w:hAnsi="Tahoma" w:cs="Tahoma"/>
-                <w:b/>
-                <w:bCs/>
-                <w:sz w:val="16"/>
-                <w:szCs w:val="16"/>
-              </w:rPr>
-              <w:t>{</w:t>
-            </w:r>
-            <w:r>
-              <w:rPr>
-                <w:rFonts w:ascii="Consolas" w:hAnsi="Consolas" w:cs="Consolas"/>
-                <w:color w:val="000000"/>
-                <w:sz w:val="16"/>
-                <w:szCs w:val="16"/>
-              </w:rPr>
-              <w:t>AccountNumber</w:t>
-            </w:r>
-            <w:r>
-              <w:rPr>
-                <w:rFonts w:ascii="Tahoma" w:hAnsi="Tahoma" w:cs="Tahoma"/>
-                <w:b/>
-                <w:bCs/>
-                <w:sz w:val="16"/>
-                <w:szCs w:val="16"/>
-              </w:rPr>
-              <w:t>}</w:t>
+            <w:proofErr w:type="spellStart"/>
+            <w:r>
+              <w:rPr>
+                <w:rFonts w:ascii="Tahoma" w:hAnsi="Tahoma" w:cs="Tahoma"/>
+                <w:b/>
+                <w:bCs/>
+                <w:sz w:val="16"/>
+                <w:szCs w:val="16"/>
+              </w:rPr>
+              <w:t>Authorised</w:t>
+            </w:r>
+            <w:proofErr w:type="spellEnd"/>
+            <w:r>
+              <w:rPr>
+                <w:rFonts w:ascii="Tahoma" w:hAnsi="Tahoma" w:cs="Tahoma"/>
+                <w:b/>
+                <w:bCs/>
+                <w:sz w:val="16"/>
+                <w:szCs w:val="16"/>
+              </w:rPr>
+              <w:t xml:space="preserve"> Signatory</w:t>
             </w:r>
           </w:p>
         </w:tc>
       </w:tr>
       <w:tr>
         <w:trPr>
-          <w:trHeight w:val="236"/>
+          <w:gridAfter w:val="1"/>
+          <w:wAfter w:w="25" w:type="dxa"/>
+          <w:trHeight w:val="52"/>
         </w:trPr>
         <w:tc>
           <w:tcPr>
-            <w:tcW w:w="2621" w:type="dxa"/>
-            <w:vAlign w:val="center"/>
+            <w:tcW w:w="13707" w:type="dxa"/>
+            <w:gridSpan w:val="4"/>
+          </w:tcPr>
+          <w:p>
+            <w:pPr>
+              <w:tabs>
+                <w:tab w:val="left" w:pos="7322"/>
+              </w:tabs>
+              <w:rPr>
+                <w:rFonts w:ascii="Tahoma" w:hAnsi="Tahoma" w:cs="Tahoma"/>
+                <w:b/>
+                <w:bCs/>
+                <w:sz w:val="16"/>
+                <w:szCs w:val="16"/>
+              </w:rPr>
+            </w:pPr>
+            <w:r>
+              <w:rPr>
+                <w:rFonts w:ascii="Tahoma" w:hAnsi="Tahoma" w:cs="Tahoma"/>
+                <w:b/>
+                <w:bCs/>
+                <w:sz w:val="16"/>
+                <w:szCs w:val="16"/>
+              </w:rPr>
+              <w:t>All disputes are subject to Sangrur Jurisdiction.</w:t>
+            </w:r>
+          </w:p>
+        </w:tc>
+        <w:tc>
+          <w:tcPr>
+            <w:tcW w:w="4164" w:type="dxa"/>
           </w:tcPr>
           <w:p>
             <w:pPr>
@@ -2205,455 +2782,22 @@
                 <w:szCs w:val="16"/>
               </w:rPr>
             </w:pPr>
-            <w:r>
-              <w:rPr>
-                <w:rFonts w:ascii="Tahoma" w:hAnsi="Tahoma" w:cs="Tahoma"/>
-                <w:b/>
-                <w:bCs/>
-                <w:sz w:val="16"/>
-                <w:szCs w:val="16"/>
-              </w:rPr>
-              <w:t>Branch :</w:t>
-            </w:r>
-          </w:p>
-        </w:tc>
-        <w:tc>
-          <w:tcPr>
-            <w:tcW w:w="15240" w:type="dxa"/>
-            <w:gridSpan w:val="5"/>
-          </w:tcPr>
-          <w:p>
-            <w:pPr>
-              <w:tabs>
-                <w:tab w:val="left" w:pos="7322"/>
-              </w:tabs>
-              <w:rPr>
-                <w:rFonts w:ascii="Tahoma" w:hAnsi="Tahoma" w:cs="Tahoma"/>
-                <w:b/>
-                <w:bCs/>
-                <w:sz w:val="16"/>
-                <w:szCs w:val="16"/>
-              </w:rPr>
-            </w:pPr>
-            <w:r>
-              <w:rPr>
-                <w:rFonts w:ascii="Tahoma" w:hAnsi="Tahoma" w:cs="Tahoma"/>
-                <w:b/>
-                <w:bCs/>
-                <w:sz w:val="16"/>
-                <w:szCs w:val="16"/>
-              </w:rPr>
-              <w:t>{</w:t>
-            </w:r>
-            <w:r>
-              <w:rPr>
-                <w:rFonts w:ascii="Consolas" w:hAnsi="Consolas" w:cs="Consolas"/>
-                <w:color w:val="000000"/>
-                <w:sz w:val="19"/>
-                <w:szCs w:val="19"/>
-              </w:rPr>
-              <w:t>BankBranch</w:t>
-            </w:r>
-            <w:r>
-              <w:rPr>
-                <w:rFonts w:ascii="Tahoma" w:hAnsi="Tahoma" w:cs="Tahoma"/>
-                <w:b/>
-                <w:bCs/>
-                <w:sz w:val="16"/>
-                <w:szCs w:val="16"/>
-              </w:rPr>
-              <w:t>}</w:t>
-            </w:r>
-          </w:p>
-        </w:tc>
-      </w:tr>
-      <w:tr>
-        <w:trPr>
-          <w:trHeight w:val="224"/>
-        </w:trPr>
-        <w:tc>
-          <w:tcPr>
-            <w:tcW w:w="2621" w:type="dxa"/>
-            <w:vAlign w:val="center"/>
-          </w:tcPr>
-          <w:p>
-            <w:pPr>
-              <w:tabs>
-                <w:tab w:val="left" w:pos="7322"/>
-              </w:tabs>
-              <w:jc w:val="center"/>
-              <w:rPr>
-                <w:rFonts w:ascii="Tahoma" w:hAnsi="Tahoma" w:cs="Tahoma"/>
-                <w:b/>
-                <w:bCs/>
-                <w:sz w:val="16"/>
-                <w:szCs w:val="16"/>
-              </w:rPr>
-            </w:pPr>
-            <w:r>
-              <w:rPr>
-                <w:rFonts w:ascii="Tahoma" w:hAnsi="Tahoma" w:cs="Tahoma"/>
-                <w:b/>
-                <w:bCs/>
-                <w:sz w:val="16"/>
-                <w:szCs w:val="16"/>
-              </w:rPr>
-              <w:t xml:space="preserve">Bank Address : </w:t>
-            </w:r>
-          </w:p>
-        </w:tc>
-        <w:tc>
-          <w:tcPr>
-            <w:tcW w:w="15240" w:type="dxa"/>
-            <w:gridSpan w:val="5"/>
-          </w:tcPr>
-          <w:p>
-            <w:pPr>
-              <w:tabs>
-                <w:tab w:val="left" w:pos="7322"/>
-              </w:tabs>
-              <w:rPr>
-                <w:rFonts w:ascii="Tahoma" w:hAnsi="Tahoma" w:cs="Tahoma"/>
-                <w:b/>
-                <w:bCs/>
-                <w:sz w:val="16"/>
-                <w:szCs w:val="16"/>
-              </w:rPr>
-            </w:pPr>
-            <w:r>
-              <w:rPr>
-                <w:rFonts w:ascii="Tahoma" w:hAnsi="Tahoma" w:cs="Tahoma"/>
-                <w:b/>
-                <w:bCs/>
-                <w:sz w:val="16"/>
-                <w:szCs w:val="16"/>
-              </w:rPr>
-              <w:t>{</w:t>
-            </w:r>
-            <w:r>
-              <w:rPr>
-                <w:rFonts w:ascii="Consolas" w:hAnsi="Consolas" w:cs="Consolas"/>
-                <w:color w:val="000000"/>
-                <w:sz w:val="19"/>
-                <w:szCs w:val="19"/>
-              </w:rPr>
-              <w:t>Address1</w:t>
-            </w:r>
-            <w:r>
-              <w:rPr>
-                <w:rFonts w:ascii="Tahoma" w:hAnsi="Tahoma" w:cs="Tahoma"/>
-                <w:b/>
-                <w:bCs/>
-                <w:sz w:val="16"/>
-                <w:szCs w:val="16"/>
-              </w:rPr>
-              <w:t>}</w:t>
-            </w:r>
-          </w:p>
-        </w:tc>
-      </w:tr>
-      <w:tr>
-        <w:trPr>
-          <w:trHeight w:val="603"/>
-        </w:trPr>
-        <w:tc>
-          <w:tcPr>
-            <w:tcW w:w="13444" w:type="dxa"/>
-            <w:gridSpan w:val="4"/>
-          </w:tcPr>
-          <w:p>
-            <w:pPr>
-              <w:tabs>
-                <w:tab w:val="left" w:pos="7322"/>
-              </w:tabs>
-              <w:rPr>
-                <w:rFonts w:ascii="Tahoma" w:hAnsi="Tahoma" w:cs="Tahoma"/>
-                <w:b/>
-                <w:bCs/>
-                <w:sz w:val="16"/>
-                <w:szCs w:val="16"/>
-              </w:rPr>
-            </w:pPr>
-            <w:r>
-              <w:rPr>
-                <w:rFonts w:ascii="Tahoma" w:hAnsi="Tahoma" w:cs="Tahoma"/>
-                <w:b/>
-                <w:bCs/>
-                <w:sz w:val="16"/>
-                <w:szCs w:val="16"/>
-              </w:rPr>
-              <w:t xml:space="preserve">Certified that the </w:t>
-            </w:r>
-            <w:r>
-              <w:rPr>
-                <w:rFonts w:ascii="Tahoma" w:hAnsi="Tahoma" w:cs="Tahoma"/>
-                <w:b/>
-                <w:bCs/>
-                <w:sz w:val="16"/>
-                <w:szCs w:val="16"/>
-              </w:rPr>
-              <w:t>particulars given</w:t>
-            </w:r>
-            <w:r>
-              <w:rPr>
-                <w:rFonts w:ascii="Tahoma" w:hAnsi="Tahoma" w:cs="Tahoma"/>
-                <w:b/>
-                <w:bCs/>
-                <w:sz w:val="16"/>
-                <w:szCs w:val="16"/>
-              </w:rPr>
-              <w:t xml:space="preserve"> above are true and correct  and the amount indicated  represents the price actually charged  and that there is no flow of additional Consideration directly  from buyers.</w:t>
-            </w:r>
-          </w:p>
-          <w:p>
-            <w:pPr>
-              <w:tabs>
-                <w:tab w:val="left" w:pos="7322"/>
-              </w:tabs>
-              <w:jc w:val="center"/>
-              <w:rPr>
-                <w:rFonts w:ascii="Tahoma" w:hAnsi="Tahoma" w:cs="Tahoma"/>
-                <w:b/>
-                <w:bCs/>
-                <w:sz w:val="16"/>
-                <w:szCs w:val="16"/>
-              </w:rPr>
-            </w:pPr>
-          </w:p>
-        </w:tc>
-        <w:tc>
-          <w:tcPr>
-            <w:tcW w:w="4417" w:type="dxa"/>
-            <w:gridSpan w:val="2"/>
-            <w:vAlign w:val="center"/>
-          </w:tcPr>
-          <w:p>
-            <w:pPr>
-              <w:jc w:val="center"/>
-              <w:rPr>
-                <w:rFonts w:ascii="Tahoma" w:eastAsia="Arial" w:hAnsi="Tahoma" w:cs="Tahoma"/>
-                <w:bCs/>
-                <w:sz w:val="16"/>
-                <w:szCs w:val="16"/>
-              </w:rPr>
-            </w:pPr>
-            <w:r>
-              <w:rPr>
-                <w:rFonts w:ascii="Tahoma" w:eastAsia="Arial" w:hAnsi="Tahoma" w:cs="Tahoma"/>
-                <w:bCs/>
-                <w:sz w:val="16"/>
-                <w:szCs w:val="16"/>
-              </w:rPr>
-              <w:t>Thanking you</w:t>
-            </w:r>
-          </w:p>
-          <w:p>
-            <w:pPr>
-              <w:jc w:val="center"/>
-              <w:rPr>
-                <w:rFonts w:ascii="Tahoma" w:eastAsia="Arial" w:hAnsi="Tahoma" w:cs="Tahoma"/>
-                <w:bCs/>
-                <w:sz w:val="16"/>
-                <w:szCs w:val="16"/>
-              </w:rPr>
-            </w:pPr>
-            <w:r>
-              <w:rPr>
-                <w:rFonts w:ascii="Tahoma" w:eastAsia="Arial" w:hAnsi="Tahoma" w:cs="Tahoma"/>
-                <w:bCs/>
-                <w:sz w:val="16"/>
-                <w:szCs w:val="16"/>
-              </w:rPr>
-              <w:t>Yours faithfully</w:t>
-            </w:r>
-          </w:p>
-          <w:p>
-            <w:pPr>
-              <w:tabs>
-                <w:tab w:val="left" w:pos="7322"/>
-              </w:tabs>
-              <w:jc w:val="center"/>
-              <w:rPr>
-                <w:rFonts w:ascii="Tahoma" w:hAnsi="Tahoma" w:cs="Tahoma"/>
-                <w:b/>
-                <w:bCs/>
-                <w:sz w:val="16"/>
-                <w:szCs w:val="16"/>
-              </w:rPr>
-            </w:pPr>
-            <w:r>
-              <w:rPr>
-                <w:rFonts w:ascii="Tahoma" w:hAnsi="Tahoma" w:cs="Tahoma"/>
-                <w:b/>
-                <w:bCs/>
-                <w:sz w:val="16"/>
-                <w:szCs w:val="16"/>
-              </w:rPr>
-              <w:t>FOR CEDAAR TEXTILE PVT . LTD</w:t>
-            </w:r>
-          </w:p>
-        </w:tc>
-      </w:tr>
-      <w:tr>
-        <w:trPr>
-          <w:trHeight w:val="373"/>
-        </w:trPr>
-        <w:tc>
-          <w:tcPr>
-            <w:tcW w:w="13444" w:type="dxa"/>
-            <w:gridSpan w:val="4"/>
-          </w:tcPr>
-          <w:p>
-            <w:pPr>
-              <w:tabs>
-                <w:tab w:val="left" w:pos="7322"/>
-              </w:tabs>
-              <w:rPr>
-                <w:rFonts w:ascii="Tahoma" w:hAnsi="Tahoma" w:cs="Tahoma"/>
-                <w:b/>
-                <w:bCs/>
-                <w:sz w:val="16"/>
-                <w:szCs w:val="16"/>
-              </w:rPr>
-            </w:pPr>
-            <w:r>
-              <w:rPr>
-                <w:rFonts w:ascii="Tahoma" w:hAnsi="Tahoma" w:cs="Tahoma"/>
-                <w:b/>
-                <w:bCs/>
-                <w:sz w:val="16"/>
-                <w:szCs w:val="16"/>
-              </w:rPr>
-              <w:t xml:space="preserve">Certified that the </w:t>
-            </w:r>
-            <w:r>
-              <w:rPr>
-                <w:rFonts w:ascii="Tahoma" w:hAnsi="Tahoma" w:cs="Tahoma"/>
-                <w:b/>
-                <w:bCs/>
-                <w:sz w:val="16"/>
-                <w:szCs w:val="16"/>
-              </w:rPr>
-              <w:t>particulars given</w:t>
-            </w:r>
-            <w:r>
-              <w:rPr>
-                <w:rFonts w:ascii="Tahoma" w:hAnsi="Tahoma" w:cs="Tahoma"/>
-                <w:b/>
-                <w:bCs/>
-                <w:sz w:val="16"/>
-                <w:szCs w:val="16"/>
-              </w:rPr>
-              <w:t xml:space="preserve"> above are true and correct  and the amount indicated  is provisional and additional consideration  will be received from the buyer on account of .</w:t>
-            </w:r>
-          </w:p>
-          <w:p>
-            <w:pPr>
-              <w:tabs>
-                <w:tab w:val="left" w:pos="7322"/>
-              </w:tabs>
-              <w:rPr>
-                <w:rFonts w:ascii="Tahoma" w:hAnsi="Tahoma" w:cs="Tahoma"/>
-                <w:b/>
-                <w:bCs/>
-                <w:sz w:val="16"/>
-                <w:szCs w:val="16"/>
-              </w:rPr>
-            </w:pPr>
-          </w:p>
-        </w:tc>
-        <w:tc>
-          <w:tcPr>
-            <w:tcW w:w="4417" w:type="dxa"/>
-            <w:gridSpan w:val="2"/>
-            <w:vMerge w:val="restart"/>
-            <w:vAlign w:val="bottom"/>
-          </w:tcPr>
-          <w:p>
-            <w:pPr>
-              <w:tabs>
-                <w:tab w:val="left" w:pos="7322"/>
-              </w:tabs>
-              <w:jc w:val="center"/>
-              <w:rPr>
-                <w:rFonts w:ascii="Tahoma" w:hAnsi="Tahoma" w:cs="Tahoma"/>
-                <w:b/>
-                <w:bCs/>
-                <w:sz w:val="16"/>
-                <w:szCs w:val="16"/>
-              </w:rPr>
-            </w:pPr>
-            <w:r>
-              <w:rPr>
-                <w:rFonts w:ascii="Tahoma" w:hAnsi="Tahoma" w:cs="Tahoma"/>
-                <w:b/>
-                <w:bCs/>
-                <w:sz w:val="16"/>
-                <w:szCs w:val="16"/>
-              </w:rPr>
-              <w:t>Authorised Signatory</w:t>
-            </w:r>
-          </w:p>
-        </w:tc>
-      </w:tr>
-      <w:tr>
-        <w:trPr>
-          <w:trHeight w:val="102"/>
-        </w:trPr>
-        <w:tc>
-          <w:tcPr>
-            <w:tcW w:w="13444" w:type="dxa"/>
-            <w:gridSpan w:val="4"/>
-          </w:tcPr>
-          <w:p>
-            <w:pPr>
-              <w:tabs>
-                <w:tab w:val="left" w:pos="7322"/>
-              </w:tabs>
-              <w:rPr>
-                <w:rFonts w:ascii="Tahoma" w:hAnsi="Tahoma" w:cs="Tahoma"/>
-                <w:b/>
-                <w:bCs/>
-                <w:sz w:val="16"/>
-                <w:szCs w:val="16"/>
-              </w:rPr>
-            </w:pPr>
-            <w:r>
-              <w:rPr>
-                <w:rFonts w:ascii="Tahoma" w:hAnsi="Tahoma" w:cs="Tahoma"/>
-                <w:b/>
-                <w:bCs/>
-                <w:sz w:val="16"/>
-                <w:szCs w:val="16"/>
-              </w:rPr>
-              <w:t>All disputes are subject to Sangrur Jurisdiction .</w:t>
-            </w:r>
-          </w:p>
-        </w:tc>
-        <w:tc>
-          <w:tcPr>
-            <w:tcW w:w="4417" w:type="dxa"/>
-            <w:gridSpan w:val="2"/>
-            <w:vMerge/>
-          </w:tcPr>
-          <w:p>
-            <w:pPr>
-              <w:tabs>
-                <w:tab w:val="left" w:pos="7322"/>
-              </w:tabs>
-              <w:jc w:val="center"/>
-              <w:rPr>
-                <w:rFonts w:ascii="Tahoma" w:hAnsi="Tahoma" w:cs="Tahoma"/>
-                <w:b/>
-                <w:bCs/>
-                <w:sz w:val="16"/>
-                <w:szCs w:val="16"/>
-              </w:rPr>
-            </w:pPr>
           </w:p>
         </w:tc>
       </w:tr>
     </w:tbl>
+    <w:p>
+      <w:pPr>
+        <w:tabs>
+          <w:tab w:val="left" w:pos="7322"/>
+        </w:tabs>
+        <w:rPr>
+          <w:rFonts w:ascii="Arial Narrow" w:hAnsi="Arial Narrow" w:cs="Arial"/>
+          <w:sz w:val="20"/>
+          <w:szCs w:val="20"/>
+        </w:rPr>
+      </w:pPr>
+    </w:p>
     <w:p>
       <w:pPr>
         <w:tabs>
@@ -2856,6 +3000,7 @@
           </w:rPr>
           <w:t xml:space="preserve">, </w:t>
         </w:r>
+        <w:proofErr w:type="spellStart"/>
         <w:r>
           <w:rPr>
             <w:rFonts w:ascii="Arial" w:hAnsi="Arial" w:cs="Arial"/>
@@ -2864,7 +3009,18 @@
             <w:szCs w:val="18"/>
             <w:lang w:val="en-IN"/>
           </w:rPr>
-          <w:t xml:space="preserve">Karnatka – </w:t>
+          <w:t>Karnatka</w:t>
+        </w:r>
+        <w:proofErr w:type="spellEnd"/>
+        <w:r>
+          <w:rPr>
+            <w:rFonts w:ascii="Arial" w:hAnsi="Arial" w:cs="Arial"/>
+            <w:color w:val="525A5D"/>
+            <w:sz w:val="18"/>
+            <w:szCs w:val="18"/>
+            <w:lang w:val="en-IN"/>
+          </w:rPr>
+          <w:t xml:space="preserve"> – </w:t>
         </w:r>
         <w:r>
           <w:rPr>
@@ -3114,6 +3270,7 @@
                                 <w:szCs w:val="32"/>
                               </w:rPr>
                             </w:pPr>
+                            <w:proofErr w:type="spellStart"/>
                             <w:r>
                               <w:rPr>
                                 <w:b/>
@@ -3130,7 +3287,17 @@
                                 <w:sz w:val="32"/>
                                 <w:szCs w:val="32"/>
                               </w:rPr>
-                              <w:t>edaar Textile Private Limited</w:t>
+                              <w:t>edaar</w:t>
+                            </w:r>
+                            <w:proofErr w:type="spellEnd"/>
+                            <w:r>
+                              <w:rPr>
+                                <w:b/>
+                                <w:bCs/>
+                                <w:sz w:val="32"/>
+                                <w:szCs w:val="32"/>
+                              </w:rPr>
+                              <w:t xml:space="preserve"> Textile Private Limited</w:t>
                             </w:r>
                           </w:p>
                           <w:p/>

--- a/APLOS/POPResources/Templates/LocalTaxInvoice202034.docx
+++ b/APLOS/POPResources/Templates/LocalTaxInvoice202034.docx
@@ -332,7 +332,6 @@
               </w:rPr>
               <w:t xml:space="preserve"> </w:t>
             </w:r>
-            <w:proofErr w:type="gramStart"/>
             <w:r>
               <w:rPr>
                 <w:rFonts w:ascii="Tahoma" w:hAnsi="Tahoma" w:cs="Tahoma"/>
@@ -343,7 +342,6 @@
               </w:rPr>
               <w:t>PH:-</w:t>
             </w:r>
-            <w:proofErr w:type="gramEnd"/>
             <w:r>
               <w:rPr>
                 <w:rFonts w:ascii="Tahoma" w:hAnsi="Tahoma" w:cs="Tahoma"/>
@@ -431,27 +429,7 @@
                 <w:sz w:val="16"/>
                 <w:szCs w:val="16"/>
               </w:rPr>
-              <w:t xml:space="preserve">GST </w:t>
-            </w:r>
-            <w:proofErr w:type="gramStart"/>
-            <w:r>
-              <w:rPr>
-                <w:rFonts w:ascii="Tahoma" w:hAnsi="Tahoma" w:cs="Tahoma"/>
-                <w:b/>
-                <w:sz w:val="16"/>
-                <w:szCs w:val="16"/>
-              </w:rPr>
-              <w:t>NO :</w:t>
-            </w:r>
-            <w:proofErr w:type="gramEnd"/>
-            <w:r>
-              <w:rPr>
-                <w:rFonts w:ascii="Tahoma" w:hAnsi="Tahoma" w:cs="Tahoma"/>
-                <w:b/>
-                <w:sz w:val="16"/>
-                <w:szCs w:val="16"/>
-              </w:rPr>
-              <w:t xml:space="preserve"> 03AAJCC0212A1ZR</w:t>
+              <w:t>GST NO : 03AAJCC0212A1ZR</w:t>
             </w:r>
           </w:p>
         </w:tc>
@@ -781,7 +759,6 @@
               <w:t xml:space="preserve">Customer </w:t>
             </w:r>
             <w:proofErr w:type="spellStart"/>
-            <w:proofErr w:type="gramStart"/>
             <w:r>
               <w:rPr>
                 <w:rFonts w:ascii="Tahoma" w:hAnsi="Tahoma" w:cs="Tahoma"/>
@@ -819,7 +796,6 @@
               </w:rPr>
               <w:t>:-</w:t>
             </w:r>
-            <w:proofErr w:type="gramEnd"/>
             <w:r>
               <w:rPr>
                 <w:rFonts w:ascii="Tahoma" w:hAnsi="Tahoma" w:cs="Tahoma"/>
@@ -881,27 +857,7 @@
                 <w:sz w:val="16"/>
                 <w:szCs w:val="16"/>
               </w:rPr>
-              <w:t xml:space="preserve">PAN </w:t>
-            </w:r>
-            <w:proofErr w:type="gramStart"/>
-            <w:r>
-              <w:rPr>
-                <w:rFonts w:ascii="Tahoma" w:hAnsi="Tahoma" w:cs="Tahoma"/>
-                <w:b/>
-                <w:sz w:val="16"/>
-                <w:szCs w:val="16"/>
-              </w:rPr>
-              <w:t>NO :</w:t>
-            </w:r>
-            <w:proofErr w:type="gramEnd"/>
-            <w:r>
-              <w:rPr>
-                <w:rFonts w:ascii="Tahoma" w:hAnsi="Tahoma" w:cs="Tahoma"/>
-                <w:b/>
-                <w:sz w:val="16"/>
-                <w:szCs w:val="16"/>
-              </w:rPr>
-              <w:t>-</w:t>
+              <w:t>PAN NO :-</w:t>
             </w:r>
             <w:r>
               <w:rPr>
@@ -1383,19 +1339,8 @@
                 <w:sz w:val="16"/>
                 <w:szCs w:val="16"/>
               </w:rPr>
-              <w:t xml:space="preserve">Container </w:t>
-            </w:r>
-            <w:proofErr w:type="gramStart"/>
-            <w:r>
-              <w:rPr>
-                <w:rFonts w:ascii="Tahoma" w:hAnsi="Tahoma" w:cs="Tahoma"/>
-                <w:b/>
-                <w:sz w:val="16"/>
-                <w:szCs w:val="16"/>
-              </w:rPr>
-              <w:t>No :</w:t>
-            </w:r>
-            <w:proofErr w:type="gramEnd"/>
+              <w:t>Container No :</w:t>
+            </w:r>
             <w:r>
               <w:rPr>
                 <w:rFonts w:ascii="Tahoma" w:hAnsi="Tahoma" w:cs="Tahoma"/>
@@ -1736,7 +1681,6 @@
               </w:rPr>
               <w:t xml:space="preserve">Transport Doc </w:t>
             </w:r>
-            <w:proofErr w:type="gramStart"/>
             <w:r>
               <w:rPr>
                 <w:rFonts w:ascii="Tahoma" w:hAnsi="Tahoma" w:cs="Tahoma"/>
@@ -1758,7 +1702,6 @@
               <w:t>{</w:t>
             </w:r>
             <w:proofErr w:type="spellStart"/>
-            <w:proofErr w:type="gramEnd"/>
             <w:r>
               <w:rPr>
                 <w:rFonts w:ascii="Consolas" w:hAnsi="Consolas" w:cs="Consolas"/>
@@ -2128,7 +2071,6 @@
                 <w:szCs w:val="16"/>
               </w:rPr>
             </w:pPr>
-            <w:proofErr w:type="gramStart"/>
             <w:r>
               <w:rPr>
                 <w:rFonts w:ascii="Tahoma" w:eastAsia="Arial" w:hAnsi="Tahoma" w:cs="Tahoma"/>
@@ -2137,18 +2079,7 @@
                 <w:sz w:val="16"/>
                 <w:szCs w:val="16"/>
               </w:rPr>
-              <w:t>Total :</w:t>
-            </w:r>
-            <w:proofErr w:type="gramEnd"/>
-            <w:r>
-              <w:rPr>
-                <w:rFonts w:ascii="Tahoma" w:eastAsia="Arial" w:hAnsi="Tahoma" w:cs="Tahoma"/>
-                <w:b/>
-                <w:bCs/>
-                <w:sz w:val="16"/>
-                <w:szCs w:val="16"/>
-              </w:rPr>
-              <w:t xml:space="preserve"> {</w:t>
+              <w:t>Total : {</w:t>
             </w:r>
             <w:proofErr w:type="spellStart"/>
             <w:r>
@@ -3093,6 +3024,208 @@
             <w:szCs w:val="18"/>
           </w:rPr>
         </w:pPr>
+        <w:r>
+          <w:rPr>
+            <w:sz w:val="14"/>
+            <w:szCs w:val="14"/>
+          </w:rPr>
+          <w:t>Print</w:t>
+        </w:r>
+        <w:r>
+          <w:rPr>
+            <w:sz w:val="14"/>
+            <w:szCs w:val="14"/>
+          </w:rPr>
+          <w:t>ing</w:t>
+        </w:r>
+        <w:r>
+          <w:rPr>
+            <w:sz w:val="14"/>
+            <w:szCs w:val="14"/>
+          </w:rPr>
+          <w:t xml:space="preserve"> By: {</w:t>
+        </w:r>
+        <w:proofErr w:type="spellStart"/>
+        <w:r>
+          <w:rPr>
+            <w:sz w:val="14"/>
+            <w:szCs w:val="14"/>
+          </w:rPr>
+          <w:t>PrintedBy</w:t>
+        </w:r>
+        <w:proofErr w:type="spellEnd"/>
+        <w:r>
+          <w:rPr>
+            <w:sz w:val="14"/>
+            <w:szCs w:val="14"/>
+          </w:rPr>
+          <w:t>}</w:t>
+        </w:r>
+        <w:r>
+          <w:rPr>
+            <w:sz w:val="14"/>
+            <w:szCs w:val="14"/>
+          </w:rPr>
+          <w:tab/>
+        </w:r>
+        <w:r>
+          <w:rPr>
+            <w:sz w:val="14"/>
+            <w:szCs w:val="14"/>
+          </w:rPr>
+          <w:tab/>
+        </w:r>
+        <w:r>
+          <w:rPr>
+            <w:sz w:val="14"/>
+            <w:szCs w:val="14"/>
+          </w:rPr>
+          <w:tab/>
+        </w:r>
+        <w:r>
+          <w:rPr>
+            <w:sz w:val="14"/>
+            <w:szCs w:val="14"/>
+          </w:rPr>
+          <w:tab/>
+          <w:t xml:space="preserve"> </w:t>
+        </w:r>
+        <w:r>
+          <w:rPr>
+            <w:sz w:val="14"/>
+            <w:szCs w:val="14"/>
+          </w:rPr>
+          <w:tab/>
+        </w:r>
+        <w:r>
+          <w:rPr>
+            <w:sz w:val="14"/>
+            <w:szCs w:val="14"/>
+          </w:rPr>
+          <w:tab/>
+        </w:r>
+        <w:r>
+          <w:rPr>
+            <w:sz w:val="14"/>
+            <w:szCs w:val="14"/>
+          </w:rPr>
+          <w:tab/>
+        </w:r>
+        <w:r>
+          <w:rPr>
+            <w:sz w:val="14"/>
+            <w:szCs w:val="14"/>
+          </w:rPr>
+          <w:tab/>
+        </w:r>
+        <w:r>
+          <w:rPr>
+            <w:sz w:val="14"/>
+            <w:szCs w:val="14"/>
+          </w:rPr>
+          <w:t>Created By: {</w:t>
+        </w:r>
+        <w:proofErr w:type="spellStart"/>
+        <w:r>
+          <w:rPr>
+            <w:sz w:val="14"/>
+            <w:szCs w:val="14"/>
+          </w:rPr>
+          <w:t>CreatedBy</w:t>
+        </w:r>
+        <w:proofErr w:type="spellEnd"/>
+        <w:r>
+          <w:rPr>
+            <w:sz w:val="14"/>
+            <w:szCs w:val="14"/>
+          </w:rPr>
+          <w:t>}</w:t>
+        </w:r>
+        <w:r>
+          <w:rPr>
+            <w:sz w:val="14"/>
+            <w:szCs w:val="14"/>
+          </w:rPr>
+          <w:tab/>
+        </w:r>
+        <w:r>
+          <w:rPr>
+            <w:sz w:val="14"/>
+            <w:szCs w:val="14"/>
+          </w:rPr>
+          <w:tab/>
+        </w:r>
+        <w:r>
+          <w:rPr>
+            <w:sz w:val="14"/>
+            <w:szCs w:val="14"/>
+          </w:rPr>
+          <w:tab/>
+        </w:r>
+        <w:r>
+          <w:rPr>
+            <w:sz w:val="14"/>
+            <w:szCs w:val="14"/>
+          </w:rPr>
+          <w:tab/>
+        </w:r>
+        <w:r>
+          <w:rPr>
+            <w:sz w:val="14"/>
+            <w:szCs w:val="14"/>
+          </w:rPr>
+          <w:tab/>
+          <w:t xml:space="preserve">                           </w:t>
+        </w:r>
+        <w:r>
+          <w:rPr>
+            <w:sz w:val="14"/>
+            <w:szCs w:val="14"/>
+          </w:rPr>
+          <w:tab/>
+        </w:r>
+        <w:r>
+          <w:rPr>
+            <w:sz w:val="14"/>
+            <w:szCs w:val="14"/>
+          </w:rPr>
+          <w:tab/>
+        </w:r>
+        <w:r>
+          <w:rPr>
+            <w:sz w:val="14"/>
+            <w:szCs w:val="14"/>
+          </w:rPr>
+          <w:tab/>
+        </w:r>
+        <w:r>
+          <w:rPr>
+            <w:sz w:val="14"/>
+            <w:szCs w:val="14"/>
+          </w:rPr>
+          <w:tab/>
+        </w:r>
+        <w:r>
+          <w:rPr>
+            <w:sz w:val="14"/>
+            <w:szCs w:val="14"/>
+          </w:rPr>
+          <w:t>Print</w:t>
+        </w:r>
+        <w:r>
+          <w:rPr>
+            <w:sz w:val="14"/>
+            <w:szCs w:val="14"/>
+          </w:rPr>
+          <w:t>ing</w:t>
+        </w:r>
+        <w:r>
+          <w:rPr>
+            <w:sz w:val="14"/>
+            <w:szCs w:val="14"/>
+          </w:rPr>
+          <w:t xml:space="preserve"> Time: {DT}</w:t>
+        </w:r>
       </w:p>
     </w:sdtContent>
   </w:sdt>
@@ -3100,6 +3233,9 @@
     <w:pPr>
       <w:jc w:val="center"/>
     </w:pPr>
+    <w:r>
+      <w:tab/>
+    </w:r>
   </w:p>
 </w:ftr>
 </file>
@@ -3270,7 +3406,6 @@
                                 <w:szCs w:val="32"/>
                               </w:rPr>
                             </w:pPr>
-                            <w:proofErr w:type="spellStart"/>
                             <w:r>
                               <w:rPr>
                                 <w:b/>
@@ -3287,17 +3422,7 @@
                                 <w:sz w:val="32"/>
                                 <w:szCs w:val="32"/>
                               </w:rPr>
-                              <w:t>edaar</w:t>
-                            </w:r>
-                            <w:proofErr w:type="spellEnd"/>
-                            <w:r>
-                              <w:rPr>
-                                <w:b/>
-                                <w:bCs/>
-                                <w:sz w:val="32"/>
-                                <w:szCs w:val="32"/>
-                              </w:rPr>
-                              <w:t xml:space="preserve"> Textile Private Limited</w:t>
+                              <w:t>edaar Textile Private Limited</w:t>
                             </w:r>
                           </w:p>
                           <w:p/>
@@ -3315,7 +3440,7 @@
         </mc:Choice>
         <mc:Fallback>
           <w:pict>
-            <v:group w14:anchorId="41E25D52" id="Group 1" o:spid="_x0000_s1026" style="position:absolute;margin-left:291.9pt;margin-top:-2.2pt;width:262.3pt;height:29.9pt;z-index:251660288" coordsize="33313,3794" o:gfxdata="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">
+            <v:group w14:anchorId="41E25D52" id="Group 1" o:spid="_x0000_s1026" style="position:absolute;margin-left:291.9pt;margin-top:-2.2pt;width:262.3pt;height:29.9pt;z-index:251660288" coordsize="33313,3794" o:gfxdata="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">
               <v:shapetype id="_x0000_t75" coordsize="21600,21600" o:spt="75" o:preferrelative="t" path="m@4@5l@4@11@9@11@9@5xe" filled="f" stroked="f">
                 <v:stroke joinstyle="miter"/>
                 <v:formulas>

--- a/APLOS/POPResources/Templates/LocalTaxInvoice202034.docx
+++ b/APLOS/POPResources/Templates/LocalTaxInvoice202034.docx
@@ -332,6 +332,7 @@
               </w:rPr>
               <w:t xml:space="preserve"> </w:t>
             </w:r>
+            <w:proofErr w:type="gramStart"/>
             <w:r>
               <w:rPr>
                 <w:rFonts w:ascii="Tahoma" w:hAnsi="Tahoma" w:cs="Tahoma"/>
@@ -342,6 +343,7 @@
               </w:rPr>
               <w:t>PH:-</w:t>
             </w:r>
+            <w:proofErr w:type="gramEnd"/>
             <w:r>
               <w:rPr>
                 <w:rFonts w:ascii="Tahoma" w:hAnsi="Tahoma" w:cs="Tahoma"/>
@@ -429,7 +431,27 @@
                 <w:sz w:val="16"/>
                 <w:szCs w:val="16"/>
               </w:rPr>
-              <w:t>GST NO : 03AAJCC0212A1ZR</w:t>
+              <w:t xml:space="preserve">GST </w:t>
+            </w:r>
+            <w:proofErr w:type="gramStart"/>
+            <w:r>
+              <w:rPr>
+                <w:rFonts w:ascii="Tahoma" w:hAnsi="Tahoma" w:cs="Tahoma"/>
+                <w:b/>
+                <w:sz w:val="16"/>
+                <w:szCs w:val="16"/>
+              </w:rPr>
+              <w:t>NO :</w:t>
+            </w:r>
+            <w:proofErr w:type="gramEnd"/>
+            <w:r>
+              <w:rPr>
+                <w:rFonts w:ascii="Tahoma" w:hAnsi="Tahoma" w:cs="Tahoma"/>
+                <w:b/>
+                <w:sz w:val="16"/>
+                <w:szCs w:val="16"/>
+              </w:rPr>
+              <w:t xml:space="preserve"> 03AAJCC0212A1ZR</w:t>
             </w:r>
           </w:p>
         </w:tc>
@@ -759,6 +781,7 @@
               <w:t xml:space="preserve">Customer </w:t>
             </w:r>
             <w:proofErr w:type="spellStart"/>
+            <w:proofErr w:type="gramStart"/>
             <w:r>
               <w:rPr>
                 <w:rFonts w:ascii="Tahoma" w:hAnsi="Tahoma" w:cs="Tahoma"/>
@@ -796,6 +819,7 @@
               </w:rPr>
               <w:t>:-</w:t>
             </w:r>
+            <w:proofErr w:type="gramEnd"/>
             <w:r>
               <w:rPr>
                 <w:rFonts w:ascii="Tahoma" w:hAnsi="Tahoma" w:cs="Tahoma"/>
@@ -857,7 +881,27 @@
                 <w:sz w:val="16"/>
                 <w:szCs w:val="16"/>
               </w:rPr>
-              <w:t>PAN NO :-</w:t>
+              <w:t xml:space="preserve">PAN </w:t>
+            </w:r>
+            <w:proofErr w:type="gramStart"/>
+            <w:r>
+              <w:rPr>
+                <w:rFonts w:ascii="Tahoma" w:hAnsi="Tahoma" w:cs="Tahoma"/>
+                <w:b/>
+                <w:sz w:val="16"/>
+                <w:szCs w:val="16"/>
+              </w:rPr>
+              <w:t>NO :</w:t>
+            </w:r>
+            <w:proofErr w:type="gramEnd"/>
+            <w:r>
+              <w:rPr>
+                <w:rFonts w:ascii="Tahoma" w:hAnsi="Tahoma" w:cs="Tahoma"/>
+                <w:b/>
+                <w:sz w:val="16"/>
+                <w:szCs w:val="16"/>
+              </w:rPr>
+              <w:t>-</w:t>
             </w:r>
             <w:r>
               <w:rPr>
@@ -1339,8 +1383,19 @@
                 <w:sz w:val="16"/>
                 <w:szCs w:val="16"/>
               </w:rPr>
-              <w:t>Container No :</w:t>
-            </w:r>
+              <w:t xml:space="preserve">Container </w:t>
+            </w:r>
+            <w:proofErr w:type="gramStart"/>
+            <w:r>
+              <w:rPr>
+                <w:rFonts w:ascii="Tahoma" w:hAnsi="Tahoma" w:cs="Tahoma"/>
+                <w:b/>
+                <w:sz w:val="16"/>
+                <w:szCs w:val="16"/>
+              </w:rPr>
+              <w:t>No :</w:t>
+            </w:r>
+            <w:proofErr w:type="gramEnd"/>
             <w:r>
               <w:rPr>
                 <w:rFonts w:ascii="Tahoma" w:hAnsi="Tahoma" w:cs="Tahoma"/>
@@ -1387,6 +1442,44 @@
                 <w:szCs w:val="16"/>
               </w:rPr>
             </w:pPr>
+            <w:proofErr w:type="gramStart"/>
+            <w:r>
+              <w:rPr>
+                <w:rFonts w:ascii="Tahoma" w:hAnsi="Tahoma" w:cs="Tahoma"/>
+                <w:b/>
+                <w:sz w:val="16"/>
+                <w:szCs w:val="16"/>
+              </w:rPr>
+              <w:t>Type :</w:t>
+            </w:r>
+            <w:proofErr w:type="gramEnd"/>
+            <w:r>
+              <w:rPr>
+                <w:rFonts w:ascii="Tahoma" w:hAnsi="Tahoma" w:cs="Tahoma"/>
+                <w:b/>
+                <w:sz w:val="16"/>
+                <w:szCs w:val="16"/>
+              </w:rPr>
+              <w:t xml:space="preserve"> {</w:t>
+            </w:r>
+            <w:r>
+              <w:rPr>
+                <w:rFonts w:ascii="Tahoma" w:hAnsi="Tahoma" w:cs="Tahoma"/>
+                <w:bCs/>
+                <w:sz w:val="16"/>
+                <w:szCs w:val="16"/>
+              </w:rPr>
+              <w:t>Type</w:t>
+            </w:r>
+            <w:r>
+              <w:rPr>
+                <w:rFonts w:ascii="Tahoma" w:hAnsi="Tahoma" w:cs="Tahoma"/>
+                <w:b/>
+                <w:sz w:val="16"/>
+                <w:szCs w:val="16"/>
+              </w:rPr>
+              <w:t>}</w:t>
+            </w:r>
           </w:p>
         </w:tc>
       </w:tr>
@@ -1681,6 +1774,7 @@
               </w:rPr>
               <w:t xml:space="preserve">Transport Doc </w:t>
             </w:r>
+            <w:proofErr w:type="gramStart"/>
             <w:r>
               <w:rPr>
                 <w:rFonts w:ascii="Tahoma" w:hAnsi="Tahoma" w:cs="Tahoma"/>
@@ -1702,6 +1796,7 @@
               <w:t>{</w:t>
             </w:r>
             <w:proofErr w:type="spellStart"/>
+            <w:proofErr w:type="gramEnd"/>
             <w:r>
               <w:rPr>
                 <w:rFonts w:ascii="Consolas" w:hAnsi="Consolas" w:cs="Consolas"/>
@@ -2071,6 +2166,7 @@
                 <w:szCs w:val="16"/>
               </w:rPr>
             </w:pPr>
+            <w:proofErr w:type="gramStart"/>
             <w:r>
               <w:rPr>
                 <w:rFonts w:ascii="Tahoma" w:eastAsia="Arial" w:hAnsi="Tahoma" w:cs="Tahoma"/>
@@ -2079,7 +2175,18 @@
                 <w:sz w:val="16"/>
                 <w:szCs w:val="16"/>
               </w:rPr>
-              <w:t>Total : {</w:t>
+              <w:t>Total :</w:t>
+            </w:r>
+            <w:proofErr w:type="gramEnd"/>
+            <w:r>
+              <w:rPr>
+                <w:rFonts w:ascii="Tahoma" w:eastAsia="Arial" w:hAnsi="Tahoma" w:cs="Tahoma"/>
+                <w:b/>
+                <w:bCs/>
+                <w:sz w:val="16"/>
+                <w:szCs w:val="16"/>
+              </w:rPr>
+              <w:t xml:space="preserve"> {</w:t>
             </w:r>
             <w:proofErr w:type="spellStart"/>
             <w:r>
@@ -3117,12 +3224,6 @@
             <w:szCs w:val="14"/>
           </w:rPr>
           <w:tab/>
-        </w:r>
-        <w:r>
-          <w:rPr>
-            <w:sz w:val="14"/>
-            <w:szCs w:val="14"/>
-          </w:rPr>
           <w:t>Created By: {</w:t>
         </w:r>
         <w:proofErr w:type="spellStart"/>
